--- a/Documentacion/Plantilla Requisitos Software.docx
+++ b/Documentacion/Plantilla Requisitos Software.docx
@@ -1240,23 +1240,7 @@
                 <w:rFonts w:cs="Arial"/>
                 <w:noProof/>
               </w:rPr>
-              <w:t>Referenci</w:t>
-            </w:r>
-            <w:r>
-              <w:rPr>
-                <w:rStyle w:val="Hipervnculo"/>
-                <w:rFonts w:cs="Arial"/>
-                <w:noProof/>
-              </w:rPr>
-              <w:t>a</w:t>
-            </w:r>
-            <w:r>
-              <w:rPr>
-                <w:rStyle w:val="Hipervnculo"/>
-                <w:rFonts w:cs="Arial"/>
-                <w:noProof/>
-              </w:rPr>
-              <w:t>s</w:t>
+              <w:t>Referencias</w:t>
             </w:r>
             <w:r>
               <w:rPr>
@@ -4104,21 +4088,7 @@
                 <w:rStyle w:val="Hipervnculo"/>
                 <w:noProof/>
               </w:rPr>
-              <w:t>7. Mo</w:t>
-            </w:r>
-            <w:r>
-              <w:rPr>
-                <w:rStyle w:val="Hipervnculo"/>
-                <w:noProof/>
-              </w:rPr>
-              <w:t>c</w:t>
-            </w:r>
-            <w:r>
-              <w:rPr>
-                <w:rStyle w:val="Hipervnculo"/>
-                <w:noProof/>
-              </w:rPr>
-              <w:t>kup</w:t>
+              <w:t>7. Mockup</w:t>
             </w:r>
             <w:r>
               <w:rPr>
@@ -5023,6 +4993,7 @@
           <w:szCs w:val="24"/>
           <w:lang w:val="es-CO"/>
         </w:rPr>
+        <w:lastRenderedPageBreak/>
         <w:t>Propósito</w:t>
       </w:r>
       <w:bookmarkEnd w:id="7"/>
@@ -5423,6 +5394,7 @@
           <w:bCs/>
           <w:lang w:val="es-ES"/>
         </w:rPr>
+        <w:lastRenderedPageBreak/>
         <w:t>Escalabilidad</w:t>
       </w:r>
       <w:r>
@@ -5665,16 +5637,34 @@
         </w:rPr>
         <w:t xml:space="preserve">. </w:t>
       </w:r>
-      <w:hyperlink r:id="rId9" w:tgtFrame="_new" w:history="1">
-        <w:r>
-          <w:rPr>
-            <w:rStyle w:val="Hipervnculo"/>
-            <w:rFonts w:ascii="Arial" w:hAnsi="Arial" w:cs="Arial"/>
-            <w:lang w:val="en-US"/>
-          </w:rPr>
-          <w:t>https://www.python.org/</w:t>
-        </w:r>
-      </w:hyperlink>
+      <w:r>
+        <w:fldChar w:fldCharType="begin"/>
+      </w:r>
+      <w:r>
+        <w:rPr>
+          <w:lang w:val="en-US"/>
+        </w:rPr>
+        <w:instrText>HYPERLINK "https://www.python.org/" \t "_new"</w:instrText>
+      </w:r>
+      <w:r>
+        <w:fldChar w:fldCharType="separate"/>
+      </w:r>
+      <w:r>
+        <w:rPr>
+          <w:rStyle w:val="Hipervnculo"/>
+          <w:rFonts w:ascii="Arial" w:hAnsi="Arial" w:cs="Arial"/>
+          <w:lang w:val="en-US"/>
+        </w:rPr>
+        <w:t>https://www.python.org/</w:t>
+      </w:r>
+      <w:r>
+        <w:rPr>
+          <w:rStyle w:val="Hipervnculo"/>
+          <w:rFonts w:ascii="Arial" w:hAnsi="Arial" w:cs="Arial"/>
+          <w:lang w:val="en-US"/>
+        </w:rPr>
+        <w:fldChar w:fldCharType="end"/>
+      </w:r>
     </w:p>
     <w:p>
       <w:pPr>
@@ -5711,16 +5701,34 @@
         </w:rPr>
         <w:t xml:space="preserve">. </w:t>
       </w:r>
-      <w:hyperlink r:id="rId10" w:tgtFrame="_new" w:history="1">
-        <w:r>
-          <w:rPr>
-            <w:rStyle w:val="Hipervnculo"/>
-            <w:rFonts w:ascii="Arial" w:hAnsi="Arial" w:cs="Arial"/>
-            <w:lang w:val="es-ES"/>
-          </w:rPr>
-          <w:t>https://www.postgresql.org/</w:t>
-        </w:r>
-      </w:hyperlink>
+      <w:r>
+        <w:fldChar w:fldCharType="begin"/>
+      </w:r>
+      <w:r>
+        <w:rPr>
+          <w:lang w:val="en-US"/>
+        </w:rPr>
+        <w:instrText>HYPERLINK "https://www.postgresql.org/" \t "_new"</w:instrText>
+      </w:r>
+      <w:r>
+        <w:fldChar w:fldCharType="separate"/>
+      </w:r>
+      <w:r>
+        <w:rPr>
+          <w:rStyle w:val="Hipervnculo"/>
+          <w:rFonts w:ascii="Arial" w:hAnsi="Arial" w:cs="Arial"/>
+          <w:lang w:val="es-ES"/>
+        </w:rPr>
+        <w:t>https://www.postgresql.org/</w:t>
+      </w:r>
+      <w:r>
+        <w:rPr>
+          <w:rStyle w:val="Hipervnculo"/>
+          <w:rFonts w:ascii="Arial" w:hAnsi="Arial" w:cs="Arial"/>
+          <w:lang w:val="es-ES"/>
+        </w:rPr>
+        <w:fldChar w:fldCharType="end"/>
+      </w:r>
     </w:p>
     <w:p>
       <w:pPr>
@@ -5757,16 +5765,34 @@
         </w:rPr>
         <w:t xml:space="preserve">. </w:t>
       </w:r>
-      <w:hyperlink r:id="rId11" w:tgtFrame="_new" w:history="1">
-        <w:r>
-          <w:rPr>
-            <w:rStyle w:val="Hipervnculo"/>
-            <w:rFonts w:ascii="Arial" w:hAnsi="Arial" w:cs="Arial"/>
-            <w:lang w:val="es-ES"/>
-          </w:rPr>
-          <w:t>https://to-do.microsoft.com/</w:t>
-        </w:r>
-      </w:hyperlink>
+      <w:r>
+        <w:fldChar w:fldCharType="begin"/>
+      </w:r>
+      <w:r>
+        <w:rPr>
+          <w:lang w:val="en-US"/>
+        </w:rPr>
+        <w:instrText>HYPERLINK "https://to-do.microsoft.com/" \t "_new"</w:instrText>
+      </w:r>
+      <w:r>
+        <w:fldChar w:fldCharType="separate"/>
+      </w:r>
+      <w:r>
+        <w:rPr>
+          <w:rStyle w:val="Hipervnculo"/>
+          <w:rFonts w:ascii="Arial" w:hAnsi="Arial" w:cs="Arial"/>
+          <w:lang w:val="es-ES"/>
+        </w:rPr>
+        <w:t>https://to-do.microsoft.com/</w:t>
+      </w:r>
+      <w:r>
+        <w:rPr>
+          <w:rStyle w:val="Hipervnculo"/>
+          <w:rFonts w:ascii="Arial" w:hAnsi="Arial" w:cs="Arial"/>
+          <w:lang w:val="es-ES"/>
+        </w:rPr>
+        <w:fldChar w:fldCharType="end"/>
+      </w:r>
     </w:p>
     <w:p>
       <w:pPr>
@@ -6008,6 +6034,7 @@
           <w:szCs w:val="24"/>
           <w:lang w:val="es-CO"/>
         </w:rPr>
+        <w:lastRenderedPageBreak/>
         <w:t>Funciones del Producto</w:t>
       </w:r>
       <w:bookmarkEnd w:id="15"/>
@@ -6647,6 +6674,7 @@
           <w:b/>
           <w:bCs/>
         </w:rPr>
+        <w:lastRenderedPageBreak/>
         <w:t>Funcionalidades colaborativas:</w:t>
       </w:r>
       <w:r>
@@ -7094,6 +7122,7 @@
           <w:szCs w:val="24"/>
           <w:lang w:val="es-ES"/>
         </w:rPr>
+        <w:lastRenderedPageBreak/>
         <w:t>Arq</w:t>
       </w:r>
       <w:r>
@@ -7295,12 +7324,16 @@
     <w:p>
       <w:pPr>
         <w:pStyle w:val="Ttulo2"/>
+        <w:rPr>
+          <w:lang w:val="es-ES"/>
+        </w:rPr>
       </w:pPr>
       <w:bookmarkStart w:id="23" w:name="_Toc177775609"/>
       <w:r>
         <w:rPr>
           <w:rFonts w:cs="Arial"/>
           <w:szCs w:val="24"/>
+          <w:lang w:val="es-ES"/>
         </w:rPr>
         <w:t>3.3.</w:t>
       </w:r>
@@ -7308,6 +7341,7 @@
         <w:rPr>
           <w:rFonts w:cs="Arial"/>
           <w:szCs w:val="24"/>
+          <w:lang w:val="es-ES"/>
         </w:rPr>
         <w:t xml:space="preserve">      </w:t>
       </w:r>
@@ -7315,10 +7349,14 @@
         <w:rPr>
           <w:rFonts w:cs="Arial"/>
           <w:szCs w:val="24"/>
+          <w:lang w:val="es-ES"/>
         </w:rPr>
         <w:t>Tecnología Python y PostgreSQL</w:t>
       </w:r>
       <w:r>
+        <w:rPr>
+          <w:lang w:val="es-ES"/>
+        </w:rPr>
         <w:t>:</w:t>
       </w:r>
       <w:bookmarkEnd w:id="23"/>
@@ -7391,6 +7429,7 @@
         <w:rPr>
           <w:rFonts w:cs="Arial"/>
           <w:szCs w:val="24"/>
+          <w:lang w:val="es-ES"/>
         </w:rPr>
       </w:pPr>
       <w:bookmarkStart w:id="24" w:name="_Toc177775610"/>
@@ -7398,6 +7437,7 @@
         <w:rPr>
           <w:rFonts w:cs="Arial"/>
           <w:szCs w:val="24"/>
+          <w:lang w:val="es-ES"/>
         </w:rPr>
         <w:t xml:space="preserve">3.4. </w:t>
       </w:r>
@@ -7405,6 +7445,7 @@
         <w:rPr>
           <w:rFonts w:cs="Arial"/>
           <w:szCs w:val="24"/>
+          <w:lang w:val="es-ES"/>
         </w:rPr>
         <w:t xml:space="preserve">     </w:t>
       </w:r>
@@ -7412,6 +7453,7 @@
         <w:rPr>
           <w:rFonts w:cs="Arial"/>
           <w:szCs w:val="24"/>
+          <w:lang w:val="es-ES"/>
         </w:rPr>
         <w:t>Sistema Local y Offline:</w:t>
       </w:r>
@@ -7510,13 +7552,7 @@
         <w:rPr>
           <w:lang w:val="es-ES"/>
         </w:rPr>
-        <w:t>Entrevistas</w:t>
-      </w:r>
-      <w:r>
-        <w:rPr>
-          <w:lang w:val="es-ES"/>
-        </w:rPr>
-        <w:t xml:space="preserve"> con los usuarios</w:t>
+        <w:t>Entrevistas con los usuarios</w:t>
       </w:r>
       <w:bookmarkEnd w:id="26"/>
     </w:p>
@@ -7575,6 +7611,7 @@
           <w:bCs/>
           <w:lang w:val="es-ES"/>
         </w:rPr>
+        <w:lastRenderedPageBreak/>
         <w:t>Formato de Entrevista:</w:t>
       </w:r>
     </w:p>
@@ -7991,6 +8028,7 @@
         <w:rPr>
           <w:lang w:val="es-CO"/>
         </w:rPr>
+        <w:lastRenderedPageBreak/>
         <w:t>Requisitos Específicos</w:t>
       </w:r>
       <w:bookmarkEnd w:id="28"/>
@@ -10182,7 +10220,6 @@
               <w:rPr>
                 <w:rFonts w:ascii="Arial" w:hAnsi="Arial" w:cs="Arial"/>
               </w:rPr>
-              <w:lastRenderedPageBreak/>
               <w:t>Fuente del requisito</w:t>
             </w:r>
           </w:p>
@@ -10358,6 +10395,7 @@
               <w:rPr>
                 <w:rFonts w:ascii="Arial" w:hAnsi="Arial" w:cs="Arial"/>
               </w:rPr>
+              <w:lastRenderedPageBreak/>
               <w:t>Número de requisito</w:t>
             </w:r>
           </w:p>
@@ -12147,7 +12185,6 @@
           <w:bCs/>
           <w:lang w:val="es-ES"/>
         </w:rPr>
-        <w:lastRenderedPageBreak/>
         <w:t>Encabezado:</w:t>
       </w:r>
     </w:p>
@@ -12199,6 +12236,7 @@
           <w:rFonts w:ascii="Arial" w:hAnsi="Arial" w:cs="Arial"/>
           <w:lang w:val="es-ES"/>
         </w:rPr>
+        <w:lastRenderedPageBreak/>
         <w:t>Iconos de navegación: a la izquierda, un icono de "Inicio" que permite al usuario regresar al menú principal.</w:t>
       </w:r>
     </w:p>
@@ -12733,7 +12771,6 @@
           <w:szCs w:val="24"/>
           <w:lang w:val="es-CO"/>
         </w:rPr>
-        <w:lastRenderedPageBreak/>
         <w:t>Interfaz de Hardware</w:t>
       </w:r>
       <w:bookmarkEnd w:id="31"/>
@@ -13344,7 +13381,6 @@
           <w:bCs/>
           <w:lang w:val="es-ES"/>
         </w:rPr>
-        <w:lastRenderedPageBreak/>
         <w:t>Descripción del producto software utilizado</w:t>
       </w:r>
       <w:r>
@@ -13883,7 +13919,6 @@
           <w:szCs w:val="24"/>
           <w:lang w:val="es-CO"/>
         </w:rPr>
-        <w:lastRenderedPageBreak/>
         <w:t>Requisitos Funcionales</w:t>
       </w:r>
       <w:bookmarkEnd w:id="34"/>
@@ -13942,6 +13977,7 @@
           <w:bCs/>
           <w:lang w:val="es-ES"/>
         </w:rPr>
+        <w:lastRenderedPageBreak/>
         <w:t>Descripción:</w:t>
       </w:r>
       <w:r>
@@ -14385,7 +14421,6 @@
           <w:rFonts w:ascii="Arial" w:hAnsi="Arial" w:cs="Arial"/>
           <w:lang w:val="es-ES"/>
         </w:rPr>
-        <w:lastRenderedPageBreak/>
         <w:t>Si las credenciales son incorrectas, el sistema debe mostrar un mensaje de error adecuado.</w:t>
       </w:r>
     </w:p>
@@ -14444,6 +14479,7 @@
           <w:rFonts w:ascii="Arial" w:hAnsi="Arial" w:cs="Arial"/>
           <w:lang w:val="es-ES"/>
         </w:rPr>
+        <w:lastRenderedPageBreak/>
         <w:br/>
       </w:r>
       <w:r>
@@ -15059,7 +15095,6 @@
           <w:bCs/>
           <w:lang w:val="es-ES"/>
         </w:rPr>
-        <w:lastRenderedPageBreak/>
         <w:t>RF-005: Eliminar Tarea</w:t>
       </w:r>
     </w:p>
@@ -15137,6 +15172,7 @@
           <w:bCs/>
           <w:lang w:val="es-ES"/>
         </w:rPr>
+        <w:lastRenderedPageBreak/>
         <w:t>Criterios de Aceptación:</w:t>
       </w:r>
     </w:p>
@@ -15855,7 +15891,6 @@
           <w:bCs/>
           <w:lang w:val="es-ES"/>
         </w:rPr>
-        <w:lastRenderedPageBreak/>
         <w:t>RF-008: Etiquetar</w:t>
       </w:r>
       <w:r>
@@ -16801,7 +16836,6 @@
           <w:bCs/>
           <w:lang w:val="es-ES"/>
         </w:rPr>
-        <w:lastRenderedPageBreak/>
         <w:t>RF-0</w:t>
       </w:r>
       <w:r>
@@ -16888,7 +16922,14 @@
         <w:rPr>
           <w:rFonts w:ascii="Arial" w:hAnsi="Arial" w:cs="Arial"/>
         </w:rPr>
-        <w:t>El sistema debe establecer una conexión con una base de datos local (PostgreSQL) para gestionar y almacenar los datos relacionados con los usuarios y sus tareas, permitiendo operaciones como la creación, edición, eliminación y consulta de dicha información.</w:t>
+        <w:t xml:space="preserve">El sistema debe establecer una conexión con una base de datos local (PostgreSQL) para gestionar y almacenar los datos relacionados con los usuarios y </w:t>
+      </w:r>
+      <w:r>
+        <w:rPr>
+          <w:rFonts w:ascii="Arial" w:hAnsi="Arial" w:cs="Arial"/>
+        </w:rPr>
+        <w:lastRenderedPageBreak/>
+        <w:t>sus tareas, permitiendo operaciones como la creación, edición, eliminación y consulta de dicha información.</w:t>
       </w:r>
     </w:p>
     <w:p>
@@ -17285,21 +17326,7 @@
         <w:rPr>
           <w:rFonts w:ascii="Arial" w:hAnsi="Arial" w:cs="Arial"/>
         </w:rPr>
-        <w:t xml:space="preserve"> y </w:t>
-      </w:r>
-      <w:proofErr w:type="spellStart"/>
-      <w:r>
-        <w:rPr>
-          <w:rFonts w:ascii="Arial" w:hAnsi="Arial" w:cs="Arial"/>
-        </w:rPr>
-        <w:t>recordario</w:t>
-      </w:r>
-      <w:proofErr w:type="spellEnd"/>
-      <w:r>
-        <w:rPr>
-          <w:rFonts w:ascii="Arial" w:hAnsi="Arial" w:cs="Arial"/>
-        </w:rPr>
-        <w:t>.</w:t>
+        <w:t xml:space="preserve"> y recordario.</w:t>
       </w:r>
     </w:p>
     <w:p>
@@ -17493,7 +17520,6 @@
           <w:rFonts w:ascii="Arial" w:hAnsi="Arial" w:cs="Arial"/>
           <w:lang w:val="es-ES"/>
         </w:rPr>
-        <w:lastRenderedPageBreak/>
         <w:br/>
       </w:r>
       <w:r>
@@ -18216,7 +18242,6 @@
           <w:rFonts w:ascii="Arial" w:hAnsi="Arial" w:cs="Arial"/>
           <w:lang w:val="es-ES"/>
         </w:rPr>
-        <w:lastRenderedPageBreak/>
         <w:t xml:space="preserve">El sistema debe ser capaz de procesar hasta </w:t>
       </w:r>
       <w:r>
@@ -18267,6 +18292,7 @@
           <w:bCs/>
           <w:lang w:val="es-ES"/>
         </w:rPr>
+        <w:lastRenderedPageBreak/>
         <w:t>Velocidad de respuesta:</w:t>
       </w:r>
     </w:p>
@@ -18800,7 +18826,6 @@
           <w:rFonts w:ascii="Arial" w:hAnsi="Arial" w:cs="Arial"/>
           <w:lang w:val="es-ES"/>
         </w:rPr>
-        <w:lastRenderedPageBreak/>
         <w:t>Los iconos y elementos visuales deben ser fácilmente reconocibles y cumplir con las normas estándar de usabilidad (como un ícono de lápiz para editar y un ícono de papelera para eliminar).</w:t>
       </w:r>
     </w:p>
@@ -18836,6 +18861,7 @@
           <w:bCs/>
           <w:lang w:val="es-ES"/>
         </w:rPr>
+        <w:lastRenderedPageBreak/>
         <w:t>Accesibilidad:</w:t>
       </w:r>
     </w:p>
@@ -19292,7 +19318,6 @@
           <w:rFonts w:ascii="Arial" w:hAnsi="Arial" w:cs="Arial"/>
           <w:lang w:val="es-ES"/>
         </w:rPr>
-        <w:lastRenderedPageBreak/>
         <w:t>Se deben realizar respaldos automáticos para evitar la pérdida de información en caso de fallos técnicos o accidentes.</w:t>
       </w:r>
     </w:p>
@@ -19360,6 +19385,7 @@
           <w:rFonts w:ascii="Arial" w:hAnsi="Arial" w:cs="Arial"/>
           <w:lang w:val="es-ES"/>
         </w:rPr>
+        <w:lastRenderedPageBreak/>
         <w:t>Antes de realizar operaciones críticas, como la eliminación o modificación de tareas, el sistema debe realizar comprobaciones básicas para asegurar que los datos no hayan sido corrompidos o modificados accidentalmente.</w:t>
       </w:r>
     </w:p>
@@ -19856,7 +19882,6 @@
           <w:rFonts w:ascii="Arial" w:hAnsi="Arial" w:cs="Arial"/>
           <w:lang w:val="es-ES"/>
         </w:rPr>
-        <w:lastRenderedPageBreak/>
         <w:t>El sistema debe estar documentado para que cualquier desarrollador futuro pueda comprender y realizar modificaciones sin dificultades, reduciendo el tiempo de aprendizaje a menos de 5 horas.</w:t>
       </w:r>
     </w:p>
@@ -19921,6 +19946,7 @@
           <w:rFonts w:ascii="Arial" w:hAnsi="Arial" w:cs="Arial"/>
           <w:lang w:val="es-ES"/>
         </w:rPr>
+        <w:lastRenderedPageBreak/>
         <w:t>El sistema debe ser ejecutable en cualquier computadora con sistema operativo Windows, sin requerir configuraciones especiales.</w:t>
       </w:r>
     </w:p>
@@ -20298,7 +20324,7 @@
         </w:rPr>
         <w:lastRenderedPageBreak/>
         <w:drawing>
-          <wp:inline distT="0" distB="0" distL="0" distR="0" wp14:anchorId="13C5537D" wp14:editId="0279E4E3">
+          <wp:inline distT="0" distB="0" distL="0" distR="0" wp14:anchorId="13C5537D" wp14:editId="68656D2D">
             <wp:extent cx="4958862" cy="3221573"/>
             <wp:effectExtent l="0" t="0" r="0" b="0"/>
             <wp:docPr id="1146101715" name="Imagen 1"/>
@@ -20315,7 +20341,7 @@
                     </pic:cNvPicPr>
                   </pic:nvPicPr>
                   <pic:blipFill>
-                    <a:blip r:embed="rId12" cstate="print">
+                    <a:blip r:embed="rId9" cstate="print">
                       <a:extLst>
                         <a:ext uri="{28A0092B-C50C-407E-A947-70E740481C1C}">
                           <a14:useLocalDpi xmlns:a14="http://schemas.microsoft.com/office/drawing/2010/main" val="0"/>
@@ -20363,19 +20389,40 @@
           <w:lang w:val="en-US"/>
         </w:rPr>
       </w:pPr>
-      <w:hyperlink r:id="rId13" w:history="1">
-        <w:r>
-          <w:rPr>
-            <w:rStyle w:val="Hipervnculo"/>
-            <w:b w:val="0"/>
-            <w:bCs w:val="0"/>
-            <w:sz w:val="18"/>
-            <w:szCs w:val="18"/>
-            <w:lang w:val="en-US"/>
-          </w:rPr>
-          <w:t>https://drive.google.com/file/d/1MVLLpVTGaWERCn8xHRBqrsY-N7o8ijXs/view?usp=sharing</w:t>
-        </w:r>
-      </w:hyperlink>
+      <w:r>
+        <w:fldChar w:fldCharType="begin"/>
+      </w:r>
+      <w:r>
+        <w:rPr>
+          <w:lang w:val="en-US"/>
+        </w:rPr>
+        <w:instrText>HYPERLINK "https://drive.google.com/file/d/1MVLLpVTGaWERCn8xHRBqrsY-N7o8ijXs/view?usp=sharing"</w:instrText>
+      </w:r>
+      <w:r>
+        <w:fldChar w:fldCharType="separate"/>
+      </w:r>
+      <w:r>
+        <w:rPr>
+          <w:rStyle w:val="Hipervnculo"/>
+          <w:b w:val="0"/>
+          <w:bCs w:val="0"/>
+          <w:sz w:val="18"/>
+          <w:szCs w:val="18"/>
+          <w:lang w:val="en-US"/>
+        </w:rPr>
+        <w:t>https://drive.google.com/file/d/1MVLLpVTGaWERCn8xHRBqrsY-N7o8ijXs/view?usp=sharing</w:t>
+      </w:r>
+      <w:r>
+        <w:rPr>
+          <w:rStyle w:val="Hipervnculo"/>
+          <w:b w:val="0"/>
+          <w:bCs w:val="0"/>
+          <w:sz w:val="18"/>
+          <w:szCs w:val="18"/>
+          <w:lang w:val="en-US"/>
+        </w:rPr>
+        <w:fldChar w:fldCharType="end"/>
+      </w:r>
     </w:p>
     <w:p>
       <w:pPr>
@@ -20440,7 +20487,7 @@
                     </pic:cNvPicPr>
                   </pic:nvPicPr>
                   <pic:blipFill>
-                    <a:blip r:embed="rId14">
+                    <a:blip r:embed="rId10">
                       <a:extLst>
                         <a:ext uri="{28A0092B-C50C-407E-A947-70E740481C1C}">
                           <a14:useLocalDpi xmlns:a14="http://schemas.microsoft.com/office/drawing/2010/main" val="0"/>
@@ -20482,18 +20529,38 @@
           <w:lang w:val="en-US"/>
         </w:rPr>
       </w:pPr>
-      <w:hyperlink r:id="rId15" w:history="1">
-        <w:r>
-          <w:rPr>
-            <w:rStyle w:val="Hipervnculo"/>
-            <w:rFonts w:ascii="Arial" w:hAnsi="Arial" w:cs="Arial"/>
-            <w:sz w:val="18"/>
-            <w:szCs w:val="18"/>
-            <w:lang w:val="en-US"/>
-          </w:rPr>
-          <w:t>https://drive.google.com/file/d/1CQ-xOLupclXAeVYfVv1Rm7-QziUXyfIh/view?usp=sharing</w:t>
-        </w:r>
-      </w:hyperlink>
+      <w:r>
+        <w:fldChar w:fldCharType="begin"/>
+      </w:r>
+      <w:r>
+        <w:rPr>
+          <w:lang w:val="en-US"/>
+        </w:rPr>
+        <w:instrText>HYPERLINK "https://drive.google.com/file/d/1CQ-xOLupclXAeVYfVv1Rm7-QziUXyfIh/view?usp=sharing"</w:instrText>
+      </w:r>
+      <w:r>
+        <w:fldChar w:fldCharType="separate"/>
+      </w:r>
+      <w:r>
+        <w:rPr>
+          <w:rStyle w:val="Hipervnculo"/>
+          <w:rFonts w:ascii="Arial" w:hAnsi="Arial" w:cs="Arial"/>
+          <w:sz w:val="18"/>
+          <w:szCs w:val="18"/>
+          <w:lang w:val="en-US"/>
+        </w:rPr>
+        <w:t>https://drive.google.com/file/d/1CQ-xOLupclXAeVYfVv1Rm7-QziUXyfIh/view?usp=sharing</w:t>
+      </w:r>
+      <w:r>
+        <w:rPr>
+          <w:rStyle w:val="Hipervnculo"/>
+          <w:rFonts w:ascii="Arial" w:hAnsi="Arial" w:cs="Arial"/>
+          <w:sz w:val="18"/>
+          <w:szCs w:val="18"/>
+          <w:lang w:val="en-US"/>
+        </w:rPr>
+        <w:fldChar w:fldCharType="end"/>
+      </w:r>
     </w:p>
     <w:p>
       <w:pPr>
@@ -20553,7 +20620,7 @@
                     </pic:cNvPicPr>
                   </pic:nvPicPr>
                   <pic:blipFill>
-                    <a:blip r:embed="rId16">
+                    <a:blip r:embed="rId11">
                       <a:extLst>
                         <a:ext uri="{28A0092B-C50C-407E-A947-70E740481C1C}">
                           <a14:useLocalDpi xmlns:a14="http://schemas.microsoft.com/office/drawing/2010/main" val="0"/>
@@ -20594,18 +20661,38 @@
           <w:lang w:val="en-US"/>
         </w:rPr>
       </w:pPr>
-      <w:hyperlink r:id="rId17" w:history="1">
-        <w:r>
-          <w:rPr>
-            <w:rStyle w:val="Hipervnculo"/>
-            <w:rFonts w:ascii="Arial" w:hAnsi="Arial" w:cs="Arial"/>
-            <w:sz w:val="18"/>
-            <w:szCs w:val="18"/>
-            <w:lang w:val="en-US"/>
-          </w:rPr>
-          <w:t>https://drive.google.com/file/d/1dpS6g-Eb14g3GradsoKtZyCAFFcpq9JD/view?usp=sharing</w:t>
-        </w:r>
-      </w:hyperlink>
+      <w:r>
+        <w:fldChar w:fldCharType="begin"/>
+      </w:r>
+      <w:r>
+        <w:rPr>
+          <w:lang w:val="en-US"/>
+        </w:rPr>
+        <w:instrText>HYPERLINK "https://drive.google.com/file/d/1dpS6g-Eb14g3GradsoKtZyCAFFcpq9JD/view?usp=sharing"</w:instrText>
+      </w:r>
+      <w:r>
+        <w:fldChar w:fldCharType="separate"/>
+      </w:r>
+      <w:r>
+        <w:rPr>
+          <w:rStyle w:val="Hipervnculo"/>
+          <w:rFonts w:ascii="Arial" w:hAnsi="Arial" w:cs="Arial"/>
+          <w:sz w:val="18"/>
+          <w:szCs w:val="18"/>
+          <w:lang w:val="en-US"/>
+        </w:rPr>
+        <w:t>https://drive.google.com/file/d/1dpS6g-Eb14g3GradsoKtZyCAFFcpq9JD/view?usp=sharing</w:t>
+      </w:r>
+      <w:r>
+        <w:rPr>
+          <w:rStyle w:val="Hipervnculo"/>
+          <w:rFonts w:ascii="Arial" w:hAnsi="Arial" w:cs="Arial"/>
+          <w:sz w:val="18"/>
+          <w:szCs w:val="18"/>
+          <w:lang w:val="en-US"/>
+        </w:rPr>
+        <w:fldChar w:fldCharType="end"/>
+      </w:r>
     </w:p>
     <w:p>
       <w:pPr>
@@ -20671,7 +20758,7 @@
                     </pic:cNvPicPr>
                   </pic:nvPicPr>
                   <pic:blipFill>
-                    <a:blip r:embed="rId18" cstate="print">
+                    <a:blip r:embed="rId12" cstate="print">
                       <a:extLst>
                         <a:ext uri="{28A0092B-C50C-407E-A947-70E740481C1C}">
                           <a14:useLocalDpi xmlns:a14="http://schemas.microsoft.com/office/drawing/2010/main" val="0"/>
@@ -20707,7 +20794,7 @@
       <w:pPr>
         <w:pStyle w:val="Descripcin"/>
       </w:pPr>
-      <w:hyperlink r:id="rId19" w:history="1">
+      <w:hyperlink r:id="rId13" w:history="1">
         <w:r>
           <w:rPr>
             <w:rStyle w:val="Hipervnculo"/>
@@ -20773,7 +20860,7 @@
                     </pic:cNvPicPr>
                   </pic:nvPicPr>
                   <pic:blipFill>
-                    <a:blip r:embed="rId20" cstate="print">
+                    <a:blip r:embed="rId14" cstate="print">
                       <a:extLst>
                         <a:ext uri="{28A0092B-C50C-407E-A947-70E740481C1C}">
                           <a14:useLocalDpi xmlns:a14="http://schemas.microsoft.com/office/drawing/2010/main" val="0"/>
@@ -20812,7 +20899,7 @@
           <w:noProof/>
         </w:rPr>
       </w:pPr>
-      <w:hyperlink r:id="rId21" w:history="1">
+      <w:hyperlink r:id="rId15" w:history="1">
         <w:r>
           <w:rPr>
             <w:rStyle w:val="Hipervnculo"/>
@@ -20883,7 +20970,7 @@
                     </pic:cNvPicPr>
                   </pic:nvPicPr>
                   <pic:blipFill>
-                    <a:blip r:embed="rId22" cstate="print">
+                    <a:blip r:embed="rId16" cstate="print">
                       <a:extLst>
                         <a:ext uri="{28A0092B-C50C-407E-A947-70E740481C1C}">
                           <a14:useLocalDpi xmlns:a14="http://schemas.microsoft.com/office/drawing/2010/main" val="0"/>
@@ -20919,7 +21006,7 @@
       <w:pPr>
         <w:pStyle w:val="Descripcin"/>
       </w:pPr>
-      <w:hyperlink r:id="rId23" w:history="1">
+      <w:hyperlink r:id="rId17" w:history="1">
         <w:r>
           <w:rPr>
             <w:rStyle w:val="Hipervnculo"/>
@@ -20985,7 +21072,7 @@
                     </pic:cNvPicPr>
                   </pic:nvPicPr>
                   <pic:blipFill>
-                    <a:blip r:embed="rId24">
+                    <a:blip r:embed="rId18">
                       <a:extLst>
                         <a:ext uri="{28A0092B-C50C-407E-A947-70E740481C1C}">
                           <a14:useLocalDpi xmlns:a14="http://schemas.microsoft.com/office/drawing/2010/main" val="0"/>
@@ -21021,7 +21108,7 @@
       <w:pPr>
         <w:pStyle w:val="Descripcin"/>
       </w:pPr>
-      <w:hyperlink r:id="rId25" w:history="1">
+      <w:hyperlink r:id="rId19" w:history="1">
         <w:r>
           <w:rPr>
             <w:rStyle w:val="Hipervnculo"/>
@@ -21087,7 +21174,7 @@
                     </pic:cNvPicPr>
                   </pic:nvPicPr>
                   <pic:blipFill>
-                    <a:blip r:embed="rId26">
+                    <a:blip r:embed="rId20">
                       <a:extLst>
                         <a:ext uri="{28A0092B-C50C-407E-A947-70E740481C1C}">
                           <a14:useLocalDpi xmlns:a14="http://schemas.microsoft.com/office/drawing/2010/main" val="0"/>
@@ -21123,7 +21210,7 @@
       <w:pPr>
         <w:pStyle w:val="Descripcin"/>
       </w:pPr>
-      <w:hyperlink r:id="rId27" w:history="1">
+      <w:hyperlink r:id="rId21" w:history="1">
         <w:r>
           <w:rPr>
             <w:rStyle w:val="Hipervnculo"/>
@@ -21190,7 +21277,7 @@
                     </pic:cNvPicPr>
                   </pic:nvPicPr>
                   <pic:blipFill>
-                    <a:blip r:embed="rId28">
+                    <a:blip r:embed="rId22">
                       <a:extLst>
                         <a:ext uri="{28A0092B-C50C-407E-A947-70E740481C1C}">
                           <a14:useLocalDpi xmlns:a14="http://schemas.microsoft.com/office/drawing/2010/main" val="0"/>
@@ -21226,7 +21313,7 @@
       <w:pPr>
         <w:pStyle w:val="Descripcin"/>
       </w:pPr>
-      <w:hyperlink r:id="rId29" w:history="1">
+      <w:hyperlink r:id="rId23" w:history="1">
         <w:r>
           <w:rPr>
             <w:rStyle w:val="Hipervnculo"/>
@@ -21298,7 +21385,7 @@
                     </pic:cNvPicPr>
                   </pic:nvPicPr>
                   <pic:blipFill>
-                    <a:blip r:embed="rId30">
+                    <a:blip r:embed="rId24">
                       <a:extLst>
                         <a:ext uri="{28A0092B-C50C-407E-A947-70E740481C1C}">
                           <a14:useLocalDpi xmlns:a14="http://schemas.microsoft.com/office/drawing/2010/main" val="0"/>
@@ -21334,7 +21421,7 @@
       <w:pPr>
         <w:pStyle w:val="Descripcin"/>
       </w:pPr>
-      <w:hyperlink r:id="rId31" w:history="1">
+      <w:hyperlink r:id="rId25" w:history="1">
         <w:r>
           <w:rPr>
             <w:rStyle w:val="Hipervnculo"/>
@@ -21405,7 +21492,7 @@
                     </pic:cNvPicPr>
                   </pic:nvPicPr>
                   <pic:blipFill>
-                    <a:blip r:embed="rId32">
+                    <a:blip r:embed="rId26">
                       <a:extLst>
                         <a:ext uri="{28A0092B-C50C-407E-A947-70E740481C1C}">
                           <a14:useLocalDpi xmlns:a14="http://schemas.microsoft.com/office/drawing/2010/main" val="0"/>
@@ -21444,7 +21531,7 @@
           <w:lang w:val="es-ES"/>
         </w:rPr>
       </w:pPr>
-      <w:hyperlink r:id="rId33" w:history="1">
+      <w:hyperlink r:id="rId27" w:history="1">
         <w:r>
           <w:rPr>
             <w:rStyle w:val="Hipervnculo"/>
@@ -21523,6 +21610,7 @@
       </w:pPr>
       <w:r>
         <w:rPr>
+          <w:noProof/>
           <w:lang w:val="en-US"/>
         </w:rPr>
         <w:lastRenderedPageBreak/>
@@ -21542,7 +21630,7 @@
                     <pic:cNvPicPr/>
                   </pic:nvPicPr>
                   <pic:blipFill>
-                    <a:blip r:embed="rId34"/>
+                    <a:blip r:embed="rId28"/>
                     <a:stretch>
                       <a:fillRect/>
                     </a:stretch>
@@ -21570,7 +21658,7 @@
           <w:lang w:val="en-US"/>
         </w:rPr>
       </w:pPr>
-      <w:hyperlink r:id="rId35" w:history="1">
+      <w:hyperlink r:id="rId29" w:history="1">
         <w:r>
           <w:rPr>
             <w:rStyle w:val="Hipervnculo"/>
@@ -21641,7 +21729,7 @@
                     </pic:cNvPicPr>
                   </pic:nvPicPr>
                   <pic:blipFill>
-                    <a:blip r:embed="rId36">
+                    <a:blip r:embed="rId30">
                       <a:extLst>
                         <a:ext uri="{28A0092B-C50C-407E-A947-70E740481C1C}">
                           <a14:useLocalDpi xmlns:a14="http://schemas.microsoft.com/office/drawing/2010/main" val="0"/>
@@ -21677,7 +21765,7 @@
       <w:pPr>
         <w:pStyle w:val="Descripcin"/>
       </w:pPr>
-      <w:hyperlink r:id="rId37" w:history="1">
+      <w:hyperlink r:id="rId31" w:history="1">
         <w:r>
           <w:rPr>
             <w:rStyle w:val="Hipervnculo"/>
@@ -21748,7 +21836,7 @@
                     </pic:cNvPicPr>
                   </pic:nvPicPr>
                   <pic:blipFill>
-                    <a:blip r:embed="rId38">
+                    <a:blip r:embed="rId32">
                       <a:extLst>
                         <a:ext uri="{28A0092B-C50C-407E-A947-70E740481C1C}">
                           <a14:useLocalDpi xmlns:a14="http://schemas.microsoft.com/office/drawing/2010/main" val="0"/>
@@ -21784,7 +21872,7 @@
       <w:pPr>
         <w:pStyle w:val="Descripcin"/>
       </w:pPr>
-      <w:hyperlink r:id="rId39" w:history="1">
+      <w:hyperlink r:id="rId33" w:history="1">
         <w:r>
           <w:rPr>
             <w:rStyle w:val="Hipervnculo"/>
@@ -21856,7 +21944,7 @@
                     </pic:cNvPicPr>
                   </pic:nvPicPr>
                   <pic:blipFill>
-                    <a:blip r:embed="rId40">
+                    <a:blip r:embed="rId34">
                       <a:extLst>
                         <a:ext uri="{28A0092B-C50C-407E-A947-70E740481C1C}">
                           <a14:useLocalDpi xmlns:a14="http://schemas.microsoft.com/office/drawing/2010/main" val="0"/>
@@ -21895,7 +21983,7 @@
           <w:lang w:val="es-ES"/>
         </w:rPr>
       </w:pPr>
-      <w:hyperlink r:id="rId41" w:history="1">
+      <w:hyperlink r:id="rId35" w:history="1">
         <w:r>
           <w:rPr>
             <w:rStyle w:val="Hipervnculo"/>
@@ -21946,6 +22034,7 @@
       </w:pPr>
       <w:r>
         <w:rPr>
+          <w:noProof/>
           <w:lang w:val="es-ES"/>
         </w:rPr>
         <w:drawing>
@@ -21964,7 +22053,7 @@
                     <pic:cNvPicPr/>
                   </pic:nvPicPr>
                   <pic:blipFill>
-                    <a:blip r:embed="rId42"/>
+                    <a:blip r:embed="rId36"/>
                     <a:stretch>
                       <a:fillRect/>
                     </a:stretch>
@@ -21992,7 +22081,7 @@
           <w:lang w:val="es-ES"/>
         </w:rPr>
       </w:pPr>
-      <w:hyperlink r:id="rId43" w:history="1">
+      <w:hyperlink r:id="rId37" w:history="1">
         <w:r>
           <w:rPr>
             <w:rStyle w:val="Hipervnculo"/>
@@ -22055,6 +22144,7 @@
       </w:pPr>
       <w:r>
         <w:rPr>
+          <w:noProof/>
           <w:lang w:val="es-ES"/>
         </w:rPr>
         <w:drawing>
@@ -22073,7 +22163,7 @@
                     <pic:cNvPicPr/>
                   </pic:nvPicPr>
                   <pic:blipFill>
-                    <a:blip r:embed="rId44"/>
+                    <a:blip r:embed="rId38"/>
                     <a:stretch>
                       <a:fillRect/>
                     </a:stretch>
@@ -22101,7 +22191,7 @@
           <w:lang w:val="es-ES"/>
         </w:rPr>
       </w:pPr>
-      <w:hyperlink r:id="rId45" w:history="1">
+      <w:hyperlink r:id="rId39" w:history="1">
         <w:r>
           <w:rPr>
             <w:rStyle w:val="Hipervnculo"/>
@@ -22173,7 +22263,7 @@
                     </pic:cNvPicPr>
                   </pic:nvPicPr>
                   <pic:blipFill>
-                    <a:blip r:embed="rId46">
+                    <a:blip r:embed="rId40">
                       <a:extLst>
                         <a:ext uri="{28A0092B-C50C-407E-A947-70E740481C1C}">
                           <a14:useLocalDpi xmlns:a14="http://schemas.microsoft.com/office/drawing/2010/main" val="0"/>
@@ -22212,7 +22302,7 @@
           <w:lang w:val="es-ES"/>
         </w:rPr>
       </w:pPr>
-      <w:hyperlink r:id="rId47" w:history="1">
+      <w:hyperlink r:id="rId41" w:history="1">
         <w:r>
           <w:rPr>
             <w:rStyle w:val="Hipervnculo"/>
@@ -22263,6 +22353,7 @@
       </w:pPr>
       <w:r>
         <w:rPr>
+          <w:noProof/>
           <w:lang w:val="es-ES"/>
         </w:rPr>
         <w:drawing>
@@ -22281,7 +22372,7 @@
                     <pic:cNvPicPr/>
                   </pic:nvPicPr>
                   <pic:blipFill>
-                    <a:blip r:embed="rId48"/>
+                    <a:blip r:embed="rId42"/>
                     <a:stretch>
                       <a:fillRect/>
                     </a:stretch>
@@ -22309,7 +22400,7 @@
           <w:lang w:val="es-ES"/>
         </w:rPr>
       </w:pPr>
-      <w:hyperlink r:id="rId49" w:history="1">
+      <w:hyperlink r:id="rId43" w:history="1">
         <w:r>
           <w:rPr>
             <w:rStyle w:val="Hipervnculo"/>
@@ -22380,7 +22471,7 @@
                     </pic:cNvPicPr>
                   </pic:nvPicPr>
                   <pic:blipFill>
-                    <a:blip r:embed="rId50">
+                    <a:blip r:embed="rId44">
                       <a:extLst>
                         <a:ext uri="{28A0092B-C50C-407E-A947-70E740481C1C}">
                           <a14:useLocalDpi xmlns:a14="http://schemas.microsoft.com/office/drawing/2010/main" val="0"/>
@@ -22416,7 +22507,7 @@
       <w:pPr>
         <w:pStyle w:val="Descripcin"/>
       </w:pPr>
-      <w:hyperlink r:id="rId51" w:history="1">
+      <w:hyperlink r:id="rId45" w:history="1">
         <w:r>
           <w:rPr>
             <w:rStyle w:val="Hipervnculo"/>
@@ -22488,7 +22579,7 @@
                     </pic:cNvPicPr>
                   </pic:nvPicPr>
                   <pic:blipFill>
-                    <a:blip r:embed="rId52">
+                    <a:blip r:embed="rId46">
                       <a:extLst>
                         <a:ext uri="{28A0092B-C50C-407E-A947-70E740481C1C}">
                           <a14:useLocalDpi xmlns:a14="http://schemas.microsoft.com/office/drawing/2010/main" val="0"/>
@@ -22524,7 +22615,7 @@
       <w:pPr>
         <w:pStyle w:val="Descripcin"/>
       </w:pPr>
-      <w:hyperlink r:id="rId53" w:history="1">
+      <w:hyperlink r:id="rId47" w:history="1">
         <w:r>
           <w:rPr>
             <w:rStyle w:val="Hipervnculo"/>
@@ -22595,7 +22686,7 @@
                     </pic:cNvPicPr>
                   </pic:nvPicPr>
                   <pic:blipFill>
-                    <a:blip r:embed="rId54">
+                    <a:blip r:embed="rId48">
                       <a:extLst>
                         <a:ext uri="{28A0092B-C50C-407E-A947-70E740481C1C}">
                           <a14:useLocalDpi xmlns:a14="http://schemas.microsoft.com/office/drawing/2010/main" val="0"/>
@@ -22631,7 +22722,7 @@
       <w:pPr>
         <w:pStyle w:val="Descripcin"/>
       </w:pPr>
-      <w:hyperlink r:id="rId55" w:history="1">
+      <w:hyperlink r:id="rId49" w:history="1">
         <w:r>
           <w:rPr>
             <w:rStyle w:val="Hipervnculo"/>
@@ -22702,7 +22793,7 @@
                     </pic:cNvPicPr>
                   </pic:nvPicPr>
                   <pic:blipFill>
-                    <a:blip r:embed="rId56">
+                    <a:blip r:embed="rId50">
                       <a:extLst>
                         <a:ext uri="{28A0092B-C50C-407E-A947-70E740481C1C}">
                           <a14:useLocalDpi xmlns:a14="http://schemas.microsoft.com/office/drawing/2010/main" val="0"/>
@@ -22738,7 +22829,7 @@
       <w:pPr>
         <w:pStyle w:val="Descripcin"/>
       </w:pPr>
-      <w:hyperlink r:id="rId57" w:history="1">
+      <w:hyperlink r:id="rId51" w:history="1">
         <w:r>
           <w:rPr>
             <w:rStyle w:val="Hipervnculo"/>
@@ -22810,7 +22901,7 @@
                     </pic:cNvPicPr>
                   </pic:nvPicPr>
                   <pic:blipFill>
-                    <a:blip r:embed="rId58">
+                    <a:blip r:embed="rId52">
                       <a:extLst>
                         <a:ext uri="{28A0092B-C50C-407E-A947-70E740481C1C}">
                           <a14:useLocalDpi xmlns:a14="http://schemas.microsoft.com/office/drawing/2010/main" val="0"/>
@@ -22846,7 +22937,7 @@
       <w:pPr>
         <w:pStyle w:val="Descripcin"/>
       </w:pPr>
-      <w:hyperlink r:id="rId59" w:history="1">
+      <w:hyperlink r:id="rId53" w:history="1">
         <w:r>
           <w:rPr>
             <w:rStyle w:val="Hipervnculo"/>
@@ -22895,16 +22986,22 @@
     <w:p>
       <w:pPr>
         <w:pStyle w:val="Ttulo1"/>
+        <w:rPr>
+          <w:lang w:val="es-ES"/>
+        </w:rPr>
       </w:pPr>
       <w:bookmarkStart w:id="45" w:name="_Toc177775631"/>
       <w:r>
-        <w:t xml:space="preserve">8. </w:t>
-      </w:r>
-      <w:r>
-        <w:t>Historias de usuario</w:t>
+        <w:rPr>
+          <w:lang w:val="es-ES"/>
+        </w:rPr>
+        <w:t>8. Historias de usuario</w:t>
       </w:r>
       <w:bookmarkEnd w:id="45"/>
       <w:r>
+        <w:rPr>
+          <w:lang w:val="es-ES"/>
+        </w:rPr>
         <w:t xml:space="preserve"> </w:t>
       </w:r>
     </w:p>
@@ -23154,7 +23251,7 @@
                           <pic:cNvPicPr/>
                         </pic:nvPicPr>
                         <pic:blipFill rotWithShape="1">
-                          <a:blip r:embed="rId60"/>
+                          <a:blip r:embed="rId54"/>
                           <a:srcRect l="1288" t="1807" r="1273" b="2433"/>
                           <a:stretch/>
                         </pic:blipFill>
@@ -23204,7 +23301,7 @@
                           <pic:cNvPicPr/>
                         </pic:nvPicPr>
                         <pic:blipFill>
-                          <a:blip r:embed="rId61"/>
+                          <a:blip r:embed="rId55"/>
                           <a:stretch>
                             <a:fillRect/>
                           </a:stretch>
@@ -23505,7 +23602,7 @@
                           <pic:cNvPicPr/>
                         </pic:nvPicPr>
                         <pic:blipFill>
-                          <a:blip r:embed="rId62"/>
+                          <a:blip r:embed="rId56"/>
                           <a:stretch>
                             <a:fillRect/>
                           </a:stretch>
@@ -23548,7 +23645,7 @@
                           <pic:cNvPicPr/>
                         </pic:nvPicPr>
                         <pic:blipFill>
-                          <a:blip r:embed="rId63"/>
+                          <a:blip r:embed="rId57"/>
                           <a:stretch>
                             <a:fillRect/>
                           </a:stretch>
@@ -23883,7 +23980,7 @@
                           <pic:cNvPicPr/>
                         </pic:nvPicPr>
                         <pic:blipFill>
-                          <a:blip r:embed="rId64"/>
+                          <a:blip r:embed="rId58"/>
                           <a:stretch>
                             <a:fillRect/>
                           </a:stretch>
@@ -24195,7 +24292,7 @@
                           <pic:cNvPicPr/>
                         </pic:nvPicPr>
                         <pic:blipFill>
-                          <a:blip r:embed="rId65"/>
+                          <a:blip r:embed="rId59"/>
                           <a:stretch>
                             <a:fillRect/>
                           </a:stretch>
@@ -24239,7 +24336,7 @@
                           <pic:cNvPicPr/>
                         </pic:nvPicPr>
                         <pic:blipFill>
-                          <a:blip r:embed="rId66"/>
+                          <a:blip r:embed="rId60"/>
                           <a:stretch>
                             <a:fillRect/>
                           </a:stretch>
@@ -24270,6 +24367,7 @@
           </w:tcPr>
           <w:p>
             <w:r>
+              <w:lastRenderedPageBreak/>
               <w:t>Autor</w:t>
             </w:r>
           </w:p>
@@ -24515,7 +24613,7 @@
                           <pic:cNvPicPr/>
                         </pic:nvPicPr>
                         <pic:blipFill>
-                          <a:blip r:embed="rId67"/>
+                          <a:blip r:embed="rId61"/>
                           <a:stretch>
                             <a:fillRect/>
                           </a:stretch>
@@ -24774,7 +24872,7 @@
                           <pic:cNvPicPr/>
                         </pic:nvPicPr>
                         <pic:blipFill>
-                          <a:blip r:embed="rId68"/>
+                          <a:blip r:embed="rId62"/>
                           <a:stretch>
                             <a:fillRect/>
                           </a:stretch>
@@ -25033,7 +25131,7 @@
                           <pic:cNvPicPr/>
                         </pic:nvPicPr>
                         <pic:blipFill>
-                          <a:blip r:embed="rId69"/>
+                          <a:blip r:embed="rId63"/>
                           <a:stretch>
                             <a:fillRect/>
                           </a:stretch>
@@ -25076,7 +25174,7 @@
                           <pic:cNvPicPr/>
                         </pic:nvPicPr>
                         <pic:blipFill>
-                          <a:blip r:embed="rId70"/>
+                          <a:blip r:embed="rId64"/>
                           <a:stretch>
                             <a:fillRect/>
                           </a:stretch>
@@ -25119,7 +25217,7 @@
                           <pic:cNvPicPr/>
                         </pic:nvPicPr>
                         <pic:blipFill>
-                          <a:blip r:embed="rId71"/>
+                          <a:blip r:embed="rId65"/>
                           <a:stretch>
                             <a:fillRect/>
                           </a:stretch>
@@ -25394,7 +25492,7 @@
                           <pic:cNvPicPr/>
                         </pic:nvPicPr>
                         <pic:blipFill>
-                          <a:blip r:embed="rId72"/>
+                          <a:blip r:embed="rId66"/>
                           <a:stretch>
                             <a:fillRect/>
                           </a:stretch>
@@ -25658,7 +25756,7 @@
                           <pic:cNvPicPr/>
                         </pic:nvPicPr>
                         <pic:blipFill>
-                          <a:blip r:embed="rId73"/>
+                          <a:blip r:embed="rId67"/>
                           <a:stretch>
                             <a:fillRect/>
                           </a:stretch>
@@ -25934,7 +26032,7 @@
                           <pic:cNvPicPr/>
                         </pic:nvPicPr>
                         <pic:blipFill>
-                          <a:blip r:embed="rId74"/>
+                          <a:blip r:embed="rId68"/>
                           <a:stretch>
                             <a:fillRect/>
                           </a:stretch>
@@ -26196,7 +26294,7 @@
                           <pic:cNvPicPr/>
                         </pic:nvPicPr>
                         <pic:blipFill rotWithShape="1">
-                          <a:blip r:embed="rId60"/>
+                          <a:blip r:embed="rId54"/>
                           <a:srcRect l="1288" t="1807" r="1273" b="2433"/>
                           <a:stretch/>
                         </pic:blipFill>
@@ -26510,7 +26608,7 @@
                           <pic:cNvPicPr/>
                         </pic:nvPicPr>
                         <pic:blipFill>
-                          <a:blip r:embed="rId74"/>
+                          <a:blip r:embed="rId68"/>
                           <a:stretch>
                             <a:fillRect/>
                           </a:stretch>
@@ -26742,7 +26840,7 @@
       </w:r>
     </w:p>
     <w:sectPr>
-      <w:headerReference w:type="default" r:id="rId75"/>
+      <w:headerReference w:type="default" r:id="rId69"/>
       <w:pgSz w:w="12240" w:h="15840"/>
       <w:pgMar w:top="1417" w:right="1701" w:bottom="1417" w:left="1701" w:header="708" w:footer="708" w:gutter="0"/>
       <w:cols w:space="708"/>
@@ -40310,6 +40408,7 @@
   <w:style w:type="character" w:default="1" w:styleId="Fuentedeprrafopredeter">
     <w:name w:val="Default Paragraph Font"/>
     <w:uiPriority w:val="1"/>
+    <w:semiHidden/>
     <w:unhideWhenUsed/>
   </w:style>
   <w:style w:type="table" w:default="1" w:styleId="Tablanormal">

--- a/Documentacion/Plantilla Requisitos Software.docx
+++ b/Documentacion/Plantilla Requisitos Software.docx
@@ -933,7 +933,7 @@
                 <w:noProof/>
                 <w:webHidden/>
               </w:rPr>
-              <w:t>4</w:t>
+              <w:t>5</w:t>
             </w:r>
             <w:r>
               <w:rPr>
@@ -1020,7 +1020,7 @@
                 <w:noProof/>
                 <w:webHidden/>
               </w:rPr>
-              <w:t>4</w:t>
+              <w:t>5</w:t>
             </w:r>
             <w:r>
               <w:rPr>
@@ -1107,7 +1107,7 @@
                 <w:noProof/>
                 <w:webHidden/>
               </w:rPr>
-              <w:t>4</w:t>
+              <w:t>5</w:t>
             </w:r>
             <w:r>
               <w:rPr>
@@ -1194,7 +1194,7 @@
                 <w:noProof/>
                 <w:webHidden/>
               </w:rPr>
-              <w:t>4</w:t>
+              <w:t>5</w:t>
             </w:r>
             <w:r>
               <w:rPr>
@@ -1281,7 +1281,7 @@
                 <w:noProof/>
                 <w:webHidden/>
               </w:rPr>
-              <w:t>4</w:t>
+              <w:t>6</w:t>
             </w:r>
             <w:r>
               <w:rPr>
@@ -1368,7 +1368,7 @@
                 <w:noProof/>
                 <w:webHidden/>
               </w:rPr>
-              <w:t>4</w:t>
+              <w:t>6</w:t>
             </w:r>
             <w:r>
               <w:rPr>
@@ -1454,7 +1454,7 @@
                 <w:noProof/>
                 <w:webHidden/>
               </w:rPr>
-              <w:t>4</w:t>
+              <w:t>6</w:t>
             </w:r>
             <w:r>
               <w:rPr>
@@ -1541,7 +1541,7 @@
                 <w:noProof/>
                 <w:webHidden/>
               </w:rPr>
-              <w:t>4</w:t>
+              <w:t>6</w:t>
             </w:r>
             <w:r>
               <w:rPr>
@@ -1628,7 +1628,7 @@
                 <w:noProof/>
                 <w:webHidden/>
               </w:rPr>
-              <w:t>4</w:t>
+              <w:t>7</w:t>
             </w:r>
             <w:r>
               <w:rPr>
@@ -1715,7 +1715,7 @@
                 <w:noProof/>
                 <w:webHidden/>
               </w:rPr>
-              <w:t>4</w:t>
+              <w:t>7</w:t>
             </w:r>
             <w:r>
               <w:rPr>
@@ -1802,7 +1802,7 @@
                 <w:noProof/>
                 <w:webHidden/>
               </w:rPr>
-              <w:t>4</w:t>
+              <w:t>7</w:t>
             </w:r>
             <w:r>
               <w:rPr>
@@ -1889,7 +1889,7 @@
                 <w:noProof/>
                 <w:webHidden/>
               </w:rPr>
-              <w:t>4</w:t>
+              <w:t>7</w:t>
             </w:r>
             <w:r>
               <w:rPr>
@@ -1976,7 +1976,7 @@
                 <w:noProof/>
                 <w:webHidden/>
               </w:rPr>
-              <w:t>4</w:t>
+              <w:t>7</w:t>
             </w:r>
             <w:r>
               <w:rPr>
@@ -2093,7 +2093,7 @@
                 <w:noProof/>
                 <w:webHidden/>
               </w:rPr>
-              <w:t>4</w:t>
+              <w:t>8</w:t>
             </w:r>
             <w:r>
               <w:rPr>
@@ -2180,7 +2180,7 @@
                 <w:noProof/>
                 <w:webHidden/>
               </w:rPr>
-              <w:t>4</w:t>
+              <w:t>8</w:t>
             </w:r>
             <w:r>
               <w:rPr>
@@ -2268,7 +2268,7 @@
                 <w:noProof/>
                 <w:webHidden/>
               </w:rPr>
-              <w:t>4</w:t>
+              <w:t>9</w:t>
             </w:r>
             <w:r>
               <w:rPr>
@@ -2346,7 +2346,7 @@
                 <w:noProof/>
                 <w:webHidden/>
               </w:rPr>
-              <w:t>4</w:t>
+              <w:t>9</w:t>
             </w:r>
             <w:r>
               <w:rPr>
@@ -2417,7 +2417,7 @@
                 <w:noProof/>
                 <w:webHidden/>
               </w:rPr>
-              <w:t>4</w:t>
+              <w:t>9</w:t>
             </w:r>
             <w:r>
               <w:rPr>
@@ -2505,7 +2505,7 @@
                 <w:noProof/>
                 <w:webHidden/>
               </w:rPr>
-              <w:t>4</w:t>
+              <w:t>9</w:t>
             </w:r>
             <w:r>
               <w:rPr>
@@ -2593,7 +2593,7 @@
                 <w:noProof/>
                 <w:webHidden/>
               </w:rPr>
-              <w:t>4</w:t>
+              <w:t>9</w:t>
             </w:r>
             <w:r>
               <w:rPr>
@@ -2680,7 +2680,7 @@
                 <w:noProof/>
                 <w:webHidden/>
               </w:rPr>
-              <w:t>4</w:t>
+              <w:t>10</w:t>
             </w:r>
             <w:r>
               <w:rPr>
@@ -2766,7 +2766,7 @@
                 <w:noProof/>
                 <w:webHidden/>
               </w:rPr>
-              <w:t>4</w:t>
+              <w:t>11</w:t>
             </w:r>
             <w:r>
               <w:rPr>
@@ -2853,7 +2853,7 @@
                 <w:noProof/>
                 <w:webHidden/>
               </w:rPr>
-              <w:t>5</w:t>
+              <w:t>12</w:t>
             </w:r>
             <w:r>
               <w:rPr>
@@ -2941,7 +2941,7 @@
                 <w:noProof/>
                 <w:webHidden/>
               </w:rPr>
-              <w:t>5</w:t>
+              <w:t>12</w:t>
             </w:r>
             <w:r>
               <w:rPr>
@@ -3029,7 +3029,7 @@
                 <w:noProof/>
                 <w:webHidden/>
               </w:rPr>
-              <w:t>7</w:t>
+              <w:t>13</w:t>
             </w:r>
             <w:r>
               <w:rPr>
@@ -3117,7 +3117,7 @@
                 <w:noProof/>
                 <w:webHidden/>
               </w:rPr>
-              <w:t>7</w:t>
+              <w:t>14</w:t>
             </w:r>
             <w:r>
               <w:rPr>
@@ -3205,7 +3205,7 @@
                 <w:noProof/>
                 <w:webHidden/>
               </w:rPr>
-              <w:t>8</w:t>
+              <w:t>15</w:t>
             </w:r>
             <w:r>
               <w:rPr>
@@ -3292,7 +3292,7 @@
                 <w:noProof/>
                 <w:webHidden/>
               </w:rPr>
-              <w:t>9</w:t>
+              <w:t>15</w:t>
             </w:r>
             <w:r>
               <w:rPr>
@@ -3379,7 +3379,7 @@
                 <w:noProof/>
                 <w:webHidden/>
               </w:rPr>
-              <w:t>14</w:t>
+              <w:t>21</w:t>
             </w:r>
             <w:r>
               <w:rPr>
@@ -3467,7 +3467,7 @@
                 <w:noProof/>
                 <w:webHidden/>
               </w:rPr>
-              <w:t>14</w:t>
+              <w:t>21</w:t>
             </w:r>
             <w:r>
               <w:rPr>
@@ -3555,7 +3555,7 @@
                 <w:noProof/>
                 <w:webHidden/>
               </w:rPr>
-              <w:t>15</w:t>
+              <w:t>22</w:t>
             </w:r>
             <w:r>
               <w:rPr>
@@ -3643,7 +3643,7 @@
                 <w:noProof/>
                 <w:webHidden/>
               </w:rPr>
-              <w:t>16</w:t>
+              <w:t>23</w:t>
             </w:r>
             <w:r>
               <w:rPr>
@@ -3731,7 +3731,7 @@
                 <w:noProof/>
                 <w:webHidden/>
               </w:rPr>
-              <w:t>17</w:t>
+              <w:t>24</w:t>
             </w:r>
             <w:r>
               <w:rPr>
@@ -3817,7 +3817,7 @@
                 <w:noProof/>
                 <w:webHidden/>
               </w:rPr>
-              <w:t>18</w:t>
+              <w:t>25</w:t>
             </w:r>
             <w:r>
               <w:rPr>
@@ -3887,7 +3887,7 @@
                 <w:noProof/>
                 <w:webHidden/>
               </w:rPr>
-              <w:t>18</w:t>
+              <w:t>25</w:t>
             </w:r>
             <w:r>
               <w:rPr>
@@ -3973,7 +3973,7 @@
                 <w:noProof/>
                 <w:webHidden/>
               </w:rPr>
-              <w:t>19</w:t>
+              <w:t>26</w:t>
             </w:r>
             <w:r>
               <w:rPr>
@@ -4059,7 +4059,7 @@
                 <w:noProof/>
                 <w:webHidden/>
               </w:rPr>
-              <w:t>20</w:t>
+              <w:t>27</w:t>
             </w:r>
             <w:r>
               <w:rPr>
@@ -4129,7 +4129,7 @@
                 <w:noProof/>
                 <w:webHidden/>
               </w:rPr>
-              <w:t>20</w:t>
+              <w:t>27</w:t>
             </w:r>
             <w:r>
               <w:rPr>
@@ -4199,7 +4199,7 @@
                 <w:noProof/>
                 <w:webHidden/>
               </w:rPr>
-              <w:t>27</w:t>
+              <w:t>34</w:t>
             </w:r>
             <w:r>
               <w:rPr>
@@ -4269,7 +4269,7 @@
                 <w:noProof/>
                 <w:webHidden/>
               </w:rPr>
-              <w:t>37</w:t>
+              <w:t>44</w:t>
             </w:r>
             <w:r>
               <w:rPr>
@@ -4396,7 +4396,7 @@
       <w:pPr>
         <w:numPr>
           <w:ilvl w:val="0"/>
-          <w:numId w:val="15"/>
+          <w:numId w:val="2"/>
         </w:numPr>
         <w:jc w:val="both"/>
         <w:rPr>
@@ -4423,7 +4423,7 @@
       <w:pPr>
         <w:numPr>
           <w:ilvl w:val="0"/>
-          <w:numId w:val="15"/>
+          <w:numId w:val="2"/>
         </w:numPr>
         <w:jc w:val="both"/>
         <w:rPr>
@@ -4450,7 +4450,7 @@
       <w:pPr>
         <w:numPr>
           <w:ilvl w:val="0"/>
-          <w:numId w:val="15"/>
+          <w:numId w:val="2"/>
         </w:numPr>
         <w:jc w:val="both"/>
         <w:rPr>
@@ -4501,7 +4501,7 @@
       <w:pPr>
         <w:numPr>
           <w:ilvl w:val="0"/>
-          <w:numId w:val="15"/>
+          <w:numId w:val="2"/>
         </w:numPr>
         <w:jc w:val="both"/>
         <w:rPr>
@@ -4797,7 +4797,7 @@
       <w:pPr>
         <w:numPr>
           <w:ilvl w:val="0"/>
-          <w:numId w:val="82"/>
+          <w:numId w:val="53"/>
         </w:numPr>
         <w:jc w:val="both"/>
         <w:rPr>
@@ -4817,7 +4817,7 @@
       <w:pPr>
         <w:numPr>
           <w:ilvl w:val="0"/>
-          <w:numId w:val="82"/>
+          <w:numId w:val="53"/>
         </w:numPr>
         <w:jc w:val="both"/>
         <w:rPr>
@@ -4837,7 +4837,7 @@
       <w:pPr>
         <w:numPr>
           <w:ilvl w:val="0"/>
-          <w:numId w:val="82"/>
+          <w:numId w:val="53"/>
         </w:numPr>
         <w:jc w:val="both"/>
         <w:rPr>
@@ -4858,7 +4858,7 @@
         <w:pStyle w:val="NormalWeb"/>
         <w:numPr>
           <w:ilvl w:val="0"/>
-          <w:numId w:val="82"/>
+          <w:numId w:val="53"/>
         </w:numPr>
         <w:spacing w:before="0" w:beforeAutospacing="0" w:after="0" w:afterAutospacing="0"/>
         <w:jc w:val="both"/>
@@ -4881,7 +4881,7 @@
         <w:pStyle w:val="NormalWeb"/>
         <w:numPr>
           <w:ilvl w:val="0"/>
-          <w:numId w:val="82"/>
+          <w:numId w:val="53"/>
         </w:numPr>
         <w:spacing w:before="0" w:beforeAutospacing="0" w:after="0" w:afterAutospacing="0"/>
         <w:jc w:val="both"/>
@@ -4904,7 +4904,7 @@
         <w:pStyle w:val="NormalWeb"/>
         <w:numPr>
           <w:ilvl w:val="0"/>
-          <w:numId w:val="82"/>
+          <w:numId w:val="53"/>
         </w:numPr>
         <w:spacing w:before="0" w:beforeAutospacing="0" w:after="0" w:afterAutospacing="0"/>
         <w:jc w:val="both"/>
@@ -5560,7 +5560,7 @@
       <w:pPr>
         <w:numPr>
           <w:ilvl w:val="0"/>
-          <w:numId w:val="83"/>
+          <w:numId w:val="54"/>
         </w:numPr>
         <w:jc w:val="both"/>
         <w:rPr>
@@ -5606,7 +5606,7 @@
       <w:pPr>
         <w:numPr>
           <w:ilvl w:val="0"/>
-          <w:numId w:val="83"/>
+          <w:numId w:val="54"/>
         </w:numPr>
         <w:jc w:val="both"/>
         <w:rPr>
@@ -5637,40 +5637,22 @@
         </w:rPr>
         <w:t xml:space="preserve">. </w:t>
       </w:r>
-      <w:r>
-        <w:fldChar w:fldCharType="begin"/>
-      </w:r>
-      <w:r>
-        <w:rPr>
-          <w:lang w:val="en-US"/>
-        </w:rPr>
-        <w:instrText>HYPERLINK "https://www.python.org/" \t "_new"</w:instrText>
-      </w:r>
-      <w:r>
-        <w:fldChar w:fldCharType="separate"/>
-      </w:r>
-      <w:r>
-        <w:rPr>
-          <w:rStyle w:val="Hipervnculo"/>
-          <w:rFonts w:ascii="Arial" w:hAnsi="Arial" w:cs="Arial"/>
-          <w:lang w:val="en-US"/>
-        </w:rPr>
-        <w:t>https://www.python.org/</w:t>
-      </w:r>
-      <w:r>
-        <w:rPr>
-          <w:rStyle w:val="Hipervnculo"/>
-          <w:rFonts w:ascii="Arial" w:hAnsi="Arial" w:cs="Arial"/>
-          <w:lang w:val="en-US"/>
-        </w:rPr>
-        <w:fldChar w:fldCharType="end"/>
-      </w:r>
+      <w:hyperlink r:id="rId9" w:tgtFrame="_new" w:history="1">
+        <w:r>
+          <w:rPr>
+            <w:rStyle w:val="Hipervnculo"/>
+            <w:rFonts w:ascii="Arial" w:hAnsi="Arial" w:cs="Arial"/>
+            <w:lang w:val="en-US"/>
+          </w:rPr>
+          <w:t>https://www.python.org/</w:t>
+        </w:r>
+      </w:hyperlink>
     </w:p>
     <w:p>
       <w:pPr>
         <w:numPr>
           <w:ilvl w:val="0"/>
-          <w:numId w:val="83"/>
+          <w:numId w:val="54"/>
         </w:numPr>
         <w:jc w:val="both"/>
         <w:rPr>
@@ -5734,7 +5716,7 @@
       <w:pPr>
         <w:numPr>
           <w:ilvl w:val="0"/>
-          <w:numId w:val="83"/>
+          <w:numId w:val="54"/>
         </w:numPr>
         <w:jc w:val="both"/>
         <w:rPr>
@@ -5798,7 +5780,7 @@
       <w:pPr>
         <w:numPr>
           <w:ilvl w:val="0"/>
-          <w:numId w:val="83"/>
+          <w:numId w:val="54"/>
         </w:numPr>
         <w:jc w:val="both"/>
         <w:rPr>
@@ -5834,7 +5816,7 @@
       <w:pPr>
         <w:numPr>
           <w:ilvl w:val="0"/>
-          <w:numId w:val="83"/>
+          <w:numId w:val="54"/>
         </w:numPr>
         <w:jc w:val="both"/>
         <w:rPr>
@@ -6044,7 +6026,7 @@
       <w:pPr>
         <w:numPr>
           <w:ilvl w:val="0"/>
-          <w:numId w:val="16"/>
+          <w:numId w:val="3"/>
         </w:numPr>
         <w:jc w:val="both"/>
         <w:rPr>
@@ -6064,7 +6046,7 @@
       <w:pPr>
         <w:numPr>
           <w:ilvl w:val="0"/>
-          <w:numId w:val="16"/>
+          <w:numId w:val="3"/>
         </w:numPr>
         <w:jc w:val="both"/>
         <w:rPr>
@@ -6084,7 +6066,7 @@
       <w:pPr>
         <w:numPr>
           <w:ilvl w:val="0"/>
-          <w:numId w:val="16"/>
+          <w:numId w:val="3"/>
         </w:numPr>
         <w:jc w:val="both"/>
         <w:rPr>
@@ -6104,7 +6086,7 @@
       <w:pPr>
         <w:numPr>
           <w:ilvl w:val="0"/>
-          <w:numId w:val="16"/>
+          <w:numId w:val="3"/>
         </w:numPr>
         <w:jc w:val="both"/>
         <w:rPr>
@@ -6124,7 +6106,7 @@
       <w:pPr>
         <w:numPr>
           <w:ilvl w:val="0"/>
-          <w:numId w:val="16"/>
+          <w:numId w:val="3"/>
         </w:numPr>
         <w:jc w:val="both"/>
         <w:rPr>
@@ -6151,7 +6133,7 @@
       <w:pPr>
         <w:numPr>
           <w:ilvl w:val="0"/>
-          <w:numId w:val="16"/>
+          <w:numId w:val="3"/>
         </w:numPr>
         <w:jc w:val="both"/>
         <w:rPr>
@@ -6178,7 +6160,7 @@
       <w:pPr>
         <w:numPr>
           <w:ilvl w:val="0"/>
-          <w:numId w:val="16"/>
+          <w:numId w:val="3"/>
         </w:numPr>
         <w:jc w:val="both"/>
         <w:rPr>
@@ -6241,7 +6223,7 @@
         <w:pStyle w:val="Prrafodelista"/>
         <w:numPr>
           <w:ilvl w:val="0"/>
-          <w:numId w:val="17"/>
+          <w:numId w:val="4"/>
         </w:numPr>
         <w:jc w:val="both"/>
         <w:rPr>
@@ -6262,7 +6244,7 @@
         <w:pStyle w:val="Prrafodelista"/>
         <w:numPr>
           <w:ilvl w:val="0"/>
-          <w:numId w:val="17"/>
+          <w:numId w:val="4"/>
         </w:numPr>
         <w:jc w:val="both"/>
         <w:rPr>
@@ -6324,7 +6306,7 @@
       <w:pPr>
         <w:numPr>
           <w:ilvl w:val="0"/>
-          <w:numId w:val="18"/>
+          <w:numId w:val="5"/>
         </w:numPr>
         <w:jc w:val="both"/>
         <w:rPr>
@@ -6344,7 +6326,7 @@
       <w:pPr>
         <w:numPr>
           <w:ilvl w:val="0"/>
-          <w:numId w:val="18"/>
+          <w:numId w:val="5"/>
         </w:numPr>
         <w:jc w:val="both"/>
         <w:rPr>
@@ -6364,7 +6346,7 @@
       <w:pPr>
         <w:numPr>
           <w:ilvl w:val="0"/>
-          <w:numId w:val="18"/>
+          <w:numId w:val="5"/>
         </w:numPr>
         <w:jc w:val="both"/>
         <w:rPr>
@@ -6398,7 +6380,7 @@
       <w:pPr>
         <w:numPr>
           <w:ilvl w:val="0"/>
-          <w:numId w:val="18"/>
+          <w:numId w:val="5"/>
         </w:numPr>
         <w:jc w:val="both"/>
         <w:rPr>
@@ -6453,7 +6435,7 @@
       <w:pPr>
         <w:numPr>
           <w:ilvl w:val="0"/>
-          <w:numId w:val="19"/>
+          <w:numId w:val="6"/>
         </w:numPr>
         <w:jc w:val="both"/>
         <w:rPr>
@@ -6473,7 +6455,7 @@
       <w:pPr>
         <w:numPr>
           <w:ilvl w:val="0"/>
-          <w:numId w:val="19"/>
+          <w:numId w:val="6"/>
         </w:numPr>
         <w:jc w:val="both"/>
         <w:rPr>
@@ -6493,7 +6475,7 @@
       <w:pPr>
         <w:numPr>
           <w:ilvl w:val="0"/>
-          <w:numId w:val="19"/>
+          <w:numId w:val="6"/>
         </w:numPr>
         <w:jc w:val="both"/>
         <w:rPr>
@@ -6556,7 +6538,7 @@
         <w:pStyle w:val="Prrafodelista"/>
         <w:numPr>
           <w:ilvl w:val="0"/>
-          <w:numId w:val="20"/>
+          <w:numId w:val="7"/>
         </w:numPr>
         <w:jc w:val="both"/>
         <w:rPr>
@@ -6591,7 +6573,7 @@
         <w:pStyle w:val="Prrafodelista"/>
         <w:numPr>
           <w:ilvl w:val="0"/>
-          <w:numId w:val="20"/>
+          <w:numId w:val="7"/>
         </w:numPr>
         <w:jc w:val="both"/>
         <w:rPr>
@@ -6626,7 +6608,7 @@
         <w:pStyle w:val="Prrafodelista"/>
         <w:numPr>
           <w:ilvl w:val="0"/>
-          <w:numId w:val="20"/>
+          <w:numId w:val="7"/>
         </w:numPr>
         <w:jc w:val="both"/>
         <w:rPr>
@@ -6661,7 +6643,7 @@
         <w:pStyle w:val="Prrafodelista"/>
         <w:numPr>
           <w:ilvl w:val="0"/>
-          <w:numId w:val="20"/>
+          <w:numId w:val="7"/>
         </w:numPr>
         <w:jc w:val="both"/>
         <w:rPr>
@@ -6697,7 +6679,7 @@
         <w:pStyle w:val="Prrafodelista"/>
         <w:numPr>
           <w:ilvl w:val="0"/>
-          <w:numId w:val="20"/>
+          <w:numId w:val="7"/>
         </w:numPr>
         <w:jc w:val="both"/>
         <w:rPr>
@@ -6732,7 +6714,7 @@
         <w:pStyle w:val="Prrafodelista"/>
         <w:numPr>
           <w:ilvl w:val="0"/>
-          <w:numId w:val="20"/>
+          <w:numId w:val="7"/>
         </w:numPr>
         <w:jc w:val="both"/>
         <w:rPr>
@@ -6767,7 +6749,7 @@
         <w:pStyle w:val="Prrafodelista"/>
         <w:numPr>
           <w:ilvl w:val="0"/>
-          <w:numId w:val="20"/>
+          <w:numId w:val="7"/>
         </w:numPr>
         <w:jc w:val="both"/>
         <w:rPr>
@@ -6818,7 +6800,7 @@
         <w:pStyle w:val="Prrafodelista"/>
         <w:numPr>
           <w:ilvl w:val="0"/>
-          <w:numId w:val="20"/>
+          <w:numId w:val="7"/>
         </w:numPr>
         <w:jc w:val="both"/>
         <w:rPr>
@@ -6998,7 +6980,7 @@
       <w:pPr>
         <w:numPr>
           <w:ilvl w:val="0"/>
-          <w:numId w:val="84"/>
+          <w:numId w:val="55"/>
         </w:numPr>
         <w:tabs>
           <w:tab w:val="num" w:pos="720"/>
@@ -7020,7 +7002,7 @@
       <w:pPr>
         <w:numPr>
           <w:ilvl w:val="0"/>
-          <w:numId w:val="84"/>
+          <w:numId w:val="55"/>
         </w:numPr>
         <w:tabs>
           <w:tab w:val="num" w:pos="720"/>
@@ -7042,7 +7024,7 @@
       <w:pPr>
         <w:numPr>
           <w:ilvl w:val="0"/>
-          <w:numId w:val="84"/>
+          <w:numId w:val="55"/>
         </w:numPr>
         <w:rPr>
           <w:rFonts w:ascii="Arial" w:hAnsi="Arial" w:cs="Arial"/>
@@ -7239,7 +7221,7 @@
         <w:pStyle w:val="Prrafodelista"/>
         <w:numPr>
           <w:ilvl w:val="0"/>
-          <w:numId w:val="89"/>
+          <w:numId w:val="56"/>
         </w:numPr>
         <w:rPr>
           <w:rFonts w:ascii="Arial" w:hAnsi="Arial" w:cs="Arial"/>
@@ -7268,7 +7250,7 @@
         <w:pStyle w:val="Prrafodelista"/>
         <w:numPr>
           <w:ilvl w:val="0"/>
-          <w:numId w:val="89"/>
+          <w:numId w:val="56"/>
         </w:numPr>
         <w:rPr>
           <w:rFonts w:ascii="Arial" w:hAnsi="Arial" w:cs="Arial"/>
@@ -7297,7 +7279,7 @@
         <w:pStyle w:val="Prrafodelista"/>
         <w:numPr>
           <w:ilvl w:val="0"/>
-          <w:numId w:val="89"/>
+          <w:numId w:val="56"/>
         </w:numPr>
         <w:rPr>
           <w:rFonts w:ascii="Arial" w:hAnsi="Arial" w:cs="Arial"/>
@@ -7656,7 +7638,7 @@
         <w:pStyle w:val="Prrafodelista"/>
         <w:numPr>
           <w:ilvl w:val="1"/>
-          <w:numId w:val="92"/>
+          <w:numId w:val="57"/>
         </w:numPr>
         <w:rPr>
           <w:rFonts w:ascii="Arial" w:hAnsi="Arial" w:cs="Arial"/>
@@ -7676,7 +7658,7 @@
         <w:pStyle w:val="Prrafodelista"/>
         <w:numPr>
           <w:ilvl w:val="1"/>
-          <w:numId w:val="92"/>
+          <w:numId w:val="57"/>
         </w:numPr>
         <w:rPr>
           <w:rFonts w:ascii="Arial" w:hAnsi="Arial" w:cs="Arial"/>
@@ -7696,7 +7678,7 @@
         <w:pStyle w:val="Prrafodelista"/>
         <w:numPr>
           <w:ilvl w:val="1"/>
-          <w:numId w:val="92"/>
+          <w:numId w:val="57"/>
         </w:numPr>
         <w:rPr>
           <w:rFonts w:ascii="Arial" w:hAnsi="Arial" w:cs="Arial"/>
@@ -7755,7 +7737,7 @@
         <w:pStyle w:val="Prrafodelista"/>
         <w:numPr>
           <w:ilvl w:val="0"/>
-          <w:numId w:val="93"/>
+          <w:numId w:val="58"/>
         </w:numPr>
         <w:rPr>
           <w:rFonts w:ascii="Arial" w:hAnsi="Arial" w:cs="Arial"/>
@@ -7784,7 +7766,7 @@
         <w:pStyle w:val="Prrafodelista"/>
         <w:numPr>
           <w:ilvl w:val="0"/>
-          <w:numId w:val="93"/>
+          <w:numId w:val="58"/>
         </w:numPr>
         <w:rPr>
           <w:rFonts w:ascii="Arial" w:hAnsi="Arial" w:cs="Arial"/>
@@ -7907,7 +7889,7 @@
       <w:pPr>
         <w:numPr>
           <w:ilvl w:val="0"/>
-          <w:numId w:val="94"/>
+          <w:numId w:val="59"/>
         </w:numPr>
         <w:rPr>
           <w:rFonts w:ascii="Arial" w:hAnsi="Arial" w:cs="Arial"/>
@@ -7958,7 +7940,7 @@
       <w:pPr>
         <w:numPr>
           <w:ilvl w:val="0"/>
-          <w:numId w:val="94"/>
+          <w:numId w:val="59"/>
         </w:numPr>
         <w:rPr>
           <w:rFonts w:ascii="Arial" w:hAnsi="Arial" w:cs="Arial"/>
@@ -12168,7 +12150,7 @@
         <w:pStyle w:val="Prrafodelista"/>
         <w:numPr>
           <w:ilvl w:val="0"/>
-          <w:numId w:val="40"/>
+          <w:numId w:val="17"/>
         </w:numPr>
         <w:jc w:val="both"/>
         <w:rPr>
@@ -12202,7 +12184,7 @@
         <w:pStyle w:val="Prrafodelista"/>
         <w:numPr>
           <w:ilvl w:val="0"/>
-          <w:numId w:val="41"/>
+          <w:numId w:val="18"/>
         </w:numPr>
         <w:jc w:val="both"/>
         <w:rPr>
@@ -12223,7 +12205,7 @@
         <w:pStyle w:val="Prrafodelista"/>
         <w:numPr>
           <w:ilvl w:val="0"/>
-          <w:numId w:val="41"/>
+          <w:numId w:val="18"/>
         </w:numPr>
         <w:jc w:val="both"/>
         <w:rPr>
@@ -12245,7 +12227,7 @@
         <w:pStyle w:val="Prrafodelista"/>
         <w:numPr>
           <w:ilvl w:val="0"/>
-          <w:numId w:val="41"/>
+          <w:numId w:val="18"/>
         </w:numPr>
         <w:jc w:val="both"/>
         <w:rPr>
@@ -12276,7 +12258,7 @@
         <w:pStyle w:val="Prrafodelista"/>
         <w:numPr>
           <w:ilvl w:val="0"/>
-          <w:numId w:val="40"/>
+          <w:numId w:val="17"/>
         </w:numPr>
         <w:jc w:val="both"/>
         <w:rPr>
@@ -12310,7 +12292,7 @@
         <w:pStyle w:val="Prrafodelista"/>
         <w:numPr>
           <w:ilvl w:val="0"/>
-          <w:numId w:val="42"/>
+          <w:numId w:val="19"/>
         </w:numPr>
         <w:jc w:val="both"/>
         <w:rPr>
@@ -12331,7 +12313,7 @@
         <w:pStyle w:val="Prrafodelista"/>
         <w:numPr>
           <w:ilvl w:val="0"/>
-          <w:numId w:val="42"/>
+          <w:numId w:val="19"/>
         </w:numPr>
         <w:jc w:val="both"/>
         <w:rPr>
@@ -12372,7 +12354,7 @@
         <w:pStyle w:val="Prrafodelista"/>
         <w:numPr>
           <w:ilvl w:val="0"/>
-          <w:numId w:val="40"/>
+          <w:numId w:val="17"/>
         </w:numPr>
         <w:jc w:val="both"/>
         <w:rPr>
@@ -12432,7 +12414,7 @@
         <w:pStyle w:val="Prrafodelista"/>
         <w:numPr>
           <w:ilvl w:val="0"/>
-          <w:numId w:val="43"/>
+          <w:numId w:val="20"/>
         </w:numPr>
         <w:jc w:val="both"/>
         <w:rPr>
@@ -12453,7 +12435,7 @@
         <w:pStyle w:val="Prrafodelista"/>
         <w:numPr>
           <w:ilvl w:val="0"/>
-          <w:numId w:val="43"/>
+          <w:numId w:val="20"/>
         </w:numPr>
         <w:rPr>
           <w:rFonts w:ascii="Arial" w:hAnsi="Arial" w:cs="Arial"/>
@@ -12473,7 +12455,7 @@
         <w:pStyle w:val="Prrafodelista"/>
         <w:numPr>
           <w:ilvl w:val="0"/>
-          <w:numId w:val="43"/>
+          <w:numId w:val="20"/>
         </w:numPr>
         <w:jc w:val="both"/>
         <w:rPr>
@@ -12494,7 +12476,7 @@
         <w:pStyle w:val="Prrafodelista"/>
         <w:numPr>
           <w:ilvl w:val="0"/>
-          <w:numId w:val="43"/>
+          <w:numId w:val="20"/>
         </w:numPr>
         <w:jc w:val="both"/>
         <w:rPr>
@@ -12515,7 +12497,7 @@
         <w:pStyle w:val="Prrafodelista"/>
         <w:numPr>
           <w:ilvl w:val="0"/>
-          <w:numId w:val="43"/>
+          <w:numId w:val="20"/>
         </w:numPr>
         <w:jc w:val="both"/>
         <w:rPr>
@@ -12536,7 +12518,7 @@
         <w:pStyle w:val="Prrafodelista"/>
         <w:numPr>
           <w:ilvl w:val="0"/>
-          <w:numId w:val="43"/>
+          <w:numId w:val="20"/>
         </w:numPr>
         <w:jc w:val="both"/>
         <w:rPr>
@@ -12557,7 +12539,7 @@
         <w:pStyle w:val="Prrafodelista"/>
         <w:numPr>
           <w:ilvl w:val="0"/>
-          <w:numId w:val="43"/>
+          <w:numId w:val="20"/>
         </w:numPr>
         <w:jc w:val="both"/>
         <w:rPr>
@@ -12589,7 +12571,7 @@
         <w:pStyle w:val="Prrafodelista"/>
         <w:numPr>
           <w:ilvl w:val="0"/>
-          <w:numId w:val="40"/>
+          <w:numId w:val="17"/>
         </w:numPr>
         <w:jc w:val="both"/>
         <w:rPr>
@@ -12623,7 +12605,7 @@
         <w:pStyle w:val="Prrafodelista"/>
         <w:numPr>
           <w:ilvl w:val="0"/>
-          <w:numId w:val="44"/>
+          <w:numId w:val="21"/>
         </w:numPr>
         <w:jc w:val="both"/>
         <w:rPr>
@@ -12654,7 +12636,7 @@
         <w:pStyle w:val="Prrafodelista"/>
         <w:numPr>
           <w:ilvl w:val="0"/>
-          <w:numId w:val="40"/>
+          <w:numId w:val="17"/>
         </w:numPr>
         <w:jc w:val="both"/>
         <w:rPr>
@@ -12679,7 +12661,7 @@
         <w:pStyle w:val="Prrafodelista"/>
         <w:numPr>
           <w:ilvl w:val="0"/>
-          <w:numId w:val="44"/>
+          <w:numId w:val="21"/>
         </w:numPr>
         <w:jc w:val="both"/>
         <w:rPr>
@@ -12700,7 +12682,7 @@
         <w:pStyle w:val="Prrafodelista"/>
         <w:numPr>
           <w:ilvl w:val="0"/>
-          <w:numId w:val="44"/>
+          <w:numId w:val="21"/>
         </w:numPr>
         <w:jc w:val="both"/>
         <w:rPr>
@@ -12812,7 +12794,7 @@
       <w:pPr>
         <w:numPr>
           <w:ilvl w:val="0"/>
-          <w:numId w:val="45"/>
+          <w:numId w:val="22"/>
         </w:numPr>
         <w:jc w:val="both"/>
         <w:rPr>
@@ -12849,7 +12831,7 @@
         <w:pStyle w:val="Prrafodelista"/>
         <w:numPr>
           <w:ilvl w:val="0"/>
-          <w:numId w:val="47"/>
+          <w:numId w:val="23"/>
         </w:numPr>
         <w:jc w:val="both"/>
         <w:rPr>
@@ -12889,7 +12871,7 @@
       <w:pPr>
         <w:numPr>
           <w:ilvl w:val="0"/>
-          <w:numId w:val="45"/>
+          <w:numId w:val="22"/>
         </w:numPr>
         <w:jc w:val="both"/>
         <w:rPr>
@@ -12925,7 +12907,7 @@
       <w:pPr>
         <w:numPr>
           <w:ilvl w:val="1"/>
-          <w:numId w:val="45"/>
+          <w:numId w:val="22"/>
         </w:numPr>
         <w:jc w:val="both"/>
         <w:rPr>
@@ -12969,7 +12951,7 @@
       <w:pPr>
         <w:numPr>
           <w:ilvl w:val="1"/>
-          <w:numId w:val="45"/>
+          <w:numId w:val="22"/>
         </w:numPr>
         <w:tabs>
           <w:tab w:val="num" w:pos="1440"/>
@@ -13001,7 +12983,7 @@
       <w:pPr>
         <w:numPr>
           <w:ilvl w:val="1"/>
-          <w:numId w:val="45"/>
+          <w:numId w:val="22"/>
         </w:numPr>
         <w:tabs>
           <w:tab w:val="num" w:pos="1440"/>
@@ -13063,7 +13045,7 @@
       <w:pPr>
         <w:numPr>
           <w:ilvl w:val="1"/>
-          <w:numId w:val="45"/>
+          <w:numId w:val="22"/>
         </w:numPr>
         <w:tabs>
           <w:tab w:val="num" w:pos="1440"/>
@@ -13095,7 +13077,7 @@
       <w:pPr>
         <w:numPr>
           <w:ilvl w:val="1"/>
-          <w:numId w:val="45"/>
+          <w:numId w:val="22"/>
         </w:numPr>
         <w:tabs>
           <w:tab w:val="num" w:pos="1440"/>
@@ -13144,7 +13126,7 @@
       <w:pPr>
         <w:numPr>
           <w:ilvl w:val="0"/>
-          <w:numId w:val="45"/>
+          <w:numId w:val="22"/>
         </w:numPr>
         <w:jc w:val="both"/>
         <w:rPr>
@@ -13178,7 +13160,7 @@
       <w:pPr>
         <w:numPr>
           <w:ilvl w:val="1"/>
-          <w:numId w:val="45"/>
+          <w:numId w:val="22"/>
         </w:numPr>
         <w:tabs>
           <w:tab w:val="num" w:pos="1440"/>
@@ -13226,7 +13208,7 @@
       <w:pPr>
         <w:numPr>
           <w:ilvl w:val="1"/>
-          <w:numId w:val="45"/>
+          <w:numId w:val="22"/>
         </w:numPr>
         <w:tabs>
           <w:tab w:val="num" w:pos="1440"/>
@@ -13258,7 +13240,7 @@
       <w:pPr>
         <w:numPr>
           <w:ilvl w:val="1"/>
-          <w:numId w:val="45"/>
+          <w:numId w:val="22"/>
         </w:numPr>
         <w:tabs>
           <w:tab w:val="num" w:pos="1440"/>
@@ -13366,7 +13348,7 @@
       <w:pPr>
         <w:numPr>
           <w:ilvl w:val="0"/>
-          <w:numId w:val="48"/>
+          <w:numId w:val="24"/>
         </w:numPr>
         <w:jc w:val="both"/>
         <w:rPr>
@@ -13395,7 +13377,7 @@
       <w:pPr>
         <w:numPr>
           <w:ilvl w:val="1"/>
-          <w:numId w:val="48"/>
+          <w:numId w:val="24"/>
         </w:numPr>
         <w:tabs>
           <w:tab w:val="num" w:pos="1440"/>
@@ -13418,7 +13400,7 @@
       <w:pPr>
         <w:numPr>
           <w:ilvl w:val="1"/>
-          <w:numId w:val="48"/>
+          <w:numId w:val="24"/>
         </w:numPr>
         <w:tabs>
           <w:tab w:val="num" w:pos="1440"/>
@@ -13451,7 +13433,7 @@
       <w:pPr>
         <w:numPr>
           <w:ilvl w:val="0"/>
-          <w:numId w:val="48"/>
+          <w:numId w:val="24"/>
         </w:numPr>
         <w:jc w:val="both"/>
         <w:rPr>
@@ -13490,7 +13472,7 @@
       <w:pPr>
         <w:numPr>
           <w:ilvl w:val="1"/>
-          <w:numId w:val="48"/>
+          <w:numId w:val="24"/>
         </w:numPr>
         <w:tabs>
           <w:tab w:val="num" w:pos="1440"/>
@@ -13533,7 +13515,7 @@
       <w:pPr>
         <w:numPr>
           <w:ilvl w:val="0"/>
-          <w:numId w:val="48"/>
+          <w:numId w:val="24"/>
         </w:numPr>
         <w:jc w:val="both"/>
         <w:rPr>
@@ -13572,7 +13554,7 @@
       <w:pPr>
         <w:numPr>
           <w:ilvl w:val="1"/>
-          <w:numId w:val="48"/>
+          <w:numId w:val="24"/>
         </w:numPr>
         <w:tabs>
           <w:tab w:val="num" w:pos="1440"/>
@@ -13677,7 +13659,7 @@
       <w:pPr>
         <w:numPr>
           <w:ilvl w:val="0"/>
-          <w:numId w:val="49"/>
+          <w:numId w:val="25"/>
         </w:numPr>
         <w:tabs>
           <w:tab w:val="left" w:pos="2755"/>
@@ -13722,7 +13704,7 @@
       <w:pPr>
         <w:numPr>
           <w:ilvl w:val="1"/>
-          <w:numId w:val="49"/>
+          <w:numId w:val="25"/>
         </w:numPr>
         <w:tabs>
           <w:tab w:val="num" w:pos="1440"/>
@@ -13746,7 +13728,7 @@
       <w:pPr>
         <w:numPr>
           <w:ilvl w:val="1"/>
-          <w:numId w:val="49"/>
+          <w:numId w:val="25"/>
         </w:numPr>
         <w:tabs>
           <w:tab w:val="left" w:pos="2755"/>
@@ -13782,7 +13764,7 @@
       <w:pPr>
         <w:numPr>
           <w:ilvl w:val="0"/>
-          <w:numId w:val="49"/>
+          <w:numId w:val="25"/>
         </w:numPr>
         <w:tabs>
           <w:tab w:val="left" w:pos="2755"/>
@@ -13814,7 +13796,7 @@
       <w:pPr>
         <w:numPr>
           <w:ilvl w:val="1"/>
-          <w:numId w:val="49"/>
+          <w:numId w:val="25"/>
         </w:numPr>
         <w:tabs>
           <w:tab w:val="num" w:pos="1440"/>
@@ -13854,7 +13836,7 @@
       <w:pPr>
         <w:numPr>
           <w:ilvl w:val="1"/>
-          <w:numId w:val="49"/>
+          <w:numId w:val="25"/>
         </w:numPr>
         <w:tabs>
           <w:tab w:val="num" w:pos="1440"/>
@@ -14019,7 +14001,7 @@
       <w:pPr>
         <w:numPr>
           <w:ilvl w:val="0"/>
-          <w:numId w:val="21"/>
+          <w:numId w:val="8"/>
         </w:numPr>
         <w:jc w:val="both"/>
         <w:rPr>
@@ -14039,7 +14021,7 @@
       <w:pPr>
         <w:numPr>
           <w:ilvl w:val="0"/>
-          <w:numId w:val="21"/>
+          <w:numId w:val="8"/>
         </w:numPr>
         <w:jc w:val="both"/>
         <w:rPr>
@@ -14059,7 +14041,7 @@
       <w:pPr>
         <w:numPr>
           <w:ilvl w:val="0"/>
-          <w:numId w:val="21"/>
+          <w:numId w:val="8"/>
         </w:numPr>
         <w:jc w:val="both"/>
         <w:rPr>
@@ -14079,7 +14061,7 @@
       <w:pPr>
         <w:numPr>
           <w:ilvl w:val="0"/>
-          <w:numId w:val="21"/>
+          <w:numId w:val="8"/>
         </w:numPr>
         <w:jc w:val="both"/>
         <w:rPr>
@@ -14099,7 +14081,7 @@
       <w:pPr>
         <w:numPr>
           <w:ilvl w:val="0"/>
-          <w:numId w:val="21"/>
+          <w:numId w:val="8"/>
         </w:numPr>
         <w:jc w:val="both"/>
         <w:rPr>
@@ -14119,7 +14101,7 @@
       <w:pPr>
         <w:numPr>
           <w:ilvl w:val="0"/>
-          <w:numId w:val="21"/>
+          <w:numId w:val="8"/>
         </w:numPr>
         <w:jc w:val="both"/>
         <w:rPr>
@@ -14328,7 +14310,7 @@
       <w:pPr>
         <w:numPr>
           <w:ilvl w:val="0"/>
-          <w:numId w:val="22"/>
+          <w:numId w:val="9"/>
         </w:numPr>
         <w:jc w:val="both"/>
         <w:rPr>
@@ -14348,7 +14330,7 @@
       <w:pPr>
         <w:numPr>
           <w:ilvl w:val="0"/>
-          <w:numId w:val="22"/>
+          <w:numId w:val="9"/>
         </w:numPr>
         <w:jc w:val="both"/>
         <w:rPr>
@@ -14368,7 +14350,7 @@
       <w:pPr>
         <w:numPr>
           <w:ilvl w:val="0"/>
-          <w:numId w:val="22"/>
+          <w:numId w:val="9"/>
         </w:numPr>
         <w:jc w:val="both"/>
         <w:rPr>
@@ -14388,7 +14370,7 @@
       <w:pPr>
         <w:numPr>
           <w:ilvl w:val="0"/>
-          <w:numId w:val="22"/>
+          <w:numId w:val="9"/>
         </w:numPr>
         <w:jc w:val="both"/>
         <w:rPr>
@@ -14408,7 +14390,7 @@
       <w:pPr>
         <w:numPr>
           <w:ilvl w:val="0"/>
-          <w:numId w:val="22"/>
+          <w:numId w:val="9"/>
         </w:numPr>
         <w:jc w:val="both"/>
         <w:rPr>
@@ -14632,7 +14614,7 @@
       <w:pPr>
         <w:numPr>
           <w:ilvl w:val="0"/>
-          <w:numId w:val="23"/>
+          <w:numId w:val="10"/>
         </w:numPr>
         <w:jc w:val="both"/>
         <w:rPr>
@@ -14652,7 +14634,7 @@
       <w:pPr>
         <w:numPr>
           <w:ilvl w:val="0"/>
-          <w:numId w:val="23"/>
+          <w:numId w:val="10"/>
         </w:numPr>
         <w:jc w:val="both"/>
         <w:rPr>
@@ -14672,7 +14654,7 @@
       <w:pPr>
         <w:numPr>
           <w:ilvl w:val="0"/>
-          <w:numId w:val="23"/>
+          <w:numId w:val="10"/>
         </w:numPr>
         <w:jc w:val="both"/>
         <w:rPr>
@@ -14692,7 +14674,7 @@
       <w:pPr>
         <w:numPr>
           <w:ilvl w:val="0"/>
-          <w:numId w:val="23"/>
+          <w:numId w:val="10"/>
         </w:numPr>
         <w:jc w:val="both"/>
         <w:rPr>
@@ -14892,7 +14874,7 @@
       <w:pPr>
         <w:numPr>
           <w:ilvl w:val="0"/>
-          <w:numId w:val="24"/>
+          <w:numId w:val="11"/>
         </w:numPr>
         <w:jc w:val="both"/>
         <w:rPr>
@@ -14912,7 +14894,7 @@
       <w:pPr>
         <w:numPr>
           <w:ilvl w:val="0"/>
-          <w:numId w:val="24"/>
+          <w:numId w:val="11"/>
         </w:numPr>
         <w:jc w:val="both"/>
         <w:rPr>
@@ -14932,7 +14914,7 @@
       <w:pPr>
         <w:numPr>
           <w:ilvl w:val="0"/>
-          <w:numId w:val="24"/>
+          <w:numId w:val="11"/>
         </w:numPr>
         <w:jc w:val="both"/>
         <w:rPr>
@@ -14952,7 +14934,7 @@
       <w:pPr>
         <w:numPr>
           <w:ilvl w:val="0"/>
-          <w:numId w:val="24"/>
+          <w:numId w:val="11"/>
         </w:numPr>
         <w:jc w:val="both"/>
         <w:rPr>
@@ -15180,7 +15162,7 @@
       <w:pPr>
         <w:numPr>
           <w:ilvl w:val="0"/>
-          <w:numId w:val="25"/>
+          <w:numId w:val="12"/>
         </w:numPr>
         <w:jc w:val="both"/>
         <w:rPr>
@@ -15200,7 +15182,7 @@
       <w:pPr>
         <w:numPr>
           <w:ilvl w:val="0"/>
-          <w:numId w:val="25"/>
+          <w:numId w:val="12"/>
         </w:numPr>
         <w:jc w:val="both"/>
         <w:rPr>
@@ -15220,7 +15202,7 @@
       <w:pPr>
         <w:numPr>
           <w:ilvl w:val="0"/>
-          <w:numId w:val="25"/>
+          <w:numId w:val="12"/>
         </w:numPr>
         <w:jc w:val="both"/>
         <w:rPr>
@@ -15240,7 +15222,7 @@
       <w:pPr>
         <w:numPr>
           <w:ilvl w:val="0"/>
-          <w:numId w:val="25"/>
+          <w:numId w:val="12"/>
         </w:numPr>
         <w:jc w:val="both"/>
         <w:rPr>
@@ -15260,7 +15242,7 @@
       <w:pPr>
         <w:numPr>
           <w:ilvl w:val="0"/>
-          <w:numId w:val="25"/>
+          <w:numId w:val="12"/>
         </w:numPr>
         <w:jc w:val="both"/>
         <w:rPr>
@@ -15454,7 +15436,7 @@
       <w:pPr>
         <w:numPr>
           <w:ilvl w:val="0"/>
-          <w:numId w:val="26"/>
+          <w:numId w:val="13"/>
         </w:numPr>
         <w:jc w:val="both"/>
         <w:rPr>
@@ -15481,7 +15463,7 @@
       <w:pPr>
         <w:numPr>
           <w:ilvl w:val="0"/>
-          <w:numId w:val="26"/>
+          <w:numId w:val="13"/>
         </w:numPr>
         <w:jc w:val="both"/>
         <w:rPr>
@@ -15529,7 +15511,7 @@
       <w:pPr>
         <w:numPr>
           <w:ilvl w:val="0"/>
-          <w:numId w:val="26"/>
+          <w:numId w:val="13"/>
         </w:numPr>
         <w:jc w:val="both"/>
         <w:rPr>
@@ -15743,7 +15725,7 @@
       <w:pPr>
         <w:numPr>
           <w:ilvl w:val="0"/>
-          <w:numId w:val="27"/>
+          <w:numId w:val="14"/>
         </w:numPr>
         <w:jc w:val="both"/>
         <w:rPr>
@@ -15770,7 +15752,7 @@
       <w:pPr>
         <w:numPr>
           <w:ilvl w:val="0"/>
-          <w:numId w:val="27"/>
+          <w:numId w:val="14"/>
         </w:numPr>
         <w:jc w:val="both"/>
         <w:rPr>
@@ -16005,7 +15987,7 @@
       <w:pPr>
         <w:numPr>
           <w:ilvl w:val="0"/>
-          <w:numId w:val="28"/>
+          <w:numId w:val="15"/>
         </w:numPr>
         <w:jc w:val="both"/>
         <w:rPr>
@@ -16039,7 +16021,7 @@
       <w:pPr>
         <w:numPr>
           <w:ilvl w:val="0"/>
-          <w:numId w:val="28"/>
+          <w:numId w:val="15"/>
         </w:numPr>
         <w:jc w:val="both"/>
         <w:rPr>
@@ -16073,7 +16055,7 @@
       <w:pPr>
         <w:numPr>
           <w:ilvl w:val="0"/>
-          <w:numId w:val="28"/>
+          <w:numId w:val="15"/>
         </w:numPr>
         <w:jc w:val="both"/>
         <w:rPr>
@@ -16292,7 +16274,7 @@
       <w:pPr>
         <w:numPr>
           <w:ilvl w:val="0"/>
-          <w:numId w:val="28"/>
+          <w:numId w:val="15"/>
         </w:numPr>
         <w:jc w:val="both"/>
         <w:rPr>
@@ -16335,7 +16317,7 @@
       <w:pPr>
         <w:numPr>
           <w:ilvl w:val="0"/>
-          <w:numId w:val="28"/>
+          <w:numId w:val="15"/>
         </w:numPr>
         <w:jc w:val="both"/>
         <w:rPr>
@@ -16369,7 +16351,7 @@
       <w:pPr>
         <w:numPr>
           <w:ilvl w:val="0"/>
-          <w:numId w:val="28"/>
+          <w:numId w:val="15"/>
         </w:numPr>
         <w:jc w:val="both"/>
         <w:rPr>
@@ -16632,7 +16614,7 @@
       <w:pPr>
         <w:numPr>
           <w:ilvl w:val="0"/>
-          <w:numId w:val="30"/>
+          <w:numId w:val="16"/>
         </w:numPr>
         <w:jc w:val="both"/>
         <w:rPr>
@@ -16666,7 +16648,7 @@
       <w:pPr>
         <w:numPr>
           <w:ilvl w:val="0"/>
-          <w:numId w:val="30"/>
+          <w:numId w:val="16"/>
         </w:numPr>
         <w:jc w:val="both"/>
         <w:rPr>
@@ -16686,7 +16668,7 @@
       <w:pPr>
         <w:numPr>
           <w:ilvl w:val="0"/>
-          <w:numId w:val="30"/>
+          <w:numId w:val="16"/>
         </w:numPr>
         <w:jc w:val="both"/>
         <w:rPr>
@@ -16720,7 +16702,7 @@
       <w:pPr>
         <w:numPr>
           <w:ilvl w:val="0"/>
-          <w:numId w:val="30"/>
+          <w:numId w:val="16"/>
         </w:numPr>
         <w:jc w:val="both"/>
         <w:rPr>
@@ -16963,7 +16945,7 @@
       <w:pPr>
         <w:numPr>
           <w:ilvl w:val="0"/>
-          <w:numId w:val="30"/>
+          <w:numId w:val="16"/>
         </w:numPr>
         <w:jc w:val="both"/>
         <w:rPr>
@@ -16983,7 +16965,7 @@
       <w:pPr>
         <w:numPr>
           <w:ilvl w:val="0"/>
-          <w:numId w:val="30"/>
+          <w:numId w:val="16"/>
         </w:numPr>
         <w:jc w:val="both"/>
         <w:rPr>
@@ -17003,7 +16985,7 @@
       <w:pPr>
         <w:numPr>
           <w:ilvl w:val="0"/>
-          <w:numId w:val="30"/>
+          <w:numId w:val="16"/>
         </w:numPr>
         <w:jc w:val="both"/>
         <w:rPr>
@@ -17024,7 +17006,7 @@
         <w:pStyle w:val="Prrafodelista"/>
         <w:numPr>
           <w:ilvl w:val="1"/>
-          <w:numId w:val="30"/>
+          <w:numId w:val="16"/>
         </w:numPr>
         <w:jc w:val="both"/>
         <w:rPr>
@@ -17045,7 +17027,7 @@
         <w:pStyle w:val="Prrafodelista"/>
         <w:numPr>
           <w:ilvl w:val="1"/>
-          <w:numId w:val="30"/>
+          <w:numId w:val="16"/>
         </w:numPr>
         <w:jc w:val="both"/>
         <w:rPr>
@@ -17066,7 +17048,7 @@
         <w:pStyle w:val="Prrafodelista"/>
         <w:numPr>
           <w:ilvl w:val="1"/>
-          <w:numId w:val="30"/>
+          <w:numId w:val="16"/>
         </w:numPr>
         <w:jc w:val="both"/>
         <w:rPr>
@@ -17086,7 +17068,7 @@
       <w:pPr>
         <w:numPr>
           <w:ilvl w:val="0"/>
-          <w:numId w:val="30"/>
+          <w:numId w:val="16"/>
         </w:numPr>
         <w:jc w:val="both"/>
         <w:rPr>
@@ -17361,7 +17343,7 @@
         <w:pStyle w:val="Prrafodelista"/>
         <w:numPr>
           <w:ilvl w:val="0"/>
-          <w:numId w:val="81"/>
+          <w:numId w:val="52"/>
         </w:numPr>
         <w:jc w:val="both"/>
         <w:rPr>
@@ -17382,7 +17364,7 @@
         <w:pStyle w:val="Prrafodelista"/>
         <w:numPr>
           <w:ilvl w:val="0"/>
-          <w:numId w:val="30"/>
+          <w:numId w:val="16"/>
         </w:numPr>
         <w:jc w:val="both"/>
         <w:rPr>
@@ -17417,7 +17399,7 @@
         <w:pStyle w:val="Prrafodelista"/>
         <w:numPr>
           <w:ilvl w:val="0"/>
-          <w:numId w:val="30"/>
+          <w:numId w:val="16"/>
         </w:numPr>
         <w:jc w:val="both"/>
         <w:rPr>
@@ -17438,7 +17420,7 @@
         <w:pStyle w:val="Prrafodelista"/>
         <w:numPr>
           <w:ilvl w:val="0"/>
-          <w:numId w:val="30"/>
+          <w:numId w:val="16"/>
         </w:numPr>
         <w:jc w:val="both"/>
         <w:rPr>
@@ -17459,7 +17441,7 @@
         <w:pStyle w:val="Prrafodelista"/>
         <w:numPr>
           <w:ilvl w:val="0"/>
-          <w:numId w:val="30"/>
+          <w:numId w:val="16"/>
         </w:numPr>
         <w:jc w:val="both"/>
         <w:rPr>
@@ -18039,7 +18021,7 @@
         <w:pStyle w:val="Prrafodelista"/>
         <w:numPr>
           <w:ilvl w:val="0"/>
-          <w:numId w:val="56"/>
+          <w:numId w:val="31"/>
         </w:numPr>
         <w:jc w:val="both"/>
         <w:rPr>
@@ -18064,7 +18046,7 @@
         <w:pStyle w:val="Prrafodelista"/>
         <w:numPr>
           <w:ilvl w:val="0"/>
-          <w:numId w:val="58"/>
+          <w:numId w:val="32"/>
         </w:numPr>
         <w:jc w:val="both"/>
         <w:rPr>
@@ -18111,7 +18093,7 @@
         <w:pStyle w:val="Prrafodelista"/>
         <w:numPr>
           <w:ilvl w:val="0"/>
-          <w:numId w:val="56"/>
+          <w:numId w:val="31"/>
         </w:numPr>
         <w:jc w:val="both"/>
         <w:rPr>
@@ -18147,7 +18129,7 @@
       <w:pPr>
         <w:numPr>
           <w:ilvl w:val="0"/>
-          <w:numId w:val="51"/>
+          <w:numId w:val="26"/>
         </w:numPr>
         <w:jc w:val="both"/>
         <w:rPr>
@@ -18193,7 +18175,7 @@
         <w:pStyle w:val="Prrafodelista"/>
         <w:numPr>
           <w:ilvl w:val="0"/>
-          <w:numId w:val="56"/>
+          <w:numId w:val="31"/>
         </w:numPr>
         <w:jc w:val="both"/>
         <w:rPr>
@@ -18229,7 +18211,7 @@
       <w:pPr>
         <w:numPr>
           <w:ilvl w:val="0"/>
-          <w:numId w:val="52"/>
+          <w:numId w:val="27"/>
         </w:numPr>
         <w:jc w:val="both"/>
         <w:rPr>
@@ -18275,7 +18257,7 @@
         <w:pStyle w:val="Prrafodelista"/>
         <w:numPr>
           <w:ilvl w:val="0"/>
-          <w:numId w:val="56"/>
+          <w:numId w:val="31"/>
         </w:numPr>
         <w:jc w:val="both"/>
         <w:rPr>
@@ -18312,7 +18294,7 @@
       <w:pPr>
         <w:numPr>
           <w:ilvl w:val="0"/>
-          <w:numId w:val="53"/>
+          <w:numId w:val="28"/>
         </w:numPr>
         <w:tabs>
           <w:tab w:val="num" w:pos="720"/>
@@ -18344,7 +18326,7 @@
       <w:pPr>
         <w:numPr>
           <w:ilvl w:val="0"/>
-          <w:numId w:val="53"/>
+          <w:numId w:val="28"/>
         </w:numPr>
         <w:tabs>
           <w:tab w:val="num" w:pos="720"/>
@@ -18383,7 +18365,7 @@
         <w:pStyle w:val="Prrafodelista"/>
         <w:numPr>
           <w:ilvl w:val="0"/>
-          <w:numId w:val="56"/>
+          <w:numId w:val="31"/>
         </w:numPr>
         <w:jc w:val="both"/>
         <w:rPr>
@@ -18419,7 +18401,7 @@
       <w:pPr>
         <w:numPr>
           <w:ilvl w:val="0"/>
-          <w:numId w:val="54"/>
+          <w:numId w:val="29"/>
         </w:numPr>
         <w:jc w:val="both"/>
         <w:rPr>
@@ -18465,7 +18447,7 @@
         <w:pStyle w:val="Prrafodelista"/>
         <w:numPr>
           <w:ilvl w:val="0"/>
-          <w:numId w:val="56"/>
+          <w:numId w:val="31"/>
         </w:numPr>
         <w:jc w:val="both"/>
         <w:rPr>
@@ -18498,7 +18480,7 @@
       <w:pPr>
         <w:numPr>
           <w:ilvl w:val="0"/>
-          <w:numId w:val="55"/>
+          <w:numId w:val="30"/>
         </w:numPr>
         <w:tabs>
           <w:tab w:val="num" w:pos="720"/>
@@ -18605,7 +18587,7 @@
         <w:pStyle w:val="Prrafodelista"/>
         <w:numPr>
           <w:ilvl w:val="0"/>
-          <w:numId w:val="65"/>
+          <w:numId w:val="38"/>
         </w:numPr>
         <w:spacing w:line="279" w:lineRule="auto"/>
         <w:rPr>
@@ -18641,7 +18623,7 @@
       <w:pPr>
         <w:numPr>
           <w:ilvl w:val="0"/>
-          <w:numId w:val="59"/>
+          <w:numId w:val="33"/>
         </w:numPr>
         <w:tabs>
           <w:tab w:val="num" w:pos="720"/>
@@ -18679,7 +18661,7 @@
       <w:pPr>
         <w:numPr>
           <w:ilvl w:val="0"/>
-          <w:numId w:val="59"/>
+          <w:numId w:val="33"/>
         </w:numPr>
         <w:tabs>
           <w:tab w:val="num" w:pos="720"/>
@@ -18728,7 +18710,7 @@
         <w:pStyle w:val="Prrafodelista"/>
         <w:numPr>
           <w:ilvl w:val="0"/>
-          <w:numId w:val="65"/>
+          <w:numId w:val="38"/>
         </w:numPr>
         <w:spacing w:line="279" w:lineRule="auto"/>
         <w:rPr>
@@ -18764,7 +18746,7 @@
       <w:pPr>
         <w:numPr>
           <w:ilvl w:val="0"/>
-          <w:numId w:val="60"/>
+          <w:numId w:val="34"/>
         </w:numPr>
         <w:tabs>
           <w:tab w:val="num" w:pos="720"/>
@@ -18810,7 +18792,7 @@
       <w:pPr>
         <w:numPr>
           <w:ilvl w:val="0"/>
-          <w:numId w:val="60"/>
+          <w:numId w:val="34"/>
         </w:numPr>
         <w:tabs>
           <w:tab w:val="num" w:pos="720"/>
@@ -18844,7 +18826,7 @@
         <w:pStyle w:val="Prrafodelista"/>
         <w:numPr>
           <w:ilvl w:val="0"/>
-          <w:numId w:val="65"/>
+          <w:numId w:val="38"/>
         </w:numPr>
         <w:spacing w:line="279" w:lineRule="auto"/>
         <w:rPr>
@@ -18882,7 +18864,7 @@
         <w:pStyle w:val="Prrafodelista"/>
         <w:numPr>
           <w:ilvl w:val="1"/>
-          <w:numId w:val="58"/>
+          <w:numId w:val="32"/>
         </w:numPr>
         <w:spacing w:line="279" w:lineRule="auto"/>
         <w:rPr>
@@ -18903,7 +18885,7 @@
         <w:pStyle w:val="Prrafodelista"/>
         <w:numPr>
           <w:ilvl w:val="1"/>
-          <w:numId w:val="58"/>
+          <w:numId w:val="32"/>
         </w:numPr>
         <w:spacing w:line="279" w:lineRule="auto"/>
         <w:rPr>
@@ -18933,7 +18915,7 @@
         <w:pStyle w:val="Prrafodelista"/>
         <w:numPr>
           <w:ilvl w:val="0"/>
-          <w:numId w:val="65"/>
+          <w:numId w:val="38"/>
         </w:numPr>
         <w:spacing w:line="279" w:lineRule="auto"/>
         <w:rPr>
@@ -18969,7 +18951,7 @@
       <w:pPr>
         <w:numPr>
           <w:ilvl w:val="0"/>
-          <w:numId w:val="62"/>
+          <w:numId w:val="35"/>
         </w:numPr>
         <w:tabs>
           <w:tab w:val="num" w:pos="720"/>
@@ -19010,7 +18992,7 @@
         <w:pStyle w:val="Prrafodelista"/>
         <w:numPr>
           <w:ilvl w:val="0"/>
-          <w:numId w:val="65"/>
+          <w:numId w:val="38"/>
         </w:numPr>
         <w:spacing w:line="279" w:lineRule="auto"/>
         <w:rPr>
@@ -19046,7 +19028,7 @@
       <w:pPr>
         <w:numPr>
           <w:ilvl w:val="0"/>
-          <w:numId w:val="63"/>
+          <w:numId w:val="36"/>
         </w:numPr>
         <w:tabs>
           <w:tab w:val="num" w:pos="720"/>
@@ -19102,7 +19084,7 @@
         <w:pStyle w:val="Prrafodelista"/>
         <w:numPr>
           <w:ilvl w:val="0"/>
-          <w:numId w:val="65"/>
+          <w:numId w:val="38"/>
         </w:numPr>
         <w:spacing w:line="279" w:lineRule="auto"/>
         <w:rPr>
@@ -19138,7 +19120,7 @@
       <w:pPr>
         <w:numPr>
           <w:ilvl w:val="0"/>
-          <w:numId w:val="64"/>
+          <w:numId w:val="37"/>
         </w:numPr>
         <w:spacing w:line="279" w:lineRule="auto"/>
         <w:rPr>
@@ -19243,7 +19225,7 @@
         <w:pStyle w:val="Prrafodelista"/>
         <w:numPr>
           <w:ilvl w:val="0"/>
-          <w:numId w:val="70"/>
+          <w:numId w:val="43"/>
         </w:numPr>
         <w:spacing w:line="279" w:lineRule="auto"/>
         <w:rPr>
@@ -19279,7 +19261,7 @@
       <w:pPr>
         <w:numPr>
           <w:ilvl w:val="0"/>
-          <w:numId w:val="66"/>
+          <w:numId w:val="39"/>
         </w:numPr>
         <w:tabs>
           <w:tab w:val="num" w:pos="720"/>
@@ -19302,7 +19284,7 @@
       <w:pPr>
         <w:numPr>
           <w:ilvl w:val="0"/>
-          <w:numId w:val="66"/>
+          <w:numId w:val="39"/>
         </w:numPr>
         <w:tabs>
           <w:tab w:val="num" w:pos="720"/>
@@ -19335,7 +19317,7 @@
         <w:pStyle w:val="Prrafodelista"/>
         <w:numPr>
           <w:ilvl w:val="0"/>
-          <w:numId w:val="70"/>
+          <w:numId w:val="43"/>
         </w:numPr>
         <w:spacing w:line="279" w:lineRule="auto"/>
         <w:rPr>
@@ -19372,7 +19354,7 @@
       <w:pPr>
         <w:numPr>
           <w:ilvl w:val="0"/>
-          <w:numId w:val="67"/>
+          <w:numId w:val="40"/>
         </w:numPr>
         <w:spacing w:line="279" w:lineRule="auto"/>
         <w:rPr>
@@ -19403,7 +19385,7 @@
         <w:pStyle w:val="Prrafodelista"/>
         <w:numPr>
           <w:ilvl w:val="0"/>
-          <w:numId w:val="70"/>
+          <w:numId w:val="43"/>
         </w:numPr>
         <w:spacing w:line="279" w:lineRule="auto"/>
         <w:rPr>
@@ -19427,7 +19409,7 @@
       <w:pPr>
         <w:numPr>
           <w:ilvl w:val="0"/>
-          <w:numId w:val="68"/>
+          <w:numId w:val="41"/>
         </w:numPr>
         <w:tabs>
           <w:tab w:val="num" w:pos="720"/>
@@ -19450,7 +19432,7 @@
       <w:pPr>
         <w:numPr>
           <w:ilvl w:val="0"/>
-          <w:numId w:val="68"/>
+          <w:numId w:val="41"/>
         </w:numPr>
         <w:tabs>
           <w:tab w:val="num" w:pos="720"/>
@@ -19499,7 +19481,7 @@
         <w:pStyle w:val="Prrafodelista"/>
         <w:numPr>
           <w:ilvl w:val="0"/>
-          <w:numId w:val="70"/>
+          <w:numId w:val="43"/>
         </w:numPr>
         <w:spacing w:line="279" w:lineRule="auto"/>
         <w:rPr>
@@ -19535,7 +19517,7 @@
       <w:pPr>
         <w:numPr>
           <w:ilvl w:val="0"/>
-          <w:numId w:val="69"/>
+          <w:numId w:val="42"/>
         </w:numPr>
         <w:tabs>
           <w:tab w:val="num" w:pos="720"/>
@@ -19628,7 +19610,7 @@
         <w:pStyle w:val="Prrafodelista"/>
         <w:numPr>
           <w:ilvl w:val="0"/>
-          <w:numId w:val="76"/>
+          <w:numId w:val="48"/>
         </w:numPr>
         <w:jc w:val="both"/>
         <w:rPr>
@@ -19662,7 +19644,7 @@
       <w:pPr>
         <w:numPr>
           <w:ilvl w:val="0"/>
-          <w:numId w:val="71"/>
+          <w:numId w:val="44"/>
         </w:numPr>
         <w:tabs>
           <w:tab w:val="num" w:pos="720"/>
@@ -19685,7 +19667,7 @@
       <w:pPr>
         <w:numPr>
           <w:ilvl w:val="0"/>
-          <w:numId w:val="71"/>
+          <w:numId w:val="44"/>
         </w:numPr>
         <w:tabs>
           <w:tab w:val="num" w:pos="720"/>
@@ -19708,7 +19690,7 @@
       <w:pPr>
         <w:numPr>
           <w:ilvl w:val="0"/>
-          <w:numId w:val="71"/>
+          <w:numId w:val="44"/>
         </w:numPr>
         <w:tabs>
           <w:tab w:val="num" w:pos="720"/>
@@ -19742,7 +19724,7 @@
         <w:pStyle w:val="Prrafodelista"/>
         <w:numPr>
           <w:ilvl w:val="0"/>
-          <w:numId w:val="76"/>
+          <w:numId w:val="48"/>
         </w:numPr>
         <w:jc w:val="both"/>
         <w:rPr>
@@ -19785,7 +19767,7 @@
       <w:pPr>
         <w:numPr>
           <w:ilvl w:val="0"/>
-          <w:numId w:val="72"/>
+          <w:numId w:val="45"/>
         </w:numPr>
         <w:tabs>
           <w:tab w:val="num" w:pos="720"/>
@@ -19836,7 +19818,7 @@
       <w:pPr>
         <w:numPr>
           <w:ilvl w:val="0"/>
-          <w:numId w:val="72"/>
+          <w:numId w:val="45"/>
         </w:numPr>
         <w:tabs>
           <w:tab w:val="num" w:pos="720"/>
@@ -19866,7 +19848,7 @@
       <w:pPr>
         <w:numPr>
           <w:ilvl w:val="0"/>
-          <w:numId w:val="72"/>
+          <w:numId w:val="45"/>
         </w:numPr>
         <w:tabs>
           <w:tab w:val="num" w:pos="720"/>
@@ -19900,7 +19882,7 @@
         <w:pStyle w:val="Prrafodelista"/>
         <w:numPr>
           <w:ilvl w:val="0"/>
-          <w:numId w:val="76"/>
+          <w:numId w:val="48"/>
         </w:numPr>
         <w:jc w:val="both"/>
         <w:rPr>
@@ -19933,7 +19915,7 @@
       <w:pPr>
         <w:numPr>
           <w:ilvl w:val="0"/>
-          <w:numId w:val="73"/>
+          <w:numId w:val="46"/>
         </w:numPr>
         <w:jc w:val="both"/>
         <w:rPr>
@@ -19984,7 +19966,7 @@
         <w:pStyle w:val="Prrafodelista"/>
         <w:numPr>
           <w:ilvl w:val="0"/>
-          <w:numId w:val="76"/>
+          <w:numId w:val="48"/>
         </w:numPr>
         <w:jc w:val="both"/>
         <w:rPr>
@@ -20020,7 +20002,7 @@
       <w:pPr>
         <w:numPr>
           <w:ilvl w:val="0"/>
-          <w:numId w:val="74"/>
+          <w:numId w:val="47"/>
         </w:numPr>
         <w:jc w:val="both"/>
         <w:rPr>
@@ -20040,7 +20022,7 @@
       <w:pPr>
         <w:numPr>
           <w:ilvl w:val="0"/>
-          <w:numId w:val="74"/>
+          <w:numId w:val="47"/>
         </w:numPr>
         <w:jc w:val="both"/>
         <w:rPr>
@@ -20100,7 +20082,7 @@
         <w:pStyle w:val="Prrafodelista"/>
         <w:numPr>
           <w:ilvl w:val="0"/>
-          <w:numId w:val="79"/>
+          <w:numId w:val="51"/>
         </w:numPr>
         <w:jc w:val="both"/>
         <w:rPr>
@@ -20139,7 +20121,7 @@
       <w:pPr>
         <w:numPr>
           <w:ilvl w:val="0"/>
-          <w:numId w:val="77"/>
+          <w:numId w:val="49"/>
         </w:numPr>
         <w:jc w:val="both"/>
         <w:rPr>
@@ -20159,7 +20141,7 @@
       <w:pPr>
         <w:numPr>
           <w:ilvl w:val="0"/>
-          <w:numId w:val="77"/>
+          <w:numId w:val="49"/>
         </w:numPr>
         <w:jc w:val="both"/>
         <w:rPr>
@@ -20190,7 +20172,7 @@
         <w:pStyle w:val="Prrafodelista"/>
         <w:numPr>
           <w:ilvl w:val="0"/>
-          <w:numId w:val="79"/>
+          <w:numId w:val="51"/>
         </w:numPr>
         <w:jc w:val="both"/>
         <w:rPr>
@@ -20229,7 +20211,7 @@
       <w:pPr>
         <w:numPr>
           <w:ilvl w:val="0"/>
-          <w:numId w:val="78"/>
+          <w:numId w:val="50"/>
         </w:numPr>
         <w:jc w:val="both"/>
         <w:rPr>
@@ -20249,7 +20231,7 @@
       <w:pPr>
         <w:numPr>
           <w:ilvl w:val="0"/>
-          <w:numId w:val="78"/>
+          <w:numId w:val="50"/>
         </w:numPr>
         <w:jc w:val="both"/>
         <w:rPr>
@@ -20341,7 +20323,7 @@
                     </pic:cNvPicPr>
                   </pic:nvPicPr>
                   <pic:blipFill>
-                    <a:blip r:embed="rId9" cstate="print">
+                    <a:blip r:embed="rId10" cstate="print">
                       <a:extLst>
                         <a:ext uri="{28A0092B-C50C-407E-A947-70E740481C1C}">
                           <a14:useLocalDpi xmlns:a14="http://schemas.microsoft.com/office/drawing/2010/main" val="0"/>
@@ -20389,40 +20371,19 @@
           <w:lang w:val="en-US"/>
         </w:rPr>
       </w:pPr>
-      <w:r>
-        <w:fldChar w:fldCharType="begin"/>
-      </w:r>
-      <w:r>
-        <w:rPr>
-          <w:lang w:val="en-US"/>
-        </w:rPr>
-        <w:instrText>HYPERLINK "https://drive.google.com/file/d/1MVLLpVTGaWERCn8xHRBqrsY-N7o8ijXs/view?usp=sharing"</w:instrText>
-      </w:r>
-      <w:r>
-        <w:fldChar w:fldCharType="separate"/>
-      </w:r>
-      <w:r>
-        <w:rPr>
-          <w:rStyle w:val="Hipervnculo"/>
-          <w:b w:val="0"/>
-          <w:bCs w:val="0"/>
-          <w:sz w:val="18"/>
-          <w:szCs w:val="18"/>
-          <w:lang w:val="en-US"/>
-        </w:rPr>
-        <w:t>https://drive.google.com/file/d/1MVLLpVTGaWERCn8xHRBqrsY-N7o8ijXs/view?usp=sharing</w:t>
-      </w:r>
-      <w:r>
-        <w:rPr>
-          <w:rStyle w:val="Hipervnculo"/>
-          <w:b w:val="0"/>
-          <w:bCs w:val="0"/>
-          <w:sz w:val="18"/>
-          <w:szCs w:val="18"/>
-          <w:lang w:val="en-US"/>
-        </w:rPr>
-        <w:fldChar w:fldCharType="end"/>
-      </w:r>
+      <w:hyperlink r:id="rId11" w:history="1">
+        <w:r>
+          <w:rPr>
+            <w:rStyle w:val="Hipervnculo"/>
+            <w:b w:val="0"/>
+            <w:bCs w:val="0"/>
+            <w:sz w:val="18"/>
+            <w:szCs w:val="18"/>
+            <w:lang w:val="en-US"/>
+          </w:rPr>
+          <w:t>https://drive.google.com/file/d/1MVLLpVTGaWERCn8xHRBqrsY-N7o8ijXs/view?usp=sharing</w:t>
+        </w:r>
+      </w:hyperlink>
     </w:p>
     <w:p>
       <w:pPr>
@@ -20442,7 +20403,7 @@
         <w:pStyle w:val="Ttulo2"/>
         <w:numPr>
           <w:ilvl w:val="1"/>
-          <w:numId w:val="65"/>
+          <w:numId w:val="38"/>
         </w:numPr>
       </w:pPr>
       <w:bookmarkStart w:id="42" w:name="_Toc177775628"/>
@@ -20487,7 +20448,7 @@
                     </pic:cNvPicPr>
                   </pic:nvPicPr>
                   <pic:blipFill>
-                    <a:blip r:embed="rId10">
+                    <a:blip r:embed="rId12">
                       <a:extLst>
                         <a:ext uri="{28A0092B-C50C-407E-A947-70E740481C1C}">
                           <a14:useLocalDpi xmlns:a14="http://schemas.microsoft.com/office/drawing/2010/main" val="0"/>
@@ -20529,38 +20490,18 @@
           <w:lang w:val="en-US"/>
         </w:rPr>
       </w:pPr>
-      <w:r>
-        <w:fldChar w:fldCharType="begin"/>
-      </w:r>
-      <w:r>
-        <w:rPr>
-          <w:lang w:val="en-US"/>
-        </w:rPr>
-        <w:instrText>HYPERLINK "https://drive.google.com/file/d/1CQ-xOLupclXAeVYfVv1Rm7-QziUXyfIh/view?usp=sharing"</w:instrText>
-      </w:r>
-      <w:r>
-        <w:fldChar w:fldCharType="separate"/>
-      </w:r>
-      <w:r>
-        <w:rPr>
-          <w:rStyle w:val="Hipervnculo"/>
-          <w:rFonts w:ascii="Arial" w:hAnsi="Arial" w:cs="Arial"/>
-          <w:sz w:val="18"/>
-          <w:szCs w:val="18"/>
-          <w:lang w:val="en-US"/>
-        </w:rPr>
-        <w:t>https://drive.google.com/file/d/1CQ-xOLupclXAeVYfVv1Rm7-QziUXyfIh/view?usp=sharing</w:t>
-      </w:r>
-      <w:r>
-        <w:rPr>
-          <w:rStyle w:val="Hipervnculo"/>
-          <w:rFonts w:ascii="Arial" w:hAnsi="Arial" w:cs="Arial"/>
-          <w:sz w:val="18"/>
-          <w:szCs w:val="18"/>
-          <w:lang w:val="en-US"/>
-        </w:rPr>
-        <w:fldChar w:fldCharType="end"/>
-      </w:r>
+      <w:hyperlink r:id="rId13" w:history="1">
+        <w:r>
+          <w:rPr>
+            <w:rStyle w:val="Hipervnculo"/>
+            <w:rFonts w:ascii="Arial" w:hAnsi="Arial" w:cs="Arial"/>
+            <w:sz w:val="18"/>
+            <w:szCs w:val="18"/>
+            <w:lang w:val="en-US"/>
+          </w:rPr>
+          <w:t>https://drive.google.com/file/d/1CQ-xOLupclXAeVYfVv1Rm7-QziUXyfIh/view?usp=sharing</w:t>
+        </w:r>
+      </w:hyperlink>
     </w:p>
     <w:p>
       <w:pPr>
@@ -20574,7 +20515,7 @@
         <w:pStyle w:val="Ttulo2"/>
         <w:numPr>
           <w:ilvl w:val="1"/>
-          <w:numId w:val="65"/>
+          <w:numId w:val="38"/>
         </w:numPr>
       </w:pPr>
       <w:bookmarkStart w:id="43" w:name="_Toc177775629"/>
@@ -20620,7 +20561,7 @@
                     </pic:cNvPicPr>
                   </pic:nvPicPr>
                   <pic:blipFill>
-                    <a:blip r:embed="rId11">
+                    <a:blip r:embed="rId14">
                       <a:extLst>
                         <a:ext uri="{28A0092B-C50C-407E-A947-70E740481C1C}">
                           <a14:useLocalDpi xmlns:a14="http://schemas.microsoft.com/office/drawing/2010/main" val="0"/>
@@ -20661,38 +20602,18 @@
           <w:lang w:val="en-US"/>
         </w:rPr>
       </w:pPr>
-      <w:r>
-        <w:fldChar w:fldCharType="begin"/>
-      </w:r>
-      <w:r>
-        <w:rPr>
-          <w:lang w:val="en-US"/>
-        </w:rPr>
-        <w:instrText>HYPERLINK "https://drive.google.com/file/d/1dpS6g-Eb14g3GradsoKtZyCAFFcpq9JD/view?usp=sharing"</w:instrText>
-      </w:r>
-      <w:r>
-        <w:fldChar w:fldCharType="separate"/>
-      </w:r>
-      <w:r>
-        <w:rPr>
-          <w:rStyle w:val="Hipervnculo"/>
-          <w:rFonts w:ascii="Arial" w:hAnsi="Arial" w:cs="Arial"/>
-          <w:sz w:val="18"/>
-          <w:szCs w:val="18"/>
-          <w:lang w:val="en-US"/>
-        </w:rPr>
-        <w:t>https://drive.google.com/file/d/1dpS6g-Eb14g3GradsoKtZyCAFFcpq9JD/view?usp=sharing</w:t>
-      </w:r>
-      <w:r>
-        <w:rPr>
-          <w:rStyle w:val="Hipervnculo"/>
-          <w:rFonts w:ascii="Arial" w:hAnsi="Arial" w:cs="Arial"/>
-          <w:sz w:val="18"/>
-          <w:szCs w:val="18"/>
-          <w:lang w:val="en-US"/>
-        </w:rPr>
-        <w:fldChar w:fldCharType="end"/>
-      </w:r>
+      <w:hyperlink r:id="rId15" w:history="1">
+        <w:r>
+          <w:rPr>
+            <w:rStyle w:val="Hipervnculo"/>
+            <w:rFonts w:ascii="Arial" w:hAnsi="Arial" w:cs="Arial"/>
+            <w:sz w:val="18"/>
+            <w:szCs w:val="18"/>
+            <w:lang w:val="en-US"/>
+          </w:rPr>
+          <w:t>https://drive.google.com/file/d/1dpS6g-Eb14g3GradsoKtZyCAFFcpq9JD/view?usp=sharing</w:t>
+        </w:r>
+      </w:hyperlink>
     </w:p>
     <w:p>
       <w:pPr>
@@ -20758,7 +20679,7 @@
                     </pic:cNvPicPr>
                   </pic:nvPicPr>
                   <pic:blipFill>
-                    <a:blip r:embed="rId12" cstate="print">
+                    <a:blip r:embed="rId16" cstate="print">
                       <a:extLst>
                         <a:ext uri="{28A0092B-C50C-407E-A947-70E740481C1C}">
                           <a14:useLocalDpi xmlns:a14="http://schemas.microsoft.com/office/drawing/2010/main" val="0"/>
@@ -20794,7 +20715,7 @@
       <w:pPr>
         <w:pStyle w:val="Descripcin"/>
       </w:pPr>
-      <w:hyperlink r:id="rId13" w:history="1">
+      <w:hyperlink r:id="rId17" w:history="1">
         <w:r>
           <w:rPr>
             <w:rStyle w:val="Hipervnculo"/>
@@ -20860,7 +20781,7 @@
                     </pic:cNvPicPr>
                   </pic:nvPicPr>
                   <pic:blipFill>
-                    <a:blip r:embed="rId14" cstate="print">
+                    <a:blip r:embed="rId18" cstate="print">
                       <a:extLst>
                         <a:ext uri="{28A0092B-C50C-407E-A947-70E740481C1C}">
                           <a14:useLocalDpi xmlns:a14="http://schemas.microsoft.com/office/drawing/2010/main" val="0"/>
@@ -20899,7 +20820,7 @@
           <w:noProof/>
         </w:rPr>
       </w:pPr>
-      <w:hyperlink r:id="rId15" w:history="1">
+      <w:hyperlink r:id="rId19" w:history="1">
         <w:r>
           <w:rPr>
             <w:rStyle w:val="Hipervnculo"/>
@@ -20970,7 +20891,7 @@
                     </pic:cNvPicPr>
                   </pic:nvPicPr>
                   <pic:blipFill>
-                    <a:blip r:embed="rId16" cstate="print">
+                    <a:blip r:embed="rId20" cstate="print">
                       <a:extLst>
                         <a:ext uri="{28A0092B-C50C-407E-A947-70E740481C1C}">
                           <a14:useLocalDpi xmlns:a14="http://schemas.microsoft.com/office/drawing/2010/main" val="0"/>
@@ -21006,7 +20927,7 @@
       <w:pPr>
         <w:pStyle w:val="Descripcin"/>
       </w:pPr>
-      <w:hyperlink r:id="rId17" w:history="1">
+      <w:hyperlink r:id="rId21" w:history="1">
         <w:r>
           <w:rPr>
             <w:rStyle w:val="Hipervnculo"/>
@@ -21072,7 +20993,7 @@
                     </pic:cNvPicPr>
                   </pic:nvPicPr>
                   <pic:blipFill>
-                    <a:blip r:embed="rId18">
+                    <a:blip r:embed="rId22">
                       <a:extLst>
                         <a:ext uri="{28A0092B-C50C-407E-A947-70E740481C1C}">
                           <a14:useLocalDpi xmlns:a14="http://schemas.microsoft.com/office/drawing/2010/main" val="0"/>
@@ -21108,7 +21029,7 @@
       <w:pPr>
         <w:pStyle w:val="Descripcin"/>
       </w:pPr>
-      <w:hyperlink r:id="rId19" w:history="1">
+      <w:hyperlink r:id="rId23" w:history="1">
         <w:r>
           <w:rPr>
             <w:rStyle w:val="Hipervnculo"/>
@@ -21174,7 +21095,7 @@
                     </pic:cNvPicPr>
                   </pic:nvPicPr>
                   <pic:blipFill>
-                    <a:blip r:embed="rId20">
+                    <a:blip r:embed="rId24">
                       <a:extLst>
                         <a:ext uri="{28A0092B-C50C-407E-A947-70E740481C1C}">
                           <a14:useLocalDpi xmlns:a14="http://schemas.microsoft.com/office/drawing/2010/main" val="0"/>
@@ -21210,7 +21131,7 @@
       <w:pPr>
         <w:pStyle w:val="Descripcin"/>
       </w:pPr>
-      <w:hyperlink r:id="rId21" w:history="1">
+      <w:hyperlink r:id="rId25" w:history="1">
         <w:r>
           <w:rPr>
             <w:rStyle w:val="Hipervnculo"/>
@@ -21277,7 +21198,7 @@
                     </pic:cNvPicPr>
                   </pic:nvPicPr>
                   <pic:blipFill>
-                    <a:blip r:embed="rId22">
+                    <a:blip r:embed="rId26">
                       <a:extLst>
                         <a:ext uri="{28A0092B-C50C-407E-A947-70E740481C1C}">
                           <a14:useLocalDpi xmlns:a14="http://schemas.microsoft.com/office/drawing/2010/main" val="0"/>
@@ -21313,7 +21234,7 @@
       <w:pPr>
         <w:pStyle w:val="Descripcin"/>
       </w:pPr>
-      <w:hyperlink r:id="rId23" w:history="1">
+      <w:hyperlink r:id="rId27" w:history="1">
         <w:r>
           <w:rPr>
             <w:rStyle w:val="Hipervnculo"/>
@@ -21385,7 +21306,7 @@
                     </pic:cNvPicPr>
                   </pic:nvPicPr>
                   <pic:blipFill>
-                    <a:blip r:embed="rId24">
+                    <a:blip r:embed="rId28">
                       <a:extLst>
                         <a:ext uri="{28A0092B-C50C-407E-A947-70E740481C1C}">
                           <a14:useLocalDpi xmlns:a14="http://schemas.microsoft.com/office/drawing/2010/main" val="0"/>
@@ -21421,7 +21342,7 @@
       <w:pPr>
         <w:pStyle w:val="Descripcin"/>
       </w:pPr>
-      <w:hyperlink r:id="rId25" w:history="1">
+      <w:hyperlink r:id="rId29" w:history="1">
         <w:r>
           <w:rPr>
             <w:rStyle w:val="Hipervnculo"/>
@@ -21492,7 +21413,7 @@
                     </pic:cNvPicPr>
                   </pic:nvPicPr>
                   <pic:blipFill>
-                    <a:blip r:embed="rId26">
+                    <a:blip r:embed="rId30">
                       <a:extLst>
                         <a:ext uri="{28A0092B-C50C-407E-A947-70E740481C1C}">
                           <a14:useLocalDpi xmlns:a14="http://schemas.microsoft.com/office/drawing/2010/main" val="0"/>
@@ -21531,7 +21452,7 @@
           <w:lang w:val="es-ES"/>
         </w:rPr>
       </w:pPr>
-      <w:hyperlink r:id="rId27" w:history="1">
+      <w:hyperlink r:id="rId31" w:history="1">
         <w:r>
           <w:rPr>
             <w:rStyle w:val="Hipervnculo"/>
@@ -21630,7 +21551,7 @@
                     <pic:cNvPicPr/>
                   </pic:nvPicPr>
                   <pic:blipFill>
-                    <a:blip r:embed="rId28"/>
+                    <a:blip r:embed="rId32"/>
                     <a:stretch>
                       <a:fillRect/>
                     </a:stretch>
@@ -21658,7 +21579,7 @@
           <w:lang w:val="en-US"/>
         </w:rPr>
       </w:pPr>
-      <w:hyperlink r:id="rId29" w:history="1">
+      <w:hyperlink r:id="rId33" w:history="1">
         <w:r>
           <w:rPr>
             <w:rStyle w:val="Hipervnculo"/>
@@ -21729,7 +21650,7 @@
                     </pic:cNvPicPr>
                   </pic:nvPicPr>
                   <pic:blipFill>
-                    <a:blip r:embed="rId30">
+                    <a:blip r:embed="rId34">
                       <a:extLst>
                         <a:ext uri="{28A0092B-C50C-407E-A947-70E740481C1C}">
                           <a14:useLocalDpi xmlns:a14="http://schemas.microsoft.com/office/drawing/2010/main" val="0"/>
@@ -21765,7 +21686,7 @@
       <w:pPr>
         <w:pStyle w:val="Descripcin"/>
       </w:pPr>
-      <w:hyperlink r:id="rId31" w:history="1">
+      <w:hyperlink r:id="rId35" w:history="1">
         <w:r>
           <w:rPr>
             <w:rStyle w:val="Hipervnculo"/>
@@ -21836,7 +21757,7 @@
                     </pic:cNvPicPr>
                   </pic:nvPicPr>
                   <pic:blipFill>
-                    <a:blip r:embed="rId32">
+                    <a:blip r:embed="rId36">
                       <a:extLst>
                         <a:ext uri="{28A0092B-C50C-407E-A947-70E740481C1C}">
                           <a14:useLocalDpi xmlns:a14="http://schemas.microsoft.com/office/drawing/2010/main" val="0"/>
@@ -21872,7 +21793,7 @@
       <w:pPr>
         <w:pStyle w:val="Descripcin"/>
       </w:pPr>
-      <w:hyperlink r:id="rId33" w:history="1">
+      <w:hyperlink r:id="rId37" w:history="1">
         <w:r>
           <w:rPr>
             <w:rStyle w:val="Hipervnculo"/>
@@ -21944,7 +21865,7 @@
                     </pic:cNvPicPr>
                   </pic:nvPicPr>
                   <pic:blipFill>
-                    <a:blip r:embed="rId34">
+                    <a:blip r:embed="rId38">
                       <a:extLst>
                         <a:ext uri="{28A0092B-C50C-407E-A947-70E740481C1C}">
                           <a14:useLocalDpi xmlns:a14="http://schemas.microsoft.com/office/drawing/2010/main" val="0"/>
@@ -21983,7 +21904,7 @@
           <w:lang w:val="es-ES"/>
         </w:rPr>
       </w:pPr>
-      <w:hyperlink r:id="rId35" w:history="1">
+      <w:hyperlink r:id="rId39" w:history="1">
         <w:r>
           <w:rPr>
             <w:rStyle w:val="Hipervnculo"/>
@@ -22053,7 +21974,7 @@
                     <pic:cNvPicPr/>
                   </pic:nvPicPr>
                   <pic:blipFill>
-                    <a:blip r:embed="rId36"/>
+                    <a:blip r:embed="rId40"/>
                     <a:stretch>
                       <a:fillRect/>
                     </a:stretch>
@@ -22081,7 +22002,7 @@
           <w:lang w:val="es-ES"/>
         </w:rPr>
       </w:pPr>
-      <w:hyperlink r:id="rId37" w:history="1">
+      <w:hyperlink r:id="rId41" w:history="1">
         <w:r>
           <w:rPr>
             <w:rStyle w:val="Hipervnculo"/>
@@ -22163,7 +22084,7 @@
                     <pic:cNvPicPr/>
                   </pic:nvPicPr>
                   <pic:blipFill>
-                    <a:blip r:embed="rId38"/>
+                    <a:blip r:embed="rId42"/>
                     <a:stretch>
                       <a:fillRect/>
                     </a:stretch>
@@ -22191,7 +22112,7 @@
           <w:lang w:val="es-ES"/>
         </w:rPr>
       </w:pPr>
-      <w:hyperlink r:id="rId39" w:history="1">
+      <w:hyperlink r:id="rId43" w:history="1">
         <w:r>
           <w:rPr>
             <w:rStyle w:val="Hipervnculo"/>
@@ -22263,7 +22184,7 @@
                     </pic:cNvPicPr>
                   </pic:nvPicPr>
                   <pic:blipFill>
-                    <a:blip r:embed="rId40">
+                    <a:blip r:embed="rId44">
                       <a:extLst>
                         <a:ext uri="{28A0092B-C50C-407E-A947-70E740481C1C}">
                           <a14:useLocalDpi xmlns:a14="http://schemas.microsoft.com/office/drawing/2010/main" val="0"/>
@@ -22302,7 +22223,7 @@
           <w:lang w:val="es-ES"/>
         </w:rPr>
       </w:pPr>
-      <w:hyperlink r:id="rId41" w:history="1">
+      <w:hyperlink r:id="rId45" w:history="1">
         <w:r>
           <w:rPr>
             <w:rStyle w:val="Hipervnculo"/>
@@ -22372,7 +22293,7 @@
                     <pic:cNvPicPr/>
                   </pic:nvPicPr>
                   <pic:blipFill>
-                    <a:blip r:embed="rId42"/>
+                    <a:blip r:embed="rId46"/>
                     <a:stretch>
                       <a:fillRect/>
                     </a:stretch>
@@ -22400,7 +22321,7 @@
           <w:lang w:val="es-ES"/>
         </w:rPr>
       </w:pPr>
-      <w:hyperlink r:id="rId43" w:history="1">
+      <w:hyperlink r:id="rId47" w:history="1">
         <w:r>
           <w:rPr>
             <w:rStyle w:val="Hipervnculo"/>
@@ -22471,7 +22392,7 @@
                     </pic:cNvPicPr>
                   </pic:nvPicPr>
                   <pic:blipFill>
-                    <a:blip r:embed="rId44">
+                    <a:blip r:embed="rId48">
                       <a:extLst>
                         <a:ext uri="{28A0092B-C50C-407E-A947-70E740481C1C}">
                           <a14:useLocalDpi xmlns:a14="http://schemas.microsoft.com/office/drawing/2010/main" val="0"/>
@@ -22507,7 +22428,7 @@
       <w:pPr>
         <w:pStyle w:val="Descripcin"/>
       </w:pPr>
-      <w:hyperlink r:id="rId45" w:history="1">
+      <w:hyperlink r:id="rId49" w:history="1">
         <w:r>
           <w:rPr>
             <w:rStyle w:val="Hipervnculo"/>
@@ -22579,7 +22500,7 @@
                     </pic:cNvPicPr>
                   </pic:nvPicPr>
                   <pic:blipFill>
-                    <a:blip r:embed="rId46">
+                    <a:blip r:embed="rId50">
                       <a:extLst>
                         <a:ext uri="{28A0092B-C50C-407E-A947-70E740481C1C}">
                           <a14:useLocalDpi xmlns:a14="http://schemas.microsoft.com/office/drawing/2010/main" val="0"/>
@@ -22615,7 +22536,7 @@
       <w:pPr>
         <w:pStyle w:val="Descripcin"/>
       </w:pPr>
-      <w:hyperlink r:id="rId47" w:history="1">
+      <w:hyperlink r:id="rId51" w:history="1">
         <w:r>
           <w:rPr>
             <w:rStyle w:val="Hipervnculo"/>
@@ -22686,7 +22607,7 @@
                     </pic:cNvPicPr>
                   </pic:nvPicPr>
                   <pic:blipFill>
-                    <a:blip r:embed="rId48">
+                    <a:blip r:embed="rId52">
                       <a:extLst>
                         <a:ext uri="{28A0092B-C50C-407E-A947-70E740481C1C}">
                           <a14:useLocalDpi xmlns:a14="http://schemas.microsoft.com/office/drawing/2010/main" val="0"/>
@@ -22722,7 +22643,7 @@
       <w:pPr>
         <w:pStyle w:val="Descripcin"/>
       </w:pPr>
-      <w:hyperlink r:id="rId49" w:history="1">
+      <w:hyperlink r:id="rId53" w:history="1">
         <w:r>
           <w:rPr>
             <w:rStyle w:val="Hipervnculo"/>
@@ -22793,7 +22714,7 @@
                     </pic:cNvPicPr>
                   </pic:nvPicPr>
                   <pic:blipFill>
-                    <a:blip r:embed="rId50">
+                    <a:blip r:embed="rId54">
                       <a:extLst>
                         <a:ext uri="{28A0092B-C50C-407E-A947-70E740481C1C}">
                           <a14:useLocalDpi xmlns:a14="http://schemas.microsoft.com/office/drawing/2010/main" val="0"/>
@@ -22829,7 +22750,7 @@
       <w:pPr>
         <w:pStyle w:val="Descripcin"/>
       </w:pPr>
-      <w:hyperlink r:id="rId51" w:history="1">
+      <w:hyperlink r:id="rId55" w:history="1">
         <w:r>
           <w:rPr>
             <w:rStyle w:val="Hipervnculo"/>
@@ -22901,7 +22822,7 @@
                     </pic:cNvPicPr>
                   </pic:nvPicPr>
                   <pic:blipFill>
-                    <a:blip r:embed="rId52">
+                    <a:blip r:embed="rId56">
                       <a:extLst>
                         <a:ext uri="{28A0092B-C50C-407E-A947-70E740481C1C}">
                           <a14:useLocalDpi xmlns:a14="http://schemas.microsoft.com/office/drawing/2010/main" val="0"/>
@@ -22937,7 +22858,7 @@
       <w:pPr>
         <w:pStyle w:val="Descripcin"/>
       </w:pPr>
-      <w:hyperlink r:id="rId53" w:history="1">
+      <w:hyperlink r:id="rId57" w:history="1">
         <w:r>
           <w:rPr>
             <w:rStyle w:val="Hipervnculo"/>
@@ -23251,7 +23172,7 @@
                           <pic:cNvPicPr/>
                         </pic:nvPicPr>
                         <pic:blipFill rotWithShape="1">
-                          <a:blip r:embed="rId54"/>
+                          <a:blip r:embed="rId58"/>
                           <a:srcRect l="1288" t="1807" r="1273" b="2433"/>
                           <a:stretch/>
                         </pic:blipFill>
@@ -23301,7 +23222,7 @@
                           <pic:cNvPicPr/>
                         </pic:nvPicPr>
                         <pic:blipFill>
-                          <a:blip r:embed="rId55"/>
+                          <a:blip r:embed="rId59"/>
                           <a:stretch>
                             <a:fillRect/>
                           </a:stretch>
@@ -23602,7 +23523,7 @@
                           <pic:cNvPicPr/>
                         </pic:nvPicPr>
                         <pic:blipFill>
-                          <a:blip r:embed="rId56"/>
+                          <a:blip r:embed="rId60"/>
                           <a:stretch>
                             <a:fillRect/>
                           </a:stretch>
@@ -23645,7 +23566,7 @@
                           <pic:cNvPicPr/>
                         </pic:nvPicPr>
                         <pic:blipFill>
-                          <a:blip r:embed="rId57"/>
+                          <a:blip r:embed="rId61"/>
                           <a:stretch>
                             <a:fillRect/>
                           </a:stretch>
@@ -23980,7 +23901,7 @@
                           <pic:cNvPicPr/>
                         </pic:nvPicPr>
                         <pic:blipFill>
-                          <a:blip r:embed="rId58"/>
+                          <a:blip r:embed="rId62"/>
                           <a:stretch>
                             <a:fillRect/>
                           </a:stretch>
@@ -24292,7 +24213,7 @@
                           <pic:cNvPicPr/>
                         </pic:nvPicPr>
                         <pic:blipFill>
-                          <a:blip r:embed="rId59"/>
+                          <a:blip r:embed="rId63"/>
                           <a:stretch>
                             <a:fillRect/>
                           </a:stretch>
@@ -24336,7 +24257,7 @@
                           <pic:cNvPicPr/>
                         </pic:nvPicPr>
                         <pic:blipFill>
-                          <a:blip r:embed="rId60"/>
+                          <a:blip r:embed="rId64"/>
                           <a:stretch>
                             <a:fillRect/>
                           </a:stretch>
@@ -24613,7 +24534,7 @@
                           <pic:cNvPicPr/>
                         </pic:nvPicPr>
                         <pic:blipFill>
-                          <a:blip r:embed="rId61"/>
+                          <a:blip r:embed="rId65"/>
                           <a:stretch>
                             <a:fillRect/>
                           </a:stretch>
@@ -24872,7 +24793,7 @@
                           <pic:cNvPicPr/>
                         </pic:nvPicPr>
                         <pic:blipFill>
-                          <a:blip r:embed="rId62"/>
+                          <a:blip r:embed="rId66"/>
                           <a:stretch>
                             <a:fillRect/>
                           </a:stretch>
@@ -25131,7 +25052,7 @@
                           <pic:cNvPicPr/>
                         </pic:nvPicPr>
                         <pic:blipFill>
-                          <a:blip r:embed="rId63"/>
+                          <a:blip r:embed="rId67"/>
                           <a:stretch>
                             <a:fillRect/>
                           </a:stretch>
@@ -25174,7 +25095,7 @@
                           <pic:cNvPicPr/>
                         </pic:nvPicPr>
                         <pic:blipFill>
-                          <a:blip r:embed="rId64"/>
+                          <a:blip r:embed="rId68"/>
                           <a:stretch>
                             <a:fillRect/>
                           </a:stretch>
@@ -25217,7 +25138,7 @@
                           <pic:cNvPicPr/>
                         </pic:nvPicPr>
                         <pic:blipFill>
-                          <a:blip r:embed="rId65"/>
+                          <a:blip r:embed="rId69"/>
                           <a:stretch>
                             <a:fillRect/>
                           </a:stretch>
@@ -25492,7 +25413,7 @@
                           <pic:cNvPicPr/>
                         </pic:nvPicPr>
                         <pic:blipFill>
-                          <a:blip r:embed="rId66"/>
+                          <a:blip r:embed="rId70"/>
                           <a:stretch>
                             <a:fillRect/>
                           </a:stretch>
@@ -25756,7 +25677,7 @@
                           <pic:cNvPicPr/>
                         </pic:nvPicPr>
                         <pic:blipFill>
-                          <a:blip r:embed="rId67"/>
+                          <a:blip r:embed="rId71"/>
                           <a:stretch>
                             <a:fillRect/>
                           </a:stretch>
@@ -26032,7 +25953,7 @@
                           <pic:cNvPicPr/>
                         </pic:nvPicPr>
                         <pic:blipFill>
-                          <a:blip r:embed="rId68"/>
+                          <a:blip r:embed="rId72"/>
                           <a:stretch>
                             <a:fillRect/>
                           </a:stretch>
@@ -26294,7 +26215,7 @@
                           <pic:cNvPicPr/>
                         </pic:nvPicPr>
                         <pic:blipFill rotWithShape="1">
-                          <a:blip r:embed="rId54"/>
+                          <a:blip r:embed="rId58"/>
                           <a:srcRect l="1288" t="1807" r="1273" b="2433"/>
                           <a:stretch/>
                         </pic:blipFill>
@@ -26608,7 +26529,7 @@
                           <pic:cNvPicPr/>
                         </pic:nvPicPr>
                         <pic:blipFill>
-                          <a:blip r:embed="rId68"/>
+                          <a:blip r:embed="rId72"/>
                           <a:stretch>
                             <a:fillRect/>
                           </a:stretch>
@@ -26704,7 +26625,7 @@
         <w:pStyle w:val="Prrafodelista"/>
         <w:numPr>
           <w:ilvl w:val="0"/>
-          <w:numId w:val="95"/>
+          <w:numId w:val="60"/>
         </w:numPr>
         <w:rPr>
           <w:rFonts w:ascii="Arial" w:hAnsi="Arial" w:cs="Arial"/>
@@ -26724,7 +26645,7 @@
         <w:pStyle w:val="Prrafodelista"/>
         <w:numPr>
           <w:ilvl w:val="0"/>
-          <w:numId w:val="95"/>
+          <w:numId w:val="60"/>
         </w:numPr>
         <w:rPr>
           <w:rFonts w:ascii="Arial" w:hAnsi="Arial" w:cs="Arial"/>
@@ -26744,7 +26665,7 @@
         <w:pStyle w:val="Prrafodelista"/>
         <w:numPr>
           <w:ilvl w:val="0"/>
-          <w:numId w:val="95"/>
+          <w:numId w:val="60"/>
         </w:numPr>
         <w:rPr>
           <w:rFonts w:ascii="Arial" w:hAnsi="Arial" w:cs="Arial"/>
@@ -26764,7 +26685,7 @@
         <w:pStyle w:val="Prrafodelista"/>
         <w:numPr>
           <w:ilvl w:val="0"/>
-          <w:numId w:val="95"/>
+          <w:numId w:val="60"/>
         </w:numPr>
         <w:rPr>
           <w:rFonts w:ascii="Arial" w:hAnsi="Arial" w:cs="Arial"/>
@@ -26784,7 +26705,7 @@
         <w:pStyle w:val="Prrafodelista"/>
         <w:numPr>
           <w:ilvl w:val="0"/>
-          <w:numId w:val="95"/>
+          <w:numId w:val="60"/>
         </w:numPr>
         <w:rPr>
           <w:rFonts w:ascii="Arial" w:hAnsi="Arial" w:cs="Arial"/>
@@ -26804,7 +26725,7 @@
         <w:pStyle w:val="Prrafodelista"/>
         <w:numPr>
           <w:ilvl w:val="0"/>
-          <w:numId w:val="95"/>
+          <w:numId w:val="60"/>
         </w:numPr>
         <w:rPr>
           <w:rFonts w:ascii="Arial" w:hAnsi="Arial" w:cs="Arial"/>
@@ -26824,7 +26745,7 @@
         <w:pStyle w:val="Prrafodelista"/>
         <w:numPr>
           <w:ilvl w:val="0"/>
-          <w:numId w:val="95"/>
+          <w:numId w:val="60"/>
         </w:numPr>
         <w:rPr>
           <w:rFonts w:ascii="Arial" w:hAnsi="Arial" w:cs="Arial"/>
@@ -26840,7 +26761,7 @@
       </w:r>
     </w:p>
     <w:sectPr>
-      <w:headerReference w:type="default" r:id="rId69"/>
+      <w:headerReference w:type="default" r:id="rId73"/>
       <w:pgSz w:w="12240" w:h="15840"/>
       <w:pgMar w:top="1417" w:right="1701" w:bottom="1417" w:left="1701" w:header="708" w:footer="708" w:gutter="0"/>
       <w:cols w:space="708"/>
@@ -26969,267 +26890,6 @@
 <file path=word/numbering.xml><?xml version="1.0" encoding="utf-8"?>
 <w:numbering xmlns:wpc="http://schemas.microsoft.com/office/word/2010/wordprocessingCanvas" xmlns:cx="http://schemas.microsoft.com/office/drawing/2014/chartex" xmlns:cx1="http://schemas.microsoft.com/office/drawing/2015/9/8/chartex" xmlns:cx2="http://schemas.microsoft.com/office/drawing/2015/10/21/chartex" xmlns:cx3="http://schemas.microsoft.com/office/drawing/2016/5/9/chartex" xmlns:cx4="http://schemas.microsoft.com/office/drawing/2016/5/10/chartex" xmlns:cx5="http://schemas.microsoft.com/office/drawing/2016/5/11/chartex" xmlns:cx6="http://schemas.microsoft.com/office/drawing/2016/5/12/chartex" xmlns:cx7="http://schemas.microsoft.com/office/drawing/2016/5/13/chartex" xmlns:cx8="http://schemas.microsoft.com/office/drawing/2016/5/14/chartex" xmlns:mc="http://schemas.openxmlformats.org/markup-compatibility/2006" xmlns:aink="http://schemas.microsoft.com/office/drawing/2016/ink" xmlns:am3d="http://schemas.microsoft.com/office/drawing/2017/model3d" xmlns:o="urn:schemas-microsoft-com:office:office" xmlns:oel="http://schemas.microsoft.com/office/2019/extlst" xmlns:r="http://schemas.openxmlformats.org/officeDocument/2006/relationships" xmlns:m="http://schemas.openxmlformats.org/officeDocument/2006/math" xmlns:v="urn:schemas-microsoft-com:vml" xmlns:wp14="http://schemas.microsoft.com/office/word/2010/wordprocessingDrawing" xmlns:wp="http://schemas.openxmlformats.org/drawingml/2006/wordprocessingDrawing" xmlns:w10="urn:schemas-microsoft-com:office:word" xmlns:w="http://schemas.openxmlformats.org/wordprocessingml/2006/main" xmlns:w14="http://schemas.microsoft.com/office/word/2010/wordml" xmlns:w15="http://schemas.microsoft.com/office/word/2012/wordml" xmlns:w16cex="http://schemas.microsoft.com/office/word/2018/wordml/cex" xmlns:w16cid="http://schemas.microsoft.com/office/word/2016/wordml/cid" xmlns:w16="http://schemas.microsoft.com/office/word/2018/wordml" xmlns:w16du="http://schemas.microsoft.com/office/word/2023/wordml/word16du" xmlns:w16sdtdh="http://schemas.microsoft.com/office/word/2020/wordml/sdtdatahash" xmlns:w16se="http://schemas.microsoft.com/office/word/2015/wordml/symex" xmlns:wpg="http://schemas.microsoft.com/office/word/2010/wordprocessingGroup" xmlns:wpi="http://schemas.microsoft.com/office/word/2010/wordprocessingInk" xmlns:wne="http://schemas.microsoft.com/office/word/2006/wordml" xmlns:wps="http://schemas.microsoft.com/office/word/2010/wordprocessingShape" mc:Ignorable="w14 w15 w16se w16cid w16 w16cex w16sdtdh w16du wp14">
   <w:abstractNum w:abstractNumId="0" w15:restartNumberingAfterBreak="0">
-    <w:nsid w:val="00630524"/>
-    <w:multiLevelType w:val="multilevel"/>
-    <w:tmpl w:val="E5B6F8F8"/>
-    <w:lvl w:ilvl="0">
-      <w:start w:val="1"/>
-      <w:numFmt w:val="bullet"/>
-      <w:lvlText w:val=""/>
-      <w:lvlJc w:val="left"/>
-      <w:pPr>
-        <w:tabs>
-          <w:tab w:val="num" w:pos="720"/>
-        </w:tabs>
-        <w:ind w:left="720" w:hanging="360"/>
-      </w:pPr>
-      <w:rPr>
-        <w:rFonts w:ascii="Symbol" w:hAnsi="Symbol" w:hint="default"/>
-        <w:sz w:val="20"/>
-      </w:rPr>
-    </w:lvl>
-    <w:lvl w:ilvl="1" w:tentative="1">
-      <w:start w:val="1"/>
-      <w:numFmt w:val="bullet"/>
-      <w:lvlText w:val="o"/>
-      <w:lvlJc w:val="left"/>
-      <w:pPr>
-        <w:tabs>
-          <w:tab w:val="num" w:pos="1440"/>
-        </w:tabs>
-        <w:ind w:left="1440" w:hanging="360"/>
-      </w:pPr>
-      <w:rPr>
-        <w:rFonts w:ascii="Courier New" w:hAnsi="Courier New" w:hint="default"/>
-        <w:sz w:val="20"/>
-      </w:rPr>
-    </w:lvl>
-    <w:lvl w:ilvl="2" w:tentative="1">
-      <w:start w:val="1"/>
-      <w:numFmt w:val="bullet"/>
-      <w:lvlText w:val=""/>
-      <w:lvlJc w:val="left"/>
-      <w:pPr>
-        <w:tabs>
-          <w:tab w:val="num" w:pos="2160"/>
-        </w:tabs>
-        <w:ind w:left="2160" w:hanging="360"/>
-      </w:pPr>
-      <w:rPr>
-        <w:rFonts w:ascii="Wingdings" w:hAnsi="Wingdings" w:hint="default"/>
-        <w:sz w:val="20"/>
-      </w:rPr>
-    </w:lvl>
-    <w:lvl w:ilvl="3" w:tentative="1">
-      <w:start w:val="1"/>
-      <w:numFmt w:val="bullet"/>
-      <w:lvlText w:val=""/>
-      <w:lvlJc w:val="left"/>
-      <w:pPr>
-        <w:tabs>
-          <w:tab w:val="num" w:pos="2880"/>
-        </w:tabs>
-        <w:ind w:left="2880" w:hanging="360"/>
-      </w:pPr>
-      <w:rPr>
-        <w:rFonts w:ascii="Wingdings" w:hAnsi="Wingdings" w:hint="default"/>
-        <w:sz w:val="20"/>
-      </w:rPr>
-    </w:lvl>
-    <w:lvl w:ilvl="4" w:tentative="1">
-      <w:start w:val="1"/>
-      <w:numFmt w:val="bullet"/>
-      <w:lvlText w:val=""/>
-      <w:lvlJc w:val="left"/>
-      <w:pPr>
-        <w:tabs>
-          <w:tab w:val="num" w:pos="3600"/>
-        </w:tabs>
-        <w:ind w:left="3600" w:hanging="360"/>
-      </w:pPr>
-      <w:rPr>
-        <w:rFonts w:ascii="Wingdings" w:hAnsi="Wingdings" w:hint="default"/>
-        <w:sz w:val="20"/>
-      </w:rPr>
-    </w:lvl>
-    <w:lvl w:ilvl="5" w:tentative="1">
-      <w:start w:val="1"/>
-      <w:numFmt w:val="bullet"/>
-      <w:lvlText w:val=""/>
-      <w:lvlJc w:val="left"/>
-      <w:pPr>
-        <w:tabs>
-          <w:tab w:val="num" w:pos="4320"/>
-        </w:tabs>
-        <w:ind w:left="4320" w:hanging="360"/>
-      </w:pPr>
-      <w:rPr>
-        <w:rFonts w:ascii="Wingdings" w:hAnsi="Wingdings" w:hint="default"/>
-        <w:sz w:val="20"/>
-      </w:rPr>
-    </w:lvl>
-    <w:lvl w:ilvl="6" w:tentative="1">
-      <w:start w:val="1"/>
-      <w:numFmt w:val="bullet"/>
-      <w:lvlText w:val=""/>
-      <w:lvlJc w:val="left"/>
-      <w:pPr>
-        <w:tabs>
-          <w:tab w:val="num" w:pos="5040"/>
-        </w:tabs>
-        <w:ind w:left="5040" w:hanging="360"/>
-      </w:pPr>
-      <w:rPr>
-        <w:rFonts w:ascii="Wingdings" w:hAnsi="Wingdings" w:hint="default"/>
-        <w:sz w:val="20"/>
-      </w:rPr>
-    </w:lvl>
-    <w:lvl w:ilvl="7" w:tentative="1">
-      <w:start w:val="1"/>
-      <w:numFmt w:val="bullet"/>
-      <w:lvlText w:val=""/>
-      <w:lvlJc w:val="left"/>
-      <w:pPr>
-        <w:tabs>
-          <w:tab w:val="num" w:pos="5760"/>
-        </w:tabs>
-        <w:ind w:left="5760" w:hanging="360"/>
-      </w:pPr>
-      <w:rPr>
-        <w:rFonts w:ascii="Wingdings" w:hAnsi="Wingdings" w:hint="default"/>
-        <w:sz w:val="20"/>
-      </w:rPr>
-    </w:lvl>
-    <w:lvl w:ilvl="8" w:tentative="1">
-      <w:start w:val="1"/>
-      <w:numFmt w:val="bullet"/>
-      <w:lvlText w:val=""/>
-      <w:lvlJc w:val="left"/>
-      <w:pPr>
-        <w:tabs>
-          <w:tab w:val="num" w:pos="6480"/>
-        </w:tabs>
-        <w:ind w:left="6480" w:hanging="360"/>
-      </w:pPr>
-      <w:rPr>
-        <w:rFonts w:ascii="Wingdings" w:hAnsi="Wingdings" w:hint="default"/>
-        <w:sz w:val="20"/>
-      </w:rPr>
-    </w:lvl>
-  </w:abstractNum>
-  <w:abstractNum w:abstractNumId="1" w15:restartNumberingAfterBreak="0">
-    <w:nsid w:val="01E43439"/>
-    <w:multiLevelType w:val="hybridMultilevel"/>
-    <w:tmpl w:val="6AF6C39C"/>
-    <w:lvl w:ilvl="0" w:tplc="2A04503C">
-      <w:numFmt w:val="bullet"/>
-      <w:lvlText w:val=""/>
-      <w:lvlJc w:val="left"/>
-      <w:pPr>
-        <w:ind w:left="1425" w:hanging="705"/>
-      </w:pPr>
-      <w:rPr>
-        <w:rFonts w:ascii="Symbol" w:eastAsiaTheme="minorHAnsi" w:hAnsi="Symbol" w:cs="Arial" w:hint="default"/>
-      </w:rPr>
-    </w:lvl>
-    <w:lvl w:ilvl="1" w:tplc="240A0003" w:tentative="1">
-      <w:start w:val="1"/>
-      <w:numFmt w:val="bullet"/>
-      <w:lvlText w:val="o"/>
-      <w:lvlJc w:val="left"/>
-      <w:pPr>
-        <w:ind w:left="1440" w:hanging="360"/>
-      </w:pPr>
-      <w:rPr>
-        <w:rFonts w:ascii="Courier New" w:hAnsi="Courier New" w:cs="Courier New" w:hint="default"/>
-      </w:rPr>
-    </w:lvl>
-    <w:lvl w:ilvl="2" w:tplc="240A0005" w:tentative="1">
-      <w:start w:val="1"/>
-      <w:numFmt w:val="bullet"/>
-      <w:lvlText w:val=""/>
-      <w:lvlJc w:val="left"/>
-      <w:pPr>
-        <w:ind w:left="2160" w:hanging="360"/>
-      </w:pPr>
-      <w:rPr>
-        <w:rFonts w:ascii="Wingdings" w:hAnsi="Wingdings" w:hint="default"/>
-      </w:rPr>
-    </w:lvl>
-    <w:lvl w:ilvl="3" w:tplc="240A0001" w:tentative="1">
-      <w:start w:val="1"/>
-      <w:numFmt w:val="bullet"/>
-      <w:lvlText w:val=""/>
-      <w:lvlJc w:val="left"/>
-      <w:pPr>
-        <w:ind w:left="2880" w:hanging="360"/>
-      </w:pPr>
-      <w:rPr>
-        <w:rFonts w:ascii="Symbol" w:hAnsi="Symbol" w:hint="default"/>
-      </w:rPr>
-    </w:lvl>
-    <w:lvl w:ilvl="4" w:tplc="240A0003" w:tentative="1">
-      <w:start w:val="1"/>
-      <w:numFmt w:val="bullet"/>
-      <w:lvlText w:val="o"/>
-      <w:lvlJc w:val="left"/>
-      <w:pPr>
-        <w:ind w:left="3600" w:hanging="360"/>
-      </w:pPr>
-      <w:rPr>
-        <w:rFonts w:ascii="Courier New" w:hAnsi="Courier New" w:cs="Courier New" w:hint="default"/>
-      </w:rPr>
-    </w:lvl>
-    <w:lvl w:ilvl="5" w:tplc="240A0005" w:tentative="1">
-      <w:start w:val="1"/>
-      <w:numFmt w:val="bullet"/>
-      <w:lvlText w:val=""/>
-      <w:lvlJc w:val="left"/>
-      <w:pPr>
-        <w:ind w:left="4320" w:hanging="360"/>
-      </w:pPr>
-      <w:rPr>
-        <w:rFonts w:ascii="Wingdings" w:hAnsi="Wingdings" w:hint="default"/>
-      </w:rPr>
-    </w:lvl>
-    <w:lvl w:ilvl="6" w:tplc="240A0001" w:tentative="1">
-      <w:start w:val="1"/>
-      <w:numFmt w:val="bullet"/>
-      <w:lvlText w:val=""/>
-      <w:lvlJc w:val="left"/>
-      <w:pPr>
-        <w:ind w:left="5040" w:hanging="360"/>
-      </w:pPr>
-      <w:rPr>
-        <w:rFonts w:ascii="Symbol" w:hAnsi="Symbol" w:hint="default"/>
-      </w:rPr>
-    </w:lvl>
-    <w:lvl w:ilvl="7" w:tplc="240A0003" w:tentative="1">
-      <w:start w:val="1"/>
-      <w:numFmt w:val="bullet"/>
-      <w:lvlText w:val="o"/>
-      <w:lvlJc w:val="left"/>
-      <w:pPr>
-        <w:ind w:left="5760" w:hanging="360"/>
-      </w:pPr>
-      <w:rPr>
-        <w:rFonts w:ascii="Courier New" w:hAnsi="Courier New" w:cs="Courier New" w:hint="default"/>
-      </w:rPr>
-    </w:lvl>
-    <w:lvl w:ilvl="8" w:tplc="240A0005" w:tentative="1">
-      <w:start w:val="1"/>
-      <w:numFmt w:val="bullet"/>
-      <w:lvlText w:val=""/>
-      <w:lvlJc w:val="left"/>
-      <w:pPr>
-        <w:ind w:left="6480" w:hanging="360"/>
-      </w:pPr>
-      <w:rPr>
-        <w:rFonts w:ascii="Wingdings" w:hAnsi="Wingdings" w:hint="default"/>
-      </w:rPr>
-    </w:lvl>
-  </w:abstractNum>
-  <w:abstractNum w:abstractNumId="2" w15:restartNumberingAfterBreak="0">
     <w:nsid w:val="046E26EA"/>
     <w:multiLevelType w:val="multilevel"/>
     <w:tmpl w:val="432C3C18"/>
@@ -27378,7 +27038,7 @@
       </w:rPr>
     </w:lvl>
   </w:abstractNum>
-  <w:abstractNum w:abstractNumId="3" w15:restartNumberingAfterBreak="0">
+  <w:abstractNum w:abstractNumId="1" w15:restartNumberingAfterBreak="0">
     <w:nsid w:val="05FC4075"/>
     <w:multiLevelType w:val="multilevel"/>
     <w:tmpl w:val="24229BF2"/>
@@ -27527,7 +27187,7 @@
       </w:rPr>
     </w:lvl>
   </w:abstractNum>
-  <w:abstractNum w:abstractNumId="4" w15:restartNumberingAfterBreak="0">
+  <w:abstractNum w:abstractNumId="2" w15:restartNumberingAfterBreak="0">
     <w:nsid w:val="09DA2E2D"/>
     <w:multiLevelType w:val="multilevel"/>
     <w:tmpl w:val="E3AE1040"/>
@@ -27640,120 +27300,7 @@
       </w:pPr>
     </w:lvl>
   </w:abstractNum>
-  <w:abstractNum w:abstractNumId="5" w15:restartNumberingAfterBreak="0">
-    <w:nsid w:val="0A2D2029"/>
-    <w:multiLevelType w:val="hybridMultilevel"/>
-    <w:tmpl w:val="38D00716"/>
-    <w:lvl w:ilvl="0" w:tplc="0C0A0001">
-      <w:start w:val="1"/>
-      <w:numFmt w:val="bullet"/>
-      <w:lvlText w:val=""/>
-      <w:lvlJc w:val="left"/>
-      <w:pPr>
-        <w:ind w:left="720" w:hanging="360"/>
-      </w:pPr>
-      <w:rPr>
-        <w:rFonts w:ascii="Symbol" w:hAnsi="Symbol" w:hint="default"/>
-      </w:rPr>
-    </w:lvl>
-    <w:lvl w:ilvl="1" w:tplc="0C0A0003" w:tentative="1">
-      <w:start w:val="1"/>
-      <w:numFmt w:val="bullet"/>
-      <w:lvlText w:val="o"/>
-      <w:lvlJc w:val="left"/>
-      <w:pPr>
-        <w:ind w:left="1440" w:hanging="360"/>
-      </w:pPr>
-      <w:rPr>
-        <w:rFonts w:ascii="Courier New" w:hAnsi="Courier New" w:cs="Courier New" w:hint="default"/>
-      </w:rPr>
-    </w:lvl>
-    <w:lvl w:ilvl="2" w:tplc="0C0A0005" w:tentative="1">
-      <w:start w:val="1"/>
-      <w:numFmt w:val="bullet"/>
-      <w:lvlText w:val=""/>
-      <w:lvlJc w:val="left"/>
-      <w:pPr>
-        <w:ind w:left="2160" w:hanging="360"/>
-      </w:pPr>
-      <w:rPr>
-        <w:rFonts w:ascii="Wingdings" w:hAnsi="Wingdings" w:hint="default"/>
-      </w:rPr>
-    </w:lvl>
-    <w:lvl w:ilvl="3" w:tplc="0C0A0001" w:tentative="1">
-      <w:start w:val="1"/>
-      <w:numFmt w:val="bullet"/>
-      <w:lvlText w:val=""/>
-      <w:lvlJc w:val="left"/>
-      <w:pPr>
-        <w:ind w:left="2880" w:hanging="360"/>
-      </w:pPr>
-      <w:rPr>
-        <w:rFonts w:ascii="Symbol" w:hAnsi="Symbol" w:hint="default"/>
-      </w:rPr>
-    </w:lvl>
-    <w:lvl w:ilvl="4" w:tplc="0C0A0003" w:tentative="1">
-      <w:start w:val="1"/>
-      <w:numFmt w:val="bullet"/>
-      <w:lvlText w:val="o"/>
-      <w:lvlJc w:val="left"/>
-      <w:pPr>
-        <w:ind w:left="3600" w:hanging="360"/>
-      </w:pPr>
-      <w:rPr>
-        <w:rFonts w:ascii="Courier New" w:hAnsi="Courier New" w:cs="Courier New" w:hint="default"/>
-      </w:rPr>
-    </w:lvl>
-    <w:lvl w:ilvl="5" w:tplc="0C0A0005" w:tentative="1">
-      <w:start w:val="1"/>
-      <w:numFmt w:val="bullet"/>
-      <w:lvlText w:val=""/>
-      <w:lvlJc w:val="left"/>
-      <w:pPr>
-        <w:ind w:left="4320" w:hanging="360"/>
-      </w:pPr>
-      <w:rPr>
-        <w:rFonts w:ascii="Wingdings" w:hAnsi="Wingdings" w:hint="default"/>
-      </w:rPr>
-    </w:lvl>
-    <w:lvl w:ilvl="6" w:tplc="0C0A0001" w:tentative="1">
-      <w:start w:val="1"/>
-      <w:numFmt w:val="bullet"/>
-      <w:lvlText w:val=""/>
-      <w:lvlJc w:val="left"/>
-      <w:pPr>
-        <w:ind w:left="5040" w:hanging="360"/>
-      </w:pPr>
-      <w:rPr>
-        <w:rFonts w:ascii="Symbol" w:hAnsi="Symbol" w:hint="default"/>
-      </w:rPr>
-    </w:lvl>
-    <w:lvl w:ilvl="7" w:tplc="0C0A0003" w:tentative="1">
-      <w:start w:val="1"/>
-      <w:numFmt w:val="bullet"/>
-      <w:lvlText w:val="o"/>
-      <w:lvlJc w:val="left"/>
-      <w:pPr>
-        <w:ind w:left="5760" w:hanging="360"/>
-      </w:pPr>
-      <w:rPr>
-        <w:rFonts w:ascii="Courier New" w:hAnsi="Courier New" w:cs="Courier New" w:hint="default"/>
-      </w:rPr>
-    </w:lvl>
-    <w:lvl w:ilvl="8" w:tplc="0C0A0005" w:tentative="1">
-      <w:start w:val="1"/>
-      <w:numFmt w:val="bullet"/>
-      <w:lvlText w:val=""/>
-      <w:lvlJc w:val="left"/>
-      <w:pPr>
-        <w:ind w:left="6480" w:hanging="360"/>
-      </w:pPr>
-      <w:rPr>
-        <w:rFonts w:ascii="Wingdings" w:hAnsi="Wingdings" w:hint="default"/>
-      </w:rPr>
-    </w:lvl>
-  </w:abstractNum>
-  <w:abstractNum w:abstractNumId="6" w15:restartNumberingAfterBreak="0">
+  <w:abstractNum w:abstractNumId="3" w15:restartNumberingAfterBreak="0">
     <w:nsid w:val="0BDA5FE4"/>
     <w:multiLevelType w:val="multilevel"/>
     <w:tmpl w:val="F356DF34"/>
@@ -27902,120 +27449,7 @@
       </w:rPr>
     </w:lvl>
   </w:abstractNum>
-  <w:abstractNum w:abstractNumId="7" w15:restartNumberingAfterBreak="0">
-    <w:nsid w:val="0D7E5903"/>
-    <w:multiLevelType w:val="hybridMultilevel"/>
-    <w:tmpl w:val="0DAA7B5C"/>
-    <w:lvl w:ilvl="0" w:tplc="240A0001">
-      <w:start w:val="1"/>
-      <w:numFmt w:val="bullet"/>
-      <w:lvlText w:val=""/>
-      <w:lvlJc w:val="left"/>
-      <w:pPr>
-        <w:ind w:left="720" w:hanging="360"/>
-      </w:pPr>
-      <w:rPr>
-        <w:rFonts w:ascii="Symbol" w:hAnsi="Symbol" w:hint="default"/>
-      </w:rPr>
-    </w:lvl>
-    <w:lvl w:ilvl="1" w:tplc="240A0003" w:tentative="1">
-      <w:start w:val="1"/>
-      <w:numFmt w:val="bullet"/>
-      <w:lvlText w:val="o"/>
-      <w:lvlJc w:val="left"/>
-      <w:pPr>
-        <w:ind w:left="1440" w:hanging="360"/>
-      </w:pPr>
-      <w:rPr>
-        <w:rFonts w:ascii="Courier New" w:hAnsi="Courier New" w:cs="Courier New" w:hint="default"/>
-      </w:rPr>
-    </w:lvl>
-    <w:lvl w:ilvl="2" w:tplc="240A0005" w:tentative="1">
-      <w:start w:val="1"/>
-      <w:numFmt w:val="bullet"/>
-      <w:lvlText w:val=""/>
-      <w:lvlJc w:val="left"/>
-      <w:pPr>
-        <w:ind w:left="2160" w:hanging="360"/>
-      </w:pPr>
-      <w:rPr>
-        <w:rFonts w:ascii="Wingdings" w:hAnsi="Wingdings" w:hint="default"/>
-      </w:rPr>
-    </w:lvl>
-    <w:lvl w:ilvl="3" w:tplc="240A0001" w:tentative="1">
-      <w:start w:val="1"/>
-      <w:numFmt w:val="bullet"/>
-      <w:lvlText w:val=""/>
-      <w:lvlJc w:val="left"/>
-      <w:pPr>
-        <w:ind w:left="2880" w:hanging="360"/>
-      </w:pPr>
-      <w:rPr>
-        <w:rFonts w:ascii="Symbol" w:hAnsi="Symbol" w:hint="default"/>
-      </w:rPr>
-    </w:lvl>
-    <w:lvl w:ilvl="4" w:tplc="240A0003" w:tentative="1">
-      <w:start w:val="1"/>
-      <w:numFmt w:val="bullet"/>
-      <w:lvlText w:val="o"/>
-      <w:lvlJc w:val="left"/>
-      <w:pPr>
-        <w:ind w:left="3600" w:hanging="360"/>
-      </w:pPr>
-      <w:rPr>
-        <w:rFonts w:ascii="Courier New" w:hAnsi="Courier New" w:cs="Courier New" w:hint="default"/>
-      </w:rPr>
-    </w:lvl>
-    <w:lvl w:ilvl="5" w:tplc="240A0005" w:tentative="1">
-      <w:start w:val="1"/>
-      <w:numFmt w:val="bullet"/>
-      <w:lvlText w:val=""/>
-      <w:lvlJc w:val="left"/>
-      <w:pPr>
-        <w:ind w:left="4320" w:hanging="360"/>
-      </w:pPr>
-      <w:rPr>
-        <w:rFonts w:ascii="Wingdings" w:hAnsi="Wingdings" w:hint="default"/>
-      </w:rPr>
-    </w:lvl>
-    <w:lvl w:ilvl="6" w:tplc="240A0001" w:tentative="1">
-      <w:start w:val="1"/>
-      <w:numFmt w:val="bullet"/>
-      <w:lvlText w:val=""/>
-      <w:lvlJc w:val="left"/>
-      <w:pPr>
-        <w:ind w:left="5040" w:hanging="360"/>
-      </w:pPr>
-      <w:rPr>
-        <w:rFonts w:ascii="Symbol" w:hAnsi="Symbol" w:hint="default"/>
-      </w:rPr>
-    </w:lvl>
-    <w:lvl w:ilvl="7" w:tplc="240A0003" w:tentative="1">
-      <w:start w:val="1"/>
-      <w:numFmt w:val="bullet"/>
-      <w:lvlText w:val="o"/>
-      <w:lvlJc w:val="left"/>
-      <w:pPr>
-        <w:ind w:left="5760" w:hanging="360"/>
-      </w:pPr>
-      <w:rPr>
-        <w:rFonts w:ascii="Courier New" w:hAnsi="Courier New" w:cs="Courier New" w:hint="default"/>
-      </w:rPr>
-    </w:lvl>
-    <w:lvl w:ilvl="8" w:tplc="240A0005" w:tentative="1">
-      <w:start w:val="1"/>
-      <w:numFmt w:val="bullet"/>
-      <w:lvlText w:val=""/>
-      <w:lvlJc w:val="left"/>
-      <w:pPr>
-        <w:ind w:left="6480" w:hanging="360"/>
-      </w:pPr>
-      <w:rPr>
-        <w:rFonts w:ascii="Wingdings" w:hAnsi="Wingdings" w:hint="default"/>
-      </w:rPr>
-    </w:lvl>
-  </w:abstractNum>
-  <w:abstractNum w:abstractNumId="8" w15:restartNumberingAfterBreak="0">
+  <w:abstractNum w:abstractNumId="4" w15:restartNumberingAfterBreak="0">
     <w:nsid w:val="0DB17433"/>
     <w:multiLevelType w:val="multilevel"/>
     <w:tmpl w:val="E5B6F8F8"/>
@@ -28164,418 +27598,7 @@
       </w:rPr>
     </w:lvl>
   </w:abstractNum>
-  <w:abstractNum w:abstractNumId="9" w15:restartNumberingAfterBreak="0">
-    <w:nsid w:val="103D1D79"/>
-    <w:multiLevelType w:val="multilevel"/>
-    <w:tmpl w:val="D19858B0"/>
-    <w:lvl w:ilvl="0">
-      <w:start w:val="1"/>
-      <w:numFmt w:val="bullet"/>
-      <w:lvlText w:val=""/>
-      <w:lvlJc w:val="left"/>
-      <w:pPr>
-        <w:tabs>
-          <w:tab w:val="num" w:pos="720"/>
-        </w:tabs>
-        <w:ind w:left="720" w:hanging="360"/>
-      </w:pPr>
-      <w:rPr>
-        <w:rFonts w:ascii="Symbol" w:hAnsi="Symbol" w:hint="default"/>
-        <w:sz w:val="20"/>
-      </w:rPr>
-    </w:lvl>
-    <w:lvl w:ilvl="1" w:tentative="1">
-      <w:start w:val="1"/>
-      <w:numFmt w:val="bullet"/>
-      <w:lvlText w:val="o"/>
-      <w:lvlJc w:val="left"/>
-      <w:pPr>
-        <w:tabs>
-          <w:tab w:val="num" w:pos="1440"/>
-        </w:tabs>
-        <w:ind w:left="1440" w:hanging="360"/>
-      </w:pPr>
-      <w:rPr>
-        <w:rFonts w:ascii="Courier New" w:hAnsi="Courier New" w:hint="default"/>
-        <w:sz w:val="20"/>
-      </w:rPr>
-    </w:lvl>
-    <w:lvl w:ilvl="2" w:tentative="1">
-      <w:start w:val="1"/>
-      <w:numFmt w:val="bullet"/>
-      <w:lvlText w:val=""/>
-      <w:lvlJc w:val="left"/>
-      <w:pPr>
-        <w:tabs>
-          <w:tab w:val="num" w:pos="2160"/>
-        </w:tabs>
-        <w:ind w:left="2160" w:hanging="360"/>
-      </w:pPr>
-      <w:rPr>
-        <w:rFonts w:ascii="Wingdings" w:hAnsi="Wingdings" w:hint="default"/>
-        <w:sz w:val="20"/>
-      </w:rPr>
-    </w:lvl>
-    <w:lvl w:ilvl="3" w:tentative="1">
-      <w:start w:val="1"/>
-      <w:numFmt w:val="bullet"/>
-      <w:lvlText w:val=""/>
-      <w:lvlJc w:val="left"/>
-      <w:pPr>
-        <w:tabs>
-          <w:tab w:val="num" w:pos="2880"/>
-        </w:tabs>
-        <w:ind w:left="2880" w:hanging="360"/>
-      </w:pPr>
-      <w:rPr>
-        <w:rFonts w:ascii="Wingdings" w:hAnsi="Wingdings" w:hint="default"/>
-        <w:sz w:val="20"/>
-      </w:rPr>
-    </w:lvl>
-    <w:lvl w:ilvl="4" w:tentative="1">
-      <w:start w:val="1"/>
-      <w:numFmt w:val="bullet"/>
-      <w:lvlText w:val=""/>
-      <w:lvlJc w:val="left"/>
-      <w:pPr>
-        <w:tabs>
-          <w:tab w:val="num" w:pos="3600"/>
-        </w:tabs>
-        <w:ind w:left="3600" w:hanging="360"/>
-      </w:pPr>
-      <w:rPr>
-        <w:rFonts w:ascii="Wingdings" w:hAnsi="Wingdings" w:hint="default"/>
-        <w:sz w:val="20"/>
-      </w:rPr>
-    </w:lvl>
-    <w:lvl w:ilvl="5" w:tentative="1">
-      <w:start w:val="1"/>
-      <w:numFmt w:val="bullet"/>
-      <w:lvlText w:val=""/>
-      <w:lvlJc w:val="left"/>
-      <w:pPr>
-        <w:tabs>
-          <w:tab w:val="num" w:pos="4320"/>
-        </w:tabs>
-        <w:ind w:left="4320" w:hanging="360"/>
-      </w:pPr>
-      <w:rPr>
-        <w:rFonts w:ascii="Wingdings" w:hAnsi="Wingdings" w:hint="default"/>
-        <w:sz w:val="20"/>
-      </w:rPr>
-    </w:lvl>
-    <w:lvl w:ilvl="6" w:tentative="1">
-      <w:start w:val="1"/>
-      <w:numFmt w:val="bullet"/>
-      <w:lvlText w:val=""/>
-      <w:lvlJc w:val="left"/>
-      <w:pPr>
-        <w:tabs>
-          <w:tab w:val="num" w:pos="5040"/>
-        </w:tabs>
-        <w:ind w:left="5040" w:hanging="360"/>
-      </w:pPr>
-      <w:rPr>
-        <w:rFonts w:ascii="Wingdings" w:hAnsi="Wingdings" w:hint="default"/>
-        <w:sz w:val="20"/>
-      </w:rPr>
-    </w:lvl>
-    <w:lvl w:ilvl="7" w:tentative="1">
-      <w:start w:val="1"/>
-      <w:numFmt w:val="bullet"/>
-      <w:lvlText w:val=""/>
-      <w:lvlJc w:val="left"/>
-      <w:pPr>
-        <w:tabs>
-          <w:tab w:val="num" w:pos="5760"/>
-        </w:tabs>
-        <w:ind w:left="5760" w:hanging="360"/>
-      </w:pPr>
-      <w:rPr>
-        <w:rFonts w:ascii="Wingdings" w:hAnsi="Wingdings" w:hint="default"/>
-        <w:sz w:val="20"/>
-      </w:rPr>
-    </w:lvl>
-    <w:lvl w:ilvl="8" w:tentative="1">
-      <w:start w:val="1"/>
-      <w:numFmt w:val="bullet"/>
-      <w:lvlText w:val=""/>
-      <w:lvlJc w:val="left"/>
-      <w:pPr>
-        <w:tabs>
-          <w:tab w:val="num" w:pos="6480"/>
-        </w:tabs>
-        <w:ind w:left="6480" w:hanging="360"/>
-      </w:pPr>
-      <w:rPr>
-        <w:rFonts w:ascii="Wingdings" w:hAnsi="Wingdings" w:hint="default"/>
-        <w:sz w:val="20"/>
-      </w:rPr>
-    </w:lvl>
-  </w:abstractNum>
-  <w:abstractNum w:abstractNumId="10" w15:restartNumberingAfterBreak="0">
-    <w:nsid w:val="13E03029"/>
-    <w:multiLevelType w:val="multilevel"/>
-    <w:tmpl w:val="B84847B6"/>
-    <w:lvl w:ilvl="0">
-      <w:start w:val="1"/>
-      <w:numFmt w:val="bullet"/>
-      <w:lvlText w:val=""/>
-      <w:lvlJc w:val="left"/>
-      <w:pPr>
-        <w:tabs>
-          <w:tab w:val="num" w:pos="720"/>
-        </w:tabs>
-        <w:ind w:left="720" w:hanging="360"/>
-      </w:pPr>
-      <w:rPr>
-        <w:rFonts w:ascii="Symbol" w:hAnsi="Symbol" w:hint="default"/>
-        <w:sz w:val="20"/>
-      </w:rPr>
-    </w:lvl>
-    <w:lvl w:ilvl="1" w:tentative="1">
-      <w:start w:val="1"/>
-      <w:numFmt w:val="bullet"/>
-      <w:lvlText w:val="o"/>
-      <w:lvlJc w:val="left"/>
-      <w:pPr>
-        <w:tabs>
-          <w:tab w:val="num" w:pos="1440"/>
-        </w:tabs>
-        <w:ind w:left="1440" w:hanging="360"/>
-      </w:pPr>
-      <w:rPr>
-        <w:rFonts w:ascii="Courier New" w:hAnsi="Courier New" w:hint="default"/>
-        <w:sz w:val="20"/>
-      </w:rPr>
-    </w:lvl>
-    <w:lvl w:ilvl="2" w:tentative="1">
-      <w:start w:val="1"/>
-      <w:numFmt w:val="bullet"/>
-      <w:lvlText w:val=""/>
-      <w:lvlJc w:val="left"/>
-      <w:pPr>
-        <w:tabs>
-          <w:tab w:val="num" w:pos="2160"/>
-        </w:tabs>
-        <w:ind w:left="2160" w:hanging="360"/>
-      </w:pPr>
-      <w:rPr>
-        <w:rFonts w:ascii="Wingdings" w:hAnsi="Wingdings" w:hint="default"/>
-        <w:sz w:val="20"/>
-      </w:rPr>
-    </w:lvl>
-    <w:lvl w:ilvl="3" w:tentative="1">
-      <w:start w:val="1"/>
-      <w:numFmt w:val="bullet"/>
-      <w:lvlText w:val=""/>
-      <w:lvlJc w:val="left"/>
-      <w:pPr>
-        <w:tabs>
-          <w:tab w:val="num" w:pos="2880"/>
-        </w:tabs>
-        <w:ind w:left="2880" w:hanging="360"/>
-      </w:pPr>
-      <w:rPr>
-        <w:rFonts w:ascii="Wingdings" w:hAnsi="Wingdings" w:hint="default"/>
-        <w:sz w:val="20"/>
-      </w:rPr>
-    </w:lvl>
-    <w:lvl w:ilvl="4" w:tentative="1">
-      <w:start w:val="1"/>
-      <w:numFmt w:val="bullet"/>
-      <w:lvlText w:val=""/>
-      <w:lvlJc w:val="left"/>
-      <w:pPr>
-        <w:tabs>
-          <w:tab w:val="num" w:pos="3600"/>
-        </w:tabs>
-        <w:ind w:left="3600" w:hanging="360"/>
-      </w:pPr>
-      <w:rPr>
-        <w:rFonts w:ascii="Wingdings" w:hAnsi="Wingdings" w:hint="default"/>
-        <w:sz w:val="20"/>
-      </w:rPr>
-    </w:lvl>
-    <w:lvl w:ilvl="5" w:tentative="1">
-      <w:start w:val="1"/>
-      <w:numFmt w:val="bullet"/>
-      <w:lvlText w:val=""/>
-      <w:lvlJc w:val="left"/>
-      <w:pPr>
-        <w:tabs>
-          <w:tab w:val="num" w:pos="4320"/>
-        </w:tabs>
-        <w:ind w:left="4320" w:hanging="360"/>
-      </w:pPr>
-      <w:rPr>
-        <w:rFonts w:ascii="Wingdings" w:hAnsi="Wingdings" w:hint="default"/>
-        <w:sz w:val="20"/>
-      </w:rPr>
-    </w:lvl>
-    <w:lvl w:ilvl="6" w:tentative="1">
-      <w:start w:val="1"/>
-      <w:numFmt w:val="bullet"/>
-      <w:lvlText w:val=""/>
-      <w:lvlJc w:val="left"/>
-      <w:pPr>
-        <w:tabs>
-          <w:tab w:val="num" w:pos="5040"/>
-        </w:tabs>
-        <w:ind w:left="5040" w:hanging="360"/>
-      </w:pPr>
-      <w:rPr>
-        <w:rFonts w:ascii="Wingdings" w:hAnsi="Wingdings" w:hint="default"/>
-        <w:sz w:val="20"/>
-      </w:rPr>
-    </w:lvl>
-    <w:lvl w:ilvl="7" w:tentative="1">
-      <w:start w:val="1"/>
-      <w:numFmt w:val="bullet"/>
-      <w:lvlText w:val=""/>
-      <w:lvlJc w:val="left"/>
-      <w:pPr>
-        <w:tabs>
-          <w:tab w:val="num" w:pos="5760"/>
-        </w:tabs>
-        <w:ind w:left="5760" w:hanging="360"/>
-      </w:pPr>
-      <w:rPr>
-        <w:rFonts w:ascii="Wingdings" w:hAnsi="Wingdings" w:hint="default"/>
-        <w:sz w:val="20"/>
-      </w:rPr>
-    </w:lvl>
-    <w:lvl w:ilvl="8" w:tentative="1">
-      <w:start w:val="1"/>
-      <w:numFmt w:val="bullet"/>
-      <w:lvlText w:val=""/>
-      <w:lvlJc w:val="left"/>
-      <w:pPr>
-        <w:tabs>
-          <w:tab w:val="num" w:pos="6480"/>
-        </w:tabs>
-        <w:ind w:left="6480" w:hanging="360"/>
-      </w:pPr>
-      <w:rPr>
-        <w:rFonts w:ascii="Wingdings" w:hAnsi="Wingdings" w:hint="default"/>
-        <w:sz w:val="20"/>
-      </w:rPr>
-    </w:lvl>
-  </w:abstractNum>
-  <w:abstractNum w:abstractNumId="11" w15:restartNumberingAfterBreak="0">
-    <w:nsid w:val="14D55370"/>
-    <w:multiLevelType w:val="hybridMultilevel"/>
-    <w:tmpl w:val="6CD0CDD6"/>
-    <w:lvl w:ilvl="0" w:tplc="240A0001">
-      <w:start w:val="1"/>
-      <w:numFmt w:val="bullet"/>
-      <w:lvlText w:val=""/>
-      <w:lvlJc w:val="left"/>
-      <w:pPr>
-        <w:ind w:left="720" w:hanging="360"/>
-      </w:pPr>
-      <w:rPr>
-        <w:rFonts w:ascii="Symbol" w:hAnsi="Symbol" w:hint="default"/>
-      </w:rPr>
-    </w:lvl>
-    <w:lvl w:ilvl="1" w:tplc="240A0003" w:tentative="1">
-      <w:start w:val="1"/>
-      <w:numFmt w:val="bullet"/>
-      <w:lvlText w:val="o"/>
-      <w:lvlJc w:val="left"/>
-      <w:pPr>
-        <w:ind w:left="1440" w:hanging="360"/>
-      </w:pPr>
-      <w:rPr>
-        <w:rFonts w:ascii="Courier New" w:hAnsi="Courier New" w:cs="Courier New" w:hint="default"/>
-      </w:rPr>
-    </w:lvl>
-    <w:lvl w:ilvl="2" w:tplc="240A0005" w:tentative="1">
-      <w:start w:val="1"/>
-      <w:numFmt w:val="bullet"/>
-      <w:lvlText w:val=""/>
-      <w:lvlJc w:val="left"/>
-      <w:pPr>
-        <w:ind w:left="2160" w:hanging="360"/>
-      </w:pPr>
-      <w:rPr>
-        <w:rFonts w:ascii="Wingdings" w:hAnsi="Wingdings" w:hint="default"/>
-      </w:rPr>
-    </w:lvl>
-    <w:lvl w:ilvl="3" w:tplc="240A0001" w:tentative="1">
-      <w:start w:val="1"/>
-      <w:numFmt w:val="bullet"/>
-      <w:lvlText w:val=""/>
-      <w:lvlJc w:val="left"/>
-      <w:pPr>
-        <w:ind w:left="2880" w:hanging="360"/>
-      </w:pPr>
-      <w:rPr>
-        <w:rFonts w:ascii="Symbol" w:hAnsi="Symbol" w:hint="default"/>
-      </w:rPr>
-    </w:lvl>
-    <w:lvl w:ilvl="4" w:tplc="240A0003" w:tentative="1">
-      <w:start w:val="1"/>
-      <w:numFmt w:val="bullet"/>
-      <w:lvlText w:val="o"/>
-      <w:lvlJc w:val="left"/>
-      <w:pPr>
-        <w:ind w:left="3600" w:hanging="360"/>
-      </w:pPr>
-      <w:rPr>
-        <w:rFonts w:ascii="Courier New" w:hAnsi="Courier New" w:cs="Courier New" w:hint="default"/>
-      </w:rPr>
-    </w:lvl>
-    <w:lvl w:ilvl="5" w:tplc="240A0005" w:tentative="1">
-      <w:start w:val="1"/>
-      <w:numFmt w:val="bullet"/>
-      <w:lvlText w:val=""/>
-      <w:lvlJc w:val="left"/>
-      <w:pPr>
-        <w:ind w:left="4320" w:hanging="360"/>
-      </w:pPr>
-      <w:rPr>
-        <w:rFonts w:ascii="Wingdings" w:hAnsi="Wingdings" w:hint="default"/>
-      </w:rPr>
-    </w:lvl>
-    <w:lvl w:ilvl="6" w:tplc="240A0001" w:tentative="1">
-      <w:start w:val="1"/>
-      <w:numFmt w:val="bullet"/>
-      <w:lvlText w:val=""/>
-      <w:lvlJc w:val="left"/>
-      <w:pPr>
-        <w:ind w:left="5040" w:hanging="360"/>
-      </w:pPr>
-      <w:rPr>
-        <w:rFonts w:ascii="Symbol" w:hAnsi="Symbol" w:hint="default"/>
-      </w:rPr>
-    </w:lvl>
-    <w:lvl w:ilvl="7" w:tplc="240A0003" w:tentative="1">
-      <w:start w:val="1"/>
-      <w:numFmt w:val="bullet"/>
-      <w:lvlText w:val="o"/>
-      <w:lvlJc w:val="left"/>
-      <w:pPr>
-        <w:ind w:left="5760" w:hanging="360"/>
-      </w:pPr>
-      <w:rPr>
-        <w:rFonts w:ascii="Courier New" w:hAnsi="Courier New" w:cs="Courier New" w:hint="default"/>
-      </w:rPr>
-    </w:lvl>
-    <w:lvl w:ilvl="8" w:tplc="240A0005" w:tentative="1">
-      <w:start w:val="1"/>
-      <w:numFmt w:val="bullet"/>
-      <w:lvlText w:val=""/>
-      <w:lvlJc w:val="left"/>
-      <w:pPr>
-        <w:ind w:left="6480" w:hanging="360"/>
-      </w:pPr>
-      <w:rPr>
-        <w:rFonts w:ascii="Wingdings" w:hAnsi="Wingdings" w:hint="default"/>
-      </w:rPr>
-    </w:lvl>
-  </w:abstractNum>
-  <w:abstractNum w:abstractNumId="12" w15:restartNumberingAfterBreak="0">
+  <w:abstractNum w:abstractNumId="5" w15:restartNumberingAfterBreak="0">
     <w:nsid w:val="14EA096C"/>
     <w:multiLevelType w:val="multilevel"/>
     <w:tmpl w:val="F7AE718C"/>
@@ -28720,7 +27743,7 @@
       </w:rPr>
     </w:lvl>
   </w:abstractNum>
-  <w:abstractNum w:abstractNumId="13" w15:restartNumberingAfterBreak="0">
+  <w:abstractNum w:abstractNumId="6" w15:restartNumberingAfterBreak="0">
     <w:nsid w:val="15D66FFE"/>
     <w:multiLevelType w:val="multilevel"/>
     <w:tmpl w:val="5BECC008"/>
@@ -28869,120 +27892,7 @@
       </w:rPr>
     </w:lvl>
   </w:abstractNum>
-  <w:abstractNum w:abstractNumId="14" w15:restartNumberingAfterBreak="0">
-    <w:nsid w:val="19A20227"/>
-    <w:multiLevelType w:val="hybridMultilevel"/>
-    <w:tmpl w:val="BA42FA94"/>
-    <w:lvl w:ilvl="0" w:tplc="0C0A0001">
-      <w:start w:val="1"/>
-      <w:numFmt w:val="bullet"/>
-      <w:lvlText w:val=""/>
-      <w:lvlJc w:val="left"/>
-      <w:pPr>
-        <w:ind w:left="720" w:hanging="360"/>
-      </w:pPr>
-      <w:rPr>
-        <w:rFonts w:ascii="Symbol" w:hAnsi="Symbol" w:hint="default"/>
-      </w:rPr>
-    </w:lvl>
-    <w:lvl w:ilvl="1" w:tplc="0C0A0003" w:tentative="1">
-      <w:start w:val="1"/>
-      <w:numFmt w:val="bullet"/>
-      <w:lvlText w:val="o"/>
-      <w:lvlJc w:val="left"/>
-      <w:pPr>
-        <w:ind w:left="1440" w:hanging="360"/>
-      </w:pPr>
-      <w:rPr>
-        <w:rFonts w:ascii="Courier New" w:hAnsi="Courier New" w:cs="Courier New" w:hint="default"/>
-      </w:rPr>
-    </w:lvl>
-    <w:lvl w:ilvl="2" w:tplc="0C0A0005" w:tentative="1">
-      <w:start w:val="1"/>
-      <w:numFmt w:val="bullet"/>
-      <w:lvlText w:val=""/>
-      <w:lvlJc w:val="left"/>
-      <w:pPr>
-        <w:ind w:left="2160" w:hanging="360"/>
-      </w:pPr>
-      <w:rPr>
-        <w:rFonts w:ascii="Wingdings" w:hAnsi="Wingdings" w:hint="default"/>
-      </w:rPr>
-    </w:lvl>
-    <w:lvl w:ilvl="3" w:tplc="0C0A0001" w:tentative="1">
-      <w:start w:val="1"/>
-      <w:numFmt w:val="bullet"/>
-      <w:lvlText w:val=""/>
-      <w:lvlJc w:val="left"/>
-      <w:pPr>
-        <w:ind w:left="2880" w:hanging="360"/>
-      </w:pPr>
-      <w:rPr>
-        <w:rFonts w:ascii="Symbol" w:hAnsi="Symbol" w:hint="default"/>
-      </w:rPr>
-    </w:lvl>
-    <w:lvl w:ilvl="4" w:tplc="0C0A0003" w:tentative="1">
-      <w:start w:val="1"/>
-      <w:numFmt w:val="bullet"/>
-      <w:lvlText w:val="o"/>
-      <w:lvlJc w:val="left"/>
-      <w:pPr>
-        <w:ind w:left="3600" w:hanging="360"/>
-      </w:pPr>
-      <w:rPr>
-        <w:rFonts w:ascii="Courier New" w:hAnsi="Courier New" w:cs="Courier New" w:hint="default"/>
-      </w:rPr>
-    </w:lvl>
-    <w:lvl w:ilvl="5" w:tplc="0C0A0005" w:tentative="1">
-      <w:start w:val="1"/>
-      <w:numFmt w:val="bullet"/>
-      <w:lvlText w:val=""/>
-      <w:lvlJc w:val="left"/>
-      <w:pPr>
-        <w:ind w:left="4320" w:hanging="360"/>
-      </w:pPr>
-      <w:rPr>
-        <w:rFonts w:ascii="Wingdings" w:hAnsi="Wingdings" w:hint="default"/>
-      </w:rPr>
-    </w:lvl>
-    <w:lvl w:ilvl="6" w:tplc="0C0A0001" w:tentative="1">
-      <w:start w:val="1"/>
-      <w:numFmt w:val="bullet"/>
-      <w:lvlText w:val=""/>
-      <w:lvlJc w:val="left"/>
-      <w:pPr>
-        <w:ind w:left="5040" w:hanging="360"/>
-      </w:pPr>
-      <w:rPr>
-        <w:rFonts w:ascii="Symbol" w:hAnsi="Symbol" w:hint="default"/>
-      </w:rPr>
-    </w:lvl>
-    <w:lvl w:ilvl="7" w:tplc="0C0A0003" w:tentative="1">
-      <w:start w:val="1"/>
-      <w:numFmt w:val="bullet"/>
-      <w:lvlText w:val="o"/>
-      <w:lvlJc w:val="left"/>
-      <w:pPr>
-        <w:ind w:left="5760" w:hanging="360"/>
-      </w:pPr>
-      <w:rPr>
-        <w:rFonts w:ascii="Courier New" w:hAnsi="Courier New" w:cs="Courier New" w:hint="default"/>
-      </w:rPr>
-    </w:lvl>
-    <w:lvl w:ilvl="8" w:tplc="0C0A0005" w:tentative="1">
-      <w:start w:val="1"/>
-      <w:numFmt w:val="bullet"/>
-      <w:lvlText w:val=""/>
-      <w:lvlJc w:val="left"/>
-      <w:pPr>
-        <w:ind w:left="6480" w:hanging="360"/>
-      </w:pPr>
-      <w:rPr>
-        <w:rFonts w:ascii="Wingdings" w:hAnsi="Wingdings" w:hint="default"/>
-      </w:rPr>
-    </w:lvl>
-  </w:abstractNum>
-  <w:abstractNum w:abstractNumId="15" w15:restartNumberingAfterBreak="0">
+  <w:abstractNum w:abstractNumId="7" w15:restartNumberingAfterBreak="0">
     <w:nsid w:val="1B0009FD"/>
     <w:multiLevelType w:val="multilevel"/>
     <w:tmpl w:val="C1E89168"/>
@@ -29131,417 +28041,7 @@
       </w:rPr>
     </w:lvl>
   </w:abstractNum>
-  <w:abstractNum w:abstractNumId="16" w15:restartNumberingAfterBreak="0">
-    <w:nsid w:val="1CB44939"/>
-    <w:multiLevelType w:val="multilevel"/>
-    <w:tmpl w:val="BBE49E5C"/>
-    <w:lvl w:ilvl="0">
-      <w:start w:val="1"/>
-      <w:numFmt w:val="bullet"/>
-      <w:lvlText w:val=""/>
-      <w:lvlJc w:val="left"/>
-      <w:pPr>
-        <w:tabs>
-          <w:tab w:val="num" w:pos="720"/>
-        </w:tabs>
-        <w:ind w:left="720" w:hanging="360"/>
-      </w:pPr>
-      <w:rPr>
-        <w:rFonts w:ascii="Symbol" w:hAnsi="Symbol" w:hint="default"/>
-        <w:sz w:val="20"/>
-      </w:rPr>
-    </w:lvl>
-    <w:lvl w:ilvl="1" w:tentative="1">
-      <w:start w:val="1"/>
-      <w:numFmt w:val="bullet"/>
-      <w:lvlText w:val="o"/>
-      <w:lvlJc w:val="left"/>
-      <w:pPr>
-        <w:tabs>
-          <w:tab w:val="num" w:pos="1440"/>
-        </w:tabs>
-        <w:ind w:left="1440" w:hanging="360"/>
-      </w:pPr>
-      <w:rPr>
-        <w:rFonts w:ascii="Courier New" w:hAnsi="Courier New" w:hint="default"/>
-        <w:sz w:val="20"/>
-      </w:rPr>
-    </w:lvl>
-    <w:lvl w:ilvl="2" w:tentative="1">
-      <w:start w:val="1"/>
-      <w:numFmt w:val="bullet"/>
-      <w:lvlText w:val=""/>
-      <w:lvlJc w:val="left"/>
-      <w:pPr>
-        <w:tabs>
-          <w:tab w:val="num" w:pos="2160"/>
-        </w:tabs>
-        <w:ind w:left="2160" w:hanging="360"/>
-      </w:pPr>
-      <w:rPr>
-        <w:rFonts w:ascii="Wingdings" w:hAnsi="Wingdings" w:hint="default"/>
-        <w:sz w:val="20"/>
-      </w:rPr>
-    </w:lvl>
-    <w:lvl w:ilvl="3" w:tentative="1">
-      <w:start w:val="1"/>
-      <w:numFmt w:val="bullet"/>
-      <w:lvlText w:val=""/>
-      <w:lvlJc w:val="left"/>
-      <w:pPr>
-        <w:tabs>
-          <w:tab w:val="num" w:pos="2880"/>
-        </w:tabs>
-        <w:ind w:left="2880" w:hanging="360"/>
-      </w:pPr>
-      <w:rPr>
-        <w:rFonts w:ascii="Wingdings" w:hAnsi="Wingdings" w:hint="default"/>
-        <w:sz w:val="20"/>
-      </w:rPr>
-    </w:lvl>
-    <w:lvl w:ilvl="4" w:tentative="1">
-      <w:start w:val="1"/>
-      <w:numFmt w:val="bullet"/>
-      <w:lvlText w:val=""/>
-      <w:lvlJc w:val="left"/>
-      <w:pPr>
-        <w:tabs>
-          <w:tab w:val="num" w:pos="3600"/>
-        </w:tabs>
-        <w:ind w:left="3600" w:hanging="360"/>
-      </w:pPr>
-      <w:rPr>
-        <w:rFonts w:ascii="Wingdings" w:hAnsi="Wingdings" w:hint="default"/>
-        <w:sz w:val="20"/>
-      </w:rPr>
-    </w:lvl>
-    <w:lvl w:ilvl="5" w:tentative="1">
-      <w:start w:val="1"/>
-      <w:numFmt w:val="bullet"/>
-      <w:lvlText w:val=""/>
-      <w:lvlJc w:val="left"/>
-      <w:pPr>
-        <w:tabs>
-          <w:tab w:val="num" w:pos="4320"/>
-        </w:tabs>
-        <w:ind w:left="4320" w:hanging="360"/>
-      </w:pPr>
-      <w:rPr>
-        <w:rFonts w:ascii="Wingdings" w:hAnsi="Wingdings" w:hint="default"/>
-        <w:sz w:val="20"/>
-      </w:rPr>
-    </w:lvl>
-    <w:lvl w:ilvl="6" w:tentative="1">
-      <w:start w:val="1"/>
-      <w:numFmt w:val="bullet"/>
-      <w:lvlText w:val=""/>
-      <w:lvlJc w:val="left"/>
-      <w:pPr>
-        <w:tabs>
-          <w:tab w:val="num" w:pos="5040"/>
-        </w:tabs>
-        <w:ind w:left="5040" w:hanging="360"/>
-      </w:pPr>
-      <w:rPr>
-        <w:rFonts w:ascii="Wingdings" w:hAnsi="Wingdings" w:hint="default"/>
-        <w:sz w:val="20"/>
-      </w:rPr>
-    </w:lvl>
-    <w:lvl w:ilvl="7" w:tentative="1">
-      <w:start w:val="1"/>
-      <w:numFmt w:val="bullet"/>
-      <w:lvlText w:val=""/>
-      <w:lvlJc w:val="left"/>
-      <w:pPr>
-        <w:tabs>
-          <w:tab w:val="num" w:pos="5760"/>
-        </w:tabs>
-        <w:ind w:left="5760" w:hanging="360"/>
-      </w:pPr>
-      <w:rPr>
-        <w:rFonts w:ascii="Wingdings" w:hAnsi="Wingdings" w:hint="default"/>
-        <w:sz w:val="20"/>
-      </w:rPr>
-    </w:lvl>
-    <w:lvl w:ilvl="8" w:tentative="1">
-      <w:start w:val="1"/>
-      <w:numFmt w:val="bullet"/>
-      <w:lvlText w:val=""/>
-      <w:lvlJc w:val="left"/>
-      <w:pPr>
-        <w:tabs>
-          <w:tab w:val="num" w:pos="6480"/>
-        </w:tabs>
-        <w:ind w:left="6480" w:hanging="360"/>
-      </w:pPr>
-      <w:rPr>
-        <w:rFonts w:ascii="Wingdings" w:hAnsi="Wingdings" w:hint="default"/>
-        <w:sz w:val="20"/>
-      </w:rPr>
-    </w:lvl>
-  </w:abstractNum>
-  <w:abstractNum w:abstractNumId="17" w15:restartNumberingAfterBreak="0">
-    <w:nsid w:val="1CF81C77"/>
-    <w:multiLevelType w:val="multilevel"/>
-    <w:tmpl w:val="5EC06BEE"/>
-    <w:lvl w:ilvl="0">
-      <w:start w:val="1"/>
-      <w:numFmt w:val="bullet"/>
-      <w:lvlText w:val=""/>
-      <w:lvlJc w:val="left"/>
-      <w:pPr>
-        <w:tabs>
-          <w:tab w:val="num" w:pos="720"/>
-        </w:tabs>
-        <w:ind w:left="720" w:hanging="360"/>
-      </w:pPr>
-      <w:rPr>
-        <w:rFonts w:ascii="Symbol" w:hAnsi="Symbol" w:hint="default"/>
-        <w:sz w:val="20"/>
-      </w:rPr>
-    </w:lvl>
-    <w:lvl w:ilvl="1" w:tentative="1">
-      <w:start w:val="1"/>
-      <w:numFmt w:val="bullet"/>
-      <w:lvlText w:val="o"/>
-      <w:lvlJc w:val="left"/>
-      <w:pPr>
-        <w:tabs>
-          <w:tab w:val="num" w:pos="1440"/>
-        </w:tabs>
-        <w:ind w:left="1440" w:hanging="360"/>
-      </w:pPr>
-      <w:rPr>
-        <w:rFonts w:ascii="Courier New" w:hAnsi="Courier New" w:hint="default"/>
-        <w:sz w:val="20"/>
-      </w:rPr>
-    </w:lvl>
-    <w:lvl w:ilvl="2" w:tentative="1">
-      <w:start w:val="1"/>
-      <w:numFmt w:val="bullet"/>
-      <w:lvlText w:val=""/>
-      <w:lvlJc w:val="left"/>
-      <w:pPr>
-        <w:tabs>
-          <w:tab w:val="num" w:pos="2160"/>
-        </w:tabs>
-        <w:ind w:left="2160" w:hanging="360"/>
-      </w:pPr>
-      <w:rPr>
-        <w:rFonts w:ascii="Wingdings" w:hAnsi="Wingdings" w:hint="default"/>
-        <w:sz w:val="20"/>
-      </w:rPr>
-    </w:lvl>
-    <w:lvl w:ilvl="3" w:tentative="1">
-      <w:start w:val="1"/>
-      <w:numFmt w:val="bullet"/>
-      <w:lvlText w:val=""/>
-      <w:lvlJc w:val="left"/>
-      <w:pPr>
-        <w:tabs>
-          <w:tab w:val="num" w:pos="2880"/>
-        </w:tabs>
-        <w:ind w:left="2880" w:hanging="360"/>
-      </w:pPr>
-      <w:rPr>
-        <w:rFonts w:ascii="Wingdings" w:hAnsi="Wingdings" w:hint="default"/>
-        <w:sz w:val="20"/>
-      </w:rPr>
-    </w:lvl>
-    <w:lvl w:ilvl="4" w:tentative="1">
-      <w:start w:val="1"/>
-      <w:numFmt w:val="bullet"/>
-      <w:lvlText w:val=""/>
-      <w:lvlJc w:val="left"/>
-      <w:pPr>
-        <w:tabs>
-          <w:tab w:val="num" w:pos="3600"/>
-        </w:tabs>
-        <w:ind w:left="3600" w:hanging="360"/>
-      </w:pPr>
-      <w:rPr>
-        <w:rFonts w:ascii="Wingdings" w:hAnsi="Wingdings" w:hint="default"/>
-        <w:sz w:val="20"/>
-      </w:rPr>
-    </w:lvl>
-    <w:lvl w:ilvl="5" w:tentative="1">
-      <w:start w:val="1"/>
-      <w:numFmt w:val="bullet"/>
-      <w:lvlText w:val=""/>
-      <w:lvlJc w:val="left"/>
-      <w:pPr>
-        <w:tabs>
-          <w:tab w:val="num" w:pos="4320"/>
-        </w:tabs>
-        <w:ind w:left="4320" w:hanging="360"/>
-      </w:pPr>
-      <w:rPr>
-        <w:rFonts w:ascii="Wingdings" w:hAnsi="Wingdings" w:hint="default"/>
-        <w:sz w:val="20"/>
-      </w:rPr>
-    </w:lvl>
-    <w:lvl w:ilvl="6" w:tentative="1">
-      <w:start w:val="1"/>
-      <w:numFmt w:val="bullet"/>
-      <w:lvlText w:val=""/>
-      <w:lvlJc w:val="left"/>
-      <w:pPr>
-        <w:tabs>
-          <w:tab w:val="num" w:pos="5040"/>
-        </w:tabs>
-        <w:ind w:left="5040" w:hanging="360"/>
-      </w:pPr>
-      <w:rPr>
-        <w:rFonts w:ascii="Wingdings" w:hAnsi="Wingdings" w:hint="default"/>
-        <w:sz w:val="20"/>
-      </w:rPr>
-    </w:lvl>
-    <w:lvl w:ilvl="7" w:tentative="1">
-      <w:start w:val="1"/>
-      <w:numFmt w:val="bullet"/>
-      <w:lvlText w:val=""/>
-      <w:lvlJc w:val="left"/>
-      <w:pPr>
-        <w:tabs>
-          <w:tab w:val="num" w:pos="5760"/>
-        </w:tabs>
-        <w:ind w:left="5760" w:hanging="360"/>
-      </w:pPr>
-      <w:rPr>
-        <w:rFonts w:ascii="Wingdings" w:hAnsi="Wingdings" w:hint="default"/>
-        <w:sz w:val="20"/>
-      </w:rPr>
-    </w:lvl>
-    <w:lvl w:ilvl="8" w:tentative="1">
-      <w:start w:val="1"/>
-      <w:numFmt w:val="bullet"/>
-      <w:lvlText w:val=""/>
-      <w:lvlJc w:val="left"/>
-      <w:pPr>
-        <w:tabs>
-          <w:tab w:val="num" w:pos="6480"/>
-        </w:tabs>
-        <w:ind w:left="6480" w:hanging="360"/>
-      </w:pPr>
-      <w:rPr>
-        <w:rFonts w:ascii="Wingdings" w:hAnsi="Wingdings" w:hint="default"/>
-        <w:sz w:val="20"/>
-      </w:rPr>
-    </w:lvl>
-  </w:abstractNum>
-  <w:abstractNum w:abstractNumId="18" w15:restartNumberingAfterBreak="0">
-    <w:nsid w:val="1D533B64"/>
-    <w:multiLevelType w:val="hybridMultilevel"/>
-    <w:tmpl w:val="5F92EBD4"/>
-    <w:lvl w:ilvl="0" w:tplc="2A04503C">
-      <w:numFmt w:val="bullet"/>
-      <w:lvlText w:val=""/>
-      <w:lvlJc w:val="left"/>
-      <w:pPr>
-        <w:ind w:left="1425" w:hanging="705"/>
-      </w:pPr>
-      <w:rPr>
-        <w:rFonts w:ascii="Symbol" w:eastAsiaTheme="minorHAnsi" w:hAnsi="Symbol" w:cs="Arial" w:hint="default"/>
-      </w:rPr>
-    </w:lvl>
-    <w:lvl w:ilvl="1" w:tplc="240A0003" w:tentative="1">
-      <w:start w:val="1"/>
-      <w:numFmt w:val="bullet"/>
-      <w:lvlText w:val="o"/>
-      <w:lvlJc w:val="left"/>
-      <w:pPr>
-        <w:ind w:left="1800" w:hanging="360"/>
-      </w:pPr>
-      <w:rPr>
-        <w:rFonts w:ascii="Courier New" w:hAnsi="Courier New" w:cs="Courier New" w:hint="default"/>
-      </w:rPr>
-    </w:lvl>
-    <w:lvl w:ilvl="2" w:tplc="240A0005" w:tentative="1">
-      <w:start w:val="1"/>
-      <w:numFmt w:val="bullet"/>
-      <w:lvlText w:val=""/>
-      <w:lvlJc w:val="left"/>
-      <w:pPr>
-        <w:ind w:left="2520" w:hanging="360"/>
-      </w:pPr>
-      <w:rPr>
-        <w:rFonts w:ascii="Wingdings" w:hAnsi="Wingdings" w:hint="default"/>
-      </w:rPr>
-    </w:lvl>
-    <w:lvl w:ilvl="3" w:tplc="240A0001" w:tentative="1">
-      <w:start w:val="1"/>
-      <w:numFmt w:val="bullet"/>
-      <w:lvlText w:val=""/>
-      <w:lvlJc w:val="left"/>
-      <w:pPr>
-        <w:ind w:left="3240" w:hanging="360"/>
-      </w:pPr>
-      <w:rPr>
-        <w:rFonts w:ascii="Symbol" w:hAnsi="Symbol" w:hint="default"/>
-      </w:rPr>
-    </w:lvl>
-    <w:lvl w:ilvl="4" w:tplc="240A0003" w:tentative="1">
-      <w:start w:val="1"/>
-      <w:numFmt w:val="bullet"/>
-      <w:lvlText w:val="o"/>
-      <w:lvlJc w:val="left"/>
-      <w:pPr>
-        <w:ind w:left="3960" w:hanging="360"/>
-      </w:pPr>
-      <w:rPr>
-        <w:rFonts w:ascii="Courier New" w:hAnsi="Courier New" w:cs="Courier New" w:hint="default"/>
-      </w:rPr>
-    </w:lvl>
-    <w:lvl w:ilvl="5" w:tplc="240A0005" w:tentative="1">
-      <w:start w:val="1"/>
-      <w:numFmt w:val="bullet"/>
-      <w:lvlText w:val=""/>
-      <w:lvlJc w:val="left"/>
-      <w:pPr>
-        <w:ind w:left="4680" w:hanging="360"/>
-      </w:pPr>
-      <w:rPr>
-        <w:rFonts w:ascii="Wingdings" w:hAnsi="Wingdings" w:hint="default"/>
-      </w:rPr>
-    </w:lvl>
-    <w:lvl w:ilvl="6" w:tplc="240A0001" w:tentative="1">
-      <w:start w:val="1"/>
-      <w:numFmt w:val="bullet"/>
-      <w:lvlText w:val=""/>
-      <w:lvlJc w:val="left"/>
-      <w:pPr>
-        <w:ind w:left="5400" w:hanging="360"/>
-      </w:pPr>
-      <w:rPr>
-        <w:rFonts w:ascii="Symbol" w:hAnsi="Symbol" w:hint="default"/>
-      </w:rPr>
-    </w:lvl>
-    <w:lvl w:ilvl="7" w:tplc="240A0003" w:tentative="1">
-      <w:start w:val="1"/>
-      <w:numFmt w:val="bullet"/>
-      <w:lvlText w:val="o"/>
-      <w:lvlJc w:val="left"/>
-      <w:pPr>
-        <w:ind w:left="6120" w:hanging="360"/>
-      </w:pPr>
-      <w:rPr>
-        <w:rFonts w:ascii="Courier New" w:hAnsi="Courier New" w:cs="Courier New" w:hint="default"/>
-      </w:rPr>
-    </w:lvl>
-    <w:lvl w:ilvl="8" w:tplc="240A0005" w:tentative="1">
-      <w:start w:val="1"/>
-      <w:numFmt w:val="bullet"/>
-      <w:lvlText w:val=""/>
-      <w:lvlJc w:val="left"/>
-      <w:pPr>
-        <w:ind w:left="6840" w:hanging="360"/>
-      </w:pPr>
-      <w:rPr>
-        <w:rFonts w:ascii="Wingdings" w:hAnsi="Wingdings" w:hint="default"/>
-      </w:rPr>
-    </w:lvl>
-  </w:abstractNum>
-  <w:abstractNum w:abstractNumId="19" w15:restartNumberingAfterBreak="0">
+  <w:abstractNum w:abstractNumId="8" w15:restartNumberingAfterBreak="0">
     <w:nsid w:val="1D672151"/>
     <w:multiLevelType w:val="multilevel"/>
     <w:tmpl w:val="C7EEA934"/>
@@ -29690,7 +28190,7 @@
       </w:rPr>
     </w:lvl>
   </w:abstractNum>
-  <w:abstractNum w:abstractNumId="20" w15:restartNumberingAfterBreak="0">
+  <w:abstractNum w:abstractNumId="9" w15:restartNumberingAfterBreak="0">
     <w:nsid w:val="1D8A7C22"/>
     <w:multiLevelType w:val="multilevel"/>
     <w:tmpl w:val="ECD2EAD2"/>
@@ -29839,7 +28339,7 @@
       </w:rPr>
     </w:lvl>
   </w:abstractNum>
-  <w:abstractNum w:abstractNumId="21" w15:restartNumberingAfterBreak="0">
+  <w:abstractNum w:abstractNumId="10" w15:restartNumberingAfterBreak="0">
     <w:nsid w:val="21893EB4"/>
     <w:multiLevelType w:val="multilevel"/>
     <w:tmpl w:val="FD729744"/>
@@ -29984,264 +28484,7 @@
       </w:rPr>
     </w:lvl>
   </w:abstractNum>
-  <w:abstractNum w:abstractNumId="22" w15:restartNumberingAfterBreak="0">
-    <w:nsid w:val="218C2EB2"/>
-    <w:multiLevelType w:val="hybridMultilevel"/>
-    <w:tmpl w:val="1DBAC214"/>
-    <w:lvl w:ilvl="0" w:tplc="2A04503C">
-      <w:numFmt w:val="bullet"/>
-      <w:lvlText w:val=""/>
-      <w:lvlJc w:val="left"/>
-      <w:pPr>
-        <w:ind w:left="1425" w:hanging="705"/>
-      </w:pPr>
-      <w:rPr>
-        <w:rFonts w:ascii="Symbol" w:eastAsiaTheme="minorHAnsi" w:hAnsi="Symbol" w:cs="Arial" w:hint="default"/>
-      </w:rPr>
-    </w:lvl>
-    <w:lvl w:ilvl="1" w:tplc="240A0003" w:tentative="1">
-      <w:start w:val="1"/>
-      <w:numFmt w:val="bullet"/>
-      <w:lvlText w:val="o"/>
-      <w:lvlJc w:val="left"/>
-      <w:pPr>
-        <w:ind w:left="1800" w:hanging="360"/>
-      </w:pPr>
-      <w:rPr>
-        <w:rFonts w:ascii="Courier New" w:hAnsi="Courier New" w:cs="Courier New" w:hint="default"/>
-      </w:rPr>
-    </w:lvl>
-    <w:lvl w:ilvl="2" w:tplc="240A0005" w:tentative="1">
-      <w:start w:val="1"/>
-      <w:numFmt w:val="bullet"/>
-      <w:lvlText w:val=""/>
-      <w:lvlJc w:val="left"/>
-      <w:pPr>
-        <w:ind w:left="2520" w:hanging="360"/>
-      </w:pPr>
-      <w:rPr>
-        <w:rFonts w:ascii="Wingdings" w:hAnsi="Wingdings" w:hint="default"/>
-      </w:rPr>
-    </w:lvl>
-    <w:lvl w:ilvl="3" w:tplc="240A0001" w:tentative="1">
-      <w:start w:val="1"/>
-      <w:numFmt w:val="bullet"/>
-      <w:lvlText w:val=""/>
-      <w:lvlJc w:val="left"/>
-      <w:pPr>
-        <w:ind w:left="3240" w:hanging="360"/>
-      </w:pPr>
-      <w:rPr>
-        <w:rFonts w:ascii="Symbol" w:hAnsi="Symbol" w:hint="default"/>
-      </w:rPr>
-    </w:lvl>
-    <w:lvl w:ilvl="4" w:tplc="240A0003" w:tentative="1">
-      <w:start w:val="1"/>
-      <w:numFmt w:val="bullet"/>
-      <w:lvlText w:val="o"/>
-      <w:lvlJc w:val="left"/>
-      <w:pPr>
-        <w:ind w:left="3960" w:hanging="360"/>
-      </w:pPr>
-      <w:rPr>
-        <w:rFonts w:ascii="Courier New" w:hAnsi="Courier New" w:cs="Courier New" w:hint="default"/>
-      </w:rPr>
-    </w:lvl>
-    <w:lvl w:ilvl="5" w:tplc="240A0005" w:tentative="1">
-      <w:start w:val="1"/>
-      <w:numFmt w:val="bullet"/>
-      <w:lvlText w:val=""/>
-      <w:lvlJc w:val="left"/>
-      <w:pPr>
-        <w:ind w:left="4680" w:hanging="360"/>
-      </w:pPr>
-      <w:rPr>
-        <w:rFonts w:ascii="Wingdings" w:hAnsi="Wingdings" w:hint="default"/>
-      </w:rPr>
-    </w:lvl>
-    <w:lvl w:ilvl="6" w:tplc="240A0001" w:tentative="1">
-      <w:start w:val="1"/>
-      <w:numFmt w:val="bullet"/>
-      <w:lvlText w:val=""/>
-      <w:lvlJc w:val="left"/>
-      <w:pPr>
-        <w:ind w:left="5400" w:hanging="360"/>
-      </w:pPr>
-      <w:rPr>
-        <w:rFonts w:ascii="Symbol" w:hAnsi="Symbol" w:hint="default"/>
-      </w:rPr>
-    </w:lvl>
-    <w:lvl w:ilvl="7" w:tplc="240A0003" w:tentative="1">
-      <w:start w:val="1"/>
-      <w:numFmt w:val="bullet"/>
-      <w:lvlText w:val="o"/>
-      <w:lvlJc w:val="left"/>
-      <w:pPr>
-        <w:ind w:left="6120" w:hanging="360"/>
-      </w:pPr>
-      <w:rPr>
-        <w:rFonts w:ascii="Courier New" w:hAnsi="Courier New" w:cs="Courier New" w:hint="default"/>
-      </w:rPr>
-    </w:lvl>
-    <w:lvl w:ilvl="8" w:tplc="240A0005" w:tentative="1">
-      <w:start w:val="1"/>
-      <w:numFmt w:val="bullet"/>
-      <w:lvlText w:val=""/>
-      <w:lvlJc w:val="left"/>
-      <w:pPr>
-        <w:ind w:left="6840" w:hanging="360"/>
-      </w:pPr>
-      <w:rPr>
-        <w:rFonts w:ascii="Wingdings" w:hAnsi="Wingdings" w:hint="default"/>
-      </w:rPr>
-    </w:lvl>
-  </w:abstractNum>
-  <w:abstractNum w:abstractNumId="23" w15:restartNumberingAfterBreak="0">
-    <w:nsid w:val="2382739E"/>
-    <w:multiLevelType w:val="multilevel"/>
-    <w:tmpl w:val="FD729744"/>
-    <w:lvl w:ilvl="0">
-      <w:start w:val="1"/>
-      <w:numFmt w:val="bullet"/>
-      <w:lvlText w:val=""/>
-      <w:lvlJc w:val="left"/>
-      <w:pPr>
-        <w:tabs>
-          <w:tab w:val="num" w:pos="720"/>
-        </w:tabs>
-        <w:ind w:left="720" w:hanging="360"/>
-      </w:pPr>
-      <w:rPr>
-        <w:rFonts w:ascii="Symbol" w:hAnsi="Symbol" w:hint="default"/>
-        <w:sz w:val="20"/>
-      </w:rPr>
-    </w:lvl>
-    <w:lvl w:ilvl="1">
-      <w:start w:val="1"/>
-      <w:numFmt w:val="bullet"/>
-      <w:lvlText w:val=""/>
-      <w:lvlJc w:val="left"/>
-      <w:pPr>
-        <w:ind w:left="1440" w:hanging="360"/>
-      </w:pPr>
-      <w:rPr>
-        <w:rFonts w:ascii="Symbol" w:hAnsi="Symbol" w:hint="default"/>
-      </w:rPr>
-    </w:lvl>
-    <w:lvl w:ilvl="2" w:tentative="1">
-      <w:start w:val="1"/>
-      <w:numFmt w:val="bullet"/>
-      <w:lvlText w:val=""/>
-      <w:lvlJc w:val="left"/>
-      <w:pPr>
-        <w:tabs>
-          <w:tab w:val="num" w:pos="2160"/>
-        </w:tabs>
-        <w:ind w:left="2160" w:hanging="360"/>
-      </w:pPr>
-      <w:rPr>
-        <w:rFonts w:ascii="Wingdings" w:hAnsi="Wingdings" w:hint="default"/>
-        <w:sz w:val="20"/>
-      </w:rPr>
-    </w:lvl>
-    <w:lvl w:ilvl="3" w:tentative="1">
-      <w:start w:val="1"/>
-      <w:numFmt w:val="bullet"/>
-      <w:lvlText w:val=""/>
-      <w:lvlJc w:val="left"/>
-      <w:pPr>
-        <w:tabs>
-          <w:tab w:val="num" w:pos="2880"/>
-        </w:tabs>
-        <w:ind w:left="2880" w:hanging="360"/>
-      </w:pPr>
-      <w:rPr>
-        <w:rFonts w:ascii="Wingdings" w:hAnsi="Wingdings" w:hint="default"/>
-        <w:sz w:val="20"/>
-      </w:rPr>
-    </w:lvl>
-    <w:lvl w:ilvl="4" w:tentative="1">
-      <w:start w:val="1"/>
-      <w:numFmt w:val="bullet"/>
-      <w:lvlText w:val=""/>
-      <w:lvlJc w:val="left"/>
-      <w:pPr>
-        <w:tabs>
-          <w:tab w:val="num" w:pos="3600"/>
-        </w:tabs>
-        <w:ind w:left="3600" w:hanging="360"/>
-      </w:pPr>
-      <w:rPr>
-        <w:rFonts w:ascii="Wingdings" w:hAnsi="Wingdings" w:hint="default"/>
-        <w:sz w:val="20"/>
-      </w:rPr>
-    </w:lvl>
-    <w:lvl w:ilvl="5" w:tentative="1">
-      <w:start w:val="1"/>
-      <w:numFmt w:val="bullet"/>
-      <w:lvlText w:val=""/>
-      <w:lvlJc w:val="left"/>
-      <w:pPr>
-        <w:tabs>
-          <w:tab w:val="num" w:pos="4320"/>
-        </w:tabs>
-        <w:ind w:left="4320" w:hanging="360"/>
-      </w:pPr>
-      <w:rPr>
-        <w:rFonts w:ascii="Wingdings" w:hAnsi="Wingdings" w:hint="default"/>
-        <w:sz w:val="20"/>
-      </w:rPr>
-    </w:lvl>
-    <w:lvl w:ilvl="6" w:tentative="1">
-      <w:start w:val="1"/>
-      <w:numFmt w:val="bullet"/>
-      <w:lvlText w:val=""/>
-      <w:lvlJc w:val="left"/>
-      <w:pPr>
-        <w:tabs>
-          <w:tab w:val="num" w:pos="5040"/>
-        </w:tabs>
-        <w:ind w:left="5040" w:hanging="360"/>
-      </w:pPr>
-      <w:rPr>
-        <w:rFonts w:ascii="Wingdings" w:hAnsi="Wingdings" w:hint="default"/>
-        <w:sz w:val="20"/>
-      </w:rPr>
-    </w:lvl>
-    <w:lvl w:ilvl="7" w:tentative="1">
-      <w:start w:val="1"/>
-      <w:numFmt w:val="bullet"/>
-      <w:lvlText w:val=""/>
-      <w:lvlJc w:val="left"/>
-      <w:pPr>
-        <w:tabs>
-          <w:tab w:val="num" w:pos="5760"/>
-        </w:tabs>
-        <w:ind w:left="5760" w:hanging="360"/>
-      </w:pPr>
-      <w:rPr>
-        <w:rFonts w:ascii="Wingdings" w:hAnsi="Wingdings" w:hint="default"/>
-        <w:sz w:val="20"/>
-      </w:rPr>
-    </w:lvl>
-    <w:lvl w:ilvl="8" w:tentative="1">
-      <w:start w:val="1"/>
-      <w:numFmt w:val="bullet"/>
-      <w:lvlText w:val=""/>
-      <w:lvlJc w:val="left"/>
-      <w:pPr>
-        <w:tabs>
-          <w:tab w:val="num" w:pos="6480"/>
-        </w:tabs>
-        <w:ind w:left="6480" w:hanging="360"/>
-      </w:pPr>
-      <w:rPr>
-        <w:rFonts w:ascii="Wingdings" w:hAnsi="Wingdings" w:hint="default"/>
-        <w:sz w:val="20"/>
-      </w:rPr>
-    </w:lvl>
-  </w:abstractNum>
-  <w:abstractNum w:abstractNumId="24" w15:restartNumberingAfterBreak="0">
+  <w:abstractNum w:abstractNumId="11" w15:restartNumberingAfterBreak="0">
     <w:nsid w:val="24A805C1"/>
     <w:multiLevelType w:val="multilevel"/>
     <w:tmpl w:val="E460E1E2"/>
@@ -30390,7 +28633,7 @@
       </w:rPr>
     </w:lvl>
   </w:abstractNum>
-  <w:abstractNum w:abstractNumId="25" w15:restartNumberingAfterBreak="0">
+  <w:abstractNum w:abstractNumId="12" w15:restartNumberingAfterBreak="0">
     <w:nsid w:val="28DD5CCB"/>
     <w:multiLevelType w:val="multilevel"/>
     <w:tmpl w:val="55143230"/>
@@ -30535,7 +28778,7 @@
       </w:rPr>
     </w:lvl>
   </w:abstractNum>
-  <w:abstractNum w:abstractNumId="26" w15:restartNumberingAfterBreak="0">
+  <w:abstractNum w:abstractNumId="13" w15:restartNumberingAfterBreak="0">
     <w:nsid w:val="2A2173AD"/>
     <w:multiLevelType w:val="multilevel"/>
     <w:tmpl w:val="1364300E"/>
@@ -30684,119 +28927,7 @@
       </w:rPr>
     </w:lvl>
   </w:abstractNum>
-  <w:abstractNum w:abstractNumId="27" w15:restartNumberingAfterBreak="0">
-    <w:nsid w:val="2A7E6104"/>
-    <w:multiLevelType w:val="hybridMultilevel"/>
-    <w:tmpl w:val="69042D82"/>
-    <w:lvl w:ilvl="0" w:tplc="2A04503C">
-      <w:numFmt w:val="bullet"/>
-      <w:lvlText w:val=""/>
-      <w:lvlJc w:val="left"/>
-      <w:pPr>
-        <w:ind w:left="1065" w:hanging="705"/>
-      </w:pPr>
-      <w:rPr>
-        <w:rFonts w:ascii="Symbol" w:eastAsiaTheme="minorHAnsi" w:hAnsi="Symbol" w:cs="Arial" w:hint="default"/>
-      </w:rPr>
-    </w:lvl>
-    <w:lvl w:ilvl="1" w:tplc="240A0003" w:tentative="1">
-      <w:start w:val="1"/>
-      <w:numFmt w:val="bullet"/>
-      <w:lvlText w:val="o"/>
-      <w:lvlJc w:val="left"/>
-      <w:pPr>
-        <w:ind w:left="1440" w:hanging="360"/>
-      </w:pPr>
-      <w:rPr>
-        <w:rFonts w:ascii="Courier New" w:hAnsi="Courier New" w:cs="Courier New" w:hint="default"/>
-      </w:rPr>
-    </w:lvl>
-    <w:lvl w:ilvl="2" w:tplc="240A0005" w:tentative="1">
-      <w:start w:val="1"/>
-      <w:numFmt w:val="bullet"/>
-      <w:lvlText w:val=""/>
-      <w:lvlJc w:val="left"/>
-      <w:pPr>
-        <w:ind w:left="2160" w:hanging="360"/>
-      </w:pPr>
-      <w:rPr>
-        <w:rFonts w:ascii="Wingdings" w:hAnsi="Wingdings" w:hint="default"/>
-      </w:rPr>
-    </w:lvl>
-    <w:lvl w:ilvl="3" w:tplc="240A0001" w:tentative="1">
-      <w:start w:val="1"/>
-      <w:numFmt w:val="bullet"/>
-      <w:lvlText w:val=""/>
-      <w:lvlJc w:val="left"/>
-      <w:pPr>
-        <w:ind w:left="2880" w:hanging="360"/>
-      </w:pPr>
-      <w:rPr>
-        <w:rFonts w:ascii="Symbol" w:hAnsi="Symbol" w:hint="default"/>
-      </w:rPr>
-    </w:lvl>
-    <w:lvl w:ilvl="4" w:tplc="240A0003" w:tentative="1">
-      <w:start w:val="1"/>
-      <w:numFmt w:val="bullet"/>
-      <w:lvlText w:val="o"/>
-      <w:lvlJc w:val="left"/>
-      <w:pPr>
-        <w:ind w:left="3600" w:hanging="360"/>
-      </w:pPr>
-      <w:rPr>
-        <w:rFonts w:ascii="Courier New" w:hAnsi="Courier New" w:cs="Courier New" w:hint="default"/>
-      </w:rPr>
-    </w:lvl>
-    <w:lvl w:ilvl="5" w:tplc="240A0005" w:tentative="1">
-      <w:start w:val="1"/>
-      <w:numFmt w:val="bullet"/>
-      <w:lvlText w:val=""/>
-      <w:lvlJc w:val="left"/>
-      <w:pPr>
-        <w:ind w:left="4320" w:hanging="360"/>
-      </w:pPr>
-      <w:rPr>
-        <w:rFonts w:ascii="Wingdings" w:hAnsi="Wingdings" w:hint="default"/>
-      </w:rPr>
-    </w:lvl>
-    <w:lvl w:ilvl="6" w:tplc="240A0001" w:tentative="1">
-      <w:start w:val="1"/>
-      <w:numFmt w:val="bullet"/>
-      <w:lvlText w:val=""/>
-      <w:lvlJc w:val="left"/>
-      <w:pPr>
-        <w:ind w:left="5040" w:hanging="360"/>
-      </w:pPr>
-      <w:rPr>
-        <w:rFonts w:ascii="Symbol" w:hAnsi="Symbol" w:hint="default"/>
-      </w:rPr>
-    </w:lvl>
-    <w:lvl w:ilvl="7" w:tplc="240A0003" w:tentative="1">
-      <w:start w:val="1"/>
-      <w:numFmt w:val="bullet"/>
-      <w:lvlText w:val="o"/>
-      <w:lvlJc w:val="left"/>
-      <w:pPr>
-        <w:ind w:left="5760" w:hanging="360"/>
-      </w:pPr>
-      <w:rPr>
-        <w:rFonts w:ascii="Courier New" w:hAnsi="Courier New" w:cs="Courier New" w:hint="default"/>
-      </w:rPr>
-    </w:lvl>
-    <w:lvl w:ilvl="8" w:tplc="240A0005" w:tentative="1">
-      <w:start w:val="1"/>
-      <w:numFmt w:val="bullet"/>
-      <w:lvlText w:val=""/>
-      <w:lvlJc w:val="left"/>
-      <w:pPr>
-        <w:ind w:left="6480" w:hanging="360"/>
-      </w:pPr>
-      <w:rPr>
-        <w:rFonts w:ascii="Wingdings" w:hAnsi="Wingdings" w:hint="default"/>
-      </w:rPr>
-    </w:lvl>
-  </w:abstractNum>
-  <w:abstractNum w:abstractNumId="28" w15:restartNumberingAfterBreak="0">
+  <w:abstractNum w:abstractNumId="14" w15:restartNumberingAfterBreak="0">
     <w:nsid w:val="2AB87D64"/>
     <w:multiLevelType w:val="hybridMultilevel"/>
     <w:tmpl w:val="35D8F07A"/>
@@ -30909,7 +29040,7 @@
       </w:rPr>
     </w:lvl>
   </w:abstractNum>
-  <w:abstractNum w:abstractNumId="29" w15:restartNumberingAfterBreak="0">
+  <w:abstractNum w:abstractNumId="15" w15:restartNumberingAfterBreak="0">
     <w:nsid w:val="2C950E02"/>
     <w:multiLevelType w:val="multilevel"/>
     <w:tmpl w:val="26B67D72"/>
@@ -31058,7 +29189,7 @@
       </w:rPr>
     </w:lvl>
   </w:abstractNum>
-  <w:abstractNum w:abstractNumId="30" w15:restartNumberingAfterBreak="0">
+  <w:abstractNum w:abstractNumId="16" w15:restartNumberingAfterBreak="0">
     <w:nsid w:val="2D960607"/>
     <w:multiLevelType w:val="multilevel"/>
     <w:tmpl w:val="E5B6F8F8"/>
@@ -31207,119 +29338,7 @@
       </w:rPr>
     </w:lvl>
   </w:abstractNum>
-  <w:abstractNum w:abstractNumId="31" w15:restartNumberingAfterBreak="0">
-    <w:nsid w:val="2F700F2A"/>
-    <w:multiLevelType w:val="hybridMultilevel"/>
-    <w:tmpl w:val="CB54D14A"/>
-    <w:lvl w:ilvl="0" w:tplc="2A04503C">
-      <w:numFmt w:val="bullet"/>
-      <w:lvlText w:val=""/>
-      <w:lvlJc w:val="left"/>
-      <w:pPr>
-        <w:ind w:left="1425" w:hanging="705"/>
-      </w:pPr>
-      <w:rPr>
-        <w:rFonts w:ascii="Symbol" w:eastAsiaTheme="minorHAnsi" w:hAnsi="Symbol" w:cs="Arial" w:hint="default"/>
-      </w:rPr>
-    </w:lvl>
-    <w:lvl w:ilvl="1" w:tplc="240A0003" w:tentative="1">
-      <w:start w:val="1"/>
-      <w:numFmt w:val="bullet"/>
-      <w:lvlText w:val="o"/>
-      <w:lvlJc w:val="left"/>
-      <w:pPr>
-        <w:ind w:left="1440" w:hanging="360"/>
-      </w:pPr>
-      <w:rPr>
-        <w:rFonts w:ascii="Courier New" w:hAnsi="Courier New" w:cs="Courier New" w:hint="default"/>
-      </w:rPr>
-    </w:lvl>
-    <w:lvl w:ilvl="2" w:tplc="240A0005" w:tentative="1">
-      <w:start w:val="1"/>
-      <w:numFmt w:val="bullet"/>
-      <w:lvlText w:val=""/>
-      <w:lvlJc w:val="left"/>
-      <w:pPr>
-        <w:ind w:left="2160" w:hanging="360"/>
-      </w:pPr>
-      <w:rPr>
-        <w:rFonts w:ascii="Wingdings" w:hAnsi="Wingdings" w:hint="default"/>
-      </w:rPr>
-    </w:lvl>
-    <w:lvl w:ilvl="3" w:tplc="240A0001" w:tentative="1">
-      <w:start w:val="1"/>
-      <w:numFmt w:val="bullet"/>
-      <w:lvlText w:val=""/>
-      <w:lvlJc w:val="left"/>
-      <w:pPr>
-        <w:ind w:left="2880" w:hanging="360"/>
-      </w:pPr>
-      <w:rPr>
-        <w:rFonts w:ascii="Symbol" w:hAnsi="Symbol" w:hint="default"/>
-      </w:rPr>
-    </w:lvl>
-    <w:lvl w:ilvl="4" w:tplc="240A0003" w:tentative="1">
-      <w:start w:val="1"/>
-      <w:numFmt w:val="bullet"/>
-      <w:lvlText w:val="o"/>
-      <w:lvlJc w:val="left"/>
-      <w:pPr>
-        <w:ind w:left="3600" w:hanging="360"/>
-      </w:pPr>
-      <w:rPr>
-        <w:rFonts w:ascii="Courier New" w:hAnsi="Courier New" w:cs="Courier New" w:hint="default"/>
-      </w:rPr>
-    </w:lvl>
-    <w:lvl w:ilvl="5" w:tplc="240A0005" w:tentative="1">
-      <w:start w:val="1"/>
-      <w:numFmt w:val="bullet"/>
-      <w:lvlText w:val=""/>
-      <w:lvlJc w:val="left"/>
-      <w:pPr>
-        <w:ind w:left="4320" w:hanging="360"/>
-      </w:pPr>
-      <w:rPr>
-        <w:rFonts w:ascii="Wingdings" w:hAnsi="Wingdings" w:hint="default"/>
-      </w:rPr>
-    </w:lvl>
-    <w:lvl w:ilvl="6" w:tplc="240A0001" w:tentative="1">
-      <w:start w:val="1"/>
-      <w:numFmt w:val="bullet"/>
-      <w:lvlText w:val=""/>
-      <w:lvlJc w:val="left"/>
-      <w:pPr>
-        <w:ind w:left="5040" w:hanging="360"/>
-      </w:pPr>
-      <w:rPr>
-        <w:rFonts w:ascii="Symbol" w:hAnsi="Symbol" w:hint="default"/>
-      </w:rPr>
-    </w:lvl>
-    <w:lvl w:ilvl="7" w:tplc="240A0003" w:tentative="1">
-      <w:start w:val="1"/>
-      <w:numFmt w:val="bullet"/>
-      <w:lvlText w:val="o"/>
-      <w:lvlJc w:val="left"/>
-      <w:pPr>
-        <w:ind w:left="5760" w:hanging="360"/>
-      </w:pPr>
-      <w:rPr>
-        <w:rFonts w:ascii="Courier New" w:hAnsi="Courier New" w:cs="Courier New" w:hint="default"/>
-      </w:rPr>
-    </w:lvl>
-    <w:lvl w:ilvl="8" w:tplc="240A0005" w:tentative="1">
-      <w:start w:val="1"/>
-      <w:numFmt w:val="bullet"/>
-      <w:lvlText w:val=""/>
-      <w:lvlJc w:val="left"/>
-      <w:pPr>
-        <w:ind w:left="6480" w:hanging="360"/>
-      </w:pPr>
-      <w:rPr>
-        <w:rFonts w:ascii="Wingdings" w:hAnsi="Wingdings" w:hint="default"/>
-      </w:rPr>
-    </w:lvl>
-  </w:abstractNum>
-  <w:abstractNum w:abstractNumId="32" w15:restartNumberingAfterBreak="0">
+  <w:abstractNum w:abstractNumId="17" w15:restartNumberingAfterBreak="0">
     <w:nsid w:val="2FA3372A"/>
     <w:multiLevelType w:val="multilevel"/>
     <w:tmpl w:val="4F86498C"/>
@@ -31469,7 +29488,7 @@
       </w:rPr>
     </w:lvl>
   </w:abstractNum>
-  <w:abstractNum w:abstractNumId="33" w15:restartNumberingAfterBreak="0">
+  <w:abstractNum w:abstractNumId="18" w15:restartNumberingAfterBreak="0">
     <w:nsid w:val="2FC26C86"/>
     <w:multiLevelType w:val="multilevel"/>
     <w:tmpl w:val="6156B650"/>
@@ -31618,7 +29637,7 @@
       </w:rPr>
     </w:lvl>
   </w:abstractNum>
-  <w:abstractNum w:abstractNumId="34" w15:restartNumberingAfterBreak="0">
+  <w:abstractNum w:abstractNumId="19" w15:restartNumberingAfterBreak="0">
     <w:nsid w:val="304C224F"/>
     <w:multiLevelType w:val="multilevel"/>
     <w:tmpl w:val="EB3AC264"/>
@@ -31767,269 +29786,7 @@
       </w:rPr>
     </w:lvl>
   </w:abstractNum>
-  <w:abstractNum w:abstractNumId="35" w15:restartNumberingAfterBreak="0">
-    <w:nsid w:val="30624B72"/>
-    <w:multiLevelType w:val="hybridMultilevel"/>
-    <w:tmpl w:val="523661CC"/>
-    <w:lvl w:ilvl="0" w:tplc="240A0001">
-      <w:start w:val="1"/>
-      <w:numFmt w:val="bullet"/>
-      <w:lvlText w:val=""/>
-      <w:lvlJc w:val="left"/>
-      <w:pPr>
-        <w:ind w:left="720" w:hanging="360"/>
-      </w:pPr>
-      <w:rPr>
-        <w:rFonts w:ascii="Symbol" w:hAnsi="Symbol" w:hint="default"/>
-      </w:rPr>
-    </w:lvl>
-    <w:lvl w:ilvl="1" w:tplc="240A0003" w:tentative="1">
-      <w:start w:val="1"/>
-      <w:numFmt w:val="bullet"/>
-      <w:lvlText w:val="o"/>
-      <w:lvlJc w:val="left"/>
-      <w:pPr>
-        <w:ind w:left="1440" w:hanging="360"/>
-      </w:pPr>
-      <w:rPr>
-        <w:rFonts w:ascii="Courier New" w:hAnsi="Courier New" w:cs="Courier New" w:hint="default"/>
-      </w:rPr>
-    </w:lvl>
-    <w:lvl w:ilvl="2" w:tplc="240A0005" w:tentative="1">
-      <w:start w:val="1"/>
-      <w:numFmt w:val="bullet"/>
-      <w:lvlText w:val=""/>
-      <w:lvlJc w:val="left"/>
-      <w:pPr>
-        <w:ind w:left="2160" w:hanging="360"/>
-      </w:pPr>
-      <w:rPr>
-        <w:rFonts w:ascii="Wingdings" w:hAnsi="Wingdings" w:hint="default"/>
-      </w:rPr>
-    </w:lvl>
-    <w:lvl w:ilvl="3" w:tplc="240A0001" w:tentative="1">
-      <w:start w:val="1"/>
-      <w:numFmt w:val="bullet"/>
-      <w:lvlText w:val=""/>
-      <w:lvlJc w:val="left"/>
-      <w:pPr>
-        <w:ind w:left="2880" w:hanging="360"/>
-      </w:pPr>
-      <w:rPr>
-        <w:rFonts w:ascii="Symbol" w:hAnsi="Symbol" w:hint="default"/>
-      </w:rPr>
-    </w:lvl>
-    <w:lvl w:ilvl="4" w:tplc="240A0003" w:tentative="1">
-      <w:start w:val="1"/>
-      <w:numFmt w:val="bullet"/>
-      <w:lvlText w:val="o"/>
-      <w:lvlJc w:val="left"/>
-      <w:pPr>
-        <w:ind w:left="3600" w:hanging="360"/>
-      </w:pPr>
-      <w:rPr>
-        <w:rFonts w:ascii="Courier New" w:hAnsi="Courier New" w:cs="Courier New" w:hint="default"/>
-      </w:rPr>
-    </w:lvl>
-    <w:lvl w:ilvl="5" w:tplc="240A0005" w:tentative="1">
-      <w:start w:val="1"/>
-      <w:numFmt w:val="bullet"/>
-      <w:lvlText w:val=""/>
-      <w:lvlJc w:val="left"/>
-      <w:pPr>
-        <w:ind w:left="4320" w:hanging="360"/>
-      </w:pPr>
-      <w:rPr>
-        <w:rFonts w:ascii="Wingdings" w:hAnsi="Wingdings" w:hint="default"/>
-      </w:rPr>
-    </w:lvl>
-    <w:lvl w:ilvl="6" w:tplc="240A0001" w:tentative="1">
-      <w:start w:val="1"/>
-      <w:numFmt w:val="bullet"/>
-      <w:lvlText w:val=""/>
-      <w:lvlJc w:val="left"/>
-      <w:pPr>
-        <w:ind w:left="5040" w:hanging="360"/>
-      </w:pPr>
-      <w:rPr>
-        <w:rFonts w:ascii="Symbol" w:hAnsi="Symbol" w:hint="default"/>
-      </w:rPr>
-    </w:lvl>
-    <w:lvl w:ilvl="7" w:tplc="240A0003" w:tentative="1">
-      <w:start w:val="1"/>
-      <w:numFmt w:val="bullet"/>
-      <w:lvlText w:val="o"/>
-      <w:lvlJc w:val="left"/>
-      <w:pPr>
-        <w:ind w:left="5760" w:hanging="360"/>
-      </w:pPr>
-      <w:rPr>
-        <w:rFonts w:ascii="Courier New" w:hAnsi="Courier New" w:cs="Courier New" w:hint="default"/>
-      </w:rPr>
-    </w:lvl>
-    <w:lvl w:ilvl="8" w:tplc="240A0005" w:tentative="1">
-      <w:start w:val="1"/>
-      <w:numFmt w:val="bullet"/>
-      <w:lvlText w:val=""/>
-      <w:lvlJc w:val="left"/>
-      <w:pPr>
-        <w:ind w:left="6480" w:hanging="360"/>
-      </w:pPr>
-      <w:rPr>
-        <w:rFonts w:ascii="Wingdings" w:hAnsi="Wingdings" w:hint="default"/>
-      </w:rPr>
-    </w:lvl>
-  </w:abstractNum>
-  <w:abstractNum w:abstractNumId="36" w15:restartNumberingAfterBreak="0">
-    <w:nsid w:val="32C27E9F"/>
-    <w:multiLevelType w:val="multilevel"/>
-    <w:tmpl w:val="E5B6F8F8"/>
-    <w:lvl w:ilvl="0">
-      <w:start w:val="1"/>
-      <w:numFmt w:val="bullet"/>
-      <w:lvlText w:val=""/>
-      <w:lvlJc w:val="left"/>
-      <w:pPr>
-        <w:tabs>
-          <w:tab w:val="num" w:pos="720"/>
-        </w:tabs>
-        <w:ind w:left="720" w:hanging="360"/>
-      </w:pPr>
-      <w:rPr>
-        <w:rFonts w:ascii="Symbol" w:hAnsi="Symbol" w:hint="default"/>
-        <w:sz w:val="20"/>
-      </w:rPr>
-    </w:lvl>
-    <w:lvl w:ilvl="1" w:tentative="1">
-      <w:start w:val="1"/>
-      <w:numFmt w:val="bullet"/>
-      <w:lvlText w:val="o"/>
-      <w:lvlJc w:val="left"/>
-      <w:pPr>
-        <w:tabs>
-          <w:tab w:val="num" w:pos="1440"/>
-        </w:tabs>
-        <w:ind w:left="1440" w:hanging="360"/>
-      </w:pPr>
-      <w:rPr>
-        <w:rFonts w:ascii="Courier New" w:hAnsi="Courier New" w:hint="default"/>
-        <w:sz w:val="20"/>
-      </w:rPr>
-    </w:lvl>
-    <w:lvl w:ilvl="2" w:tentative="1">
-      <w:start w:val="1"/>
-      <w:numFmt w:val="bullet"/>
-      <w:lvlText w:val=""/>
-      <w:lvlJc w:val="left"/>
-      <w:pPr>
-        <w:tabs>
-          <w:tab w:val="num" w:pos="2160"/>
-        </w:tabs>
-        <w:ind w:left="2160" w:hanging="360"/>
-      </w:pPr>
-      <w:rPr>
-        <w:rFonts w:ascii="Wingdings" w:hAnsi="Wingdings" w:hint="default"/>
-        <w:sz w:val="20"/>
-      </w:rPr>
-    </w:lvl>
-    <w:lvl w:ilvl="3" w:tentative="1">
-      <w:start w:val="1"/>
-      <w:numFmt w:val="bullet"/>
-      <w:lvlText w:val=""/>
-      <w:lvlJc w:val="left"/>
-      <w:pPr>
-        <w:tabs>
-          <w:tab w:val="num" w:pos="2880"/>
-        </w:tabs>
-        <w:ind w:left="2880" w:hanging="360"/>
-      </w:pPr>
-      <w:rPr>
-        <w:rFonts w:ascii="Wingdings" w:hAnsi="Wingdings" w:hint="default"/>
-        <w:sz w:val="20"/>
-      </w:rPr>
-    </w:lvl>
-    <w:lvl w:ilvl="4" w:tentative="1">
-      <w:start w:val="1"/>
-      <w:numFmt w:val="bullet"/>
-      <w:lvlText w:val=""/>
-      <w:lvlJc w:val="left"/>
-      <w:pPr>
-        <w:tabs>
-          <w:tab w:val="num" w:pos="3600"/>
-        </w:tabs>
-        <w:ind w:left="3600" w:hanging="360"/>
-      </w:pPr>
-      <w:rPr>
-        <w:rFonts w:ascii="Wingdings" w:hAnsi="Wingdings" w:hint="default"/>
-        <w:sz w:val="20"/>
-      </w:rPr>
-    </w:lvl>
-    <w:lvl w:ilvl="5" w:tentative="1">
-      <w:start w:val="1"/>
-      <w:numFmt w:val="bullet"/>
-      <w:lvlText w:val=""/>
-      <w:lvlJc w:val="left"/>
-      <w:pPr>
-        <w:tabs>
-          <w:tab w:val="num" w:pos="4320"/>
-        </w:tabs>
-        <w:ind w:left="4320" w:hanging="360"/>
-      </w:pPr>
-      <w:rPr>
-        <w:rFonts w:ascii="Wingdings" w:hAnsi="Wingdings" w:hint="default"/>
-        <w:sz w:val="20"/>
-      </w:rPr>
-    </w:lvl>
-    <w:lvl w:ilvl="6" w:tentative="1">
-      <w:start w:val="1"/>
-      <w:numFmt w:val="bullet"/>
-      <w:lvlText w:val=""/>
-      <w:lvlJc w:val="left"/>
-      <w:pPr>
-        <w:tabs>
-          <w:tab w:val="num" w:pos="5040"/>
-        </w:tabs>
-        <w:ind w:left="5040" w:hanging="360"/>
-      </w:pPr>
-      <w:rPr>
-        <w:rFonts w:ascii="Wingdings" w:hAnsi="Wingdings" w:hint="default"/>
-        <w:sz w:val="20"/>
-      </w:rPr>
-    </w:lvl>
-    <w:lvl w:ilvl="7" w:tentative="1">
-      <w:start w:val="1"/>
-      <w:numFmt w:val="bullet"/>
-      <w:lvlText w:val=""/>
-      <w:lvlJc w:val="left"/>
-      <w:pPr>
-        <w:tabs>
-          <w:tab w:val="num" w:pos="5760"/>
-        </w:tabs>
-        <w:ind w:left="5760" w:hanging="360"/>
-      </w:pPr>
-      <w:rPr>
-        <w:rFonts w:ascii="Wingdings" w:hAnsi="Wingdings" w:hint="default"/>
-        <w:sz w:val="20"/>
-      </w:rPr>
-    </w:lvl>
-    <w:lvl w:ilvl="8" w:tentative="1">
-      <w:start w:val="1"/>
-      <w:numFmt w:val="bullet"/>
-      <w:lvlText w:val=""/>
-      <w:lvlJc w:val="left"/>
-      <w:pPr>
-        <w:tabs>
-          <w:tab w:val="num" w:pos="6480"/>
-        </w:tabs>
-        <w:ind w:left="6480" w:hanging="360"/>
-      </w:pPr>
-      <w:rPr>
-        <w:rFonts w:ascii="Wingdings" w:hAnsi="Wingdings" w:hint="default"/>
-        <w:sz w:val="20"/>
-      </w:rPr>
-    </w:lvl>
-  </w:abstractNum>
-  <w:abstractNum w:abstractNumId="37" w15:restartNumberingAfterBreak="0">
+  <w:abstractNum w:abstractNumId="20" w15:restartNumberingAfterBreak="0">
     <w:nsid w:val="33A504AA"/>
     <w:multiLevelType w:val="multilevel"/>
     <w:tmpl w:val="3D7E58DA"/>
@@ -32178,7 +29935,7 @@
       </w:rPr>
     </w:lvl>
   </w:abstractNum>
-  <w:abstractNum w:abstractNumId="38" w15:restartNumberingAfterBreak="0">
+  <w:abstractNum w:abstractNumId="21" w15:restartNumberingAfterBreak="0">
     <w:nsid w:val="33BA1270"/>
     <w:multiLevelType w:val="multilevel"/>
     <w:tmpl w:val="FFDADB56"/>
@@ -32327,7 +30084,7 @@
       </w:rPr>
     </w:lvl>
   </w:abstractNum>
-  <w:abstractNum w:abstractNumId="39" w15:restartNumberingAfterBreak="0">
+  <w:abstractNum w:abstractNumId="22" w15:restartNumberingAfterBreak="0">
     <w:nsid w:val="352C1F46"/>
     <w:multiLevelType w:val="hybridMultilevel"/>
     <w:tmpl w:val="E1EA5940"/>
@@ -32413,7 +30170,7 @@
       </w:pPr>
     </w:lvl>
   </w:abstractNum>
-  <w:abstractNum w:abstractNumId="40" w15:restartNumberingAfterBreak="0">
+  <w:abstractNum w:abstractNumId="23" w15:restartNumberingAfterBreak="0">
     <w:nsid w:val="35B05039"/>
     <w:multiLevelType w:val="multilevel"/>
     <w:tmpl w:val="E81878FC"/>
@@ -32562,7 +30319,7 @@
       </w:rPr>
     </w:lvl>
   </w:abstractNum>
-  <w:abstractNum w:abstractNumId="41" w15:restartNumberingAfterBreak="0">
+  <w:abstractNum w:abstractNumId="24" w15:restartNumberingAfterBreak="0">
     <w:nsid w:val="374F154B"/>
     <w:multiLevelType w:val="multilevel"/>
     <w:tmpl w:val="249E14D0"/>
@@ -32711,232 +30468,7 @@
       </w:rPr>
     </w:lvl>
   </w:abstractNum>
-  <w:abstractNum w:abstractNumId="42" w15:restartNumberingAfterBreak="0">
-    <w:nsid w:val="379F7C65"/>
-    <w:multiLevelType w:val="hybridMultilevel"/>
-    <w:tmpl w:val="E22A2304"/>
-    <w:lvl w:ilvl="0" w:tplc="0C0A0001">
-      <w:start w:val="1"/>
-      <w:numFmt w:val="bullet"/>
-      <w:lvlText w:val=""/>
-      <w:lvlJc w:val="left"/>
-      <w:pPr>
-        <w:ind w:left="720" w:hanging="360"/>
-      </w:pPr>
-      <w:rPr>
-        <w:rFonts w:ascii="Symbol" w:hAnsi="Symbol" w:hint="default"/>
-      </w:rPr>
-    </w:lvl>
-    <w:lvl w:ilvl="1" w:tplc="0C0A0003" w:tentative="1">
-      <w:start w:val="1"/>
-      <w:numFmt w:val="bullet"/>
-      <w:lvlText w:val="o"/>
-      <w:lvlJc w:val="left"/>
-      <w:pPr>
-        <w:ind w:left="1440" w:hanging="360"/>
-      </w:pPr>
-      <w:rPr>
-        <w:rFonts w:ascii="Courier New" w:hAnsi="Courier New" w:cs="Courier New" w:hint="default"/>
-      </w:rPr>
-    </w:lvl>
-    <w:lvl w:ilvl="2" w:tplc="0C0A0005" w:tentative="1">
-      <w:start w:val="1"/>
-      <w:numFmt w:val="bullet"/>
-      <w:lvlText w:val=""/>
-      <w:lvlJc w:val="left"/>
-      <w:pPr>
-        <w:ind w:left="2160" w:hanging="360"/>
-      </w:pPr>
-      <w:rPr>
-        <w:rFonts w:ascii="Wingdings" w:hAnsi="Wingdings" w:hint="default"/>
-      </w:rPr>
-    </w:lvl>
-    <w:lvl w:ilvl="3" w:tplc="0C0A0001" w:tentative="1">
-      <w:start w:val="1"/>
-      <w:numFmt w:val="bullet"/>
-      <w:lvlText w:val=""/>
-      <w:lvlJc w:val="left"/>
-      <w:pPr>
-        <w:ind w:left="2880" w:hanging="360"/>
-      </w:pPr>
-      <w:rPr>
-        <w:rFonts w:ascii="Symbol" w:hAnsi="Symbol" w:hint="default"/>
-      </w:rPr>
-    </w:lvl>
-    <w:lvl w:ilvl="4" w:tplc="0C0A0003" w:tentative="1">
-      <w:start w:val="1"/>
-      <w:numFmt w:val="bullet"/>
-      <w:lvlText w:val="o"/>
-      <w:lvlJc w:val="left"/>
-      <w:pPr>
-        <w:ind w:left="3600" w:hanging="360"/>
-      </w:pPr>
-      <w:rPr>
-        <w:rFonts w:ascii="Courier New" w:hAnsi="Courier New" w:cs="Courier New" w:hint="default"/>
-      </w:rPr>
-    </w:lvl>
-    <w:lvl w:ilvl="5" w:tplc="0C0A0005" w:tentative="1">
-      <w:start w:val="1"/>
-      <w:numFmt w:val="bullet"/>
-      <w:lvlText w:val=""/>
-      <w:lvlJc w:val="left"/>
-      <w:pPr>
-        <w:ind w:left="4320" w:hanging="360"/>
-      </w:pPr>
-      <w:rPr>
-        <w:rFonts w:ascii="Wingdings" w:hAnsi="Wingdings" w:hint="default"/>
-      </w:rPr>
-    </w:lvl>
-    <w:lvl w:ilvl="6" w:tplc="0C0A0001" w:tentative="1">
-      <w:start w:val="1"/>
-      <w:numFmt w:val="bullet"/>
-      <w:lvlText w:val=""/>
-      <w:lvlJc w:val="left"/>
-      <w:pPr>
-        <w:ind w:left="5040" w:hanging="360"/>
-      </w:pPr>
-      <w:rPr>
-        <w:rFonts w:ascii="Symbol" w:hAnsi="Symbol" w:hint="default"/>
-      </w:rPr>
-    </w:lvl>
-    <w:lvl w:ilvl="7" w:tplc="0C0A0003" w:tentative="1">
-      <w:start w:val="1"/>
-      <w:numFmt w:val="bullet"/>
-      <w:lvlText w:val="o"/>
-      <w:lvlJc w:val="left"/>
-      <w:pPr>
-        <w:ind w:left="5760" w:hanging="360"/>
-      </w:pPr>
-      <w:rPr>
-        <w:rFonts w:ascii="Courier New" w:hAnsi="Courier New" w:cs="Courier New" w:hint="default"/>
-      </w:rPr>
-    </w:lvl>
-    <w:lvl w:ilvl="8" w:tplc="0C0A0005" w:tentative="1">
-      <w:start w:val="1"/>
-      <w:numFmt w:val="bullet"/>
-      <w:lvlText w:val=""/>
-      <w:lvlJc w:val="left"/>
-      <w:pPr>
-        <w:ind w:left="6480" w:hanging="360"/>
-      </w:pPr>
-      <w:rPr>
-        <w:rFonts w:ascii="Wingdings" w:hAnsi="Wingdings" w:hint="default"/>
-      </w:rPr>
-    </w:lvl>
-  </w:abstractNum>
-  <w:abstractNum w:abstractNumId="43" w15:restartNumberingAfterBreak="0">
-    <w:nsid w:val="38682687"/>
-    <w:multiLevelType w:val="hybridMultilevel"/>
-    <w:tmpl w:val="CF2EA52E"/>
-    <w:lvl w:ilvl="0" w:tplc="CFB0377A">
-      <w:numFmt w:val="bullet"/>
-      <w:lvlText w:val="-"/>
-      <w:lvlJc w:val="left"/>
-      <w:pPr>
-        <w:ind w:left="720" w:hanging="360"/>
-      </w:pPr>
-      <w:rPr>
-        <w:rFonts w:ascii="Arial" w:eastAsiaTheme="minorHAnsi" w:hAnsi="Arial" w:cs="Arial" w:hint="default"/>
-      </w:rPr>
-    </w:lvl>
-    <w:lvl w:ilvl="1" w:tplc="0C0A0003" w:tentative="1">
-      <w:start w:val="1"/>
-      <w:numFmt w:val="bullet"/>
-      <w:lvlText w:val="o"/>
-      <w:lvlJc w:val="left"/>
-      <w:pPr>
-        <w:ind w:left="1440" w:hanging="360"/>
-      </w:pPr>
-      <w:rPr>
-        <w:rFonts w:ascii="Courier New" w:hAnsi="Courier New" w:cs="Courier New" w:hint="default"/>
-      </w:rPr>
-    </w:lvl>
-    <w:lvl w:ilvl="2" w:tplc="0C0A0005" w:tentative="1">
-      <w:start w:val="1"/>
-      <w:numFmt w:val="bullet"/>
-      <w:lvlText w:val=""/>
-      <w:lvlJc w:val="left"/>
-      <w:pPr>
-        <w:ind w:left="2160" w:hanging="360"/>
-      </w:pPr>
-      <w:rPr>
-        <w:rFonts w:ascii="Wingdings" w:hAnsi="Wingdings" w:hint="default"/>
-      </w:rPr>
-    </w:lvl>
-    <w:lvl w:ilvl="3" w:tplc="0C0A0001" w:tentative="1">
-      <w:start w:val="1"/>
-      <w:numFmt w:val="bullet"/>
-      <w:lvlText w:val=""/>
-      <w:lvlJc w:val="left"/>
-      <w:pPr>
-        <w:ind w:left="2880" w:hanging="360"/>
-      </w:pPr>
-      <w:rPr>
-        <w:rFonts w:ascii="Symbol" w:hAnsi="Symbol" w:hint="default"/>
-      </w:rPr>
-    </w:lvl>
-    <w:lvl w:ilvl="4" w:tplc="0C0A0003" w:tentative="1">
-      <w:start w:val="1"/>
-      <w:numFmt w:val="bullet"/>
-      <w:lvlText w:val="o"/>
-      <w:lvlJc w:val="left"/>
-      <w:pPr>
-        <w:ind w:left="3600" w:hanging="360"/>
-      </w:pPr>
-      <w:rPr>
-        <w:rFonts w:ascii="Courier New" w:hAnsi="Courier New" w:cs="Courier New" w:hint="default"/>
-      </w:rPr>
-    </w:lvl>
-    <w:lvl w:ilvl="5" w:tplc="0C0A0005" w:tentative="1">
-      <w:start w:val="1"/>
-      <w:numFmt w:val="bullet"/>
-      <w:lvlText w:val=""/>
-      <w:lvlJc w:val="left"/>
-      <w:pPr>
-        <w:ind w:left="4320" w:hanging="360"/>
-      </w:pPr>
-      <w:rPr>
-        <w:rFonts w:ascii="Wingdings" w:hAnsi="Wingdings" w:hint="default"/>
-      </w:rPr>
-    </w:lvl>
-    <w:lvl w:ilvl="6" w:tplc="0C0A0001" w:tentative="1">
-      <w:start w:val="1"/>
-      <w:numFmt w:val="bullet"/>
-      <w:lvlText w:val=""/>
-      <w:lvlJc w:val="left"/>
-      <w:pPr>
-        <w:ind w:left="5040" w:hanging="360"/>
-      </w:pPr>
-      <w:rPr>
-        <w:rFonts w:ascii="Symbol" w:hAnsi="Symbol" w:hint="default"/>
-      </w:rPr>
-    </w:lvl>
-    <w:lvl w:ilvl="7" w:tplc="0C0A0003" w:tentative="1">
-      <w:start w:val="1"/>
-      <w:numFmt w:val="bullet"/>
-      <w:lvlText w:val="o"/>
-      <w:lvlJc w:val="left"/>
-      <w:pPr>
-        <w:ind w:left="5760" w:hanging="360"/>
-      </w:pPr>
-      <w:rPr>
-        <w:rFonts w:ascii="Courier New" w:hAnsi="Courier New" w:cs="Courier New" w:hint="default"/>
-      </w:rPr>
-    </w:lvl>
-    <w:lvl w:ilvl="8" w:tplc="0C0A0005" w:tentative="1">
-      <w:start w:val="1"/>
-      <w:numFmt w:val="bullet"/>
-      <w:lvlText w:val=""/>
-      <w:lvlJc w:val="left"/>
-      <w:pPr>
-        <w:ind w:left="6480" w:hanging="360"/>
-      </w:pPr>
-      <w:rPr>
-        <w:rFonts w:ascii="Wingdings" w:hAnsi="Wingdings" w:hint="default"/>
-      </w:rPr>
-    </w:lvl>
-  </w:abstractNum>
-  <w:abstractNum w:abstractNumId="44" w15:restartNumberingAfterBreak="0">
+  <w:abstractNum w:abstractNumId="25" w15:restartNumberingAfterBreak="0">
     <w:nsid w:val="3F270867"/>
     <w:multiLevelType w:val="multilevel"/>
     <w:tmpl w:val="FD729744"/>
@@ -33081,7 +30613,7 @@
       </w:rPr>
     </w:lvl>
   </w:abstractNum>
-  <w:abstractNum w:abstractNumId="45" w15:restartNumberingAfterBreak="0">
+  <w:abstractNum w:abstractNumId="26" w15:restartNumberingAfterBreak="0">
     <w:nsid w:val="3FA02F36"/>
     <w:multiLevelType w:val="hybridMultilevel"/>
     <w:tmpl w:val="0D1644DC"/>
@@ -33194,7 +30726,7 @@
       </w:rPr>
     </w:lvl>
   </w:abstractNum>
-  <w:abstractNum w:abstractNumId="46" w15:restartNumberingAfterBreak="0">
+  <w:abstractNum w:abstractNumId="27" w15:restartNumberingAfterBreak="0">
     <w:nsid w:val="40495F64"/>
     <w:multiLevelType w:val="multilevel"/>
     <w:tmpl w:val="8B2CBDC0"/>
@@ -33343,7 +30875,7 @@
       </w:rPr>
     </w:lvl>
   </w:abstractNum>
-  <w:abstractNum w:abstractNumId="47" w15:restartNumberingAfterBreak="0">
+  <w:abstractNum w:abstractNumId="28" w15:restartNumberingAfterBreak="0">
     <w:nsid w:val="4134374E"/>
     <w:multiLevelType w:val="multilevel"/>
     <w:tmpl w:val="D44AB3B2"/>
@@ -33492,7 +31024,7 @@
       </w:rPr>
     </w:lvl>
   </w:abstractNum>
-  <w:abstractNum w:abstractNumId="48" w15:restartNumberingAfterBreak="0">
+  <w:abstractNum w:abstractNumId="29" w15:restartNumberingAfterBreak="0">
     <w:nsid w:val="41ED5A07"/>
     <w:multiLevelType w:val="multilevel"/>
     <w:tmpl w:val="F7D2C3F6"/>
@@ -33641,119 +31173,7 @@
       </w:rPr>
     </w:lvl>
   </w:abstractNum>
-  <w:abstractNum w:abstractNumId="49" w15:restartNumberingAfterBreak="0">
-    <w:nsid w:val="420F047E"/>
-    <w:multiLevelType w:val="hybridMultilevel"/>
-    <w:tmpl w:val="27C05388"/>
-    <w:lvl w:ilvl="0" w:tplc="2A04503C">
-      <w:numFmt w:val="bullet"/>
-      <w:lvlText w:val=""/>
-      <w:lvlJc w:val="left"/>
-      <w:pPr>
-        <w:ind w:left="1425" w:hanging="705"/>
-      </w:pPr>
-      <w:rPr>
-        <w:rFonts w:ascii="Symbol" w:eastAsiaTheme="minorHAnsi" w:hAnsi="Symbol" w:cs="Arial" w:hint="default"/>
-      </w:rPr>
-    </w:lvl>
-    <w:lvl w:ilvl="1" w:tplc="240A0003" w:tentative="1">
-      <w:start w:val="1"/>
-      <w:numFmt w:val="bullet"/>
-      <w:lvlText w:val="o"/>
-      <w:lvlJc w:val="left"/>
-      <w:pPr>
-        <w:ind w:left="1800" w:hanging="360"/>
-      </w:pPr>
-      <w:rPr>
-        <w:rFonts w:ascii="Courier New" w:hAnsi="Courier New" w:cs="Courier New" w:hint="default"/>
-      </w:rPr>
-    </w:lvl>
-    <w:lvl w:ilvl="2" w:tplc="240A0005" w:tentative="1">
-      <w:start w:val="1"/>
-      <w:numFmt w:val="bullet"/>
-      <w:lvlText w:val=""/>
-      <w:lvlJc w:val="left"/>
-      <w:pPr>
-        <w:ind w:left="2520" w:hanging="360"/>
-      </w:pPr>
-      <w:rPr>
-        <w:rFonts w:ascii="Wingdings" w:hAnsi="Wingdings" w:hint="default"/>
-      </w:rPr>
-    </w:lvl>
-    <w:lvl w:ilvl="3" w:tplc="240A0001" w:tentative="1">
-      <w:start w:val="1"/>
-      <w:numFmt w:val="bullet"/>
-      <w:lvlText w:val=""/>
-      <w:lvlJc w:val="left"/>
-      <w:pPr>
-        <w:ind w:left="3240" w:hanging="360"/>
-      </w:pPr>
-      <w:rPr>
-        <w:rFonts w:ascii="Symbol" w:hAnsi="Symbol" w:hint="default"/>
-      </w:rPr>
-    </w:lvl>
-    <w:lvl w:ilvl="4" w:tplc="240A0003" w:tentative="1">
-      <w:start w:val="1"/>
-      <w:numFmt w:val="bullet"/>
-      <w:lvlText w:val="o"/>
-      <w:lvlJc w:val="left"/>
-      <w:pPr>
-        <w:ind w:left="3960" w:hanging="360"/>
-      </w:pPr>
-      <w:rPr>
-        <w:rFonts w:ascii="Courier New" w:hAnsi="Courier New" w:cs="Courier New" w:hint="default"/>
-      </w:rPr>
-    </w:lvl>
-    <w:lvl w:ilvl="5" w:tplc="240A0005" w:tentative="1">
-      <w:start w:val="1"/>
-      <w:numFmt w:val="bullet"/>
-      <w:lvlText w:val=""/>
-      <w:lvlJc w:val="left"/>
-      <w:pPr>
-        <w:ind w:left="4680" w:hanging="360"/>
-      </w:pPr>
-      <w:rPr>
-        <w:rFonts w:ascii="Wingdings" w:hAnsi="Wingdings" w:hint="default"/>
-      </w:rPr>
-    </w:lvl>
-    <w:lvl w:ilvl="6" w:tplc="240A0001" w:tentative="1">
-      <w:start w:val="1"/>
-      <w:numFmt w:val="bullet"/>
-      <w:lvlText w:val=""/>
-      <w:lvlJc w:val="left"/>
-      <w:pPr>
-        <w:ind w:left="5400" w:hanging="360"/>
-      </w:pPr>
-      <w:rPr>
-        <w:rFonts w:ascii="Symbol" w:hAnsi="Symbol" w:hint="default"/>
-      </w:rPr>
-    </w:lvl>
-    <w:lvl w:ilvl="7" w:tplc="240A0003" w:tentative="1">
-      <w:start w:val="1"/>
-      <w:numFmt w:val="bullet"/>
-      <w:lvlText w:val="o"/>
-      <w:lvlJc w:val="left"/>
-      <w:pPr>
-        <w:ind w:left="6120" w:hanging="360"/>
-      </w:pPr>
-      <w:rPr>
-        <w:rFonts w:ascii="Courier New" w:hAnsi="Courier New" w:cs="Courier New" w:hint="default"/>
-      </w:rPr>
-    </w:lvl>
-    <w:lvl w:ilvl="8" w:tplc="240A0005" w:tentative="1">
-      <w:start w:val="1"/>
-      <w:numFmt w:val="bullet"/>
-      <w:lvlText w:val=""/>
-      <w:lvlJc w:val="left"/>
-      <w:pPr>
-        <w:ind w:left="6840" w:hanging="360"/>
-      </w:pPr>
-      <w:rPr>
-        <w:rFonts w:ascii="Wingdings" w:hAnsi="Wingdings" w:hint="default"/>
-      </w:rPr>
-    </w:lvl>
-  </w:abstractNum>
-  <w:abstractNum w:abstractNumId="50" w15:restartNumberingAfterBreak="0">
+  <w:abstractNum w:abstractNumId="30" w15:restartNumberingAfterBreak="0">
     <w:nsid w:val="428517E5"/>
     <w:multiLevelType w:val="multilevel"/>
     <w:tmpl w:val="E5B6F8F8"/>
@@ -33902,7 +31322,7 @@
       </w:rPr>
     </w:lvl>
   </w:abstractNum>
-  <w:abstractNum w:abstractNumId="51" w15:restartNumberingAfterBreak="0">
+  <w:abstractNum w:abstractNumId="31" w15:restartNumberingAfterBreak="0">
     <w:nsid w:val="43915AEF"/>
     <w:multiLevelType w:val="hybridMultilevel"/>
     <w:tmpl w:val="D8D4B59C"/>
@@ -34015,7 +31435,7 @@
       </w:rPr>
     </w:lvl>
   </w:abstractNum>
-  <w:abstractNum w:abstractNumId="52" w15:restartNumberingAfterBreak="0">
+  <w:abstractNum w:abstractNumId="32" w15:restartNumberingAfterBreak="0">
     <w:nsid w:val="4414653F"/>
     <w:multiLevelType w:val="multilevel"/>
     <w:tmpl w:val="FAE4B8A4"/>
@@ -34164,7 +31584,7 @@
       </w:rPr>
     </w:lvl>
   </w:abstractNum>
-  <w:abstractNum w:abstractNumId="53" w15:restartNumberingAfterBreak="0">
+  <w:abstractNum w:abstractNumId="33" w15:restartNumberingAfterBreak="0">
     <w:nsid w:val="448A192D"/>
     <w:multiLevelType w:val="multilevel"/>
     <w:tmpl w:val="FDDA5B0A"/>
@@ -34313,301 +31733,7 @@
       </w:rPr>
     </w:lvl>
   </w:abstractNum>
-  <w:abstractNum w:abstractNumId="54" w15:restartNumberingAfterBreak="0">
-    <w:nsid w:val="467E1A6E"/>
-    <w:multiLevelType w:val="multilevel"/>
-    <w:tmpl w:val="6152E32C"/>
-    <w:lvl w:ilvl="0">
-      <w:start w:val="1"/>
-      <w:numFmt w:val="bullet"/>
-      <w:lvlText w:val=""/>
-      <w:lvlJc w:val="left"/>
-      <w:pPr>
-        <w:tabs>
-          <w:tab w:val="num" w:pos="720"/>
-        </w:tabs>
-        <w:ind w:left="720" w:hanging="360"/>
-      </w:pPr>
-      <w:rPr>
-        <w:rFonts w:ascii="Symbol" w:hAnsi="Symbol" w:hint="default"/>
-        <w:sz w:val="20"/>
-      </w:rPr>
-    </w:lvl>
-    <w:lvl w:ilvl="1">
-      <w:start w:val="1"/>
-      <w:numFmt w:val="bullet"/>
-      <w:lvlText w:val="o"/>
-      <w:lvlJc w:val="left"/>
-      <w:pPr>
-        <w:tabs>
-          <w:tab w:val="num" w:pos="1440"/>
-        </w:tabs>
-        <w:ind w:left="1440" w:hanging="360"/>
-      </w:pPr>
-      <w:rPr>
-        <w:rFonts w:ascii="Courier New" w:hAnsi="Courier New" w:hint="default"/>
-        <w:sz w:val="20"/>
-      </w:rPr>
-    </w:lvl>
-    <w:lvl w:ilvl="2" w:tentative="1">
-      <w:start w:val="1"/>
-      <w:numFmt w:val="bullet"/>
-      <w:lvlText w:val=""/>
-      <w:lvlJc w:val="left"/>
-      <w:pPr>
-        <w:tabs>
-          <w:tab w:val="num" w:pos="2160"/>
-        </w:tabs>
-        <w:ind w:left="2160" w:hanging="360"/>
-      </w:pPr>
-      <w:rPr>
-        <w:rFonts w:ascii="Wingdings" w:hAnsi="Wingdings" w:hint="default"/>
-        <w:sz w:val="20"/>
-      </w:rPr>
-    </w:lvl>
-    <w:lvl w:ilvl="3" w:tentative="1">
-      <w:start w:val="1"/>
-      <w:numFmt w:val="bullet"/>
-      <w:lvlText w:val=""/>
-      <w:lvlJc w:val="left"/>
-      <w:pPr>
-        <w:tabs>
-          <w:tab w:val="num" w:pos="2880"/>
-        </w:tabs>
-        <w:ind w:left="2880" w:hanging="360"/>
-      </w:pPr>
-      <w:rPr>
-        <w:rFonts w:ascii="Wingdings" w:hAnsi="Wingdings" w:hint="default"/>
-        <w:sz w:val="20"/>
-      </w:rPr>
-    </w:lvl>
-    <w:lvl w:ilvl="4" w:tentative="1">
-      <w:start w:val="1"/>
-      <w:numFmt w:val="bullet"/>
-      <w:lvlText w:val=""/>
-      <w:lvlJc w:val="left"/>
-      <w:pPr>
-        <w:tabs>
-          <w:tab w:val="num" w:pos="3600"/>
-        </w:tabs>
-        <w:ind w:left="3600" w:hanging="360"/>
-      </w:pPr>
-      <w:rPr>
-        <w:rFonts w:ascii="Wingdings" w:hAnsi="Wingdings" w:hint="default"/>
-        <w:sz w:val="20"/>
-      </w:rPr>
-    </w:lvl>
-    <w:lvl w:ilvl="5" w:tentative="1">
-      <w:start w:val="1"/>
-      <w:numFmt w:val="bullet"/>
-      <w:lvlText w:val=""/>
-      <w:lvlJc w:val="left"/>
-      <w:pPr>
-        <w:tabs>
-          <w:tab w:val="num" w:pos="4320"/>
-        </w:tabs>
-        <w:ind w:left="4320" w:hanging="360"/>
-      </w:pPr>
-      <w:rPr>
-        <w:rFonts w:ascii="Wingdings" w:hAnsi="Wingdings" w:hint="default"/>
-        <w:sz w:val="20"/>
-      </w:rPr>
-    </w:lvl>
-    <w:lvl w:ilvl="6" w:tentative="1">
-      <w:start w:val="1"/>
-      <w:numFmt w:val="bullet"/>
-      <w:lvlText w:val=""/>
-      <w:lvlJc w:val="left"/>
-      <w:pPr>
-        <w:tabs>
-          <w:tab w:val="num" w:pos="5040"/>
-        </w:tabs>
-        <w:ind w:left="5040" w:hanging="360"/>
-      </w:pPr>
-      <w:rPr>
-        <w:rFonts w:ascii="Wingdings" w:hAnsi="Wingdings" w:hint="default"/>
-        <w:sz w:val="20"/>
-      </w:rPr>
-    </w:lvl>
-    <w:lvl w:ilvl="7" w:tentative="1">
-      <w:start w:val="1"/>
-      <w:numFmt w:val="bullet"/>
-      <w:lvlText w:val=""/>
-      <w:lvlJc w:val="left"/>
-      <w:pPr>
-        <w:tabs>
-          <w:tab w:val="num" w:pos="5760"/>
-        </w:tabs>
-        <w:ind w:left="5760" w:hanging="360"/>
-      </w:pPr>
-      <w:rPr>
-        <w:rFonts w:ascii="Wingdings" w:hAnsi="Wingdings" w:hint="default"/>
-        <w:sz w:val="20"/>
-      </w:rPr>
-    </w:lvl>
-    <w:lvl w:ilvl="8" w:tentative="1">
-      <w:start w:val="1"/>
-      <w:numFmt w:val="bullet"/>
-      <w:lvlText w:val=""/>
-      <w:lvlJc w:val="left"/>
-      <w:pPr>
-        <w:tabs>
-          <w:tab w:val="num" w:pos="6480"/>
-        </w:tabs>
-        <w:ind w:left="6480" w:hanging="360"/>
-      </w:pPr>
-      <w:rPr>
-        <w:rFonts w:ascii="Wingdings" w:hAnsi="Wingdings" w:hint="default"/>
-        <w:sz w:val="20"/>
-      </w:rPr>
-    </w:lvl>
-  </w:abstractNum>
-  <w:abstractNum w:abstractNumId="55" w15:restartNumberingAfterBreak="0">
-    <w:nsid w:val="46F30D41"/>
-    <w:multiLevelType w:val="multilevel"/>
-    <w:tmpl w:val="55143230"/>
-    <w:lvl w:ilvl="0">
-      <w:start w:val="1"/>
-      <w:numFmt w:val="bullet"/>
-      <w:lvlText w:val=""/>
-      <w:lvlJc w:val="left"/>
-      <w:pPr>
-        <w:tabs>
-          <w:tab w:val="num" w:pos="720"/>
-        </w:tabs>
-        <w:ind w:left="720" w:hanging="360"/>
-      </w:pPr>
-      <w:rPr>
-        <w:rFonts w:ascii="Symbol" w:hAnsi="Symbol" w:hint="default"/>
-        <w:sz w:val="20"/>
-      </w:rPr>
-    </w:lvl>
-    <w:lvl w:ilvl="1">
-      <w:start w:val="1"/>
-      <w:numFmt w:val="bullet"/>
-      <w:lvlText w:val=""/>
-      <w:lvlJc w:val="left"/>
-      <w:pPr>
-        <w:ind w:left="1440" w:hanging="360"/>
-      </w:pPr>
-      <w:rPr>
-        <w:rFonts w:ascii="Symbol" w:hAnsi="Symbol" w:hint="default"/>
-      </w:rPr>
-    </w:lvl>
-    <w:lvl w:ilvl="2" w:tentative="1">
-      <w:start w:val="1"/>
-      <w:numFmt w:val="bullet"/>
-      <w:lvlText w:val=""/>
-      <w:lvlJc w:val="left"/>
-      <w:pPr>
-        <w:tabs>
-          <w:tab w:val="num" w:pos="2160"/>
-        </w:tabs>
-        <w:ind w:left="2160" w:hanging="360"/>
-      </w:pPr>
-      <w:rPr>
-        <w:rFonts w:ascii="Wingdings" w:hAnsi="Wingdings" w:hint="default"/>
-        <w:sz w:val="20"/>
-      </w:rPr>
-    </w:lvl>
-    <w:lvl w:ilvl="3" w:tentative="1">
-      <w:start w:val="1"/>
-      <w:numFmt w:val="bullet"/>
-      <w:lvlText w:val=""/>
-      <w:lvlJc w:val="left"/>
-      <w:pPr>
-        <w:tabs>
-          <w:tab w:val="num" w:pos="2880"/>
-        </w:tabs>
-        <w:ind w:left="2880" w:hanging="360"/>
-      </w:pPr>
-      <w:rPr>
-        <w:rFonts w:ascii="Wingdings" w:hAnsi="Wingdings" w:hint="default"/>
-        <w:sz w:val="20"/>
-      </w:rPr>
-    </w:lvl>
-    <w:lvl w:ilvl="4" w:tentative="1">
-      <w:start w:val="1"/>
-      <w:numFmt w:val="bullet"/>
-      <w:lvlText w:val=""/>
-      <w:lvlJc w:val="left"/>
-      <w:pPr>
-        <w:tabs>
-          <w:tab w:val="num" w:pos="3600"/>
-        </w:tabs>
-        <w:ind w:left="3600" w:hanging="360"/>
-      </w:pPr>
-      <w:rPr>
-        <w:rFonts w:ascii="Wingdings" w:hAnsi="Wingdings" w:hint="default"/>
-        <w:sz w:val="20"/>
-      </w:rPr>
-    </w:lvl>
-    <w:lvl w:ilvl="5" w:tentative="1">
-      <w:start w:val="1"/>
-      <w:numFmt w:val="bullet"/>
-      <w:lvlText w:val=""/>
-      <w:lvlJc w:val="left"/>
-      <w:pPr>
-        <w:tabs>
-          <w:tab w:val="num" w:pos="4320"/>
-        </w:tabs>
-        <w:ind w:left="4320" w:hanging="360"/>
-      </w:pPr>
-      <w:rPr>
-        <w:rFonts w:ascii="Wingdings" w:hAnsi="Wingdings" w:hint="default"/>
-        <w:sz w:val="20"/>
-      </w:rPr>
-    </w:lvl>
-    <w:lvl w:ilvl="6" w:tentative="1">
-      <w:start w:val="1"/>
-      <w:numFmt w:val="bullet"/>
-      <w:lvlText w:val=""/>
-      <w:lvlJc w:val="left"/>
-      <w:pPr>
-        <w:tabs>
-          <w:tab w:val="num" w:pos="5040"/>
-        </w:tabs>
-        <w:ind w:left="5040" w:hanging="360"/>
-      </w:pPr>
-      <w:rPr>
-        <w:rFonts w:ascii="Wingdings" w:hAnsi="Wingdings" w:hint="default"/>
-        <w:sz w:val="20"/>
-      </w:rPr>
-    </w:lvl>
-    <w:lvl w:ilvl="7" w:tentative="1">
-      <w:start w:val="1"/>
-      <w:numFmt w:val="bullet"/>
-      <w:lvlText w:val=""/>
-      <w:lvlJc w:val="left"/>
-      <w:pPr>
-        <w:tabs>
-          <w:tab w:val="num" w:pos="5760"/>
-        </w:tabs>
-        <w:ind w:left="5760" w:hanging="360"/>
-      </w:pPr>
-      <w:rPr>
-        <w:rFonts w:ascii="Wingdings" w:hAnsi="Wingdings" w:hint="default"/>
-        <w:sz w:val="20"/>
-      </w:rPr>
-    </w:lvl>
-    <w:lvl w:ilvl="8" w:tentative="1">
-      <w:start w:val="1"/>
-      <w:numFmt w:val="bullet"/>
-      <w:lvlText w:val=""/>
-      <w:lvlJc w:val="left"/>
-      <w:pPr>
-        <w:tabs>
-          <w:tab w:val="num" w:pos="6480"/>
-        </w:tabs>
-        <w:ind w:left="6480" w:hanging="360"/>
-      </w:pPr>
-      <w:rPr>
-        <w:rFonts w:ascii="Wingdings" w:hAnsi="Wingdings" w:hint="default"/>
-        <w:sz w:val="20"/>
-      </w:rPr>
-    </w:lvl>
-  </w:abstractNum>
-  <w:abstractNum w:abstractNumId="56" w15:restartNumberingAfterBreak="0">
+  <w:abstractNum w:abstractNumId="34" w15:restartNumberingAfterBreak="0">
     <w:nsid w:val="47BD5063"/>
     <w:multiLevelType w:val="hybridMultilevel"/>
     <w:tmpl w:val="4D5AEB6E"/>
@@ -34693,156 +31819,7 @@
       </w:pPr>
     </w:lvl>
   </w:abstractNum>
-  <w:abstractNum w:abstractNumId="57" w15:restartNumberingAfterBreak="0">
-    <w:nsid w:val="4E597FF8"/>
-    <w:multiLevelType w:val="multilevel"/>
-    <w:tmpl w:val="49F4A0B8"/>
-    <w:lvl w:ilvl="0">
-      <w:start w:val="1"/>
-      <w:numFmt w:val="bullet"/>
-      <w:lvlText w:val=""/>
-      <w:lvlJc w:val="left"/>
-      <w:pPr>
-        <w:tabs>
-          <w:tab w:val="num" w:pos="1068"/>
-        </w:tabs>
-        <w:ind w:left="1068" w:hanging="360"/>
-      </w:pPr>
-      <w:rPr>
-        <w:rFonts w:ascii="Symbol" w:hAnsi="Symbol" w:hint="default"/>
-        <w:sz w:val="20"/>
-      </w:rPr>
-    </w:lvl>
-    <w:lvl w:ilvl="1">
-      <w:start w:val="1"/>
-      <w:numFmt w:val="bullet"/>
-      <w:lvlText w:val="o"/>
-      <w:lvlJc w:val="left"/>
-      <w:pPr>
-        <w:tabs>
-          <w:tab w:val="num" w:pos="1788"/>
-        </w:tabs>
-        <w:ind w:left="1788" w:hanging="360"/>
-      </w:pPr>
-      <w:rPr>
-        <w:rFonts w:ascii="Courier New" w:hAnsi="Courier New" w:hint="default"/>
-        <w:sz w:val="20"/>
-      </w:rPr>
-    </w:lvl>
-    <w:lvl w:ilvl="2" w:tentative="1">
-      <w:start w:val="1"/>
-      <w:numFmt w:val="bullet"/>
-      <w:lvlText w:val=""/>
-      <w:lvlJc w:val="left"/>
-      <w:pPr>
-        <w:tabs>
-          <w:tab w:val="num" w:pos="2508"/>
-        </w:tabs>
-        <w:ind w:left="2508" w:hanging="360"/>
-      </w:pPr>
-      <w:rPr>
-        <w:rFonts w:ascii="Wingdings" w:hAnsi="Wingdings" w:hint="default"/>
-        <w:sz w:val="20"/>
-      </w:rPr>
-    </w:lvl>
-    <w:lvl w:ilvl="3" w:tentative="1">
-      <w:start w:val="1"/>
-      <w:numFmt w:val="bullet"/>
-      <w:lvlText w:val=""/>
-      <w:lvlJc w:val="left"/>
-      <w:pPr>
-        <w:tabs>
-          <w:tab w:val="num" w:pos="3228"/>
-        </w:tabs>
-        <w:ind w:left="3228" w:hanging="360"/>
-      </w:pPr>
-      <w:rPr>
-        <w:rFonts w:ascii="Wingdings" w:hAnsi="Wingdings" w:hint="default"/>
-        <w:sz w:val="20"/>
-      </w:rPr>
-    </w:lvl>
-    <w:lvl w:ilvl="4" w:tentative="1">
-      <w:start w:val="1"/>
-      <w:numFmt w:val="bullet"/>
-      <w:lvlText w:val=""/>
-      <w:lvlJc w:val="left"/>
-      <w:pPr>
-        <w:tabs>
-          <w:tab w:val="num" w:pos="3948"/>
-        </w:tabs>
-        <w:ind w:left="3948" w:hanging="360"/>
-      </w:pPr>
-      <w:rPr>
-        <w:rFonts w:ascii="Wingdings" w:hAnsi="Wingdings" w:hint="default"/>
-        <w:sz w:val="20"/>
-      </w:rPr>
-    </w:lvl>
-    <w:lvl w:ilvl="5" w:tentative="1">
-      <w:start w:val="1"/>
-      <w:numFmt w:val="bullet"/>
-      <w:lvlText w:val=""/>
-      <w:lvlJc w:val="left"/>
-      <w:pPr>
-        <w:tabs>
-          <w:tab w:val="num" w:pos="4668"/>
-        </w:tabs>
-        <w:ind w:left="4668" w:hanging="360"/>
-      </w:pPr>
-      <w:rPr>
-        <w:rFonts w:ascii="Wingdings" w:hAnsi="Wingdings" w:hint="default"/>
-        <w:sz w:val="20"/>
-      </w:rPr>
-    </w:lvl>
-    <w:lvl w:ilvl="6" w:tentative="1">
-      <w:start w:val="1"/>
-      <w:numFmt w:val="bullet"/>
-      <w:lvlText w:val=""/>
-      <w:lvlJc w:val="left"/>
-      <w:pPr>
-        <w:tabs>
-          <w:tab w:val="num" w:pos="5388"/>
-        </w:tabs>
-        <w:ind w:left="5388" w:hanging="360"/>
-      </w:pPr>
-      <w:rPr>
-        <w:rFonts w:ascii="Wingdings" w:hAnsi="Wingdings" w:hint="default"/>
-        <w:sz w:val="20"/>
-      </w:rPr>
-    </w:lvl>
-    <w:lvl w:ilvl="7" w:tentative="1">
-      <w:start w:val="1"/>
-      <w:numFmt w:val="bullet"/>
-      <w:lvlText w:val=""/>
-      <w:lvlJc w:val="left"/>
-      <w:pPr>
-        <w:tabs>
-          <w:tab w:val="num" w:pos="6108"/>
-        </w:tabs>
-        <w:ind w:left="6108" w:hanging="360"/>
-      </w:pPr>
-      <w:rPr>
-        <w:rFonts w:ascii="Wingdings" w:hAnsi="Wingdings" w:hint="default"/>
-        <w:sz w:val="20"/>
-      </w:rPr>
-    </w:lvl>
-    <w:lvl w:ilvl="8" w:tentative="1">
-      <w:start w:val="1"/>
-      <w:numFmt w:val="bullet"/>
-      <w:lvlText w:val=""/>
-      <w:lvlJc w:val="left"/>
-      <w:pPr>
-        <w:tabs>
-          <w:tab w:val="num" w:pos="6828"/>
-        </w:tabs>
-        <w:ind w:left="6828" w:hanging="360"/>
-      </w:pPr>
-      <w:rPr>
-        <w:rFonts w:ascii="Wingdings" w:hAnsi="Wingdings" w:hint="default"/>
-        <w:sz w:val="20"/>
-      </w:rPr>
-    </w:lvl>
-  </w:abstractNum>
-  <w:abstractNum w:abstractNumId="58" w15:restartNumberingAfterBreak="0">
+  <w:abstractNum w:abstractNumId="35" w15:restartNumberingAfterBreak="0">
     <w:nsid w:val="4FD7259A"/>
     <w:multiLevelType w:val="multilevel"/>
     <w:tmpl w:val="BC021394"/>
@@ -34989,156 +31966,7 @@
       </w:rPr>
     </w:lvl>
   </w:abstractNum>
-  <w:abstractNum w:abstractNumId="59" w15:restartNumberingAfterBreak="0">
-    <w:nsid w:val="50286233"/>
-    <w:multiLevelType w:val="multilevel"/>
-    <w:tmpl w:val="E5B6F8F8"/>
-    <w:lvl w:ilvl="0">
-      <w:start w:val="1"/>
-      <w:numFmt w:val="bullet"/>
-      <w:lvlText w:val=""/>
-      <w:lvlJc w:val="left"/>
-      <w:pPr>
-        <w:tabs>
-          <w:tab w:val="num" w:pos="720"/>
-        </w:tabs>
-        <w:ind w:left="720" w:hanging="360"/>
-      </w:pPr>
-      <w:rPr>
-        <w:rFonts w:ascii="Symbol" w:hAnsi="Symbol" w:hint="default"/>
-        <w:sz w:val="20"/>
-      </w:rPr>
-    </w:lvl>
-    <w:lvl w:ilvl="1" w:tentative="1">
-      <w:start w:val="1"/>
-      <w:numFmt w:val="bullet"/>
-      <w:lvlText w:val="o"/>
-      <w:lvlJc w:val="left"/>
-      <w:pPr>
-        <w:tabs>
-          <w:tab w:val="num" w:pos="1440"/>
-        </w:tabs>
-        <w:ind w:left="1440" w:hanging="360"/>
-      </w:pPr>
-      <w:rPr>
-        <w:rFonts w:ascii="Courier New" w:hAnsi="Courier New" w:hint="default"/>
-        <w:sz w:val="20"/>
-      </w:rPr>
-    </w:lvl>
-    <w:lvl w:ilvl="2" w:tentative="1">
-      <w:start w:val="1"/>
-      <w:numFmt w:val="bullet"/>
-      <w:lvlText w:val=""/>
-      <w:lvlJc w:val="left"/>
-      <w:pPr>
-        <w:tabs>
-          <w:tab w:val="num" w:pos="2160"/>
-        </w:tabs>
-        <w:ind w:left="2160" w:hanging="360"/>
-      </w:pPr>
-      <w:rPr>
-        <w:rFonts w:ascii="Wingdings" w:hAnsi="Wingdings" w:hint="default"/>
-        <w:sz w:val="20"/>
-      </w:rPr>
-    </w:lvl>
-    <w:lvl w:ilvl="3" w:tentative="1">
-      <w:start w:val="1"/>
-      <w:numFmt w:val="bullet"/>
-      <w:lvlText w:val=""/>
-      <w:lvlJc w:val="left"/>
-      <w:pPr>
-        <w:tabs>
-          <w:tab w:val="num" w:pos="2880"/>
-        </w:tabs>
-        <w:ind w:left="2880" w:hanging="360"/>
-      </w:pPr>
-      <w:rPr>
-        <w:rFonts w:ascii="Wingdings" w:hAnsi="Wingdings" w:hint="default"/>
-        <w:sz w:val="20"/>
-      </w:rPr>
-    </w:lvl>
-    <w:lvl w:ilvl="4" w:tentative="1">
-      <w:start w:val="1"/>
-      <w:numFmt w:val="bullet"/>
-      <w:lvlText w:val=""/>
-      <w:lvlJc w:val="left"/>
-      <w:pPr>
-        <w:tabs>
-          <w:tab w:val="num" w:pos="3600"/>
-        </w:tabs>
-        <w:ind w:left="3600" w:hanging="360"/>
-      </w:pPr>
-      <w:rPr>
-        <w:rFonts w:ascii="Wingdings" w:hAnsi="Wingdings" w:hint="default"/>
-        <w:sz w:val="20"/>
-      </w:rPr>
-    </w:lvl>
-    <w:lvl w:ilvl="5" w:tentative="1">
-      <w:start w:val="1"/>
-      <w:numFmt w:val="bullet"/>
-      <w:lvlText w:val=""/>
-      <w:lvlJc w:val="left"/>
-      <w:pPr>
-        <w:tabs>
-          <w:tab w:val="num" w:pos="4320"/>
-        </w:tabs>
-        <w:ind w:left="4320" w:hanging="360"/>
-      </w:pPr>
-      <w:rPr>
-        <w:rFonts w:ascii="Wingdings" w:hAnsi="Wingdings" w:hint="default"/>
-        <w:sz w:val="20"/>
-      </w:rPr>
-    </w:lvl>
-    <w:lvl w:ilvl="6" w:tentative="1">
-      <w:start w:val="1"/>
-      <w:numFmt w:val="bullet"/>
-      <w:lvlText w:val=""/>
-      <w:lvlJc w:val="left"/>
-      <w:pPr>
-        <w:tabs>
-          <w:tab w:val="num" w:pos="5040"/>
-        </w:tabs>
-        <w:ind w:left="5040" w:hanging="360"/>
-      </w:pPr>
-      <w:rPr>
-        <w:rFonts w:ascii="Wingdings" w:hAnsi="Wingdings" w:hint="default"/>
-        <w:sz w:val="20"/>
-      </w:rPr>
-    </w:lvl>
-    <w:lvl w:ilvl="7" w:tentative="1">
-      <w:start w:val="1"/>
-      <w:numFmt w:val="bullet"/>
-      <w:lvlText w:val=""/>
-      <w:lvlJc w:val="left"/>
-      <w:pPr>
-        <w:tabs>
-          <w:tab w:val="num" w:pos="5760"/>
-        </w:tabs>
-        <w:ind w:left="5760" w:hanging="360"/>
-      </w:pPr>
-      <w:rPr>
-        <w:rFonts w:ascii="Wingdings" w:hAnsi="Wingdings" w:hint="default"/>
-        <w:sz w:val="20"/>
-      </w:rPr>
-    </w:lvl>
-    <w:lvl w:ilvl="8" w:tentative="1">
-      <w:start w:val="1"/>
-      <w:numFmt w:val="bullet"/>
-      <w:lvlText w:val=""/>
-      <w:lvlJc w:val="left"/>
-      <w:pPr>
-        <w:tabs>
-          <w:tab w:val="num" w:pos="6480"/>
-        </w:tabs>
-        <w:ind w:left="6480" w:hanging="360"/>
-      </w:pPr>
-      <w:rPr>
-        <w:rFonts w:ascii="Wingdings" w:hAnsi="Wingdings" w:hint="default"/>
-        <w:sz w:val="20"/>
-      </w:rPr>
-    </w:lvl>
-  </w:abstractNum>
-  <w:abstractNum w:abstractNumId="60" w15:restartNumberingAfterBreak="0">
+  <w:abstractNum w:abstractNumId="36" w15:restartNumberingAfterBreak="0">
     <w:nsid w:val="5142054F"/>
     <w:multiLevelType w:val="multilevel"/>
     <w:tmpl w:val="99E80362"/>
@@ -35287,7 +32115,7 @@
       </w:rPr>
     </w:lvl>
   </w:abstractNum>
-  <w:abstractNum w:abstractNumId="61" w15:restartNumberingAfterBreak="0">
+  <w:abstractNum w:abstractNumId="37" w15:restartNumberingAfterBreak="0">
     <w:nsid w:val="52706B28"/>
     <w:multiLevelType w:val="multilevel"/>
     <w:tmpl w:val="409E7D52"/>
@@ -35436,7 +32264,7 @@
       </w:rPr>
     </w:lvl>
   </w:abstractNum>
-  <w:abstractNum w:abstractNumId="62" w15:restartNumberingAfterBreak="0">
+  <w:abstractNum w:abstractNumId="38" w15:restartNumberingAfterBreak="0">
     <w:nsid w:val="53885A44"/>
     <w:multiLevelType w:val="multilevel"/>
     <w:tmpl w:val="7FC40282"/>
@@ -35581,7 +32409,7 @@
       </w:rPr>
     </w:lvl>
   </w:abstractNum>
-  <w:abstractNum w:abstractNumId="63" w15:restartNumberingAfterBreak="0">
+  <w:abstractNum w:abstractNumId="39" w15:restartNumberingAfterBreak="0">
     <w:nsid w:val="54993712"/>
     <w:multiLevelType w:val="hybridMultilevel"/>
     <w:tmpl w:val="7310CE44"/>
@@ -35694,7 +32522,7 @@
       </w:rPr>
     </w:lvl>
   </w:abstractNum>
-  <w:abstractNum w:abstractNumId="64" w15:restartNumberingAfterBreak="0">
+  <w:abstractNum w:abstractNumId="40" w15:restartNumberingAfterBreak="0">
     <w:nsid w:val="57E003D2"/>
     <w:multiLevelType w:val="multilevel"/>
     <w:tmpl w:val="5100EF3C"/>
@@ -35821,7 +32649,7 @@
       </w:rPr>
     </w:lvl>
   </w:abstractNum>
-  <w:abstractNum w:abstractNumId="65" w15:restartNumberingAfterBreak="0">
+  <w:abstractNum w:abstractNumId="41" w15:restartNumberingAfterBreak="0">
     <w:nsid w:val="59525ADF"/>
     <w:multiLevelType w:val="multilevel"/>
     <w:tmpl w:val="AFA03000"/>
@@ -35970,7 +32798,7 @@
       </w:rPr>
     </w:lvl>
   </w:abstractNum>
-  <w:abstractNum w:abstractNumId="66" w15:restartNumberingAfterBreak="0">
+  <w:abstractNum w:abstractNumId="42" w15:restartNumberingAfterBreak="0">
     <w:nsid w:val="5B437256"/>
     <w:multiLevelType w:val="multilevel"/>
     <w:tmpl w:val="3AE02732"/>
@@ -36119,119 +32947,7 @@
       </w:rPr>
     </w:lvl>
   </w:abstractNum>
-  <w:abstractNum w:abstractNumId="67" w15:restartNumberingAfterBreak="0">
-    <w:nsid w:val="5DBB1517"/>
-    <w:multiLevelType w:val="hybridMultilevel"/>
-    <w:tmpl w:val="8CC00222"/>
-    <w:lvl w:ilvl="0" w:tplc="2A04503C">
-      <w:numFmt w:val="bullet"/>
-      <w:lvlText w:val=""/>
-      <w:lvlJc w:val="left"/>
-      <w:pPr>
-        <w:ind w:left="1425" w:hanging="705"/>
-      </w:pPr>
-      <w:rPr>
-        <w:rFonts w:ascii="Symbol" w:eastAsiaTheme="minorHAnsi" w:hAnsi="Symbol" w:cs="Arial" w:hint="default"/>
-      </w:rPr>
-    </w:lvl>
-    <w:lvl w:ilvl="1" w:tplc="240A0003" w:tentative="1">
-      <w:start w:val="1"/>
-      <w:numFmt w:val="bullet"/>
-      <w:lvlText w:val="o"/>
-      <w:lvlJc w:val="left"/>
-      <w:pPr>
-        <w:ind w:left="1800" w:hanging="360"/>
-      </w:pPr>
-      <w:rPr>
-        <w:rFonts w:ascii="Courier New" w:hAnsi="Courier New" w:cs="Courier New" w:hint="default"/>
-      </w:rPr>
-    </w:lvl>
-    <w:lvl w:ilvl="2" w:tplc="240A0005" w:tentative="1">
-      <w:start w:val="1"/>
-      <w:numFmt w:val="bullet"/>
-      <w:lvlText w:val=""/>
-      <w:lvlJc w:val="left"/>
-      <w:pPr>
-        <w:ind w:left="2520" w:hanging="360"/>
-      </w:pPr>
-      <w:rPr>
-        <w:rFonts w:ascii="Wingdings" w:hAnsi="Wingdings" w:hint="default"/>
-      </w:rPr>
-    </w:lvl>
-    <w:lvl w:ilvl="3" w:tplc="240A0001" w:tentative="1">
-      <w:start w:val="1"/>
-      <w:numFmt w:val="bullet"/>
-      <w:lvlText w:val=""/>
-      <w:lvlJc w:val="left"/>
-      <w:pPr>
-        <w:ind w:left="3240" w:hanging="360"/>
-      </w:pPr>
-      <w:rPr>
-        <w:rFonts w:ascii="Symbol" w:hAnsi="Symbol" w:hint="default"/>
-      </w:rPr>
-    </w:lvl>
-    <w:lvl w:ilvl="4" w:tplc="240A0003" w:tentative="1">
-      <w:start w:val="1"/>
-      <w:numFmt w:val="bullet"/>
-      <w:lvlText w:val="o"/>
-      <w:lvlJc w:val="left"/>
-      <w:pPr>
-        <w:ind w:left="3960" w:hanging="360"/>
-      </w:pPr>
-      <w:rPr>
-        <w:rFonts w:ascii="Courier New" w:hAnsi="Courier New" w:cs="Courier New" w:hint="default"/>
-      </w:rPr>
-    </w:lvl>
-    <w:lvl w:ilvl="5" w:tplc="240A0005" w:tentative="1">
-      <w:start w:val="1"/>
-      <w:numFmt w:val="bullet"/>
-      <w:lvlText w:val=""/>
-      <w:lvlJc w:val="left"/>
-      <w:pPr>
-        <w:ind w:left="4680" w:hanging="360"/>
-      </w:pPr>
-      <w:rPr>
-        <w:rFonts w:ascii="Wingdings" w:hAnsi="Wingdings" w:hint="default"/>
-      </w:rPr>
-    </w:lvl>
-    <w:lvl w:ilvl="6" w:tplc="240A0001" w:tentative="1">
-      <w:start w:val="1"/>
-      <w:numFmt w:val="bullet"/>
-      <w:lvlText w:val=""/>
-      <w:lvlJc w:val="left"/>
-      <w:pPr>
-        <w:ind w:left="5400" w:hanging="360"/>
-      </w:pPr>
-      <w:rPr>
-        <w:rFonts w:ascii="Symbol" w:hAnsi="Symbol" w:hint="default"/>
-      </w:rPr>
-    </w:lvl>
-    <w:lvl w:ilvl="7" w:tplc="240A0003" w:tentative="1">
-      <w:start w:val="1"/>
-      <w:numFmt w:val="bullet"/>
-      <w:lvlText w:val="o"/>
-      <w:lvlJc w:val="left"/>
-      <w:pPr>
-        <w:ind w:left="6120" w:hanging="360"/>
-      </w:pPr>
-      <w:rPr>
-        <w:rFonts w:ascii="Courier New" w:hAnsi="Courier New" w:cs="Courier New" w:hint="default"/>
-      </w:rPr>
-    </w:lvl>
-    <w:lvl w:ilvl="8" w:tplc="240A0005" w:tentative="1">
-      <w:start w:val="1"/>
-      <w:numFmt w:val="bullet"/>
-      <w:lvlText w:val=""/>
-      <w:lvlJc w:val="left"/>
-      <w:pPr>
-        <w:ind w:left="6840" w:hanging="360"/>
-      </w:pPr>
-      <w:rPr>
-        <w:rFonts w:ascii="Wingdings" w:hAnsi="Wingdings" w:hint="default"/>
-      </w:rPr>
-    </w:lvl>
-  </w:abstractNum>
-  <w:abstractNum w:abstractNumId="68" w15:restartNumberingAfterBreak="0">
+  <w:abstractNum w:abstractNumId="43" w15:restartNumberingAfterBreak="0">
     <w:nsid w:val="5F004EC0"/>
     <w:multiLevelType w:val="multilevel"/>
     <w:tmpl w:val="BC021394"/>
@@ -36378,120 +33094,7 @@
       </w:rPr>
     </w:lvl>
   </w:abstractNum>
-  <w:abstractNum w:abstractNumId="69" w15:restartNumberingAfterBreak="0">
-    <w:nsid w:val="5F0F7F63"/>
-    <w:multiLevelType w:val="hybridMultilevel"/>
-    <w:tmpl w:val="50EAA5EE"/>
-    <w:lvl w:ilvl="0" w:tplc="240A0001">
-      <w:start w:val="1"/>
-      <w:numFmt w:val="bullet"/>
-      <w:lvlText w:val=""/>
-      <w:lvlJc w:val="left"/>
-      <w:pPr>
-        <w:ind w:left="720" w:hanging="360"/>
-      </w:pPr>
-      <w:rPr>
-        <w:rFonts w:ascii="Symbol" w:hAnsi="Symbol" w:hint="default"/>
-      </w:rPr>
-    </w:lvl>
-    <w:lvl w:ilvl="1" w:tplc="FFFFFFFF" w:tentative="1">
-      <w:start w:val="1"/>
-      <w:numFmt w:val="bullet"/>
-      <w:lvlText w:val="o"/>
-      <w:lvlJc w:val="left"/>
-      <w:pPr>
-        <w:ind w:left="1440" w:hanging="360"/>
-      </w:pPr>
-      <w:rPr>
-        <w:rFonts w:ascii="Courier New" w:hAnsi="Courier New" w:cs="Courier New" w:hint="default"/>
-      </w:rPr>
-    </w:lvl>
-    <w:lvl w:ilvl="2" w:tplc="FFFFFFFF" w:tentative="1">
-      <w:start w:val="1"/>
-      <w:numFmt w:val="bullet"/>
-      <w:lvlText w:val=""/>
-      <w:lvlJc w:val="left"/>
-      <w:pPr>
-        <w:ind w:left="2160" w:hanging="360"/>
-      </w:pPr>
-      <w:rPr>
-        <w:rFonts w:ascii="Wingdings" w:hAnsi="Wingdings" w:hint="default"/>
-      </w:rPr>
-    </w:lvl>
-    <w:lvl w:ilvl="3" w:tplc="FFFFFFFF" w:tentative="1">
-      <w:start w:val="1"/>
-      <w:numFmt w:val="bullet"/>
-      <w:lvlText w:val=""/>
-      <w:lvlJc w:val="left"/>
-      <w:pPr>
-        <w:ind w:left="2880" w:hanging="360"/>
-      </w:pPr>
-      <w:rPr>
-        <w:rFonts w:ascii="Symbol" w:hAnsi="Symbol" w:hint="default"/>
-      </w:rPr>
-    </w:lvl>
-    <w:lvl w:ilvl="4" w:tplc="FFFFFFFF" w:tentative="1">
-      <w:start w:val="1"/>
-      <w:numFmt w:val="bullet"/>
-      <w:lvlText w:val="o"/>
-      <w:lvlJc w:val="left"/>
-      <w:pPr>
-        <w:ind w:left="3600" w:hanging="360"/>
-      </w:pPr>
-      <w:rPr>
-        <w:rFonts w:ascii="Courier New" w:hAnsi="Courier New" w:cs="Courier New" w:hint="default"/>
-      </w:rPr>
-    </w:lvl>
-    <w:lvl w:ilvl="5" w:tplc="FFFFFFFF" w:tentative="1">
-      <w:start w:val="1"/>
-      <w:numFmt w:val="bullet"/>
-      <w:lvlText w:val=""/>
-      <w:lvlJc w:val="left"/>
-      <w:pPr>
-        <w:ind w:left="4320" w:hanging="360"/>
-      </w:pPr>
-      <w:rPr>
-        <w:rFonts w:ascii="Wingdings" w:hAnsi="Wingdings" w:hint="default"/>
-      </w:rPr>
-    </w:lvl>
-    <w:lvl w:ilvl="6" w:tplc="FFFFFFFF" w:tentative="1">
-      <w:start w:val="1"/>
-      <w:numFmt w:val="bullet"/>
-      <w:lvlText w:val=""/>
-      <w:lvlJc w:val="left"/>
-      <w:pPr>
-        <w:ind w:left="5040" w:hanging="360"/>
-      </w:pPr>
-      <w:rPr>
-        <w:rFonts w:ascii="Symbol" w:hAnsi="Symbol" w:hint="default"/>
-      </w:rPr>
-    </w:lvl>
-    <w:lvl w:ilvl="7" w:tplc="FFFFFFFF" w:tentative="1">
-      <w:start w:val="1"/>
-      <w:numFmt w:val="bullet"/>
-      <w:lvlText w:val="o"/>
-      <w:lvlJc w:val="left"/>
-      <w:pPr>
-        <w:ind w:left="5760" w:hanging="360"/>
-      </w:pPr>
-      <w:rPr>
-        <w:rFonts w:ascii="Courier New" w:hAnsi="Courier New" w:cs="Courier New" w:hint="default"/>
-      </w:rPr>
-    </w:lvl>
-    <w:lvl w:ilvl="8" w:tplc="FFFFFFFF" w:tentative="1">
-      <w:start w:val="1"/>
-      <w:numFmt w:val="bullet"/>
-      <w:lvlText w:val=""/>
-      <w:lvlJc w:val="left"/>
-      <w:pPr>
-        <w:ind w:left="6480" w:hanging="360"/>
-      </w:pPr>
-      <w:rPr>
-        <w:rFonts w:ascii="Wingdings" w:hAnsi="Wingdings" w:hint="default"/>
-      </w:rPr>
-    </w:lvl>
-  </w:abstractNum>
-  <w:abstractNum w:abstractNumId="70" w15:restartNumberingAfterBreak="0">
+  <w:abstractNum w:abstractNumId="44" w15:restartNumberingAfterBreak="0">
     <w:nsid w:val="604F0D9C"/>
     <w:multiLevelType w:val="multilevel"/>
     <w:tmpl w:val="BC021394"/>
@@ -36638,7 +33241,7 @@
       </w:rPr>
     </w:lvl>
   </w:abstractNum>
-  <w:abstractNum w:abstractNumId="71" w15:restartNumberingAfterBreak="0">
+  <w:abstractNum w:abstractNumId="45" w15:restartNumberingAfterBreak="0">
     <w:nsid w:val="6065585F"/>
     <w:multiLevelType w:val="multilevel"/>
     <w:tmpl w:val="F640B65A"/>
@@ -36783,120 +33386,7 @@
       </w:rPr>
     </w:lvl>
   </w:abstractNum>
-  <w:abstractNum w:abstractNumId="72" w15:restartNumberingAfterBreak="0">
-    <w:nsid w:val="65134BA9"/>
-    <w:multiLevelType w:val="hybridMultilevel"/>
-    <w:tmpl w:val="96D60EB4"/>
-    <w:lvl w:ilvl="0" w:tplc="0C0A0001">
-      <w:start w:val="1"/>
-      <w:numFmt w:val="bullet"/>
-      <w:lvlText w:val=""/>
-      <w:lvlJc w:val="left"/>
-      <w:pPr>
-        <w:ind w:left="720" w:hanging="360"/>
-      </w:pPr>
-      <w:rPr>
-        <w:rFonts w:ascii="Symbol" w:hAnsi="Symbol" w:hint="default"/>
-      </w:rPr>
-    </w:lvl>
-    <w:lvl w:ilvl="1" w:tplc="0C0A0003" w:tentative="1">
-      <w:start w:val="1"/>
-      <w:numFmt w:val="bullet"/>
-      <w:lvlText w:val="o"/>
-      <w:lvlJc w:val="left"/>
-      <w:pPr>
-        <w:ind w:left="1440" w:hanging="360"/>
-      </w:pPr>
-      <w:rPr>
-        <w:rFonts w:ascii="Courier New" w:hAnsi="Courier New" w:cs="Courier New" w:hint="default"/>
-      </w:rPr>
-    </w:lvl>
-    <w:lvl w:ilvl="2" w:tplc="0C0A0005" w:tentative="1">
-      <w:start w:val="1"/>
-      <w:numFmt w:val="bullet"/>
-      <w:lvlText w:val=""/>
-      <w:lvlJc w:val="left"/>
-      <w:pPr>
-        <w:ind w:left="2160" w:hanging="360"/>
-      </w:pPr>
-      <w:rPr>
-        <w:rFonts w:ascii="Wingdings" w:hAnsi="Wingdings" w:hint="default"/>
-      </w:rPr>
-    </w:lvl>
-    <w:lvl w:ilvl="3" w:tplc="0C0A0001" w:tentative="1">
-      <w:start w:val="1"/>
-      <w:numFmt w:val="bullet"/>
-      <w:lvlText w:val=""/>
-      <w:lvlJc w:val="left"/>
-      <w:pPr>
-        <w:ind w:left="2880" w:hanging="360"/>
-      </w:pPr>
-      <w:rPr>
-        <w:rFonts w:ascii="Symbol" w:hAnsi="Symbol" w:hint="default"/>
-      </w:rPr>
-    </w:lvl>
-    <w:lvl w:ilvl="4" w:tplc="0C0A0003" w:tentative="1">
-      <w:start w:val="1"/>
-      <w:numFmt w:val="bullet"/>
-      <w:lvlText w:val="o"/>
-      <w:lvlJc w:val="left"/>
-      <w:pPr>
-        <w:ind w:left="3600" w:hanging="360"/>
-      </w:pPr>
-      <w:rPr>
-        <w:rFonts w:ascii="Courier New" w:hAnsi="Courier New" w:cs="Courier New" w:hint="default"/>
-      </w:rPr>
-    </w:lvl>
-    <w:lvl w:ilvl="5" w:tplc="0C0A0005" w:tentative="1">
-      <w:start w:val="1"/>
-      <w:numFmt w:val="bullet"/>
-      <w:lvlText w:val=""/>
-      <w:lvlJc w:val="left"/>
-      <w:pPr>
-        <w:ind w:left="4320" w:hanging="360"/>
-      </w:pPr>
-      <w:rPr>
-        <w:rFonts w:ascii="Wingdings" w:hAnsi="Wingdings" w:hint="default"/>
-      </w:rPr>
-    </w:lvl>
-    <w:lvl w:ilvl="6" w:tplc="0C0A0001" w:tentative="1">
-      <w:start w:val="1"/>
-      <w:numFmt w:val="bullet"/>
-      <w:lvlText w:val=""/>
-      <w:lvlJc w:val="left"/>
-      <w:pPr>
-        <w:ind w:left="5040" w:hanging="360"/>
-      </w:pPr>
-      <w:rPr>
-        <w:rFonts w:ascii="Symbol" w:hAnsi="Symbol" w:hint="default"/>
-      </w:rPr>
-    </w:lvl>
-    <w:lvl w:ilvl="7" w:tplc="0C0A0003" w:tentative="1">
-      <w:start w:val="1"/>
-      <w:numFmt w:val="bullet"/>
-      <w:lvlText w:val="o"/>
-      <w:lvlJc w:val="left"/>
-      <w:pPr>
-        <w:ind w:left="5760" w:hanging="360"/>
-      </w:pPr>
-      <w:rPr>
-        <w:rFonts w:ascii="Courier New" w:hAnsi="Courier New" w:cs="Courier New" w:hint="default"/>
-      </w:rPr>
-    </w:lvl>
-    <w:lvl w:ilvl="8" w:tplc="0C0A0005" w:tentative="1">
-      <w:start w:val="1"/>
-      <w:numFmt w:val="bullet"/>
-      <w:lvlText w:val=""/>
-      <w:lvlJc w:val="left"/>
-      <w:pPr>
-        <w:ind w:left="6480" w:hanging="360"/>
-      </w:pPr>
-      <w:rPr>
-        <w:rFonts w:ascii="Wingdings" w:hAnsi="Wingdings" w:hint="default"/>
-      </w:rPr>
-    </w:lvl>
-  </w:abstractNum>
-  <w:abstractNum w:abstractNumId="73" w15:restartNumberingAfterBreak="0">
+  <w:abstractNum w:abstractNumId="46" w15:restartNumberingAfterBreak="0">
     <w:nsid w:val="65CF729F"/>
     <w:multiLevelType w:val="hybridMultilevel"/>
     <w:tmpl w:val="30B4C21A"/>
@@ -37009,7 +33499,7 @@
       </w:rPr>
     </w:lvl>
   </w:abstractNum>
-  <w:abstractNum w:abstractNumId="74" w15:restartNumberingAfterBreak="0">
+  <w:abstractNum w:abstractNumId="47" w15:restartNumberingAfterBreak="0">
     <w:nsid w:val="65E547CE"/>
     <w:multiLevelType w:val="multilevel"/>
     <w:tmpl w:val="FBA0D0E4"/>
@@ -37158,345 +33648,7 @@
       </w:rPr>
     </w:lvl>
   </w:abstractNum>
-  <w:abstractNum w:abstractNumId="75" w15:restartNumberingAfterBreak="0">
-    <w:nsid w:val="681C3F86"/>
-    <w:multiLevelType w:val="hybridMultilevel"/>
-    <w:tmpl w:val="6EB8E354"/>
-    <w:lvl w:ilvl="0" w:tplc="D9AAEAE2">
-      <w:numFmt w:val="bullet"/>
-      <w:lvlText w:val=""/>
-      <w:lvlJc w:val="left"/>
-      <w:pPr>
-        <w:ind w:left="720" w:hanging="360"/>
-      </w:pPr>
-      <w:rPr>
-        <w:rFonts w:ascii="Symbol" w:eastAsiaTheme="minorHAnsi" w:hAnsi="Symbol" w:cs="Arial" w:hint="default"/>
-      </w:rPr>
-    </w:lvl>
-    <w:lvl w:ilvl="1" w:tplc="240A0003" w:tentative="1">
-      <w:start w:val="1"/>
-      <w:numFmt w:val="bullet"/>
-      <w:lvlText w:val="o"/>
-      <w:lvlJc w:val="left"/>
-      <w:pPr>
-        <w:ind w:left="1440" w:hanging="360"/>
-      </w:pPr>
-      <w:rPr>
-        <w:rFonts w:ascii="Courier New" w:hAnsi="Courier New" w:cs="Courier New" w:hint="default"/>
-      </w:rPr>
-    </w:lvl>
-    <w:lvl w:ilvl="2" w:tplc="240A0005" w:tentative="1">
-      <w:start w:val="1"/>
-      <w:numFmt w:val="bullet"/>
-      <w:lvlText w:val=""/>
-      <w:lvlJc w:val="left"/>
-      <w:pPr>
-        <w:ind w:left="2160" w:hanging="360"/>
-      </w:pPr>
-      <w:rPr>
-        <w:rFonts w:ascii="Wingdings" w:hAnsi="Wingdings" w:hint="default"/>
-      </w:rPr>
-    </w:lvl>
-    <w:lvl w:ilvl="3" w:tplc="240A0001" w:tentative="1">
-      <w:start w:val="1"/>
-      <w:numFmt w:val="bullet"/>
-      <w:lvlText w:val=""/>
-      <w:lvlJc w:val="left"/>
-      <w:pPr>
-        <w:ind w:left="2880" w:hanging="360"/>
-      </w:pPr>
-      <w:rPr>
-        <w:rFonts w:ascii="Symbol" w:hAnsi="Symbol" w:hint="default"/>
-      </w:rPr>
-    </w:lvl>
-    <w:lvl w:ilvl="4" w:tplc="240A0003" w:tentative="1">
-      <w:start w:val="1"/>
-      <w:numFmt w:val="bullet"/>
-      <w:lvlText w:val="o"/>
-      <w:lvlJc w:val="left"/>
-      <w:pPr>
-        <w:ind w:left="3600" w:hanging="360"/>
-      </w:pPr>
-      <w:rPr>
-        <w:rFonts w:ascii="Courier New" w:hAnsi="Courier New" w:cs="Courier New" w:hint="default"/>
-      </w:rPr>
-    </w:lvl>
-    <w:lvl w:ilvl="5" w:tplc="240A0005" w:tentative="1">
-      <w:start w:val="1"/>
-      <w:numFmt w:val="bullet"/>
-      <w:lvlText w:val=""/>
-      <w:lvlJc w:val="left"/>
-      <w:pPr>
-        <w:ind w:left="4320" w:hanging="360"/>
-      </w:pPr>
-      <w:rPr>
-        <w:rFonts w:ascii="Wingdings" w:hAnsi="Wingdings" w:hint="default"/>
-      </w:rPr>
-    </w:lvl>
-    <w:lvl w:ilvl="6" w:tplc="240A0001" w:tentative="1">
-      <w:start w:val="1"/>
-      <w:numFmt w:val="bullet"/>
-      <w:lvlText w:val=""/>
-      <w:lvlJc w:val="left"/>
-      <w:pPr>
-        <w:ind w:left="5040" w:hanging="360"/>
-      </w:pPr>
-      <w:rPr>
-        <w:rFonts w:ascii="Symbol" w:hAnsi="Symbol" w:hint="default"/>
-      </w:rPr>
-    </w:lvl>
-    <w:lvl w:ilvl="7" w:tplc="240A0003" w:tentative="1">
-      <w:start w:val="1"/>
-      <w:numFmt w:val="bullet"/>
-      <w:lvlText w:val="o"/>
-      <w:lvlJc w:val="left"/>
-      <w:pPr>
-        <w:ind w:left="5760" w:hanging="360"/>
-      </w:pPr>
-      <w:rPr>
-        <w:rFonts w:ascii="Courier New" w:hAnsi="Courier New" w:cs="Courier New" w:hint="default"/>
-      </w:rPr>
-    </w:lvl>
-    <w:lvl w:ilvl="8" w:tplc="240A0005" w:tentative="1">
-      <w:start w:val="1"/>
-      <w:numFmt w:val="bullet"/>
-      <w:lvlText w:val=""/>
-      <w:lvlJc w:val="left"/>
-      <w:pPr>
-        <w:ind w:left="6480" w:hanging="360"/>
-      </w:pPr>
-      <w:rPr>
-        <w:rFonts w:ascii="Wingdings" w:hAnsi="Wingdings" w:hint="default"/>
-      </w:rPr>
-    </w:lvl>
-  </w:abstractNum>
-  <w:abstractNum w:abstractNumId="76" w15:restartNumberingAfterBreak="0">
-    <w:nsid w:val="69557865"/>
-    <w:multiLevelType w:val="hybridMultilevel"/>
-    <w:tmpl w:val="B686D172"/>
-    <w:lvl w:ilvl="0" w:tplc="AEAC82CC">
-      <w:start w:val="1"/>
-      <w:numFmt w:val="bullet"/>
-      <w:lvlText w:val=""/>
-      <w:lvlJc w:val="left"/>
-      <w:pPr>
-        <w:ind w:left="360" w:hanging="360"/>
-      </w:pPr>
-      <w:rPr>
-        <w:rFonts w:ascii="Symbol" w:hAnsi="Symbol" w:hint="default"/>
-      </w:rPr>
-    </w:lvl>
-    <w:lvl w:ilvl="1" w:tplc="3A3C70C0">
-      <w:start w:val="1"/>
-      <w:numFmt w:val="bullet"/>
-      <w:lvlText w:val="o"/>
-      <w:lvlJc w:val="left"/>
-      <w:pPr>
-        <w:ind w:left="1080" w:hanging="360"/>
-      </w:pPr>
-      <w:rPr>
-        <w:rFonts w:ascii="Courier New" w:hAnsi="Courier New" w:hint="default"/>
-      </w:rPr>
-    </w:lvl>
-    <w:lvl w:ilvl="2" w:tplc="04F44FC6">
-      <w:start w:val="1"/>
-      <w:numFmt w:val="bullet"/>
-      <w:lvlText w:val=""/>
-      <w:lvlJc w:val="left"/>
-      <w:pPr>
-        <w:ind w:left="1800" w:hanging="360"/>
-      </w:pPr>
-      <w:rPr>
-        <w:rFonts w:ascii="Wingdings" w:hAnsi="Wingdings" w:hint="default"/>
-      </w:rPr>
-    </w:lvl>
-    <w:lvl w:ilvl="3" w:tplc="BE5076E6">
-      <w:start w:val="1"/>
-      <w:numFmt w:val="bullet"/>
-      <w:lvlText w:val=""/>
-      <w:lvlJc w:val="left"/>
-      <w:pPr>
-        <w:ind w:left="2520" w:hanging="360"/>
-      </w:pPr>
-      <w:rPr>
-        <w:rFonts w:ascii="Symbol" w:hAnsi="Symbol" w:hint="default"/>
-      </w:rPr>
-    </w:lvl>
-    <w:lvl w:ilvl="4" w:tplc="EDD237BE">
-      <w:start w:val="1"/>
-      <w:numFmt w:val="bullet"/>
-      <w:lvlText w:val="o"/>
-      <w:lvlJc w:val="left"/>
-      <w:pPr>
-        <w:ind w:left="3240" w:hanging="360"/>
-      </w:pPr>
-      <w:rPr>
-        <w:rFonts w:ascii="Courier New" w:hAnsi="Courier New" w:hint="default"/>
-      </w:rPr>
-    </w:lvl>
-    <w:lvl w:ilvl="5" w:tplc="F3546466">
-      <w:start w:val="1"/>
-      <w:numFmt w:val="bullet"/>
-      <w:lvlText w:val=""/>
-      <w:lvlJc w:val="left"/>
-      <w:pPr>
-        <w:ind w:left="3960" w:hanging="360"/>
-      </w:pPr>
-      <w:rPr>
-        <w:rFonts w:ascii="Wingdings" w:hAnsi="Wingdings" w:hint="default"/>
-      </w:rPr>
-    </w:lvl>
-    <w:lvl w:ilvl="6" w:tplc="0A5A8AE4">
-      <w:start w:val="1"/>
-      <w:numFmt w:val="bullet"/>
-      <w:lvlText w:val=""/>
-      <w:lvlJc w:val="left"/>
-      <w:pPr>
-        <w:ind w:left="4680" w:hanging="360"/>
-      </w:pPr>
-      <w:rPr>
-        <w:rFonts w:ascii="Symbol" w:hAnsi="Symbol" w:hint="default"/>
-      </w:rPr>
-    </w:lvl>
-    <w:lvl w:ilvl="7" w:tplc="E1FACE44">
-      <w:start w:val="1"/>
-      <w:numFmt w:val="bullet"/>
-      <w:lvlText w:val="o"/>
-      <w:lvlJc w:val="left"/>
-      <w:pPr>
-        <w:ind w:left="5400" w:hanging="360"/>
-      </w:pPr>
-      <w:rPr>
-        <w:rFonts w:ascii="Courier New" w:hAnsi="Courier New" w:hint="default"/>
-      </w:rPr>
-    </w:lvl>
-    <w:lvl w:ilvl="8" w:tplc="BB1CC77A">
-      <w:start w:val="1"/>
-      <w:numFmt w:val="bullet"/>
-      <w:lvlText w:val=""/>
-      <w:lvlJc w:val="left"/>
-      <w:pPr>
-        <w:ind w:left="6120" w:hanging="360"/>
-      </w:pPr>
-      <w:rPr>
-        <w:rFonts w:ascii="Wingdings" w:hAnsi="Wingdings" w:hint="default"/>
-      </w:rPr>
-    </w:lvl>
-  </w:abstractNum>
-  <w:abstractNum w:abstractNumId="77" w15:restartNumberingAfterBreak="0">
-    <w:nsid w:val="6C193FF5"/>
-    <w:multiLevelType w:val="hybridMultilevel"/>
-    <w:tmpl w:val="B0AC64F8"/>
-    <w:lvl w:ilvl="0" w:tplc="0C0A0001">
-      <w:start w:val="1"/>
-      <w:numFmt w:val="bullet"/>
-      <w:lvlText w:val=""/>
-      <w:lvlJc w:val="left"/>
-      <w:pPr>
-        <w:ind w:left="1800" w:hanging="360"/>
-      </w:pPr>
-      <w:rPr>
-        <w:rFonts w:ascii="Symbol" w:hAnsi="Symbol" w:hint="default"/>
-      </w:rPr>
-    </w:lvl>
-    <w:lvl w:ilvl="1" w:tplc="0C0A0003" w:tentative="1">
-      <w:start w:val="1"/>
-      <w:numFmt w:val="bullet"/>
-      <w:lvlText w:val="o"/>
-      <w:lvlJc w:val="left"/>
-      <w:pPr>
-        <w:ind w:left="2520" w:hanging="360"/>
-      </w:pPr>
-      <w:rPr>
-        <w:rFonts w:ascii="Courier New" w:hAnsi="Courier New" w:cs="Courier New" w:hint="default"/>
-      </w:rPr>
-    </w:lvl>
-    <w:lvl w:ilvl="2" w:tplc="0C0A0005" w:tentative="1">
-      <w:start w:val="1"/>
-      <w:numFmt w:val="bullet"/>
-      <w:lvlText w:val=""/>
-      <w:lvlJc w:val="left"/>
-      <w:pPr>
-        <w:ind w:left="3240" w:hanging="360"/>
-      </w:pPr>
-      <w:rPr>
-        <w:rFonts w:ascii="Wingdings" w:hAnsi="Wingdings" w:hint="default"/>
-      </w:rPr>
-    </w:lvl>
-    <w:lvl w:ilvl="3" w:tplc="0C0A0001" w:tentative="1">
-      <w:start w:val="1"/>
-      <w:numFmt w:val="bullet"/>
-      <w:lvlText w:val=""/>
-      <w:lvlJc w:val="left"/>
-      <w:pPr>
-        <w:ind w:left="3960" w:hanging="360"/>
-      </w:pPr>
-      <w:rPr>
-        <w:rFonts w:ascii="Symbol" w:hAnsi="Symbol" w:hint="default"/>
-      </w:rPr>
-    </w:lvl>
-    <w:lvl w:ilvl="4" w:tplc="0C0A0003" w:tentative="1">
-      <w:start w:val="1"/>
-      <w:numFmt w:val="bullet"/>
-      <w:lvlText w:val="o"/>
-      <w:lvlJc w:val="left"/>
-      <w:pPr>
-        <w:ind w:left="4680" w:hanging="360"/>
-      </w:pPr>
-      <w:rPr>
-        <w:rFonts w:ascii="Courier New" w:hAnsi="Courier New" w:cs="Courier New" w:hint="default"/>
-      </w:rPr>
-    </w:lvl>
-    <w:lvl w:ilvl="5" w:tplc="0C0A0005" w:tentative="1">
-      <w:start w:val="1"/>
-      <w:numFmt w:val="bullet"/>
-      <w:lvlText w:val=""/>
-      <w:lvlJc w:val="left"/>
-      <w:pPr>
-        <w:ind w:left="5400" w:hanging="360"/>
-      </w:pPr>
-      <w:rPr>
-        <w:rFonts w:ascii="Wingdings" w:hAnsi="Wingdings" w:hint="default"/>
-      </w:rPr>
-    </w:lvl>
-    <w:lvl w:ilvl="6" w:tplc="0C0A0001" w:tentative="1">
-      <w:start w:val="1"/>
-      <w:numFmt w:val="bullet"/>
-      <w:lvlText w:val=""/>
-      <w:lvlJc w:val="left"/>
-      <w:pPr>
-        <w:ind w:left="6120" w:hanging="360"/>
-      </w:pPr>
-      <w:rPr>
-        <w:rFonts w:ascii="Symbol" w:hAnsi="Symbol" w:hint="default"/>
-      </w:rPr>
-    </w:lvl>
-    <w:lvl w:ilvl="7" w:tplc="0C0A0003" w:tentative="1">
-      <w:start w:val="1"/>
-      <w:numFmt w:val="bullet"/>
-      <w:lvlText w:val="o"/>
-      <w:lvlJc w:val="left"/>
-      <w:pPr>
-        <w:ind w:left="6840" w:hanging="360"/>
-      </w:pPr>
-      <w:rPr>
-        <w:rFonts w:ascii="Courier New" w:hAnsi="Courier New" w:cs="Courier New" w:hint="default"/>
-      </w:rPr>
-    </w:lvl>
-    <w:lvl w:ilvl="8" w:tplc="0C0A0005" w:tentative="1">
-      <w:start w:val="1"/>
-      <w:numFmt w:val="bullet"/>
-      <w:lvlText w:val=""/>
-      <w:lvlJc w:val="left"/>
-      <w:pPr>
-        <w:ind w:left="7560" w:hanging="360"/>
-      </w:pPr>
-      <w:rPr>
-        <w:rFonts w:ascii="Wingdings" w:hAnsi="Wingdings" w:hint="default"/>
-      </w:rPr>
-    </w:lvl>
-  </w:abstractNum>
-  <w:abstractNum w:abstractNumId="78" w15:restartNumberingAfterBreak="0">
+  <w:abstractNum w:abstractNumId="48" w15:restartNumberingAfterBreak="0">
     <w:nsid w:val="6CD03108"/>
     <w:multiLevelType w:val="hybridMultilevel"/>
     <w:tmpl w:val="4678C9DE"/>
@@ -37582,7 +33734,7 @@
       </w:pPr>
     </w:lvl>
   </w:abstractNum>
-  <w:abstractNum w:abstractNumId="79" w15:restartNumberingAfterBreak="0">
+  <w:abstractNum w:abstractNumId="49" w15:restartNumberingAfterBreak="0">
     <w:nsid w:val="6FBB1AD5"/>
     <w:multiLevelType w:val="multilevel"/>
     <w:tmpl w:val="BE0EAC90"/>
@@ -37727,120 +33879,7 @@
       </w:rPr>
     </w:lvl>
   </w:abstractNum>
-  <w:abstractNum w:abstractNumId="80" w15:restartNumberingAfterBreak="0">
-    <w:nsid w:val="6FC77C9E"/>
-    <w:multiLevelType w:val="hybridMultilevel"/>
-    <w:tmpl w:val="62F822FC"/>
-    <w:lvl w:ilvl="0" w:tplc="0C0A0001">
-      <w:start w:val="1"/>
-      <w:numFmt w:val="bullet"/>
-      <w:lvlText w:val=""/>
-      <w:lvlJc w:val="left"/>
-      <w:pPr>
-        <w:ind w:left="720" w:hanging="360"/>
-      </w:pPr>
-      <w:rPr>
-        <w:rFonts w:ascii="Symbol" w:hAnsi="Symbol" w:hint="default"/>
-      </w:rPr>
-    </w:lvl>
-    <w:lvl w:ilvl="1" w:tplc="0C0A0003" w:tentative="1">
-      <w:start w:val="1"/>
-      <w:numFmt w:val="bullet"/>
-      <w:lvlText w:val="o"/>
-      <w:lvlJc w:val="left"/>
-      <w:pPr>
-        <w:ind w:left="1440" w:hanging="360"/>
-      </w:pPr>
-      <w:rPr>
-        <w:rFonts w:ascii="Courier New" w:hAnsi="Courier New" w:cs="Courier New" w:hint="default"/>
-      </w:rPr>
-    </w:lvl>
-    <w:lvl w:ilvl="2" w:tplc="0C0A0005" w:tentative="1">
-      <w:start w:val="1"/>
-      <w:numFmt w:val="bullet"/>
-      <w:lvlText w:val=""/>
-      <w:lvlJc w:val="left"/>
-      <w:pPr>
-        <w:ind w:left="2160" w:hanging="360"/>
-      </w:pPr>
-      <w:rPr>
-        <w:rFonts w:ascii="Wingdings" w:hAnsi="Wingdings" w:hint="default"/>
-      </w:rPr>
-    </w:lvl>
-    <w:lvl w:ilvl="3" w:tplc="0C0A0001" w:tentative="1">
-      <w:start w:val="1"/>
-      <w:numFmt w:val="bullet"/>
-      <w:lvlText w:val=""/>
-      <w:lvlJc w:val="left"/>
-      <w:pPr>
-        <w:ind w:left="2880" w:hanging="360"/>
-      </w:pPr>
-      <w:rPr>
-        <w:rFonts w:ascii="Symbol" w:hAnsi="Symbol" w:hint="default"/>
-      </w:rPr>
-    </w:lvl>
-    <w:lvl w:ilvl="4" w:tplc="0C0A0003" w:tentative="1">
-      <w:start w:val="1"/>
-      <w:numFmt w:val="bullet"/>
-      <w:lvlText w:val="o"/>
-      <w:lvlJc w:val="left"/>
-      <w:pPr>
-        <w:ind w:left="3600" w:hanging="360"/>
-      </w:pPr>
-      <w:rPr>
-        <w:rFonts w:ascii="Courier New" w:hAnsi="Courier New" w:cs="Courier New" w:hint="default"/>
-      </w:rPr>
-    </w:lvl>
-    <w:lvl w:ilvl="5" w:tplc="0C0A0005" w:tentative="1">
-      <w:start w:val="1"/>
-      <w:numFmt w:val="bullet"/>
-      <w:lvlText w:val=""/>
-      <w:lvlJc w:val="left"/>
-      <w:pPr>
-        <w:ind w:left="4320" w:hanging="360"/>
-      </w:pPr>
-      <w:rPr>
-        <w:rFonts w:ascii="Wingdings" w:hAnsi="Wingdings" w:hint="default"/>
-      </w:rPr>
-    </w:lvl>
-    <w:lvl w:ilvl="6" w:tplc="0C0A0001" w:tentative="1">
-      <w:start w:val="1"/>
-      <w:numFmt w:val="bullet"/>
-      <w:lvlText w:val=""/>
-      <w:lvlJc w:val="left"/>
-      <w:pPr>
-        <w:ind w:left="5040" w:hanging="360"/>
-      </w:pPr>
-      <w:rPr>
-        <w:rFonts w:ascii="Symbol" w:hAnsi="Symbol" w:hint="default"/>
-      </w:rPr>
-    </w:lvl>
-    <w:lvl w:ilvl="7" w:tplc="0C0A0003" w:tentative="1">
-      <w:start w:val="1"/>
-      <w:numFmt w:val="bullet"/>
-      <w:lvlText w:val="o"/>
-      <w:lvlJc w:val="left"/>
-      <w:pPr>
-        <w:ind w:left="5760" w:hanging="360"/>
-      </w:pPr>
-      <w:rPr>
-        <w:rFonts w:ascii="Courier New" w:hAnsi="Courier New" w:cs="Courier New" w:hint="default"/>
-      </w:rPr>
-    </w:lvl>
-    <w:lvl w:ilvl="8" w:tplc="0C0A0005" w:tentative="1">
-      <w:start w:val="1"/>
-      <w:numFmt w:val="bullet"/>
-      <w:lvlText w:val=""/>
-      <w:lvlJc w:val="left"/>
-      <w:pPr>
-        <w:ind w:left="6480" w:hanging="360"/>
-      </w:pPr>
-      <w:rPr>
-        <w:rFonts w:ascii="Wingdings" w:hAnsi="Wingdings" w:hint="default"/>
-      </w:rPr>
-    </w:lvl>
-  </w:abstractNum>
-  <w:abstractNum w:abstractNumId="81" w15:restartNumberingAfterBreak="0">
+  <w:abstractNum w:abstractNumId="50" w15:restartNumberingAfterBreak="0">
     <w:nsid w:val="709B3938"/>
     <w:multiLevelType w:val="hybridMultilevel"/>
     <w:tmpl w:val="4D5AEB6E"/>
@@ -37926,120 +33965,7 @@
       </w:pPr>
     </w:lvl>
   </w:abstractNum>
-  <w:abstractNum w:abstractNumId="82" w15:restartNumberingAfterBreak="0">
-    <w:nsid w:val="713A0942"/>
-    <w:multiLevelType w:val="hybridMultilevel"/>
-    <w:tmpl w:val="C4069A6E"/>
-    <w:lvl w:ilvl="0" w:tplc="0C0A0001">
-      <w:start w:val="1"/>
-      <w:numFmt w:val="bullet"/>
-      <w:lvlText w:val=""/>
-      <w:lvlJc w:val="left"/>
-      <w:pPr>
-        <w:ind w:left="720" w:hanging="360"/>
-      </w:pPr>
-      <w:rPr>
-        <w:rFonts w:ascii="Symbol" w:hAnsi="Symbol" w:hint="default"/>
-      </w:rPr>
-    </w:lvl>
-    <w:lvl w:ilvl="1" w:tplc="0C0A0003" w:tentative="1">
-      <w:start w:val="1"/>
-      <w:numFmt w:val="bullet"/>
-      <w:lvlText w:val="o"/>
-      <w:lvlJc w:val="left"/>
-      <w:pPr>
-        <w:ind w:left="1440" w:hanging="360"/>
-      </w:pPr>
-      <w:rPr>
-        <w:rFonts w:ascii="Courier New" w:hAnsi="Courier New" w:cs="Courier New" w:hint="default"/>
-      </w:rPr>
-    </w:lvl>
-    <w:lvl w:ilvl="2" w:tplc="0C0A0005" w:tentative="1">
-      <w:start w:val="1"/>
-      <w:numFmt w:val="bullet"/>
-      <w:lvlText w:val=""/>
-      <w:lvlJc w:val="left"/>
-      <w:pPr>
-        <w:ind w:left="2160" w:hanging="360"/>
-      </w:pPr>
-      <w:rPr>
-        <w:rFonts w:ascii="Wingdings" w:hAnsi="Wingdings" w:hint="default"/>
-      </w:rPr>
-    </w:lvl>
-    <w:lvl w:ilvl="3" w:tplc="0C0A0001" w:tentative="1">
-      <w:start w:val="1"/>
-      <w:numFmt w:val="bullet"/>
-      <w:lvlText w:val=""/>
-      <w:lvlJc w:val="left"/>
-      <w:pPr>
-        <w:ind w:left="2880" w:hanging="360"/>
-      </w:pPr>
-      <w:rPr>
-        <w:rFonts w:ascii="Symbol" w:hAnsi="Symbol" w:hint="default"/>
-      </w:rPr>
-    </w:lvl>
-    <w:lvl w:ilvl="4" w:tplc="0C0A0003" w:tentative="1">
-      <w:start w:val="1"/>
-      <w:numFmt w:val="bullet"/>
-      <w:lvlText w:val="o"/>
-      <w:lvlJc w:val="left"/>
-      <w:pPr>
-        <w:ind w:left="3600" w:hanging="360"/>
-      </w:pPr>
-      <w:rPr>
-        <w:rFonts w:ascii="Courier New" w:hAnsi="Courier New" w:cs="Courier New" w:hint="default"/>
-      </w:rPr>
-    </w:lvl>
-    <w:lvl w:ilvl="5" w:tplc="0C0A0005" w:tentative="1">
-      <w:start w:val="1"/>
-      <w:numFmt w:val="bullet"/>
-      <w:lvlText w:val=""/>
-      <w:lvlJc w:val="left"/>
-      <w:pPr>
-        <w:ind w:left="4320" w:hanging="360"/>
-      </w:pPr>
-      <w:rPr>
-        <w:rFonts w:ascii="Wingdings" w:hAnsi="Wingdings" w:hint="default"/>
-      </w:rPr>
-    </w:lvl>
-    <w:lvl w:ilvl="6" w:tplc="0C0A0001" w:tentative="1">
-      <w:start w:val="1"/>
-      <w:numFmt w:val="bullet"/>
-      <w:lvlText w:val=""/>
-      <w:lvlJc w:val="left"/>
-      <w:pPr>
-        <w:ind w:left="5040" w:hanging="360"/>
-      </w:pPr>
-      <w:rPr>
-        <w:rFonts w:ascii="Symbol" w:hAnsi="Symbol" w:hint="default"/>
-      </w:rPr>
-    </w:lvl>
-    <w:lvl w:ilvl="7" w:tplc="0C0A0003" w:tentative="1">
-      <w:start w:val="1"/>
-      <w:numFmt w:val="bullet"/>
-      <w:lvlText w:val="o"/>
-      <w:lvlJc w:val="left"/>
-      <w:pPr>
-        <w:ind w:left="5760" w:hanging="360"/>
-      </w:pPr>
-      <w:rPr>
-        <w:rFonts w:ascii="Courier New" w:hAnsi="Courier New" w:cs="Courier New" w:hint="default"/>
-      </w:rPr>
-    </w:lvl>
-    <w:lvl w:ilvl="8" w:tplc="0C0A0005" w:tentative="1">
-      <w:start w:val="1"/>
-      <w:numFmt w:val="bullet"/>
-      <w:lvlText w:val=""/>
-      <w:lvlJc w:val="left"/>
-      <w:pPr>
-        <w:ind w:left="6480" w:hanging="360"/>
-      </w:pPr>
-      <w:rPr>
-        <w:rFonts w:ascii="Wingdings" w:hAnsi="Wingdings" w:hint="default"/>
-      </w:rPr>
-    </w:lvl>
-  </w:abstractNum>
-  <w:abstractNum w:abstractNumId="83" w15:restartNumberingAfterBreak="0">
+  <w:abstractNum w:abstractNumId="51" w15:restartNumberingAfterBreak="0">
     <w:nsid w:val="720623DD"/>
     <w:multiLevelType w:val="hybridMultilevel"/>
     <w:tmpl w:val="B2D4EF64"/>
@@ -38152,156 +34078,7 @@
       </w:rPr>
     </w:lvl>
   </w:abstractNum>
-  <w:abstractNum w:abstractNumId="84" w15:restartNumberingAfterBreak="0">
-    <w:nsid w:val="72945B0D"/>
-    <w:multiLevelType w:val="multilevel"/>
-    <w:tmpl w:val="E5B6F8F8"/>
-    <w:lvl w:ilvl="0">
-      <w:start w:val="1"/>
-      <w:numFmt w:val="bullet"/>
-      <w:lvlText w:val=""/>
-      <w:lvlJc w:val="left"/>
-      <w:pPr>
-        <w:tabs>
-          <w:tab w:val="num" w:pos="1068"/>
-        </w:tabs>
-        <w:ind w:left="1068" w:hanging="360"/>
-      </w:pPr>
-      <w:rPr>
-        <w:rFonts w:ascii="Symbol" w:hAnsi="Symbol" w:hint="default"/>
-        <w:sz w:val="20"/>
-      </w:rPr>
-    </w:lvl>
-    <w:lvl w:ilvl="1" w:tentative="1">
-      <w:start w:val="1"/>
-      <w:numFmt w:val="bullet"/>
-      <w:lvlText w:val="o"/>
-      <w:lvlJc w:val="left"/>
-      <w:pPr>
-        <w:tabs>
-          <w:tab w:val="num" w:pos="1788"/>
-        </w:tabs>
-        <w:ind w:left="1788" w:hanging="360"/>
-      </w:pPr>
-      <w:rPr>
-        <w:rFonts w:ascii="Courier New" w:hAnsi="Courier New" w:hint="default"/>
-        <w:sz w:val="20"/>
-      </w:rPr>
-    </w:lvl>
-    <w:lvl w:ilvl="2" w:tentative="1">
-      <w:start w:val="1"/>
-      <w:numFmt w:val="bullet"/>
-      <w:lvlText w:val=""/>
-      <w:lvlJc w:val="left"/>
-      <w:pPr>
-        <w:tabs>
-          <w:tab w:val="num" w:pos="2508"/>
-        </w:tabs>
-        <w:ind w:left="2508" w:hanging="360"/>
-      </w:pPr>
-      <w:rPr>
-        <w:rFonts w:ascii="Wingdings" w:hAnsi="Wingdings" w:hint="default"/>
-        <w:sz w:val="20"/>
-      </w:rPr>
-    </w:lvl>
-    <w:lvl w:ilvl="3" w:tentative="1">
-      <w:start w:val="1"/>
-      <w:numFmt w:val="bullet"/>
-      <w:lvlText w:val=""/>
-      <w:lvlJc w:val="left"/>
-      <w:pPr>
-        <w:tabs>
-          <w:tab w:val="num" w:pos="3228"/>
-        </w:tabs>
-        <w:ind w:left="3228" w:hanging="360"/>
-      </w:pPr>
-      <w:rPr>
-        <w:rFonts w:ascii="Wingdings" w:hAnsi="Wingdings" w:hint="default"/>
-        <w:sz w:val="20"/>
-      </w:rPr>
-    </w:lvl>
-    <w:lvl w:ilvl="4" w:tentative="1">
-      <w:start w:val="1"/>
-      <w:numFmt w:val="bullet"/>
-      <w:lvlText w:val=""/>
-      <w:lvlJc w:val="left"/>
-      <w:pPr>
-        <w:tabs>
-          <w:tab w:val="num" w:pos="3948"/>
-        </w:tabs>
-        <w:ind w:left="3948" w:hanging="360"/>
-      </w:pPr>
-      <w:rPr>
-        <w:rFonts w:ascii="Wingdings" w:hAnsi="Wingdings" w:hint="default"/>
-        <w:sz w:val="20"/>
-      </w:rPr>
-    </w:lvl>
-    <w:lvl w:ilvl="5" w:tentative="1">
-      <w:start w:val="1"/>
-      <w:numFmt w:val="bullet"/>
-      <w:lvlText w:val=""/>
-      <w:lvlJc w:val="left"/>
-      <w:pPr>
-        <w:tabs>
-          <w:tab w:val="num" w:pos="4668"/>
-        </w:tabs>
-        <w:ind w:left="4668" w:hanging="360"/>
-      </w:pPr>
-      <w:rPr>
-        <w:rFonts w:ascii="Wingdings" w:hAnsi="Wingdings" w:hint="default"/>
-        <w:sz w:val="20"/>
-      </w:rPr>
-    </w:lvl>
-    <w:lvl w:ilvl="6" w:tentative="1">
-      <w:start w:val="1"/>
-      <w:numFmt w:val="bullet"/>
-      <w:lvlText w:val=""/>
-      <w:lvlJc w:val="left"/>
-      <w:pPr>
-        <w:tabs>
-          <w:tab w:val="num" w:pos="5388"/>
-        </w:tabs>
-        <w:ind w:left="5388" w:hanging="360"/>
-      </w:pPr>
-      <w:rPr>
-        <w:rFonts w:ascii="Wingdings" w:hAnsi="Wingdings" w:hint="default"/>
-        <w:sz w:val="20"/>
-      </w:rPr>
-    </w:lvl>
-    <w:lvl w:ilvl="7" w:tentative="1">
-      <w:start w:val="1"/>
-      <w:numFmt w:val="bullet"/>
-      <w:lvlText w:val=""/>
-      <w:lvlJc w:val="left"/>
-      <w:pPr>
-        <w:tabs>
-          <w:tab w:val="num" w:pos="6108"/>
-        </w:tabs>
-        <w:ind w:left="6108" w:hanging="360"/>
-      </w:pPr>
-      <w:rPr>
-        <w:rFonts w:ascii="Wingdings" w:hAnsi="Wingdings" w:hint="default"/>
-        <w:sz w:val="20"/>
-      </w:rPr>
-    </w:lvl>
-    <w:lvl w:ilvl="8" w:tentative="1">
-      <w:start w:val="1"/>
-      <w:numFmt w:val="bullet"/>
-      <w:lvlText w:val=""/>
-      <w:lvlJc w:val="left"/>
-      <w:pPr>
-        <w:tabs>
-          <w:tab w:val="num" w:pos="6828"/>
-        </w:tabs>
-        <w:ind w:left="6828" w:hanging="360"/>
-      </w:pPr>
-      <w:rPr>
-        <w:rFonts w:ascii="Wingdings" w:hAnsi="Wingdings" w:hint="default"/>
-        <w:sz w:val="20"/>
-      </w:rPr>
-    </w:lvl>
-  </w:abstractNum>
-  <w:abstractNum w:abstractNumId="85" w15:restartNumberingAfterBreak="0">
+  <w:abstractNum w:abstractNumId="52" w15:restartNumberingAfterBreak="0">
     <w:nsid w:val="73152D68"/>
     <w:multiLevelType w:val="multilevel"/>
     <w:tmpl w:val="7A80F114"/>
@@ -38450,7 +34227,7 @@
       </w:rPr>
     </w:lvl>
   </w:abstractNum>
-  <w:abstractNum w:abstractNumId="86" w15:restartNumberingAfterBreak="0">
+  <w:abstractNum w:abstractNumId="53" w15:restartNumberingAfterBreak="0">
     <w:nsid w:val="73AB2BDB"/>
     <w:multiLevelType w:val="hybridMultilevel"/>
     <w:tmpl w:val="72E2B004"/>
@@ -38563,120 +34340,7 @@
       </w:rPr>
     </w:lvl>
   </w:abstractNum>
-  <w:abstractNum w:abstractNumId="87" w15:restartNumberingAfterBreak="0">
-    <w:nsid w:val="743D15B1"/>
-    <w:multiLevelType w:val="hybridMultilevel"/>
-    <w:tmpl w:val="93C0AE94"/>
-    <w:lvl w:ilvl="0" w:tplc="0C0A0001">
-      <w:start w:val="1"/>
-      <w:numFmt w:val="bullet"/>
-      <w:lvlText w:val=""/>
-      <w:lvlJc w:val="left"/>
-      <w:pPr>
-        <w:ind w:left="720" w:hanging="360"/>
-      </w:pPr>
-      <w:rPr>
-        <w:rFonts w:ascii="Symbol" w:hAnsi="Symbol" w:hint="default"/>
-      </w:rPr>
-    </w:lvl>
-    <w:lvl w:ilvl="1" w:tplc="0C0A0003" w:tentative="1">
-      <w:start w:val="1"/>
-      <w:numFmt w:val="bullet"/>
-      <w:lvlText w:val="o"/>
-      <w:lvlJc w:val="left"/>
-      <w:pPr>
-        <w:ind w:left="1440" w:hanging="360"/>
-      </w:pPr>
-      <w:rPr>
-        <w:rFonts w:ascii="Courier New" w:hAnsi="Courier New" w:cs="Courier New" w:hint="default"/>
-      </w:rPr>
-    </w:lvl>
-    <w:lvl w:ilvl="2" w:tplc="0C0A0005" w:tentative="1">
-      <w:start w:val="1"/>
-      <w:numFmt w:val="bullet"/>
-      <w:lvlText w:val=""/>
-      <w:lvlJc w:val="left"/>
-      <w:pPr>
-        <w:ind w:left="2160" w:hanging="360"/>
-      </w:pPr>
-      <w:rPr>
-        <w:rFonts w:ascii="Wingdings" w:hAnsi="Wingdings" w:hint="default"/>
-      </w:rPr>
-    </w:lvl>
-    <w:lvl w:ilvl="3" w:tplc="0C0A0001" w:tentative="1">
-      <w:start w:val="1"/>
-      <w:numFmt w:val="bullet"/>
-      <w:lvlText w:val=""/>
-      <w:lvlJc w:val="left"/>
-      <w:pPr>
-        <w:ind w:left="2880" w:hanging="360"/>
-      </w:pPr>
-      <w:rPr>
-        <w:rFonts w:ascii="Symbol" w:hAnsi="Symbol" w:hint="default"/>
-      </w:rPr>
-    </w:lvl>
-    <w:lvl w:ilvl="4" w:tplc="0C0A0003" w:tentative="1">
-      <w:start w:val="1"/>
-      <w:numFmt w:val="bullet"/>
-      <w:lvlText w:val="o"/>
-      <w:lvlJc w:val="left"/>
-      <w:pPr>
-        <w:ind w:left="3600" w:hanging="360"/>
-      </w:pPr>
-      <w:rPr>
-        <w:rFonts w:ascii="Courier New" w:hAnsi="Courier New" w:cs="Courier New" w:hint="default"/>
-      </w:rPr>
-    </w:lvl>
-    <w:lvl w:ilvl="5" w:tplc="0C0A0005" w:tentative="1">
-      <w:start w:val="1"/>
-      <w:numFmt w:val="bullet"/>
-      <w:lvlText w:val=""/>
-      <w:lvlJc w:val="left"/>
-      <w:pPr>
-        <w:ind w:left="4320" w:hanging="360"/>
-      </w:pPr>
-      <w:rPr>
-        <w:rFonts w:ascii="Wingdings" w:hAnsi="Wingdings" w:hint="default"/>
-      </w:rPr>
-    </w:lvl>
-    <w:lvl w:ilvl="6" w:tplc="0C0A0001" w:tentative="1">
-      <w:start w:val="1"/>
-      <w:numFmt w:val="bullet"/>
-      <w:lvlText w:val=""/>
-      <w:lvlJc w:val="left"/>
-      <w:pPr>
-        <w:ind w:left="5040" w:hanging="360"/>
-      </w:pPr>
-      <w:rPr>
-        <w:rFonts w:ascii="Symbol" w:hAnsi="Symbol" w:hint="default"/>
-      </w:rPr>
-    </w:lvl>
-    <w:lvl w:ilvl="7" w:tplc="0C0A0003" w:tentative="1">
-      <w:start w:val="1"/>
-      <w:numFmt w:val="bullet"/>
-      <w:lvlText w:val="o"/>
-      <w:lvlJc w:val="left"/>
-      <w:pPr>
-        <w:ind w:left="5760" w:hanging="360"/>
-      </w:pPr>
-      <w:rPr>
-        <w:rFonts w:ascii="Courier New" w:hAnsi="Courier New" w:cs="Courier New" w:hint="default"/>
-      </w:rPr>
-    </w:lvl>
-    <w:lvl w:ilvl="8" w:tplc="0C0A0005" w:tentative="1">
-      <w:start w:val="1"/>
-      <w:numFmt w:val="bullet"/>
-      <w:lvlText w:val=""/>
-      <w:lvlJc w:val="left"/>
-      <w:pPr>
-        <w:ind w:left="6480" w:hanging="360"/>
-      </w:pPr>
-      <w:rPr>
-        <w:rFonts w:ascii="Wingdings" w:hAnsi="Wingdings" w:hint="default"/>
-      </w:rPr>
-    </w:lvl>
-  </w:abstractNum>
-  <w:abstractNum w:abstractNumId="88" w15:restartNumberingAfterBreak="0">
+  <w:abstractNum w:abstractNumId="54" w15:restartNumberingAfterBreak="0">
     <w:nsid w:val="792D137E"/>
     <w:multiLevelType w:val="multilevel"/>
     <w:tmpl w:val="006EEFD6"/>
@@ -38825,7 +34489,7 @@
       </w:rPr>
     </w:lvl>
   </w:abstractNum>
-  <w:abstractNum w:abstractNumId="89" w15:restartNumberingAfterBreak="0">
+  <w:abstractNum w:abstractNumId="55" w15:restartNumberingAfterBreak="0">
     <w:nsid w:val="7A0F54B0"/>
     <w:multiLevelType w:val="multilevel"/>
     <w:tmpl w:val="E5B6F8F8"/>
@@ -38976,7 +34640,7 @@
       </w:rPr>
     </w:lvl>
   </w:abstractNum>
-  <w:abstractNum w:abstractNumId="90" w15:restartNumberingAfterBreak="0">
+  <w:abstractNum w:abstractNumId="56" w15:restartNumberingAfterBreak="0">
     <w:nsid w:val="7BDF67E9"/>
     <w:multiLevelType w:val="multilevel"/>
     <w:tmpl w:val="4714439A"/>
@@ -39094,7 +34758,7 @@
       </w:rPr>
     </w:lvl>
   </w:abstractNum>
-  <w:abstractNum w:abstractNumId="91" w15:restartNumberingAfterBreak="0">
+  <w:abstractNum w:abstractNumId="57" w15:restartNumberingAfterBreak="0">
     <w:nsid w:val="7C2C6D73"/>
     <w:multiLevelType w:val="multilevel"/>
     <w:tmpl w:val="6832C094"/>
@@ -39243,7 +34907,7 @@
       </w:rPr>
     </w:lvl>
   </w:abstractNum>
-  <w:abstractNum w:abstractNumId="92" w15:restartNumberingAfterBreak="0">
+  <w:abstractNum w:abstractNumId="58" w15:restartNumberingAfterBreak="0">
     <w:nsid w:val="7E264C73"/>
     <w:multiLevelType w:val="multilevel"/>
     <w:tmpl w:val="3CDAFFE2"/>
@@ -39392,7 +35056,7 @@
       </w:rPr>
     </w:lvl>
   </w:abstractNum>
-  <w:abstractNum w:abstractNumId="93" w15:restartNumberingAfterBreak="0">
+  <w:abstractNum w:abstractNumId="59" w15:restartNumberingAfterBreak="0">
     <w:nsid w:val="7E7C2C2E"/>
     <w:multiLevelType w:val="hybridMultilevel"/>
     <w:tmpl w:val="FC5853DE"/>
@@ -39478,440 +35142,187 @@
       </w:pPr>
     </w:lvl>
   </w:abstractNum>
-  <w:abstractNum w:abstractNumId="94" w15:restartNumberingAfterBreak="0">
-    <w:nsid w:val="7E861E43"/>
-    <w:multiLevelType w:val="multilevel"/>
-    <w:tmpl w:val="E5B6F8F8"/>
-    <w:lvl w:ilvl="0">
-      <w:start w:val="1"/>
-      <w:numFmt w:val="bullet"/>
-      <w:lvlText w:val=""/>
-      <w:lvlJc w:val="left"/>
-      <w:pPr>
-        <w:tabs>
-          <w:tab w:val="num" w:pos="720"/>
-        </w:tabs>
-        <w:ind w:left="720" w:hanging="360"/>
-      </w:pPr>
-      <w:rPr>
-        <w:rFonts w:ascii="Symbol" w:hAnsi="Symbol" w:hint="default"/>
-        <w:sz w:val="20"/>
-      </w:rPr>
-    </w:lvl>
-    <w:lvl w:ilvl="1" w:tentative="1">
-      <w:start w:val="1"/>
-      <w:numFmt w:val="bullet"/>
-      <w:lvlText w:val="o"/>
-      <w:lvlJc w:val="left"/>
-      <w:pPr>
-        <w:tabs>
-          <w:tab w:val="num" w:pos="1440"/>
-        </w:tabs>
-        <w:ind w:left="1440" w:hanging="360"/>
-      </w:pPr>
-      <w:rPr>
-        <w:rFonts w:ascii="Courier New" w:hAnsi="Courier New" w:hint="default"/>
-        <w:sz w:val="20"/>
-      </w:rPr>
-    </w:lvl>
-    <w:lvl w:ilvl="2" w:tentative="1">
-      <w:start w:val="1"/>
-      <w:numFmt w:val="bullet"/>
-      <w:lvlText w:val=""/>
-      <w:lvlJc w:val="left"/>
-      <w:pPr>
-        <w:tabs>
-          <w:tab w:val="num" w:pos="2160"/>
-        </w:tabs>
-        <w:ind w:left="2160" w:hanging="360"/>
-      </w:pPr>
-      <w:rPr>
-        <w:rFonts w:ascii="Wingdings" w:hAnsi="Wingdings" w:hint="default"/>
-        <w:sz w:val="20"/>
-      </w:rPr>
-    </w:lvl>
-    <w:lvl w:ilvl="3" w:tentative="1">
-      <w:start w:val="1"/>
-      <w:numFmt w:val="bullet"/>
-      <w:lvlText w:val=""/>
-      <w:lvlJc w:val="left"/>
-      <w:pPr>
-        <w:tabs>
-          <w:tab w:val="num" w:pos="2880"/>
-        </w:tabs>
-        <w:ind w:left="2880" w:hanging="360"/>
-      </w:pPr>
-      <w:rPr>
-        <w:rFonts w:ascii="Wingdings" w:hAnsi="Wingdings" w:hint="default"/>
-        <w:sz w:val="20"/>
-      </w:rPr>
-    </w:lvl>
-    <w:lvl w:ilvl="4" w:tentative="1">
-      <w:start w:val="1"/>
-      <w:numFmt w:val="bullet"/>
-      <w:lvlText w:val=""/>
-      <w:lvlJc w:val="left"/>
-      <w:pPr>
-        <w:tabs>
-          <w:tab w:val="num" w:pos="3600"/>
-        </w:tabs>
-        <w:ind w:left="3600" w:hanging="360"/>
-      </w:pPr>
-      <w:rPr>
-        <w:rFonts w:ascii="Wingdings" w:hAnsi="Wingdings" w:hint="default"/>
-        <w:sz w:val="20"/>
-      </w:rPr>
-    </w:lvl>
-    <w:lvl w:ilvl="5" w:tentative="1">
-      <w:start w:val="1"/>
-      <w:numFmt w:val="bullet"/>
-      <w:lvlText w:val=""/>
-      <w:lvlJc w:val="left"/>
-      <w:pPr>
-        <w:tabs>
-          <w:tab w:val="num" w:pos="4320"/>
-        </w:tabs>
-        <w:ind w:left="4320" w:hanging="360"/>
-      </w:pPr>
-      <w:rPr>
-        <w:rFonts w:ascii="Wingdings" w:hAnsi="Wingdings" w:hint="default"/>
-        <w:sz w:val="20"/>
-      </w:rPr>
-    </w:lvl>
-    <w:lvl w:ilvl="6" w:tentative="1">
-      <w:start w:val="1"/>
-      <w:numFmt w:val="bullet"/>
-      <w:lvlText w:val=""/>
-      <w:lvlJc w:val="left"/>
-      <w:pPr>
-        <w:tabs>
-          <w:tab w:val="num" w:pos="5040"/>
-        </w:tabs>
-        <w:ind w:left="5040" w:hanging="360"/>
-      </w:pPr>
-      <w:rPr>
-        <w:rFonts w:ascii="Wingdings" w:hAnsi="Wingdings" w:hint="default"/>
-        <w:sz w:val="20"/>
-      </w:rPr>
-    </w:lvl>
-    <w:lvl w:ilvl="7" w:tentative="1">
-      <w:start w:val="1"/>
-      <w:numFmt w:val="bullet"/>
-      <w:lvlText w:val=""/>
-      <w:lvlJc w:val="left"/>
-      <w:pPr>
-        <w:tabs>
-          <w:tab w:val="num" w:pos="5760"/>
-        </w:tabs>
-        <w:ind w:left="5760" w:hanging="360"/>
-      </w:pPr>
-      <w:rPr>
-        <w:rFonts w:ascii="Wingdings" w:hAnsi="Wingdings" w:hint="default"/>
-        <w:sz w:val="20"/>
-      </w:rPr>
-    </w:lvl>
-    <w:lvl w:ilvl="8" w:tentative="1">
-      <w:start w:val="1"/>
-      <w:numFmt w:val="bullet"/>
-      <w:lvlText w:val=""/>
-      <w:lvlJc w:val="left"/>
-      <w:pPr>
-        <w:tabs>
-          <w:tab w:val="num" w:pos="6480"/>
-        </w:tabs>
-        <w:ind w:left="6480" w:hanging="360"/>
-      </w:pPr>
-      <w:rPr>
-        <w:rFonts w:ascii="Wingdings" w:hAnsi="Wingdings" w:hint="default"/>
-        <w:sz w:val="20"/>
-      </w:rPr>
-    </w:lvl>
-  </w:abstractNum>
   <w:num w:numId="1" w16cid:durableId="1760710172">
-    <w:abstractNumId w:val="64"/>
+    <w:abstractNumId w:val="40"/>
   </w:num>
-  <w:num w:numId="2" w16cid:durableId="585920096">
+  <w:num w:numId="2" w16cid:durableId="1956524665">
+    <w:abstractNumId w:val="15"/>
+  </w:num>
+  <w:num w:numId="3" w16cid:durableId="1822312302">
+    <w:abstractNumId w:val="23"/>
+  </w:num>
+  <w:num w:numId="4" w16cid:durableId="410738426">
+    <w:abstractNumId w:val="46"/>
+  </w:num>
+  <w:num w:numId="5" w16cid:durableId="14044885">
+    <w:abstractNumId w:val="42"/>
+  </w:num>
+  <w:num w:numId="6" w16cid:durableId="1867212862">
+    <w:abstractNumId w:val="38"/>
+  </w:num>
+  <w:num w:numId="7" w16cid:durableId="2024478555">
+    <w:abstractNumId w:val="31"/>
+  </w:num>
+  <w:num w:numId="8" w16cid:durableId="140077250">
+    <w:abstractNumId w:val="52"/>
+  </w:num>
+  <w:num w:numId="9" w16cid:durableId="1031764771">
+    <w:abstractNumId w:val="6"/>
+  </w:num>
+  <w:num w:numId="10" w16cid:durableId="2058817294">
+    <w:abstractNumId w:val="19"/>
+  </w:num>
+  <w:num w:numId="11" w16cid:durableId="24986212">
+    <w:abstractNumId w:val="32"/>
+  </w:num>
+  <w:num w:numId="12" w16cid:durableId="420222792">
+    <w:abstractNumId w:val="21"/>
+  </w:num>
+  <w:num w:numId="13" w16cid:durableId="2134014298">
+    <w:abstractNumId w:val="41"/>
+  </w:num>
+  <w:num w:numId="14" w16cid:durableId="485364361">
+    <w:abstractNumId w:val="20"/>
+  </w:num>
+  <w:num w:numId="15" w16cid:durableId="183860322">
+    <w:abstractNumId w:val="36"/>
+  </w:num>
+  <w:num w:numId="16" w16cid:durableId="1595285295">
+    <w:abstractNumId w:val="5"/>
+  </w:num>
+  <w:num w:numId="17" w16cid:durableId="1244796159">
+    <w:abstractNumId w:val="22"/>
+  </w:num>
+  <w:num w:numId="18" w16cid:durableId="517544343">
+    <w:abstractNumId w:val="51"/>
+  </w:num>
+  <w:num w:numId="19" w16cid:durableId="723717361">
+    <w:abstractNumId w:val="14"/>
+  </w:num>
+  <w:num w:numId="20" w16cid:durableId="2116167540">
+    <w:abstractNumId w:val="39"/>
+  </w:num>
+  <w:num w:numId="21" w16cid:durableId="1165323292">
+    <w:abstractNumId w:val="26"/>
+  </w:num>
+  <w:num w:numId="22" w16cid:durableId="918900547">
+    <w:abstractNumId w:val="2"/>
+  </w:num>
+  <w:num w:numId="23" w16cid:durableId="805850479">
+    <w:abstractNumId w:val="53"/>
+  </w:num>
+  <w:num w:numId="24" w16cid:durableId="2076508164">
+    <w:abstractNumId w:val="45"/>
+  </w:num>
+  <w:num w:numId="25" w16cid:durableId="664481552">
+    <w:abstractNumId w:val="10"/>
+  </w:num>
+  <w:num w:numId="26" w16cid:durableId="2100173259">
+    <w:abstractNumId w:val="1"/>
+  </w:num>
+  <w:num w:numId="27" w16cid:durableId="1220675318">
+    <w:abstractNumId w:val="18"/>
+  </w:num>
+  <w:num w:numId="28" w16cid:durableId="68385087">
+    <w:abstractNumId w:val="17"/>
+  </w:num>
+  <w:num w:numId="29" w16cid:durableId="782696573">
+    <w:abstractNumId w:val="28"/>
+  </w:num>
+  <w:num w:numId="30" w16cid:durableId="2004241724">
+    <w:abstractNumId w:val="49"/>
+  </w:num>
+  <w:num w:numId="31" w16cid:durableId="415248077">
+    <w:abstractNumId w:val="59"/>
+  </w:num>
+  <w:num w:numId="32" w16cid:durableId="1497106740">
+    <w:abstractNumId w:val="25"/>
+  </w:num>
+  <w:num w:numId="33" w16cid:durableId="1479834118">
+    <w:abstractNumId w:val="8"/>
+  </w:num>
+  <w:num w:numId="34" w16cid:durableId="625770493">
+    <w:abstractNumId w:val="58"/>
+  </w:num>
+  <w:num w:numId="35" w16cid:durableId="268437916">
+    <w:abstractNumId w:val="11"/>
+  </w:num>
+  <w:num w:numId="36" w16cid:durableId="14818956">
+    <w:abstractNumId w:val="33"/>
+  </w:num>
+  <w:num w:numId="37" w16cid:durableId="2076933428">
+    <w:abstractNumId w:val="13"/>
+  </w:num>
+  <w:num w:numId="38" w16cid:durableId="857625725">
+    <w:abstractNumId w:val="56"/>
+  </w:num>
+  <w:num w:numId="39" w16cid:durableId="2052729100">
+    <w:abstractNumId w:val="24"/>
+  </w:num>
+  <w:num w:numId="40" w16cid:durableId="1173645707">
+    <w:abstractNumId w:val="57"/>
+  </w:num>
+  <w:num w:numId="41" w16cid:durableId="2006516087">
+    <w:abstractNumId w:val="27"/>
+  </w:num>
+  <w:num w:numId="42" w16cid:durableId="672026671">
+    <w:abstractNumId w:val="37"/>
+  </w:num>
+  <w:num w:numId="43" w16cid:durableId="901448895">
+    <w:abstractNumId w:val="48"/>
+  </w:num>
+  <w:num w:numId="44" w16cid:durableId="598295479">
+    <w:abstractNumId w:val="47"/>
+  </w:num>
+  <w:num w:numId="45" w16cid:durableId="1312247987">
+    <w:abstractNumId w:val="54"/>
+  </w:num>
+  <w:num w:numId="46" w16cid:durableId="544105995">
+    <w:abstractNumId w:val="9"/>
+  </w:num>
+  <w:num w:numId="47" w16cid:durableId="1700010843">
+    <w:abstractNumId w:val="0"/>
+  </w:num>
+  <w:num w:numId="48" w16cid:durableId="733747335">
+    <w:abstractNumId w:val="34"/>
+  </w:num>
+  <w:num w:numId="49" w16cid:durableId="837185463">
+    <w:abstractNumId w:val="29"/>
+  </w:num>
+  <w:num w:numId="50" w16cid:durableId="1679692946">
+    <w:abstractNumId w:val="7"/>
+  </w:num>
+  <w:num w:numId="51" w16cid:durableId="1431200709">
+    <w:abstractNumId w:val="50"/>
+  </w:num>
+  <w:num w:numId="52" w16cid:durableId="1813980986">
+    <w:abstractNumId w:val="12"/>
+  </w:num>
+  <w:num w:numId="53" w16cid:durableId="1667973844">
+    <w:abstractNumId w:val="55"/>
+  </w:num>
+  <w:num w:numId="54" w16cid:durableId="1637560590">
+    <w:abstractNumId w:val="16"/>
+  </w:num>
+  <w:num w:numId="55" w16cid:durableId="1477723573">
+    <w:abstractNumId w:val="30"/>
+  </w:num>
+  <w:num w:numId="56" w16cid:durableId="1495729385">
+    <w:abstractNumId w:val="4"/>
+  </w:num>
+  <w:num w:numId="57" w16cid:durableId="235359956">
+    <w:abstractNumId w:val="43"/>
+  </w:num>
+  <w:num w:numId="58" w16cid:durableId="1472018280">
     <w:abstractNumId w:val="35"/>
   </w:num>
-  <w:num w:numId="3" w16cid:durableId="971598138">
-    <w:abstractNumId w:val="27"/>
-  </w:num>
-  <w:num w:numId="4" w16cid:durableId="1275360731">
-    <w:abstractNumId w:val="76"/>
-  </w:num>
-  <w:num w:numId="5" w16cid:durableId="1395395790">
-    <w:abstractNumId w:val="67"/>
-  </w:num>
-  <w:num w:numId="6" w16cid:durableId="902838002">
-    <w:abstractNumId w:val="18"/>
-  </w:num>
-  <w:num w:numId="7" w16cid:durableId="1232038329">
-    <w:abstractNumId w:val="22"/>
-  </w:num>
-  <w:num w:numId="8" w16cid:durableId="220873933">
-    <w:abstractNumId w:val="49"/>
-  </w:num>
-  <w:num w:numId="9" w16cid:durableId="2101103037">
-    <w:abstractNumId w:val="11"/>
-  </w:num>
-  <w:num w:numId="10" w16cid:durableId="713240352">
-    <w:abstractNumId w:val="7"/>
-  </w:num>
-  <w:num w:numId="11" w16cid:durableId="150801354">
-    <w:abstractNumId w:val="75"/>
-  </w:num>
-  <w:num w:numId="12" w16cid:durableId="996760699">
-    <w:abstractNumId w:val="69"/>
-  </w:num>
-  <w:num w:numId="13" w16cid:durableId="391777424">
-    <w:abstractNumId w:val="31"/>
-  </w:num>
-  <w:num w:numId="14" w16cid:durableId="1632250502">
-    <w:abstractNumId w:val="1"/>
-  </w:num>
-  <w:num w:numId="15" w16cid:durableId="1956524665">
-    <w:abstractNumId w:val="29"/>
-  </w:num>
-  <w:num w:numId="16" w16cid:durableId="1822312302">
-    <w:abstractNumId w:val="40"/>
-  </w:num>
-  <w:num w:numId="17" w16cid:durableId="410738426">
-    <w:abstractNumId w:val="73"/>
-  </w:num>
-  <w:num w:numId="18" w16cid:durableId="14044885">
-    <w:abstractNumId w:val="66"/>
-  </w:num>
-  <w:num w:numId="19" w16cid:durableId="1867212862">
-    <w:abstractNumId w:val="62"/>
-  </w:num>
-  <w:num w:numId="20" w16cid:durableId="2024478555">
-    <w:abstractNumId w:val="51"/>
-  </w:num>
-  <w:num w:numId="21" w16cid:durableId="140077250">
-    <w:abstractNumId w:val="85"/>
-  </w:num>
-  <w:num w:numId="22" w16cid:durableId="1031764771">
-    <w:abstractNumId w:val="13"/>
-  </w:num>
-  <w:num w:numId="23" w16cid:durableId="2058817294">
-    <w:abstractNumId w:val="34"/>
-  </w:num>
-  <w:num w:numId="24" w16cid:durableId="24986212">
-    <w:abstractNumId w:val="52"/>
-  </w:num>
-  <w:num w:numId="25" w16cid:durableId="420222792">
-    <w:abstractNumId w:val="38"/>
-  </w:num>
-  <w:num w:numId="26" w16cid:durableId="2134014298">
-    <w:abstractNumId w:val="65"/>
-  </w:num>
-  <w:num w:numId="27" w16cid:durableId="485364361">
-    <w:abstractNumId w:val="37"/>
-  </w:num>
-  <w:num w:numId="28" w16cid:durableId="183860322">
-    <w:abstractNumId w:val="60"/>
-  </w:num>
-  <w:num w:numId="29" w16cid:durableId="1354115748">
-    <w:abstractNumId w:val="16"/>
-  </w:num>
-  <w:num w:numId="30" w16cid:durableId="1595285295">
-    <w:abstractNumId w:val="12"/>
-  </w:num>
-  <w:num w:numId="31" w16cid:durableId="1285767116">
-    <w:abstractNumId w:val="10"/>
-  </w:num>
-  <w:num w:numId="32" w16cid:durableId="29838490">
-    <w:abstractNumId w:val="43"/>
-  </w:num>
-  <w:num w:numId="33" w16cid:durableId="1018122601">
-    <w:abstractNumId w:val="80"/>
-  </w:num>
-  <w:num w:numId="34" w16cid:durableId="1110395211">
-    <w:abstractNumId w:val="87"/>
-  </w:num>
-  <w:num w:numId="35" w16cid:durableId="785388987">
-    <w:abstractNumId w:val="72"/>
-  </w:num>
-  <w:num w:numId="36" w16cid:durableId="838229702">
-    <w:abstractNumId w:val="14"/>
-  </w:num>
-  <w:num w:numId="37" w16cid:durableId="1696034326">
-    <w:abstractNumId w:val="5"/>
-  </w:num>
-  <w:num w:numId="38" w16cid:durableId="14621893">
-    <w:abstractNumId w:val="82"/>
-  </w:num>
-  <w:num w:numId="39" w16cid:durableId="1491751702">
-    <w:abstractNumId w:val="42"/>
-  </w:num>
-  <w:num w:numId="40" w16cid:durableId="1244796159">
-    <w:abstractNumId w:val="39"/>
-  </w:num>
-  <w:num w:numId="41" w16cid:durableId="517544343">
-    <w:abstractNumId w:val="83"/>
-  </w:num>
-  <w:num w:numId="42" w16cid:durableId="723717361">
-    <w:abstractNumId w:val="28"/>
-  </w:num>
-  <w:num w:numId="43" w16cid:durableId="2116167540">
-    <w:abstractNumId w:val="63"/>
-  </w:num>
-  <w:num w:numId="44" w16cid:durableId="1165323292">
-    <w:abstractNumId w:val="45"/>
-  </w:num>
-  <w:num w:numId="45" w16cid:durableId="918900547">
-    <w:abstractNumId w:val="4"/>
-  </w:num>
-  <w:num w:numId="46" w16cid:durableId="747120224">
-    <w:abstractNumId w:val="77"/>
-  </w:num>
-  <w:num w:numId="47" w16cid:durableId="805850479">
-    <w:abstractNumId w:val="86"/>
-  </w:num>
-  <w:num w:numId="48" w16cid:durableId="2076508164">
-    <w:abstractNumId w:val="71"/>
-  </w:num>
-  <w:num w:numId="49" w16cid:durableId="664481552">
-    <w:abstractNumId w:val="21"/>
-  </w:num>
-  <w:num w:numId="50" w16cid:durableId="1861238561">
-    <w:abstractNumId w:val="9"/>
-  </w:num>
-  <w:num w:numId="51" w16cid:durableId="2100173259">
+  <w:num w:numId="59" w16cid:durableId="646478511">
     <w:abstractNumId w:val="3"/>
   </w:num>
-  <w:num w:numId="52" w16cid:durableId="1220675318">
-    <w:abstractNumId w:val="33"/>
-  </w:num>
-  <w:num w:numId="53" w16cid:durableId="68385087">
-    <w:abstractNumId w:val="32"/>
-  </w:num>
-  <w:num w:numId="54" w16cid:durableId="782696573">
-    <w:abstractNumId w:val="47"/>
-  </w:num>
-  <w:num w:numId="55" w16cid:durableId="2004241724">
-    <w:abstractNumId w:val="79"/>
-  </w:num>
-  <w:num w:numId="56" w16cid:durableId="415248077">
-    <w:abstractNumId w:val="93"/>
-  </w:num>
-  <w:num w:numId="57" w16cid:durableId="158624285">
-    <w:abstractNumId w:val="23"/>
-  </w:num>
-  <w:num w:numId="58" w16cid:durableId="1497106740">
+  <w:num w:numId="60" w16cid:durableId="806119186">
     <w:abstractNumId w:val="44"/>
   </w:num>
-  <w:num w:numId="59" w16cid:durableId="1479834118">
-    <w:abstractNumId w:val="19"/>
-  </w:num>
-  <w:num w:numId="60" w16cid:durableId="625770493">
-    <w:abstractNumId w:val="92"/>
-  </w:num>
-  <w:num w:numId="61" w16cid:durableId="708651318">
-    <w:abstractNumId w:val="57"/>
-  </w:num>
-  <w:num w:numId="62" w16cid:durableId="268437916">
-    <w:abstractNumId w:val="24"/>
-  </w:num>
-  <w:num w:numId="63" w16cid:durableId="14818956">
-    <w:abstractNumId w:val="53"/>
-  </w:num>
-  <w:num w:numId="64" w16cid:durableId="2076933428">
-    <w:abstractNumId w:val="26"/>
-  </w:num>
-  <w:num w:numId="65" w16cid:durableId="857625725">
-    <w:abstractNumId w:val="90"/>
-  </w:num>
-  <w:num w:numId="66" w16cid:durableId="2052729100">
-    <w:abstractNumId w:val="41"/>
-  </w:num>
-  <w:num w:numId="67" w16cid:durableId="1173645707">
-    <w:abstractNumId w:val="91"/>
-  </w:num>
-  <w:num w:numId="68" w16cid:durableId="2006516087">
-    <w:abstractNumId w:val="46"/>
-  </w:num>
-  <w:num w:numId="69" w16cid:durableId="672026671">
-    <w:abstractNumId w:val="61"/>
-  </w:num>
-  <w:num w:numId="70" w16cid:durableId="901448895">
-    <w:abstractNumId w:val="78"/>
-  </w:num>
-  <w:num w:numId="71" w16cid:durableId="598295479">
-    <w:abstractNumId w:val="74"/>
-  </w:num>
-  <w:num w:numId="72" w16cid:durableId="1312247987">
-    <w:abstractNumId w:val="88"/>
-  </w:num>
-  <w:num w:numId="73" w16cid:durableId="544105995">
-    <w:abstractNumId w:val="20"/>
-  </w:num>
-  <w:num w:numId="74" w16cid:durableId="1700010843">
-    <w:abstractNumId w:val="2"/>
-  </w:num>
-  <w:num w:numId="75" w16cid:durableId="364448331">
-    <w:abstractNumId w:val="17"/>
-  </w:num>
-  <w:num w:numId="76" w16cid:durableId="733747335">
-    <w:abstractNumId w:val="56"/>
-  </w:num>
-  <w:num w:numId="77" w16cid:durableId="837185463">
-    <w:abstractNumId w:val="48"/>
-  </w:num>
-  <w:num w:numId="78" w16cid:durableId="1679692946">
-    <w:abstractNumId w:val="15"/>
-  </w:num>
-  <w:num w:numId="79" w16cid:durableId="1431200709">
-    <w:abstractNumId w:val="81"/>
-  </w:num>
-  <w:num w:numId="80" w16cid:durableId="39523200">
-    <w:abstractNumId w:val="55"/>
-  </w:num>
-  <w:num w:numId="81" w16cid:durableId="1813980986">
-    <w:abstractNumId w:val="25"/>
-  </w:num>
-  <w:num w:numId="82" w16cid:durableId="1667973844">
-    <w:abstractNumId w:val="89"/>
-  </w:num>
-  <w:num w:numId="83" w16cid:durableId="1637560590">
-    <w:abstractNumId w:val="30"/>
-  </w:num>
-  <w:num w:numId="84" w16cid:durableId="1477723573">
-    <w:abstractNumId w:val="50"/>
-  </w:num>
-  <w:num w:numId="85" w16cid:durableId="1173301351">
-    <w:abstractNumId w:val="84"/>
-  </w:num>
-  <w:num w:numId="86" w16cid:durableId="1868448070">
-    <w:abstractNumId w:val="36"/>
-  </w:num>
-  <w:num w:numId="87" w16cid:durableId="477386090">
-    <w:abstractNumId w:val="59"/>
-  </w:num>
-  <w:num w:numId="88" w16cid:durableId="815101859">
-    <w:abstractNumId w:val="94"/>
-  </w:num>
-  <w:num w:numId="89" w16cid:durableId="1495729385">
-    <w:abstractNumId w:val="8"/>
-  </w:num>
-  <w:num w:numId="90" w16cid:durableId="1702129956">
-    <w:abstractNumId w:val="0"/>
-  </w:num>
-  <w:num w:numId="91" w16cid:durableId="1479954166">
-    <w:abstractNumId w:val="54"/>
-  </w:num>
-  <w:num w:numId="92" w16cid:durableId="235359956">
-    <w:abstractNumId w:val="68"/>
-  </w:num>
-  <w:num w:numId="93" w16cid:durableId="1472018280">
-    <w:abstractNumId w:val="58"/>
-  </w:num>
-  <w:num w:numId="94" w16cid:durableId="646478511">
-    <w:abstractNumId w:val="6"/>
-  </w:num>
-  <w:num w:numId="95" w16cid:durableId="806119186">
-    <w:abstractNumId w:val="70"/>
-  </w:num>
+  <w:numIdMacAtCleanup w:val="60"/>
 </w:numbering>
 </file>
 

--- a/Documentacion/Plantilla Requisitos Software.docx
+++ b/Documentacion/Plantilla Requisitos Software.docx
@@ -431,7 +431,7 @@
             </w:rPr>
             <w:fldChar w:fldCharType="separate"/>
           </w:r>
-          <w:hyperlink w:anchor="_Toc177775588" w:history="1">
+          <w:hyperlink w:anchor="_Toc179219193" w:history="1">
             <w:r>
               <w:rPr>
                 <w:rStyle w:val="Hipervnculo"/>
@@ -473,7 +473,7 @@
                 <w:noProof/>
                 <w:webHidden/>
               </w:rPr>
-              <w:instrText xml:space="preserve"> PAGEREF _Toc177775588 \h </w:instrText>
+              <w:instrText xml:space="preserve"> PAGEREF _Toc179219193 \h </w:instrText>
             </w:r>
             <w:r>
               <w:rPr>
@@ -517,7 +517,7 @@
               <w:lang w:val="es-ES" w:eastAsia="es-ES"/>
             </w:rPr>
           </w:pPr>
-          <w:hyperlink w:anchor="_Toc177775589" w:history="1">
+          <w:hyperlink w:anchor="_Toc179219194" w:history="1">
             <w:r>
               <w:rPr>
                 <w:rStyle w:val="Hipervnculo"/>
@@ -561,7 +561,7 @@
                 <w:noProof/>
                 <w:webHidden/>
               </w:rPr>
-              <w:instrText xml:space="preserve"> PAGEREF _Toc177775589 \h </w:instrText>
+              <w:instrText xml:space="preserve"> PAGEREF _Toc179219194 \h </w:instrText>
             </w:r>
             <w:r>
               <w:rPr>
@@ -605,28 +605,29 @@
               <w:lang w:val="es-ES" w:eastAsia="es-ES"/>
             </w:rPr>
           </w:pPr>
-          <w:hyperlink w:anchor="_Toc177775590" w:history="1">
-            <w:r>
-              <w:rPr>
-                <w:rStyle w:val="Hipervnculo"/>
-                <w:noProof/>
-              </w:rPr>
-              <w:t>1.2.</w:t>
-            </w:r>
-            <w:r>
-              <w:rPr>
-                <w:rFonts w:eastAsiaTheme="minorEastAsia"/>
-                <w:noProof/>
-                <w:lang w:val="es-ES" w:eastAsia="es-ES"/>
-              </w:rPr>
-              <w:tab/>
-            </w:r>
+          <w:hyperlink w:anchor="_Toc179219195" w:history="1">
             <w:r>
               <w:rPr>
                 <w:rStyle w:val="Hipervnculo"/>
                 <w:rFonts w:cs="Arial"/>
                 <w:noProof/>
               </w:rPr>
+              <w:t>1.2.</w:t>
+            </w:r>
+            <w:r>
+              <w:rPr>
+                <w:rFonts w:eastAsiaTheme="minorEastAsia"/>
+                <w:noProof/>
+                <w:lang w:val="es-ES" w:eastAsia="es-ES"/>
+              </w:rPr>
+              <w:tab/>
+            </w:r>
+            <w:r>
+              <w:rPr>
+                <w:rStyle w:val="Hipervnculo"/>
+                <w:rFonts w:cs="Arial"/>
+                <w:noProof/>
+              </w:rPr>
               <w:t>Objetivos</w:t>
             </w:r>
             <w:r>
@@ -648,7 +649,7 @@
                 <w:noProof/>
                 <w:webHidden/>
               </w:rPr>
-              <w:instrText xml:space="preserve"> PAGEREF _Toc177775590 \h </w:instrText>
+              <w:instrText xml:space="preserve"> PAGEREF _Toc179219195 \h </w:instrText>
             </w:r>
             <w:r>
               <w:rPr>
@@ -692,7 +693,7 @@
               <w:lang w:val="es-ES" w:eastAsia="es-ES"/>
             </w:rPr>
           </w:pPr>
-          <w:hyperlink w:anchor="_Toc177775591" w:history="1">
+          <w:hyperlink w:anchor="_Toc179219196" w:history="1">
             <w:r>
               <w:rPr>
                 <w:rStyle w:val="Hipervnculo"/>
@@ -716,7 +717,7 @@
                 <w:noProof/>
                 <w:lang w:val="es-ES"/>
               </w:rPr>
-              <w:t>Objetivo General:</w:t>
+              <w:t>Objetivo General</w:t>
             </w:r>
             <w:r>
               <w:rPr>
@@ -737,7 +738,7 @@
                 <w:noProof/>
                 <w:webHidden/>
               </w:rPr>
-              <w:instrText xml:space="preserve"> PAGEREF _Toc177775591 \h </w:instrText>
+              <w:instrText xml:space="preserve"> PAGEREF _Toc179219196 \h </w:instrText>
             </w:r>
             <w:r>
               <w:rPr>
@@ -781,7 +782,7 @@
               <w:lang w:val="es-ES" w:eastAsia="es-ES"/>
             </w:rPr>
           </w:pPr>
-          <w:hyperlink w:anchor="_Toc177775592" w:history="1">
+          <w:hyperlink w:anchor="_Toc179219197" w:history="1">
             <w:r>
               <w:rPr>
                 <w:rStyle w:val="Hipervnculo"/>
@@ -805,7 +806,7 @@
                 <w:noProof/>
                 <w:lang w:val="es-ES"/>
               </w:rPr>
-              <w:t>Objetivos Específicos:</w:t>
+              <w:t>Objetivos Específicos</w:t>
             </w:r>
             <w:r>
               <w:rPr>
@@ -826,7 +827,7 @@
                 <w:noProof/>
                 <w:webHidden/>
               </w:rPr>
-              <w:instrText xml:space="preserve"> PAGEREF _Toc177775592 \h </w:instrText>
+              <w:instrText xml:space="preserve"> PAGEREF _Toc179219197 \h </w:instrText>
             </w:r>
             <w:r>
               <w:rPr>
@@ -870,28 +871,29 @@
               <w:lang w:val="es-ES" w:eastAsia="es-ES"/>
             </w:rPr>
           </w:pPr>
-          <w:hyperlink w:anchor="_Toc177775593" w:history="1">
-            <w:r>
-              <w:rPr>
-                <w:rStyle w:val="Hipervnculo"/>
-                <w:noProof/>
-              </w:rPr>
-              <w:t>1.3.</w:t>
-            </w:r>
-            <w:r>
-              <w:rPr>
-                <w:rFonts w:eastAsiaTheme="minorEastAsia"/>
-                <w:noProof/>
-                <w:lang w:val="es-ES" w:eastAsia="es-ES"/>
-              </w:rPr>
-              <w:tab/>
-            </w:r>
+          <w:hyperlink w:anchor="_Toc179219198" w:history="1">
             <w:r>
               <w:rPr>
                 <w:rStyle w:val="Hipervnculo"/>
                 <w:rFonts w:cs="Arial"/>
                 <w:noProof/>
               </w:rPr>
+              <w:t>1.3.</w:t>
+            </w:r>
+            <w:r>
+              <w:rPr>
+                <w:rFonts w:eastAsiaTheme="minorEastAsia"/>
+                <w:noProof/>
+                <w:lang w:val="es-ES" w:eastAsia="es-ES"/>
+              </w:rPr>
+              <w:tab/>
+            </w:r>
+            <w:r>
+              <w:rPr>
+                <w:rStyle w:val="Hipervnculo"/>
+                <w:rFonts w:cs="Arial"/>
+                <w:noProof/>
+              </w:rPr>
               <w:t>Propósito</w:t>
             </w:r>
             <w:r>
@@ -913,7 +915,7 @@
                 <w:noProof/>
                 <w:webHidden/>
               </w:rPr>
-              <w:instrText xml:space="preserve"> PAGEREF _Toc177775593 \h </w:instrText>
+              <w:instrText xml:space="preserve"> PAGEREF _Toc179219198 \h </w:instrText>
             </w:r>
             <w:r>
               <w:rPr>
@@ -957,28 +959,29 @@
               <w:lang w:val="es-ES" w:eastAsia="es-ES"/>
             </w:rPr>
           </w:pPr>
-          <w:hyperlink w:anchor="_Toc177775594" w:history="1">
-            <w:r>
-              <w:rPr>
-                <w:rStyle w:val="Hipervnculo"/>
-                <w:noProof/>
-              </w:rPr>
-              <w:t>1.4.</w:t>
-            </w:r>
-            <w:r>
-              <w:rPr>
-                <w:rFonts w:eastAsiaTheme="minorEastAsia"/>
-                <w:noProof/>
-                <w:lang w:val="es-ES" w:eastAsia="es-ES"/>
-              </w:rPr>
-              <w:tab/>
-            </w:r>
+          <w:hyperlink w:anchor="_Toc179219199" w:history="1">
             <w:r>
               <w:rPr>
                 <w:rStyle w:val="Hipervnculo"/>
                 <w:rFonts w:cs="Arial"/>
                 <w:noProof/>
               </w:rPr>
+              <w:t>1.4.</w:t>
+            </w:r>
+            <w:r>
+              <w:rPr>
+                <w:rFonts w:eastAsiaTheme="minorEastAsia"/>
+                <w:noProof/>
+                <w:lang w:val="es-ES" w:eastAsia="es-ES"/>
+              </w:rPr>
+              <w:tab/>
+            </w:r>
+            <w:r>
+              <w:rPr>
+                <w:rStyle w:val="Hipervnculo"/>
+                <w:rFonts w:cs="Arial"/>
+                <w:noProof/>
+              </w:rPr>
               <w:t>Alcance</w:t>
             </w:r>
             <w:r>
@@ -1000,7 +1003,7 @@
                 <w:noProof/>
                 <w:webHidden/>
               </w:rPr>
-              <w:instrText xml:space="preserve"> PAGEREF _Toc177775594 \h </w:instrText>
+              <w:instrText xml:space="preserve"> PAGEREF _Toc179219199 \h </w:instrText>
             </w:r>
             <w:r>
               <w:rPr>
@@ -1044,28 +1047,29 @@
               <w:lang w:val="es-ES" w:eastAsia="es-ES"/>
             </w:rPr>
           </w:pPr>
-          <w:hyperlink w:anchor="_Toc177775595" w:history="1">
-            <w:r>
-              <w:rPr>
-                <w:rStyle w:val="Hipervnculo"/>
-                <w:noProof/>
-              </w:rPr>
-              <w:t>1.5.</w:t>
-            </w:r>
-            <w:r>
-              <w:rPr>
-                <w:rFonts w:eastAsiaTheme="minorEastAsia"/>
-                <w:noProof/>
-                <w:lang w:val="es-ES" w:eastAsia="es-ES"/>
-              </w:rPr>
-              <w:tab/>
-            </w:r>
+          <w:hyperlink w:anchor="_Toc179219200" w:history="1">
             <w:r>
               <w:rPr>
                 <w:rStyle w:val="Hipervnculo"/>
                 <w:rFonts w:cs="Arial"/>
                 <w:noProof/>
               </w:rPr>
+              <w:t>1.5.</w:t>
+            </w:r>
+            <w:r>
+              <w:rPr>
+                <w:rFonts w:eastAsiaTheme="minorEastAsia"/>
+                <w:noProof/>
+                <w:lang w:val="es-ES" w:eastAsia="es-ES"/>
+              </w:rPr>
+              <w:tab/>
+            </w:r>
+            <w:r>
+              <w:rPr>
+                <w:rStyle w:val="Hipervnculo"/>
+                <w:rFonts w:cs="Arial"/>
+                <w:noProof/>
+              </w:rPr>
               <w:t>Audiencia</w:t>
             </w:r>
             <w:r>
@@ -1087,7 +1091,7 @@
                 <w:noProof/>
                 <w:webHidden/>
               </w:rPr>
-              <w:instrText xml:space="preserve"> PAGEREF _Toc177775595 \h </w:instrText>
+              <w:instrText xml:space="preserve"> PAGEREF _Toc179219200 \h </w:instrText>
             </w:r>
             <w:r>
               <w:rPr>
@@ -1131,28 +1135,29 @@
               <w:lang w:val="es-ES" w:eastAsia="es-ES"/>
             </w:rPr>
           </w:pPr>
-          <w:hyperlink w:anchor="_Toc177775596" w:history="1">
-            <w:r>
-              <w:rPr>
-                <w:rStyle w:val="Hipervnculo"/>
-                <w:noProof/>
-              </w:rPr>
-              <w:t>1.6.</w:t>
-            </w:r>
-            <w:r>
-              <w:rPr>
-                <w:rFonts w:eastAsiaTheme="minorEastAsia"/>
-                <w:noProof/>
-                <w:lang w:val="es-ES" w:eastAsia="es-ES"/>
-              </w:rPr>
-              <w:tab/>
-            </w:r>
+          <w:hyperlink w:anchor="_Toc179219201" w:history="1">
             <w:r>
               <w:rPr>
                 <w:rStyle w:val="Hipervnculo"/>
                 <w:rFonts w:cs="Arial"/>
                 <w:noProof/>
               </w:rPr>
+              <w:t>1.6.</w:t>
+            </w:r>
+            <w:r>
+              <w:rPr>
+                <w:rFonts w:eastAsiaTheme="minorEastAsia"/>
+                <w:noProof/>
+                <w:lang w:val="es-ES" w:eastAsia="es-ES"/>
+              </w:rPr>
+              <w:tab/>
+            </w:r>
+            <w:r>
+              <w:rPr>
+                <w:rStyle w:val="Hipervnculo"/>
+                <w:rFonts w:cs="Arial"/>
+                <w:noProof/>
+              </w:rPr>
               <w:t>Definiciones, Acrónimos y Abreviaturas</w:t>
             </w:r>
             <w:r>
@@ -1174,7 +1179,7 @@
                 <w:noProof/>
                 <w:webHidden/>
               </w:rPr>
-              <w:instrText xml:space="preserve"> PAGEREF _Toc177775596 \h </w:instrText>
+              <w:instrText xml:space="preserve"> PAGEREF _Toc179219201 \h </w:instrText>
             </w:r>
             <w:r>
               <w:rPr>
@@ -1218,28 +1223,29 @@
               <w:lang w:val="es-ES" w:eastAsia="es-ES"/>
             </w:rPr>
           </w:pPr>
-          <w:hyperlink w:anchor="_Toc177775597" w:history="1">
-            <w:r>
-              <w:rPr>
-                <w:rStyle w:val="Hipervnculo"/>
-                <w:noProof/>
-              </w:rPr>
-              <w:t>1.7.</w:t>
-            </w:r>
-            <w:r>
-              <w:rPr>
-                <w:rFonts w:eastAsiaTheme="minorEastAsia"/>
-                <w:noProof/>
-                <w:lang w:val="es-ES" w:eastAsia="es-ES"/>
-              </w:rPr>
-              <w:tab/>
-            </w:r>
+          <w:hyperlink w:anchor="_Toc179219202" w:history="1">
             <w:r>
               <w:rPr>
                 <w:rStyle w:val="Hipervnculo"/>
                 <w:rFonts w:cs="Arial"/>
                 <w:noProof/>
               </w:rPr>
+              <w:t>1.7.</w:t>
+            </w:r>
+            <w:r>
+              <w:rPr>
+                <w:rFonts w:eastAsiaTheme="minorEastAsia"/>
+                <w:noProof/>
+                <w:lang w:val="es-ES" w:eastAsia="es-ES"/>
+              </w:rPr>
+              <w:tab/>
+            </w:r>
+            <w:r>
+              <w:rPr>
+                <w:rStyle w:val="Hipervnculo"/>
+                <w:rFonts w:cs="Arial"/>
+                <w:noProof/>
+              </w:rPr>
               <w:t>Referencias</w:t>
             </w:r>
             <w:r>
@@ -1261,7 +1267,7 @@
                 <w:noProof/>
                 <w:webHidden/>
               </w:rPr>
-              <w:instrText xml:space="preserve"> PAGEREF _Toc177775597 \h </w:instrText>
+              <w:instrText xml:space="preserve"> PAGEREF _Toc179219202 \h </w:instrText>
             </w:r>
             <w:r>
               <w:rPr>
@@ -1305,28 +1311,29 @@
               <w:lang w:val="es-ES" w:eastAsia="es-ES"/>
             </w:rPr>
           </w:pPr>
-          <w:hyperlink w:anchor="_Toc177775598" w:history="1">
-            <w:r>
-              <w:rPr>
-                <w:rStyle w:val="Hipervnculo"/>
-                <w:noProof/>
-              </w:rPr>
-              <w:t>1.8.</w:t>
-            </w:r>
-            <w:r>
-              <w:rPr>
-                <w:rFonts w:eastAsiaTheme="minorEastAsia"/>
-                <w:noProof/>
-                <w:lang w:val="es-ES" w:eastAsia="es-ES"/>
-              </w:rPr>
-              <w:tab/>
-            </w:r>
+          <w:hyperlink w:anchor="_Toc179219203" w:history="1">
             <w:r>
               <w:rPr>
                 <w:rStyle w:val="Hipervnculo"/>
                 <w:rFonts w:cs="Arial"/>
                 <w:noProof/>
               </w:rPr>
+              <w:t>1.8.</w:t>
+            </w:r>
+            <w:r>
+              <w:rPr>
+                <w:rFonts w:eastAsiaTheme="minorEastAsia"/>
+                <w:noProof/>
+                <w:lang w:val="es-ES" w:eastAsia="es-ES"/>
+              </w:rPr>
+              <w:tab/>
+            </w:r>
+            <w:r>
+              <w:rPr>
+                <w:rStyle w:val="Hipervnculo"/>
+                <w:rFonts w:cs="Arial"/>
+                <w:noProof/>
+              </w:rPr>
               <w:t>Visión General del Documento</w:t>
             </w:r>
             <w:r>
@@ -1348,7 +1355,7 @@
                 <w:noProof/>
                 <w:webHidden/>
               </w:rPr>
-              <w:instrText xml:space="preserve"> PAGEREF _Toc177775598 \h </w:instrText>
+              <w:instrText xml:space="preserve"> PAGEREF _Toc179219203 \h </w:instrText>
             </w:r>
             <w:r>
               <w:rPr>
@@ -1392,7 +1399,7 @@
               <w:lang w:val="es-ES" w:eastAsia="es-ES"/>
             </w:rPr>
           </w:pPr>
-          <w:hyperlink w:anchor="_Toc177775599" w:history="1">
+          <w:hyperlink w:anchor="_Toc179219204" w:history="1">
             <w:r>
               <w:rPr>
                 <w:rStyle w:val="Hipervnculo"/>
@@ -1434,7 +1441,7 @@
                 <w:noProof/>
                 <w:webHidden/>
               </w:rPr>
-              <w:instrText xml:space="preserve"> PAGEREF _Toc177775599 \h </w:instrText>
+              <w:instrText xml:space="preserve"> PAGEREF _Toc179219204 \h </w:instrText>
             </w:r>
             <w:r>
               <w:rPr>
@@ -1478,28 +1485,29 @@
               <w:lang w:val="es-ES" w:eastAsia="es-ES"/>
             </w:rPr>
           </w:pPr>
-          <w:hyperlink w:anchor="_Toc177775600" w:history="1">
-            <w:r>
-              <w:rPr>
-                <w:rStyle w:val="Hipervnculo"/>
-                <w:noProof/>
-              </w:rPr>
-              <w:t>2.1.</w:t>
-            </w:r>
-            <w:r>
-              <w:rPr>
-                <w:rFonts w:eastAsiaTheme="minorEastAsia"/>
-                <w:noProof/>
-                <w:lang w:val="es-ES" w:eastAsia="es-ES"/>
-              </w:rPr>
-              <w:tab/>
-            </w:r>
+          <w:hyperlink w:anchor="_Toc179219205" w:history="1">
             <w:r>
               <w:rPr>
                 <w:rStyle w:val="Hipervnculo"/>
                 <w:rFonts w:cs="Arial"/>
                 <w:noProof/>
               </w:rPr>
+              <w:t>2.1.</w:t>
+            </w:r>
+            <w:r>
+              <w:rPr>
+                <w:rFonts w:eastAsiaTheme="minorEastAsia"/>
+                <w:noProof/>
+                <w:lang w:val="es-ES" w:eastAsia="es-ES"/>
+              </w:rPr>
+              <w:tab/>
+            </w:r>
+            <w:r>
+              <w:rPr>
+                <w:rStyle w:val="Hipervnculo"/>
+                <w:rFonts w:cs="Arial"/>
+                <w:noProof/>
+              </w:rPr>
               <w:t>Perspectiva del Producto</w:t>
             </w:r>
             <w:r>
@@ -1521,7 +1529,7 @@
                 <w:noProof/>
                 <w:webHidden/>
               </w:rPr>
-              <w:instrText xml:space="preserve"> PAGEREF _Toc177775600 \h </w:instrText>
+              <w:instrText xml:space="preserve"> PAGEREF _Toc179219205 \h </w:instrText>
             </w:r>
             <w:r>
               <w:rPr>
@@ -1565,28 +1573,29 @@
               <w:lang w:val="es-ES" w:eastAsia="es-ES"/>
             </w:rPr>
           </w:pPr>
-          <w:hyperlink w:anchor="_Toc177775601" w:history="1">
-            <w:r>
-              <w:rPr>
-                <w:rStyle w:val="Hipervnculo"/>
-                <w:noProof/>
-              </w:rPr>
-              <w:t>2.2.</w:t>
-            </w:r>
-            <w:r>
-              <w:rPr>
-                <w:rFonts w:eastAsiaTheme="minorEastAsia"/>
-                <w:noProof/>
-                <w:lang w:val="es-ES" w:eastAsia="es-ES"/>
-              </w:rPr>
-              <w:tab/>
-            </w:r>
+          <w:hyperlink w:anchor="_Toc179219206" w:history="1">
             <w:r>
               <w:rPr>
                 <w:rStyle w:val="Hipervnculo"/>
                 <w:rFonts w:cs="Arial"/>
                 <w:noProof/>
               </w:rPr>
+              <w:t>2.2.</w:t>
+            </w:r>
+            <w:r>
+              <w:rPr>
+                <w:rFonts w:eastAsiaTheme="minorEastAsia"/>
+                <w:noProof/>
+                <w:lang w:val="es-ES" w:eastAsia="es-ES"/>
+              </w:rPr>
+              <w:tab/>
+            </w:r>
+            <w:r>
+              <w:rPr>
+                <w:rStyle w:val="Hipervnculo"/>
+                <w:rFonts w:cs="Arial"/>
+                <w:noProof/>
+              </w:rPr>
               <w:t>Funciones del Producto</w:t>
             </w:r>
             <w:r>
@@ -1608,7 +1617,7 @@
                 <w:noProof/>
                 <w:webHidden/>
               </w:rPr>
-              <w:instrText xml:space="preserve"> PAGEREF _Toc177775601 \h </w:instrText>
+              <w:instrText xml:space="preserve"> PAGEREF _Toc179219206 \h </w:instrText>
             </w:r>
             <w:r>
               <w:rPr>
@@ -1652,28 +1661,29 @@
               <w:lang w:val="es-ES" w:eastAsia="es-ES"/>
             </w:rPr>
           </w:pPr>
-          <w:hyperlink w:anchor="_Toc177775602" w:history="1">
-            <w:r>
-              <w:rPr>
-                <w:rStyle w:val="Hipervnculo"/>
-                <w:noProof/>
-              </w:rPr>
-              <w:t>2.3.</w:t>
-            </w:r>
-            <w:r>
-              <w:rPr>
-                <w:rFonts w:eastAsiaTheme="minorEastAsia"/>
-                <w:noProof/>
-                <w:lang w:val="es-ES" w:eastAsia="es-ES"/>
-              </w:rPr>
-              <w:tab/>
-            </w:r>
+          <w:hyperlink w:anchor="_Toc179219207" w:history="1">
             <w:r>
               <w:rPr>
                 <w:rStyle w:val="Hipervnculo"/>
                 <w:rFonts w:cs="Arial"/>
                 <w:noProof/>
               </w:rPr>
+              <w:t>2.3.</w:t>
+            </w:r>
+            <w:r>
+              <w:rPr>
+                <w:rFonts w:eastAsiaTheme="minorEastAsia"/>
+                <w:noProof/>
+                <w:lang w:val="es-ES" w:eastAsia="es-ES"/>
+              </w:rPr>
+              <w:tab/>
+            </w:r>
+            <w:r>
+              <w:rPr>
+                <w:rStyle w:val="Hipervnculo"/>
+                <w:rFonts w:cs="Arial"/>
+                <w:noProof/>
+              </w:rPr>
               <w:t>Usuarios del Producto</w:t>
             </w:r>
             <w:r>
@@ -1695,7 +1705,7 @@
                 <w:noProof/>
                 <w:webHidden/>
               </w:rPr>
-              <w:instrText xml:space="preserve"> PAGEREF _Toc177775602 \h </w:instrText>
+              <w:instrText xml:space="preserve"> PAGEREF _Toc179219207 \h </w:instrText>
             </w:r>
             <w:r>
               <w:rPr>
@@ -1739,28 +1749,29 @@
               <w:lang w:val="es-ES" w:eastAsia="es-ES"/>
             </w:rPr>
           </w:pPr>
-          <w:hyperlink w:anchor="_Toc177775603" w:history="1">
-            <w:r>
-              <w:rPr>
-                <w:rStyle w:val="Hipervnculo"/>
-                <w:noProof/>
-              </w:rPr>
-              <w:t>2.4.</w:t>
-            </w:r>
-            <w:r>
-              <w:rPr>
-                <w:rFonts w:eastAsiaTheme="minorEastAsia"/>
-                <w:noProof/>
-                <w:lang w:val="es-ES" w:eastAsia="es-ES"/>
-              </w:rPr>
-              <w:tab/>
-            </w:r>
+          <w:hyperlink w:anchor="_Toc179219208" w:history="1">
             <w:r>
               <w:rPr>
                 <w:rStyle w:val="Hipervnculo"/>
                 <w:rFonts w:cs="Arial"/>
                 <w:noProof/>
               </w:rPr>
+              <w:t>2.4.</w:t>
+            </w:r>
+            <w:r>
+              <w:rPr>
+                <w:rFonts w:eastAsiaTheme="minorEastAsia"/>
+                <w:noProof/>
+                <w:lang w:val="es-ES" w:eastAsia="es-ES"/>
+              </w:rPr>
+              <w:tab/>
+            </w:r>
+            <w:r>
+              <w:rPr>
+                <w:rStyle w:val="Hipervnculo"/>
+                <w:rFonts w:cs="Arial"/>
+                <w:noProof/>
+              </w:rPr>
               <w:t>Restricciones</w:t>
             </w:r>
             <w:r>
@@ -1782,7 +1793,7 @@
                 <w:noProof/>
                 <w:webHidden/>
               </w:rPr>
-              <w:instrText xml:space="preserve"> PAGEREF _Toc177775603 \h </w:instrText>
+              <w:instrText xml:space="preserve"> PAGEREF _Toc179219208 \h </w:instrText>
             </w:r>
             <w:r>
               <w:rPr>
@@ -1826,28 +1837,29 @@
               <w:lang w:val="es-ES" w:eastAsia="es-ES"/>
             </w:rPr>
           </w:pPr>
-          <w:hyperlink w:anchor="_Toc177775604" w:history="1">
-            <w:r>
-              <w:rPr>
-                <w:rStyle w:val="Hipervnculo"/>
-                <w:noProof/>
-              </w:rPr>
-              <w:t>2.5.</w:t>
-            </w:r>
-            <w:r>
-              <w:rPr>
-                <w:rFonts w:eastAsiaTheme="minorEastAsia"/>
-                <w:noProof/>
-                <w:lang w:val="es-ES" w:eastAsia="es-ES"/>
-              </w:rPr>
-              <w:tab/>
-            </w:r>
+          <w:hyperlink w:anchor="_Toc179219209" w:history="1">
             <w:r>
               <w:rPr>
                 <w:rStyle w:val="Hipervnculo"/>
                 <w:rFonts w:cs="Arial"/>
                 <w:noProof/>
               </w:rPr>
+              <w:t>2.5.</w:t>
+            </w:r>
+            <w:r>
+              <w:rPr>
+                <w:rFonts w:eastAsiaTheme="minorEastAsia"/>
+                <w:noProof/>
+                <w:lang w:val="es-ES" w:eastAsia="es-ES"/>
+              </w:rPr>
+              <w:tab/>
+            </w:r>
+            <w:r>
+              <w:rPr>
+                <w:rStyle w:val="Hipervnculo"/>
+                <w:rFonts w:cs="Arial"/>
+                <w:noProof/>
+              </w:rPr>
               <w:t>Suposiciones y Dependencias</w:t>
             </w:r>
             <w:r>
@@ -1869,7 +1881,7 @@
                 <w:noProof/>
                 <w:webHidden/>
               </w:rPr>
-              <w:instrText xml:space="preserve"> PAGEREF _Toc177775604 \h </w:instrText>
+              <w:instrText xml:space="preserve"> PAGEREF _Toc179219209 \h </w:instrText>
             </w:r>
             <w:r>
               <w:rPr>
@@ -1913,28 +1925,29 @@
               <w:lang w:val="es-ES" w:eastAsia="es-ES"/>
             </w:rPr>
           </w:pPr>
-          <w:hyperlink w:anchor="_Toc177775605" w:history="1">
-            <w:r>
-              <w:rPr>
-                <w:rStyle w:val="Hipervnculo"/>
-                <w:noProof/>
-              </w:rPr>
-              <w:t>2.6.</w:t>
-            </w:r>
-            <w:r>
-              <w:rPr>
-                <w:rFonts w:eastAsiaTheme="minorEastAsia"/>
-                <w:noProof/>
-                <w:lang w:val="es-ES" w:eastAsia="es-ES"/>
-              </w:rPr>
-              <w:tab/>
-            </w:r>
+          <w:hyperlink w:anchor="_Toc179219210" w:history="1">
             <w:r>
               <w:rPr>
                 <w:rStyle w:val="Hipervnculo"/>
                 <w:rFonts w:cs="Arial"/>
                 <w:noProof/>
               </w:rPr>
+              <w:t>2.6.</w:t>
+            </w:r>
+            <w:r>
+              <w:rPr>
+                <w:rFonts w:eastAsiaTheme="minorEastAsia"/>
+                <w:noProof/>
+                <w:lang w:val="es-ES" w:eastAsia="es-ES"/>
+              </w:rPr>
+              <w:tab/>
+            </w:r>
+            <w:r>
+              <w:rPr>
+                <w:rStyle w:val="Hipervnculo"/>
+                <w:rFonts w:cs="Arial"/>
+                <w:noProof/>
+              </w:rPr>
               <w:t>Evolución previsible del sistema</w:t>
             </w:r>
             <w:r>
@@ -1956,7 +1969,7 @@
                 <w:noProof/>
                 <w:webHidden/>
               </w:rPr>
-              <w:instrText xml:space="preserve"> PAGEREF _Toc177775605 \h </w:instrText>
+              <w:instrText xml:space="preserve"> PAGEREF _Toc179219210 \h </w:instrText>
             </w:r>
             <w:r>
               <w:rPr>
@@ -2000,7 +2013,7 @@
               <w:lang w:val="es-ES" w:eastAsia="es-ES"/>
             </w:rPr>
           </w:pPr>
-          <w:hyperlink w:anchor="_Toc177775606" w:history="1">
+          <w:hyperlink w:anchor="_Toc179219211" w:history="1">
             <w:r>
               <w:rPr>
                 <w:rStyle w:val="Hipervnculo"/>
@@ -2073,7 +2086,7 @@
                 <w:noProof/>
                 <w:webHidden/>
               </w:rPr>
-              <w:instrText xml:space="preserve"> PAGEREF _Toc177775606 \h </w:instrText>
+              <w:instrText xml:space="preserve"> PAGEREF _Toc179219211 \h </w:instrText>
             </w:r>
             <w:r>
               <w:rPr>
@@ -2117,28 +2130,29 @@
               <w:lang w:val="es-ES" w:eastAsia="es-ES"/>
             </w:rPr>
           </w:pPr>
-          <w:hyperlink w:anchor="_Toc177775607" w:history="1">
-            <w:r>
-              <w:rPr>
-                <w:rStyle w:val="Hipervnculo"/>
-                <w:noProof/>
-              </w:rPr>
-              <w:t>3.1.</w:t>
-            </w:r>
-            <w:r>
-              <w:rPr>
-                <w:rFonts w:eastAsiaTheme="minorEastAsia"/>
-                <w:noProof/>
-                <w:lang w:val="es-ES" w:eastAsia="es-ES"/>
-              </w:rPr>
-              <w:tab/>
-            </w:r>
+          <w:hyperlink w:anchor="_Toc179219212" w:history="1">
             <w:r>
               <w:rPr>
                 <w:rStyle w:val="Hipervnculo"/>
                 <w:rFonts w:cs="Arial"/>
                 <w:noProof/>
               </w:rPr>
+              <w:t>3.1.</w:t>
+            </w:r>
+            <w:r>
+              <w:rPr>
+                <w:rFonts w:eastAsiaTheme="minorEastAsia"/>
+                <w:noProof/>
+                <w:lang w:val="es-ES" w:eastAsia="es-ES"/>
+              </w:rPr>
+              <w:tab/>
+            </w:r>
+            <w:r>
+              <w:rPr>
+                <w:rStyle w:val="Hipervnculo"/>
+                <w:rFonts w:cs="Arial"/>
+                <w:noProof/>
+              </w:rPr>
               <w:t>Metodología Ágil:</w:t>
             </w:r>
             <w:r>
@@ -2160,7 +2174,7 @@
                 <w:noProof/>
                 <w:webHidden/>
               </w:rPr>
-              <w:instrText xml:space="preserve"> PAGEREF _Toc177775607 \h </w:instrText>
+              <w:instrText xml:space="preserve"> PAGEREF _Toc179219212 \h </w:instrText>
             </w:r>
             <w:r>
               <w:rPr>
@@ -2204,22 +2218,7 @@
               <w:lang w:val="es-ES" w:eastAsia="es-ES"/>
             </w:rPr>
           </w:pPr>
-          <w:hyperlink w:anchor="_Toc177775608" w:history="1">
-            <w:r>
-              <w:rPr>
-                <w:rStyle w:val="Hipervnculo"/>
-                <w:noProof/>
-              </w:rPr>
-              <w:t>3.2.</w:t>
-            </w:r>
-            <w:r>
-              <w:rPr>
-                <w:rFonts w:eastAsiaTheme="minorEastAsia"/>
-                <w:noProof/>
-                <w:lang w:val="es-ES" w:eastAsia="es-ES"/>
-              </w:rPr>
-              <w:tab/>
-            </w:r>
+          <w:hyperlink w:anchor="_Toc179219213" w:history="1">
             <w:r>
               <w:rPr>
                 <w:rStyle w:val="Hipervnculo"/>
@@ -2227,6 +2226,23 @@
                 <w:noProof/>
                 <w:lang w:val="es-ES"/>
               </w:rPr>
+              <w:t>3.2.</w:t>
+            </w:r>
+            <w:r>
+              <w:rPr>
+                <w:rFonts w:eastAsiaTheme="minorEastAsia"/>
+                <w:noProof/>
+                <w:lang w:val="es-ES" w:eastAsia="es-ES"/>
+              </w:rPr>
+              <w:tab/>
+            </w:r>
+            <w:r>
+              <w:rPr>
+                <w:rStyle w:val="Hipervnculo"/>
+                <w:rFonts w:cs="Arial"/>
+                <w:noProof/>
+                <w:lang w:val="es-ES"/>
+              </w:rPr>
               <w:t>Arquitectura Modular y Orientada a Objetos:</w:t>
             </w:r>
             <w:r>
@@ -2248,7 +2264,7 @@
                 <w:noProof/>
                 <w:webHidden/>
               </w:rPr>
-              <w:instrText xml:space="preserve"> PAGEREF _Toc177775608 \h </w:instrText>
+              <w:instrText xml:space="preserve"> PAGEREF _Toc179219213 \h </w:instrText>
             </w:r>
             <w:r>
               <w:rPr>
@@ -2291,12 +2307,13 @@
               <w:lang w:val="es-ES" w:eastAsia="es-ES"/>
             </w:rPr>
           </w:pPr>
-          <w:hyperlink w:anchor="_Toc177775609" w:history="1">
+          <w:hyperlink w:anchor="_Toc179219214" w:history="1">
             <w:r>
               <w:rPr>
                 <w:rStyle w:val="Hipervnculo"/>
                 <w:rFonts w:cs="Arial"/>
                 <w:noProof/>
+                <w:lang w:val="es-ES"/>
               </w:rPr>
               <w:t>3.3.      Tecnología Python y PostgreSQL</w:t>
             </w:r>
@@ -2304,6 +2321,7 @@
               <w:rPr>
                 <w:rStyle w:val="Hipervnculo"/>
                 <w:noProof/>
+                <w:lang w:val="es-ES"/>
               </w:rPr>
               <w:t>:</w:t>
             </w:r>
@@ -2326,7 +2344,7 @@
                 <w:noProof/>
                 <w:webHidden/>
               </w:rPr>
-              <w:instrText xml:space="preserve"> PAGEREF _Toc177775609 \h </w:instrText>
+              <w:instrText xml:space="preserve"> PAGEREF _Toc179219214 \h </w:instrText>
             </w:r>
             <w:r>
               <w:rPr>
@@ -2369,12 +2387,13 @@
               <w:lang w:val="es-ES" w:eastAsia="es-ES"/>
             </w:rPr>
           </w:pPr>
-          <w:hyperlink w:anchor="_Toc177775610" w:history="1">
+          <w:hyperlink w:anchor="_Toc179219215" w:history="1">
             <w:r>
               <w:rPr>
                 <w:rStyle w:val="Hipervnculo"/>
                 <w:rFonts w:cs="Arial"/>
                 <w:noProof/>
+                <w:lang w:val="es-ES"/>
               </w:rPr>
               <w:t>3.4.      Sistema Local y Offline:</w:t>
             </w:r>
@@ -2397,7 +2416,7 @@
                 <w:noProof/>
                 <w:webHidden/>
               </w:rPr>
-              <w:instrText xml:space="preserve"> PAGEREF _Toc177775610 \h </w:instrText>
+              <w:instrText xml:space="preserve"> PAGEREF _Toc179219215 \h </w:instrText>
             </w:r>
             <w:r>
               <w:rPr>
@@ -2441,7 +2460,7 @@
               <w:lang w:val="es-ES" w:eastAsia="es-ES"/>
             </w:rPr>
           </w:pPr>
-          <w:hyperlink w:anchor="_Toc177775611" w:history="1">
+          <w:hyperlink w:anchor="_Toc179219216" w:history="1">
             <w:r>
               <w:rPr>
                 <w:rStyle w:val="Hipervnculo"/>
@@ -2485,7 +2504,7 @@
                 <w:noProof/>
                 <w:webHidden/>
               </w:rPr>
-              <w:instrText xml:space="preserve"> PAGEREF _Toc177775611 \h </w:instrText>
+              <w:instrText xml:space="preserve"> PAGEREF _Toc179219216 \h </w:instrText>
             </w:r>
             <w:r>
               <w:rPr>
@@ -2529,7 +2548,7 @@
               <w:lang w:val="es-ES" w:eastAsia="es-ES"/>
             </w:rPr>
           </w:pPr>
-          <w:hyperlink w:anchor="_Toc177775612" w:history="1">
+          <w:hyperlink w:anchor="_Toc179219217" w:history="1">
             <w:r>
               <w:rPr>
                 <w:rStyle w:val="Hipervnculo"/>
@@ -2573,7 +2592,7 @@
                 <w:noProof/>
                 <w:webHidden/>
               </w:rPr>
-              <w:instrText xml:space="preserve"> PAGEREF _Toc177775612 \h </w:instrText>
+              <w:instrText xml:space="preserve"> PAGEREF _Toc179219217 \h </w:instrText>
             </w:r>
             <w:r>
               <w:rPr>
@@ -2617,7 +2636,7 @@
               <w:lang w:val="es-ES" w:eastAsia="es-ES"/>
             </w:rPr>
           </w:pPr>
-          <w:hyperlink w:anchor="_Toc177775613" w:history="1">
+          <w:hyperlink w:anchor="_Toc179219218" w:history="1">
             <w:r>
               <w:rPr>
                 <w:rStyle w:val="Hipervnculo"/>
@@ -2660,7 +2679,7 @@
                 <w:noProof/>
                 <w:webHidden/>
               </w:rPr>
-              <w:instrText xml:space="preserve"> PAGEREF _Toc177775613 \h </w:instrText>
+              <w:instrText xml:space="preserve"> PAGEREF _Toc179219218 \h </w:instrText>
             </w:r>
             <w:r>
               <w:rPr>
@@ -2704,7 +2723,7 @@
               <w:lang w:val="es-ES" w:eastAsia="es-ES"/>
             </w:rPr>
           </w:pPr>
-          <w:hyperlink w:anchor="_Toc177775614" w:history="1">
+          <w:hyperlink w:anchor="_Toc179219219" w:history="1">
             <w:r>
               <w:rPr>
                 <w:rStyle w:val="Hipervnculo"/>
@@ -2746,7 +2765,7 @@
                 <w:noProof/>
                 <w:webHidden/>
               </w:rPr>
-              <w:instrText xml:space="preserve"> PAGEREF _Toc177775614 \h </w:instrText>
+              <w:instrText xml:space="preserve"> PAGEREF _Toc179219219 \h </w:instrText>
             </w:r>
             <w:r>
               <w:rPr>
@@ -2790,28 +2809,29 @@
               <w:lang w:val="es-ES" w:eastAsia="es-ES"/>
             </w:rPr>
           </w:pPr>
-          <w:hyperlink w:anchor="_Toc177775615" w:history="1">
-            <w:r>
-              <w:rPr>
-                <w:rStyle w:val="Hipervnculo"/>
-                <w:noProof/>
-              </w:rPr>
-              <w:t>5.1.</w:t>
-            </w:r>
-            <w:r>
-              <w:rPr>
-                <w:rFonts w:eastAsiaTheme="minorEastAsia"/>
-                <w:noProof/>
-                <w:lang w:val="es-ES" w:eastAsia="es-ES"/>
-              </w:rPr>
-              <w:tab/>
-            </w:r>
+          <w:hyperlink w:anchor="_Toc179219220" w:history="1">
             <w:r>
               <w:rPr>
                 <w:rStyle w:val="Hipervnculo"/>
                 <w:rFonts w:cs="Arial"/>
                 <w:noProof/>
               </w:rPr>
+              <w:t>5.1.</w:t>
+            </w:r>
+            <w:r>
+              <w:rPr>
+                <w:rFonts w:eastAsiaTheme="minorEastAsia"/>
+                <w:noProof/>
+                <w:lang w:val="es-ES" w:eastAsia="es-ES"/>
+              </w:rPr>
+              <w:tab/>
+            </w:r>
+            <w:r>
+              <w:rPr>
+                <w:rStyle w:val="Hipervnculo"/>
+                <w:rFonts w:cs="Arial"/>
+                <w:noProof/>
+              </w:rPr>
               <w:t>Requisitos comunes de las interfaces</w:t>
             </w:r>
             <w:r>
@@ -2833,7 +2853,7 @@
                 <w:noProof/>
                 <w:webHidden/>
               </w:rPr>
-              <w:instrText xml:space="preserve"> PAGEREF _Toc177775615 \h </w:instrText>
+              <w:instrText xml:space="preserve"> PAGEREF _Toc179219220 \h </w:instrText>
             </w:r>
             <w:r>
               <w:rPr>
@@ -2877,7 +2897,7 @@
               <w:lang w:val="es-ES" w:eastAsia="es-ES"/>
             </w:rPr>
           </w:pPr>
-          <w:hyperlink w:anchor="_Toc177775616" w:history="1">
+          <w:hyperlink w:anchor="_Toc179219221" w:history="1">
             <w:r>
               <w:rPr>
                 <w:rStyle w:val="Hipervnculo"/>
@@ -2921,7 +2941,7 @@
                 <w:noProof/>
                 <w:webHidden/>
               </w:rPr>
-              <w:instrText xml:space="preserve"> PAGEREF _Toc177775616 \h </w:instrText>
+              <w:instrText xml:space="preserve"> PAGEREF _Toc179219221 \h </w:instrText>
             </w:r>
             <w:r>
               <w:rPr>
@@ -2965,7 +2985,7 @@
               <w:lang w:val="es-ES" w:eastAsia="es-ES"/>
             </w:rPr>
           </w:pPr>
-          <w:hyperlink w:anchor="_Toc177775617" w:history="1">
+          <w:hyperlink w:anchor="_Toc179219222" w:history="1">
             <w:r>
               <w:rPr>
                 <w:rStyle w:val="Hipervnculo"/>
@@ -3009,7 +3029,7 @@
                 <w:noProof/>
                 <w:webHidden/>
               </w:rPr>
-              <w:instrText xml:space="preserve"> PAGEREF _Toc177775617 \h </w:instrText>
+              <w:instrText xml:space="preserve"> PAGEREF _Toc179219222 \h </w:instrText>
             </w:r>
             <w:r>
               <w:rPr>
@@ -3053,7 +3073,7 @@
               <w:lang w:val="es-ES" w:eastAsia="es-ES"/>
             </w:rPr>
           </w:pPr>
-          <w:hyperlink w:anchor="_Toc177775618" w:history="1">
+          <w:hyperlink w:anchor="_Toc179219223" w:history="1">
             <w:r>
               <w:rPr>
                 <w:rStyle w:val="Hipervnculo"/>
@@ -3097,7 +3117,7 @@
                 <w:noProof/>
                 <w:webHidden/>
               </w:rPr>
-              <w:instrText xml:space="preserve"> PAGEREF _Toc177775618 \h </w:instrText>
+              <w:instrText xml:space="preserve"> PAGEREF _Toc179219223 \h </w:instrText>
             </w:r>
             <w:r>
               <w:rPr>
@@ -3141,7 +3161,7 @@
               <w:lang w:val="es-ES" w:eastAsia="es-ES"/>
             </w:rPr>
           </w:pPr>
-          <w:hyperlink w:anchor="_Toc177775619" w:history="1">
+          <w:hyperlink w:anchor="_Toc179219224" w:history="1">
             <w:r>
               <w:rPr>
                 <w:rStyle w:val="Hipervnculo"/>
@@ -3185,7 +3205,7 @@
                 <w:noProof/>
                 <w:webHidden/>
               </w:rPr>
-              <w:instrText xml:space="preserve"> PAGEREF _Toc177775619 \h </w:instrText>
+              <w:instrText xml:space="preserve"> PAGEREF _Toc179219224 \h </w:instrText>
             </w:r>
             <w:r>
               <w:rPr>
@@ -3229,28 +3249,29 @@
               <w:lang w:val="es-ES" w:eastAsia="es-ES"/>
             </w:rPr>
           </w:pPr>
-          <w:hyperlink w:anchor="_Toc177775620" w:history="1">
-            <w:r>
-              <w:rPr>
-                <w:rStyle w:val="Hipervnculo"/>
-                <w:noProof/>
-              </w:rPr>
-              <w:t>5.2.</w:t>
-            </w:r>
-            <w:r>
-              <w:rPr>
-                <w:rFonts w:eastAsiaTheme="minorEastAsia"/>
-                <w:noProof/>
-                <w:lang w:val="es-ES" w:eastAsia="es-ES"/>
-              </w:rPr>
-              <w:tab/>
-            </w:r>
+          <w:hyperlink w:anchor="_Toc179219225" w:history="1">
             <w:r>
               <w:rPr>
                 <w:rStyle w:val="Hipervnculo"/>
                 <w:rFonts w:cs="Arial"/>
                 <w:noProof/>
               </w:rPr>
+              <w:t>5.2.</w:t>
+            </w:r>
+            <w:r>
+              <w:rPr>
+                <w:rFonts w:eastAsiaTheme="minorEastAsia"/>
+                <w:noProof/>
+                <w:lang w:val="es-ES" w:eastAsia="es-ES"/>
+              </w:rPr>
+              <w:tab/>
+            </w:r>
+            <w:r>
+              <w:rPr>
+                <w:rStyle w:val="Hipervnculo"/>
+                <w:rFonts w:cs="Arial"/>
+                <w:noProof/>
+              </w:rPr>
               <w:t>Requisitos Funcionales</w:t>
             </w:r>
             <w:r>
@@ -3272,7 +3293,7 @@
                 <w:noProof/>
                 <w:webHidden/>
               </w:rPr>
-              <w:instrText xml:space="preserve"> PAGEREF _Toc177775620 \h </w:instrText>
+              <w:instrText xml:space="preserve"> PAGEREF _Toc179219225 \h </w:instrText>
             </w:r>
             <w:r>
               <w:rPr>
@@ -3292,7 +3313,7 @@
                 <w:noProof/>
                 <w:webHidden/>
               </w:rPr>
-              <w:t>15</w:t>
+              <w:t>16</w:t>
             </w:r>
             <w:r>
               <w:rPr>
@@ -3316,28 +3337,29 @@
               <w:lang w:val="es-ES" w:eastAsia="es-ES"/>
             </w:rPr>
           </w:pPr>
-          <w:hyperlink w:anchor="_Toc177775621" w:history="1">
-            <w:r>
-              <w:rPr>
-                <w:rStyle w:val="Hipervnculo"/>
-                <w:noProof/>
-              </w:rPr>
-              <w:t>5.3.</w:t>
-            </w:r>
-            <w:r>
-              <w:rPr>
-                <w:rFonts w:eastAsiaTheme="minorEastAsia"/>
-                <w:noProof/>
-                <w:lang w:val="es-ES" w:eastAsia="es-ES"/>
-              </w:rPr>
-              <w:tab/>
-            </w:r>
+          <w:hyperlink w:anchor="_Toc179219226" w:history="1">
             <w:r>
               <w:rPr>
                 <w:rStyle w:val="Hipervnculo"/>
                 <w:rFonts w:cs="Arial"/>
                 <w:noProof/>
               </w:rPr>
+              <w:t>5.3.</w:t>
+            </w:r>
+            <w:r>
+              <w:rPr>
+                <w:rFonts w:eastAsiaTheme="minorEastAsia"/>
+                <w:noProof/>
+                <w:lang w:val="es-ES" w:eastAsia="es-ES"/>
+              </w:rPr>
+              <w:tab/>
+            </w:r>
+            <w:r>
+              <w:rPr>
+                <w:rStyle w:val="Hipervnculo"/>
+                <w:rFonts w:cs="Arial"/>
+                <w:noProof/>
+              </w:rPr>
               <w:t>Requisitos No Funcionales</w:t>
             </w:r>
             <w:r>
@@ -3359,7 +3381,7 @@
                 <w:noProof/>
                 <w:webHidden/>
               </w:rPr>
-              <w:instrText xml:space="preserve"> PAGEREF _Toc177775621 \h </w:instrText>
+              <w:instrText xml:space="preserve"> PAGEREF _Toc179219226 \h </w:instrText>
             </w:r>
             <w:r>
               <w:rPr>
@@ -3403,7 +3425,7 @@
               <w:lang w:val="es-ES" w:eastAsia="es-ES"/>
             </w:rPr>
           </w:pPr>
-          <w:hyperlink w:anchor="_Toc177775622" w:history="1">
+          <w:hyperlink w:anchor="_Toc179219227" w:history="1">
             <w:r>
               <w:rPr>
                 <w:rStyle w:val="Hipervnculo"/>
@@ -3447,7 +3469,7 @@
                 <w:noProof/>
                 <w:webHidden/>
               </w:rPr>
-              <w:instrText xml:space="preserve"> PAGEREF _Toc177775622 \h </w:instrText>
+              <w:instrText xml:space="preserve"> PAGEREF _Toc179219227 \h </w:instrText>
             </w:r>
             <w:r>
               <w:rPr>
@@ -3491,7 +3513,7 @@
               <w:lang w:val="es-ES" w:eastAsia="es-ES"/>
             </w:rPr>
           </w:pPr>
-          <w:hyperlink w:anchor="_Toc177775623" w:history="1">
+          <w:hyperlink w:anchor="_Toc179219228" w:history="1">
             <w:r>
               <w:rPr>
                 <w:rStyle w:val="Hipervnculo"/>
@@ -3535,7 +3557,7 @@
                 <w:noProof/>
                 <w:webHidden/>
               </w:rPr>
-              <w:instrText xml:space="preserve"> PAGEREF _Toc177775623 \h </w:instrText>
+              <w:instrText xml:space="preserve"> PAGEREF _Toc179219228 \h </w:instrText>
             </w:r>
             <w:r>
               <w:rPr>
@@ -3579,7 +3601,7 @@
               <w:lang w:val="es-ES" w:eastAsia="es-ES"/>
             </w:rPr>
           </w:pPr>
-          <w:hyperlink w:anchor="_Toc177775624" w:history="1">
+          <w:hyperlink w:anchor="_Toc179219229" w:history="1">
             <w:r>
               <w:rPr>
                 <w:rStyle w:val="Hipervnculo"/>
@@ -3623,7 +3645,7 @@
                 <w:noProof/>
                 <w:webHidden/>
               </w:rPr>
-              <w:instrText xml:space="preserve"> PAGEREF _Toc177775624 \h </w:instrText>
+              <w:instrText xml:space="preserve"> PAGEREF _Toc179219229 \h </w:instrText>
             </w:r>
             <w:r>
               <w:rPr>
@@ -3667,7 +3689,7 @@
               <w:lang w:val="es-ES" w:eastAsia="es-ES"/>
             </w:rPr>
           </w:pPr>
-          <w:hyperlink w:anchor="_Toc177775625" w:history="1">
+          <w:hyperlink w:anchor="_Toc179219230" w:history="1">
             <w:r>
               <w:rPr>
                 <w:rStyle w:val="Hipervnculo"/>
@@ -3711,7 +3733,7 @@
                 <w:noProof/>
                 <w:webHidden/>
               </w:rPr>
-              <w:instrText xml:space="preserve"> PAGEREF _Toc177775625 \h </w:instrText>
+              <w:instrText xml:space="preserve"> PAGEREF _Toc179219230 \h </w:instrText>
             </w:r>
             <w:r>
               <w:rPr>
@@ -3755,7 +3777,7 @@
               <w:lang w:val="es-ES" w:eastAsia="es-ES"/>
             </w:rPr>
           </w:pPr>
-          <w:hyperlink w:anchor="_Toc177775626" w:history="1">
+          <w:hyperlink w:anchor="_Toc179219231" w:history="1">
             <w:r>
               <w:rPr>
                 <w:rStyle w:val="Hipervnculo"/>
@@ -3797,7 +3819,7 @@
                 <w:noProof/>
                 <w:webHidden/>
               </w:rPr>
-              <w:instrText xml:space="preserve"> PAGEREF _Toc177775626 \h </w:instrText>
+              <w:instrText xml:space="preserve"> PAGEREF _Toc179219231 \h </w:instrText>
             </w:r>
             <w:r>
               <w:rPr>
@@ -3840,7 +3862,7 @@
               <w:lang w:val="es-ES" w:eastAsia="es-ES"/>
             </w:rPr>
           </w:pPr>
-          <w:hyperlink w:anchor="_Toc177775627" w:history="1">
+          <w:hyperlink w:anchor="_Toc179219232" w:history="1">
             <w:r>
               <w:rPr>
                 <w:rStyle w:val="Hipervnculo"/>
@@ -3867,7 +3889,7 @@
                 <w:noProof/>
                 <w:webHidden/>
               </w:rPr>
-              <w:instrText xml:space="preserve"> PAGEREF _Toc177775627 \h </w:instrText>
+              <w:instrText xml:space="preserve"> PAGEREF _Toc179219232 \h </w:instrText>
             </w:r>
             <w:r>
               <w:rPr>
@@ -3911,7 +3933,7 @@
               <w:lang w:val="es-ES" w:eastAsia="es-ES"/>
             </w:rPr>
           </w:pPr>
-          <w:hyperlink w:anchor="_Toc177775628" w:history="1">
+          <w:hyperlink w:anchor="_Toc179219233" w:history="1">
             <w:r>
               <w:rPr>
                 <w:rStyle w:val="Hipervnculo"/>
@@ -3932,7 +3954,7 @@
                 <w:rStyle w:val="Hipervnculo"/>
                 <w:noProof/>
               </w:rPr>
-              <w:t>Diagrama de UML</w:t>
+              <w:t>Diagrama de clases</w:t>
             </w:r>
             <w:r>
               <w:rPr>
@@ -3953,7 +3975,7 @@
                 <w:noProof/>
                 <w:webHidden/>
               </w:rPr>
-              <w:instrText xml:space="preserve"> PAGEREF _Toc177775628 \h </w:instrText>
+              <w:instrText xml:space="preserve"> PAGEREF _Toc179219233 \h </w:instrText>
             </w:r>
             <w:r>
               <w:rPr>
@@ -3997,7 +4019,7 @@
               <w:lang w:val="es-ES" w:eastAsia="es-ES"/>
             </w:rPr>
           </w:pPr>
-          <w:hyperlink w:anchor="_Toc177775629" w:history="1">
+          <w:hyperlink w:anchor="_Toc179219234" w:history="1">
             <w:r>
               <w:rPr>
                 <w:rStyle w:val="Hipervnculo"/>
@@ -4039,7 +4061,7 @@
                 <w:noProof/>
                 <w:webHidden/>
               </w:rPr>
-              <w:instrText xml:space="preserve"> PAGEREF _Toc177775629 \h </w:instrText>
+              <w:instrText xml:space="preserve"> PAGEREF _Toc179219234 \h </w:instrText>
             </w:r>
             <w:r>
               <w:rPr>
@@ -4082,7 +4104,7 @@
               <w:lang w:val="es-ES" w:eastAsia="es-ES"/>
             </w:rPr>
           </w:pPr>
-          <w:hyperlink w:anchor="_Toc177775630" w:history="1">
+          <w:hyperlink w:anchor="_Toc179219235" w:history="1">
             <w:r>
               <w:rPr>
                 <w:rStyle w:val="Hipervnculo"/>
@@ -4109,7 +4131,7 @@
                 <w:noProof/>
                 <w:webHidden/>
               </w:rPr>
-              <w:instrText xml:space="preserve"> PAGEREF _Toc177775630 \h </w:instrText>
+              <w:instrText xml:space="preserve"> PAGEREF _Toc179219235 \h </w:instrText>
             </w:r>
             <w:r>
               <w:rPr>
@@ -4130,6 +4152,776 @@
                 <w:webHidden/>
               </w:rPr>
               <w:t>27</w:t>
+            </w:r>
+            <w:r>
+              <w:rPr>
+                <w:noProof/>
+                <w:webHidden/>
+              </w:rPr>
+              <w:fldChar w:fldCharType="end"/>
+            </w:r>
+          </w:hyperlink>
+        </w:p>
+        <w:p>
+          <w:pPr>
+            <w:pStyle w:val="TDC2"/>
+            <w:tabs>
+              <w:tab w:val="right" w:leader="dot" w:pos="8828"/>
+            </w:tabs>
+            <w:rPr>
+              <w:rFonts w:eastAsiaTheme="minorEastAsia"/>
+              <w:noProof/>
+              <w:lang w:val="es-ES" w:eastAsia="es-ES"/>
+            </w:rPr>
+          </w:pPr>
+          <w:hyperlink w:anchor="_Toc179219236" w:history="1">
+            <w:r>
+              <w:rPr>
+                <w:rStyle w:val="Hipervnculo"/>
+                <w:noProof/>
+              </w:rPr>
+              <w:t>7.1</w:t>
+            </w:r>
+            <w:r>
+              <w:rPr>
+                <w:noProof/>
+                <w:webHidden/>
+              </w:rPr>
+              <w:tab/>
+            </w:r>
+            <w:r>
+              <w:rPr>
+                <w:noProof/>
+                <w:webHidden/>
+              </w:rPr>
+              <w:fldChar w:fldCharType="begin"/>
+            </w:r>
+            <w:r>
+              <w:rPr>
+                <w:noProof/>
+                <w:webHidden/>
+              </w:rPr>
+              <w:instrText xml:space="preserve"> PAGEREF _Toc179219236 \h </w:instrText>
+            </w:r>
+            <w:r>
+              <w:rPr>
+                <w:noProof/>
+                <w:webHidden/>
+              </w:rPr>
+            </w:r>
+            <w:r>
+              <w:rPr>
+                <w:noProof/>
+                <w:webHidden/>
+              </w:rPr>
+              <w:fldChar w:fldCharType="separate"/>
+            </w:r>
+            <w:r>
+              <w:rPr>
+                <w:noProof/>
+                <w:webHidden/>
+              </w:rPr>
+              <w:t>27</w:t>
+            </w:r>
+            <w:r>
+              <w:rPr>
+                <w:noProof/>
+                <w:webHidden/>
+              </w:rPr>
+              <w:fldChar w:fldCharType="end"/>
+            </w:r>
+          </w:hyperlink>
+        </w:p>
+        <w:p>
+          <w:pPr>
+            <w:pStyle w:val="TDC2"/>
+            <w:tabs>
+              <w:tab w:val="right" w:leader="dot" w:pos="8828"/>
+            </w:tabs>
+            <w:rPr>
+              <w:rFonts w:eastAsiaTheme="minorEastAsia"/>
+              <w:noProof/>
+              <w:lang w:val="es-ES" w:eastAsia="es-ES"/>
+            </w:rPr>
+          </w:pPr>
+          <w:hyperlink w:anchor="_Toc179219237" w:history="1">
+            <w:r>
+              <w:rPr>
+                <w:rStyle w:val="Hipervnculo"/>
+                <w:noProof/>
+              </w:rPr>
+              <w:t>7.2</w:t>
+            </w:r>
+            <w:r>
+              <w:rPr>
+                <w:noProof/>
+                <w:webHidden/>
+              </w:rPr>
+              <w:tab/>
+            </w:r>
+            <w:r>
+              <w:rPr>
+                <w:noProof/>
+                <w:webHidden/>
+              </w:rPr>
+              <w:fldChar w:fldCharType="begin"/>
+            </w:r>
+            <w:r>
+              <w:rPr>
+                <w:noProof/>
+                <w:webHidden/>
+              </w:rPr>
+              <w:instrText xml:space="preserve"> PAGEREF _Toc179219237 \h </w:instrText>
+            </w:r>
+            <w:r>
+              <w:rPr>
+                <w:noProof/>
+                <w:webHidden/>
+              </w:rPr>
+            </w:r>
+            <w:r>
+              <w:rPr>
+                <w:noProof/>
+                <w:webHidden/>
+              </w:rPr>
+              <w:fldChar w:fldCharType="separate"/>
+            </w:r>
+            <w:r>
+              <w:rPr>
+                <w:noProof/>
+                <w:webHidden/>
+              </w:rPr>
+              <w:t>27</w:t>
+            </w:r>
+            <w:r>
+              <w:rPr>
+                <w:noProof/>
+                <w:webHidden/>
+              </w:rPr>
+              <w:fldChar w:fldCharType="end"/>
+            </w:r>
+          </w:hyperlink>
+        </w:p>
+        <w:p>
+          <w:pPr>
+            <w:pStyle w:val="TDC2"/>
+            <w:tabs>
+              <w:tab w:val="right" w:leader="dot" w:pos="8828"/>
+            </w:tabs>
+            <w:rPr>
+              <w:rFonts w:eastAsiaTheme="minorEastAsia"/>
+              <w:noProof/>
+              <w:lang w:val="es-ES" w:eastAsia="es-ES"/>
+            </w:rPr>
+          </w:pPr>
+          <w:hyperlink w:anchor="_Toc179219238" w:history="1">
+            <w:r>
+              <w:rPr>
+                <w:rStyle w:val="Hipervnculo"/>
+                <w:noProof/>
+              </w:rPr>
+              <w:t>7.3</w:t>
+            </w:r>
+            <w:r>
+              <w:rPr>
+                <w:noProof/>
+                <w:webHidden/>
+              </w:rPr>
+              <w:tab/>
+            </w:r>
+            <w:r>
+              <w:rPr>
+                <w:noProof/>
+                <w:webHidden/>
+              </w:rPr>
+              <w:fldChar w:fldCharType="begin"/>
+            </w:r>
+            <w:r>
+              <w:rPr>
+                <w:noProof/>
+                <w:webHidden/>
+              </w:rPr>
+              <w:instrText xml:space="preserve"> PAGEREF _Toc179219238 \h </w:instrText>
+            </w:r>
+            <w:r>
+              <w:rPr>
+                <w:noProof/>
+                <w:webHidden/>
+              </w:rPr>
+            </w:r>
+            <w:r>
+              <w:rPr>
+                <w:noProof/>
+                <w:webHidden/>
+              </w:rPr>
+              <w:fldChar w:fldCharType="separate"/>
+            </w:r>
+            <w:r>
+              <w:rPr>
+                <w:noProof/>
+                <w:webHidden/>
+              </w:rPr>
+              <w:t>28</w:t>
+            </w:r>
+            <w:r>
+              <w:rPr>
+                <w:noProof/>
+                <w:webHidden/>
+              </w:rPr>
+              <w:fldChar w:fldCharType="end"/>
+            </w:r>
+          </w:hyperlink>
+        </w:p>
+        <w:p>
+          <w:pPr>
+            <w:pStyle w:val="TDC2"/>
+            <w:tabs>
+              <w:tab w:val="right" w:leader="dot" w:pos="8828"/>
+            </w:tabs>
+            <w:rPr>
+              <w:rFonts w:eastAsiaTheme="minorEastAsia"/>
+              <w:noProof/>
+              <w:lang w:val="es-ES" w:eastAsia="es-ES"/>
+            </w:rPr>
+          </w:pPr>
+          <w:hyperlink w:anchor="_Toc179219239" w:history="1">
+            <w:r>
+              <w:rPr>
+                <w:rStyle w:val="Hipervnculo"/>
+                <w:noProof/>
+              </w:rPr>
+              <w:t>7.4</w:t>
+            </w:r>
+            <w:r>
+              <w:rPr>
+                <w:noProof/>
+                <w:webHidden/>
+              </w:rPr>
+              <w:tab/>
+            </w:r>
+            <w:r>
+              <w:rPr>
+                <w:noProof/>
+                <w:webHidden/>
+              </w:rPr>
+              <w:fldChar w:fldCharType="begin"/>
+            </w:r>
+            <w:r>
+              <w:rPr>
+                <w:noProof/>
+                <w:webHidden/>
+              </w:rPr>
+              <w:instrText xml:space="preserve"> PAGEREF _Toc179219239 \h </w:instrText>
+            </w:r>
+            <w:r>
+              <w:rPr>
+                <w:noProof/>
+                <w:webHidden/>
+              </w:rPr>
+            </w:r>
+            <w:r>
+              <w:rPr>
+                <w:noProof/>
+                <w:webHidden/>
+              </w:rPr>
+              <w:fldChar w:fldCharType="separate"/>
+            </w:r>
+            <w:r>
+              <w:rPr>
+                <w:noProof/>
+                <w:webHidden/>
+              </w:rPr>
+              <w:t>28</w:t>
+            </w:r>
+            <w:r>
+              <w:rPr>
+                <w:noProof/>
+                <w:webHidden/>
+              </w:rPr>
+              <w:fldChar w:fldCharType="end"/>
+            </w:r>
+          </w:hyperlink>
+        </w:p>
+        <w:p>
+          <w:pPr>
+            <w:pStyle w:val="TDC2"/>
+            <w:tabs>
+              <w:tab w:val="right" w:leader="dot" w:pos="8828"/>
+            </w:tabs>
+            <w:rPr>
+              <w:rFonts w:eastAsiaTheme="minorEastAsia"/>
+              <w:noProof/>
+              <w:lang w:val="es-ES" w:eastAsia="es-ES"/>
+            </w:rPr>
+          </w:pPr>
+          <w:hyperlink w:anchor="_Toc179219240" w:history="1">
+            <w:r>
+              <w:rPr>
+                <w:rStyle w:val="Hipervnculo"/>
+                <w:noProof/>
+              </w:rPr>
+              <w:t>7.5</w:t>
+            </w:r>
+            <w:r>
+              <w:rPr>
+                <w:noProof/>
+                <w:webHidden/>
+              </w:rPr>
+              <w:tab/>
+            </w:r>
+            <w:r>
+              <w:rPr>
+                <w:noProof/>
+                <w:webHidden/>
+              </w:rPr>
+              <w:fldChar w:fldCharType="begin"/>
+            </w:r>
+            <w:r>
+              <w:rPr>
+                <w:noProof/>
+                <w:webHidden/>
+              </w:rPr>
+              <w:instrText xml:space="preserve"> PAGEREF _Toc179219240 \h </w:instrText>
+            </w:r>
+            <w:r>
+              <w:rPr>
+                <w:noProof/>
+                <w:webHidden/>
+              </w:rPr>
+            </w:r>
+            <w:r>
+              <w:rPr>
+                <w:noProof/>
+                <w:webHidden/>
+              </w:rPr>
+              <w:fldChar w:fldCharType="separate"/>
+            </w:r>
+            <w:r>
+              <w:rPr>
+                <w:noProof/>
+                <w:webHidden/>
+              </w:rPr>
+              <w:t>28</w:t>
+            </w:r>
+            <w:r>
+              <w:rPr>
+                <w:noProof/>
+                <w:webHidden/>
+              </w:rPr>
+              <w:fldChar w:fldCharType="end"/>
+            </w:r>
+          </w:hyperlink>
+        </w:p>
+        <w:p>
+          <w:pPr>
+            <w:pStyle w:val="TDC2"/>
+            <w:tabs>
+              <w:tab w:val="right" w:leader="dot" w:pos="8828"/>
+            </w:tabs>
+            <w:rPr>
+              <w:rFonts w:eastAsiaTheme="minorEastAsia"/>
+              <w:noProof/>
+              <w:lang w:val="es-ES" w:eastAsia="es-ES"/>
+            </w:rPr>
+          </w:pPr>
+          <w:hyperlink w:anchor="_Toc179219241" w:history="1">
+            <w:r>
+              <w:rPr>
+                <w:rStyle w:val="Hipervnculo"/>
+                <w:noProof/>
+              </w:rPr>
+              <w:t>7.6</w:t>
+            </w:r>
+            <w:r>
+              <w:rPr>
+                <w:noProof/>
+                <w:webHidden/>
+              </w:rPr>
+              <w:tab/>
+            </w:r>
+            <w:r>
+              <w:rPr>
+                <w:noProof/>
+                <w:webHidden/>
+              </w:rPr>
+              <w:fldChar w:fldCharType="begin"/>
+            </w:r>
+            <w:r>
+              <w:rPr>
+                <w:noProof/>
+                <w:webHidden/>
+              </w:rPr>
+              <w:instrText xml:space="preserve"> PAGEREF _Toc179219241 \h </w:instrText>
+            </w:r>
+            <w:r>
+              <w:rPr>
+                <w:noProof/>
+                <w:webHidden/>
+              </w:rPr>
+            </w:r>
+            <w:r>
+              <w:rPr>
+                <w:noProof/>
+                <w:webHidden/>
+              </w:rPr>
+              <w:fldChar w:fldCharType="separate"/>
+            </w:r>
+            <w:r>
+              <w:rPr>
+                <w:noProof/>
+                <w:webHidden/>
+              </w:rPr>
+              <w:t>29</w:t>
+            </w:r>
+            <w:r>
+              <w:rPr>
+                <w:noProof/>
+                <w:webHidden/>
+              </w:rPr>
+              <w:fldChar w:fldCharType="end"/>
+            </w:r>
+          </w:hyperlink>
+        </w:p>
+        <w:p>
+          <w:pPr>
+            <w:pStyle w:val="TDC2"/>
+            <w:tabs>
+              <w:tab w:val="right" w:leader="dot" w:pos="8828"/>
+            </w:tabs>
+            <w:rPr>
+              <w:rFonts w:eastAsiaTheme="minorEastAsia"/>
+              <w:noProof/>
+              <w:lang w:val="es-ES" w:eastAsia="es-ES"/>
+            </w:rPr>
+          </w:pPr>
+          <w:hyperlink w:anchor="_Toc179219242" w:history="1">
+            <w:r>
+              <w:rPr>
+                <w:rStyle w:val="Hipervnculo"/>
+                <w:noProof/>
+              </w:rPr>
+              <w:t>7.7</w:t>
+            </w:r>
+            <w:r>
+              <w:rPr>
+                <w:noProof/>
+                <w:webHidden/>
+              </w:rPr>
+              <w:tab/>
+            </w:r>
+            <w:r>
+              <w:rPr>
+                <w:noProof/>
+                <w:webHidden/>
+              </w:rPr>
+              <w:fldChar w:fldCharType="begin"/>
+            </w:r>
+            <w:r>
+              <w:rPr>
+                <w:noProof/>
+                <w:webHidden/>
+              </w:rPr>
+              <w:instrText xml:space="preserve"> PAGEREF _Toc179219242 \h </w:instrText>
+            </w:r>
+            <w:r>
+              <w:rPr>
+                <w:noProof/>
+                <w:webHidden/>
+              </w:rPr>
+            </w:r>
+            <w:r>
+              <w:rPr>
+                <w:noProof/>
+                <w:webHidden/>
+              </w:rPr>
+              <w:fldChar w:fldCharType="separate"/>
+            </w:r>
+            <w:r>
+              <w:rPr>
+                <w:noProof/>
+                <w:webHidden/>
+              </w:rPr>
+              <w:t>29</w:t>
+            </w:r>
+            <w:r>
+              <w:rPr>
+                <w:noProof/>
+                <w:webHidden/>
+              </w:rPr>
+              <w:fldChar w:fldCharType="end"/>
+            </w:r>
+          </w:hyperlink>
+        </w:p>
+        <w:p>
+          <w:pPr>
+            <w:pStyle w:val="TDC2"/>
+            <w:tabs>
+              <w:tab w:val="right" w:leader="dot" w:pos="8828"/>
+            </w:tabs>
+            <w:rPr>
+              <w:rFonts w:eastAsiaTheme="minorEastAsia"/>
+              <w:noProof/>
+              <w:lang w:val="es-ES" w:eastAsia="es-ES"/>
+            </w:rPr>
+          </w:pPr>
+          <w:hyperlink w:anchor="_Toc179219243" w:history="1">
+            <w:r>
+              <w:rPr>
+                <w:rStyle w:val="Hipervnculo"/>
+                <w:noProof/>
+              </w:rPr>
+              <w:t>7.8</w:t>
+            </w:r>
+            <w:r>
+              <w:rPr>
+                <w:noProof/>
+                <w:webHidden/>
+              </w:rPr>
+              <w:tab/>
+            </w:r>
+            <w:r>
+              <w:rPr>
+                <w:noProof/>
+                <w:webHidden/>
+              </w:rPr>
+              <w:fldChar w:fldCharType="begin"/>
+            </w:r>
+            <w:r>
+              <w:rPr>
+                <w:noProof/>
+                <w:webHidden/>
+              </w:rPr>
+              <w:instrText xml:space="preserve"> PAGEREF _Toc179219243 \h </w:instrText>
+            </w:r>
+            <w:r>
+              <w:rPr>
+                <w:noProof/>
+                <w:webHidden/>
+              </w:rPr>
+            </w:r>
+            <w:r>
+              <w:rPr>
+                <w:noProof/>
+                <w:webHidden/>
+              </w:rPr>
+              <w:fldChar w:fldCharType="separate"/>
+            </w:r>
+            <w:r>
+              <w:rPr>
+                <w:noProof/>
+                <w:webHidden/>
+              </w:rPr>
+              <w:t>29</w:t>
+            </w:r>
+            <w:r>
+              <w:rPr>
+                <w:noProof/>
+                <w:webHidden/>
+              </w:rPr>
+              <w:fldChar w:fldCharType="end"/>
+            </w:r>
+          </w:hyperlink>
+        </w:p>
+        <w:p>
+          <w:pPr>
+            <w:pStyle w:val="TDC2"/>
+            <w:tabs>
+              <w:tab w:val="right" w:leader="dot" w:pos="8828"/>
+            </w:tabs>
+            <w:rPr>
+              <w:rFonts w:eastAsiaTheme="minorEastAsia"/>
+              <w:noProof/>
+              <w:lang w:val="es-ES" w:eastAsia="es-ES"/>
+            </w:rPr>
+          </w:pPr>
+          <w:hyperlink w:anchor="_Toc179219244" w:history="1">
+            <w:r>
+              <w:rPr>
+                <w:rStyle w:val="Hipervnculo"/>
+                <w:noProof/>
+              </w:rPr>
+              <w:t>7.9</w:t>
+            </w:r>
+            <w:r>
+              <w:rPr>
+                <w:noProof/>
+                <w:webHidden/>
+              </w:rPr>
+              <w:tab/>
+            </w:r>
+            <w:r>
+              <w:rPr>
+                <w:noProof/>
+                <w:webHidden/>
+              </w:rPr>
+              <w:fldChar w:fldCharType="begin"/>
+            </w:r>
+            <w:r>
+              <w:rPr>
+                <w:noProof/>
+                <w:webHidden/>
+              </w:rPr>
+              <w:instrText xml:space="preserve"> PAGEREF _Toc179219244 \h </w:instrText>
+            </w:r>
+            <w:r>
+              <w:rPr>
+                <w:noProof/>
+                <w:webHidden/>
+              </w:rPr>
+            </w:r>
+            <w:r>
+              <w:rPr>
+                <w:noProof/>
+                <w:webHidden/>
+              </w:rPr>
+              <w:fldChar w:fldCharType="separate"/>
+            </w:r>
+            <w:r>
+              <w:rPr>
+                <w:noProof/>
+                <w:webHidden/>
+              </w:rPr>
+              <w:t>30</w:t>
+            </w:r>
+            <w:r>
+              <w:rPr>
+                <w:noProof/>
+                <w:webHidden/>
+              </w:rPr>
+              <w:fldChar w:fldCharType="end"/>
+            </w:r>
+          </w:hyperlink>
+        </w:p>
+        <w:p>
+          <w:pPr>
+            <w:pStyle w:val="TDC2"/>
+            <w:tabs>
+              <w:tab w:val="right" w:leader="dot" w:pos="8828"/>
+            </w:tabs>
+            <w:rPr>
+              <w:rFonts w:eastAsiaTheme="minorEastAsia"/>
+              <w:noProof/>
+              <w:lang w:val="es-ES" w:eastAsia="es-ES"/>
+            </w:rPr>
+          </w:pPr>
+          <w:hyperlink w:anchor="_Toc179219245" w:history="1">
+            <w:r>
+              <w:rPr>
+                <w:rStyle w:val="Hipervnculo"/>
+                <w:noProof/>
+              </w:rPr>
+              <w:t>7.10</w:t>
+            </w:r>
+            <w:r>
+              <w:rPr>
+                <w:noProof/>
+                <w:webHidden/>
+              </w:rPr>
+              <w:tab/>
+            </w:r>
+            <w:r>
+              <w:rPr>
+                <w:noProof/>
+                <w:webHidden/>
+              </w:rPr>
+              <w:fldChar w:fldCharType="begin"/>
+            </w:r>
+            <w:r>
+              <w:rPr>
+                <w:noProof/>
+                <w:webHidden/>
+              </w:rPr>
+              <w:instrText xml:space="preserve"> PAGEREF _Toc179219245 \h </w:instrText>
+            </w:r>
+            <w:r>
+              <w:rPr>
+                <w:noProof/>
+                <w:webHidden/>
+              </w:rPr>
+            </w:r>
+            <w:r>
+              <w:rPr>
+                <w:noProof/>
+                <w:webHidden/>
+              </w:rPr>
+              <w:fldChar w:fldCharType="separate"/>
+            </w:r>
+            <w:r>
+              <w:rPr>
+                <w:noProof/>
+                <w:webHidden/>
+              </w:rPr>
+              <w:t>30</w:t>
+            </w:r>
+            <w:r>
+              <w:rPr>
+                <w:noProof/>
+                <w:webHidden/>
+              </w:rPr>
+              <w:fldChar w:fldCharType="end"/>
+            </w:r>
+          </w:hyperlink>
+        </w:p>
+        <w:p>
+          <w:pPr>
+            <w:pStyle w:val="TDC2"/>
+            <w:tabs>
+              <w:tab w:val="right" w:leader="dot" w:pos="8828"/>
+            </w:tabs>
+            <w:rPr>
+              <w:rFonts w:eastAsiaTheme="minorEastAsia"/>
+              <w:noProof/>
+              <w:lang w:val="es-ES" w:eastAsia="es-ES"/>
+            </w:rPr>
+          </w:pPr>
+          <w:hyperlink w:anchor="_Toc179219246" w:history="1">
+            <w:r>
+              <w:rPr>
+                <w:rStyle w:val="Hipervnculo"/>
+                <w:noProof/>
+              </w:rPr>
+              <w:t>7.11</w:t>
+            </w:r>
+            <w:r>
+              <w:rPr>
+                <w:noProof/>
+                <w:webHidden/>
+              </w:rPr>
+              <w:tab/>
+            </w:r>
+            <w:r>
+              <w:rPr>
+                <w:noProof/>
+                <w:webHidden/>
+              </w:rPr>
+              <w:fldChar w:fldCharType="begin"/>
+            </w:r>
+            <w:r>
+              <w:rPr>
+                <w:noProof/>
+                <w:webHidden/>
+              </w:rPr>
+              <w:instrText xml:space="preserve"> PAGEREF _Toc179219246 \h </w:instrText>
+            </w:r>
+            <w:r>
+              <w:rPr>
+                <w:noProof/>
+                <w:webHidden/>
+              </w:rPr>
+            </w:r>
+            <w:r>
+              <w:rPr>
+                <w:noProof/>
+                <w:webHidden/>
+              </w:rPr>
+              <w:fldChar w:fldCharType="separate"/>
+            </w:r>
+            <w:r>
+              <w:rPr>
+                <w:noProof/>
+                <w:webHidden/>
+              </w:rPr>
+              <w:t>30</w:t>
             </w:r>
             <w:r>
               <w:rPr>
@@ -4152,11 +4944,12 @@
               <w:lang w:val="es-ES" w:eastAsia="es-ES"/>
             </w:rPr>
           </w:pPr>
-          <w:hyperlink w:anchor="_Toc177775631" w:history="1">
+          <w:hyperlink w:anchor="_Toc179219247" w:history="1">
             <w:r>
               <w:rPr>
                 <w:rStyle w:val="Hipervnculo"/>
                 <w:noProof/>
+                <w:lang w:val="es-ES"/>
               </w:rPr>
               <w:t>8. Historias de usuario</w:t>
             </w:r>
@@ -4179,7 +4972,7 @@
                 <w:noProof/>
                 <w:webHidden/>
               </w:rPr>
-              <w:instrText xml:space="preserve"> PAGEREF _Toc177775631 \h </w:instrText>
+              <w:instrText xml:space="preserve"> PAGEREF _Toc179219247 \h </w:instrText>
             </w:r>
             <w:r>
               <w:rPr>
@@ -4222,7 +5015,7 @@
               <w:lang w:val="es-ES" w:eastAsia="es-ES"/>
             </w:rPr>
           </w:pPr>
-          <w:hyperlink w:anchor="_Toc177775632" w:history="1">
+          <w:hyperlink w:anchor="_Toc179219248" w:history="1">
             <w:r>
               <w:rPr>
                 <w:rStyle w:val="Hipervnculo"/>
@@ -4249,7 +5042,7 @@
                 <w:noProof/>
                 <w:webHidden/>
               </w:rPr>
-              <w:instrText xml:space="preserve"> PAGEREF _Toc177775632 \h </w:instrText>
+              <w:instrText xml:space="preserve"> PAGEREF _Toc179219248 \h </w:instrText>
             </w:r>
             <w:r>
               <w:rPr>
@@ -4318,7 +5111,7 @@
           <w:lang w:val="es-CO"/>
         </w:rPr>
       </w:pPr>
-      <w:bookmarkStart w:id="2" w:name="_Toc177775588"/>
+      <w:bookmarkStart w:id="2" w:name="_Toc179219193"/>
       <w:r>
         <w:rPr>
           <w:lang w:val="es-CO"/>
@@ -4351,7 +5144,7 @@
           <w:szCs w:val="24"/>
         </w:rPr>
       </w:pPr>
-      <w:bookmarkStart w:id="3" w:name="_Toc177775589"/>
+      <w:bookmarkStart w:id="3" w:name="_Toc179219194"/>
       <w:r>
         <w:rPr>
           <w:rStyle w:val="Textoennegrita"/>
@@ -4686,7 +5479,7 @@
           <w:szCs w:val="24"/>
         </w:rPr>
       </w:pPr>
-      <w:bookmarkStart w:id="4" w:name="_Toc177775590"/>
+      <w:bookmarkStart w:id="4" w:name="_Toc179219195"/>
       <w:r>
         <w:rPr>
           <w:rFonts w:cs="Arial"/>
@@ -4715,7 +5508,7 @@
           <w:lang w:val="es-ES"/>
         </w:rPr>
       </w:pPr>
-      <w:bookmarkStart w:id="5" w:name="_Toc177775591"/>
+      <w:bookmarkStart w:id="5" w:name="_Toc179219196"/>
       <w:r>
         <w:rPr>
           <w:lang w:val="es-ES"/>
@@ -4772,7 +5565,7 @@
           <w:lang w:val="es-ES"/>
         </w:rPr>
       </w:pPr>
-      <w:bookmarkStart w:id="6" w:name="_Toc177775592"/>
+      <w:bookmarkStart w:id="6" w:name="_Toc179219197"/>
       <w:r>
         <w:rPr>
           <w:lang w:val="es-ES"/>
@@ -4986,7 +5779,7 @@
           <w:lang w:val="es-CO"/>
         </w:rPr>
       </w:pPr>
-      <w:bookmarkStart w:id="7" w:name="_Toc177775593"/>
+      <w:bookmarkStart w:id="7" w:name="_Toc179219198"/>
       <w:r>
         <w:rPr>
           <w:rFonts w:cs="Arial"/>
@@ -5043,7 +5836,7 @@
           <w:lang w:val="es-CO"/>
         </w:rPr>
       </w:pPr>
-      <w:bookmarkStart w:id="8" w:name="_Toc177775594"/>
+      <w:bookmarkStart w:id="8" w:name="_Toc179219199"/>
       <w:r>
         <w:rPr>
           <w:rFonts w:cs="Arial"/>
@@ -5105,7 +5898,7 @@
           <w:lang w:val="es-CO"/>
         </w:rPr>
       </w:pPr>
-      <w:bookmarkStart w:id="9" w:name="_Toc177775595"/>
+      <w:bookmarkStart w:id="9" w:name="_Toc179219200"/>
       <w:r>
         <w:rPr>
           <w:rFonts w:cs="Arial"/>
@@ -5183,7 +5976,7 @@
           <w:lang w:val="es-CO"/>
         </w:rPr>
       </w:pPr>
-      <w:bookmarkStart w:id="10" w:name="_Toc177775596"/>
+      <w:bookmarkStart w:id="10" w:name="_Toc179219201"/>
       <w:r>
         <w:rPr>
           <w:rFonts w:cs="Arial"/>
@@ -5539,7 +6332,7 @@
           <w:lang w:val="es-CO"/>
         </w:rPr>
       </w:pPr>
-      <w:bookmarkStart w:id="11" w:name="_Toc177775597"/>
+      <w:bookmarkStart w:id="11" w:name="_Toc179219202"/>
       <w:r>
         <w:rPr>
           <w:rFonts w:cs="Arial"/>
@@ -5683,34 +6476,16 @@
         </w:rPr>
         <w:t xml:space="preserve">. </w:t>
       </w:r>
-      <w:r>
-        <w:fldChar w:fldCharType="begin"/>
-      </w:r>
-      <w:r>
-        <w:rPr>
-          <w:lang w:val="en-US"/>
-        </w:rPr>
-        <w:instrText>HYPERLINK "https://www.postgresql.org/" \t "_new"</w:instrText>
-      </w:r>
-      <w:r>
-        <w:fldChar w:fldCharType="separate"/>
-      </w:r>
-      <w:r>
-        <w:rPr>
-          <w:rStyle w:val="Hipervnculo"/>
-          <w:rFonts w:ascii="Arial" w:hAnsi="Arial" w:cs="Arial"/>
-          <w:lang w:val="es-ES"/>
-        </w:rPr>
-        <w:t>https://www.postgresql.org/</w:t>
-      </w:r>
-      <w:r>
-        <w:rPr>
-          <w:rStyle w:val="Hipervnculo"/>
-          <w:rFonts w:ascii="Arial" w:hAnsi="Arial" w:cs="Arial"/>
-          <w:lang w:val="es-ES"/>
-        </w:rPr>
-        <w:fldChar w:fldCharType="end"/>
-      </w:r>
+      <w:hyperlink r:id="rId10" w:tgtFrame="_new" w:history="1">
+        <w:r>
+          <w:rPr>
+            <w:rStyle w:val="Hipervnculo"/>
+            <w:rFonts w:ascii="Arial" w:hAnsi="Arial" w:cs="Arial"/>
+            <w:lang w:val="es-ES"/>
+          </w:rPr>
+          <w:t>https://www.postgresql.org/</w:t>
+        </w:r>
+      </w:hyperlink>
     </w:p>
     <w:p>
       <w:pPr>
@@ -5747,34 +6522,16 @@
         </w:rPr>
         <w:t xml:space="preserve">. </w:t>
       </w:r>
-      <w:r>
-        <w:fldChar w:fldCharType="begin"/>
-      </w:r>
-      <w:r>
-        <w:rPr>
-          <w:lang w:val="en-US"/>
-        </w:rPr>
-        <w:instrText>HYPERLINK "https://to-do.microsoft.com/" \t "_new"</w:instrText>
-      </w:r>
-      <w:r>
-        <w:fldChar w:fldCharType="separate"/>
-      </w:r>
-      <w:r>
-        <w:rPr>
-          <w:rStyle w:val="Hipervnculo"/>
-          <w:rFonts w:ascii="Arial" w:hAnsi="Arial" w:cs="Arial"/>
-          <w:lang w:val="es-ES"/>
-        </w:rPr>
-        <w:t>https://to-do.microsoft.com/</w:t>
-      </w:r>
-      <w:r>
-        <w:rPr>
-          <w:rStyle w:val="Hipervnculo"/>
-          <w:rFonts w:ascii="Arial" w:hAnsi="Arial" w:cs="Arial"/>
-          <w:lang w:val="es-ES"/>
-        </w:rPr>
-        <w:fldChar w:fldCharType="end"/>
-      </w:r>
+      <w:hyperlink r:id="rId11" w:tgtFrame="_new" w:history="1">
+        <w:r>
+          <w:rPr>
+            <w:rStyle w:val="Hipervnculo"/>
+            <w:rFonts w:ascii="Arial" w:hAnsi="Arial" w:cs="Arial"/>
+            <w:lang w:val="es-ES"/>
+          </w:rPr>
+          <w:t>https://to-do.microsoft.com/</w:t>
+        </w:r>
+      </w:hyperlink>
     </w:p>
     <w:p>
       <w:pPr>
@@ -5872,7 +6629,7 @@
           <w:lang w:val="es-CO"/>
         </w:rPr>
       </w:pPr>
-      <w:bookmarkStart w:id="12" w:name="_Toc177775598"/>
+      <w:bookmarkStart w:id="12" w:name="_Toc179219203"/>
       <w:r>
         <w:rPr>
           <w:rFonts w:cs="Arial"/>
@@ -5921,7 +6678,7 @@
           <w:lang w:val="es-CO"/>
         </w:rPr>
       </w:pPr>
-      <w:bookmarkStart w:id="13" w:name="_Toc177775599"/>
+      <w:bookmarkStart w:id="13" w:name="_Toc179219204"/>
       <w:r>
         <w:rPr>
           <w:lang w:val="es-CO"/>
@@ -5953,7 +6710,7 @@
           <w:lang w:val="es-CO"/>
         </w:rPr>
       </w:pPr>
-      <w:bookmarkStart w:id="14" w:name="_Toc177775600"/>
+      <w:bookmarkStart w:id="14" w:name="_Toc179219205"/>
       <w:r>
         <w:rPr>
           <w:rFonts w:cs="Arial"/>
@@ -6009,7 +6766,7 @@
           <w:lang w:val="es-CO"/>
         </w:rPr>
       </w:pPr>
-      <w:bookmarkStart w:id="15" w:name="_Toc177775601"/>
+      <w:bookmarkStart w:id="15" w:name="_Toc179219206"/>
       <w:r>
         <w:rPr>
           <w:rFonts w:cs="Arial"/>
@@ -6154,26 +6911,6 @@
           <w:lang w:val="es-ES"/>
         </w:rPr>
         <w:t>uscar tareas.</w:t>
-      </w:r>
-    </w:p>
-    <w:p>
-      <w:pPr>
-        <w:numPr>
-          <w:ilvl w:val="0"/>
-          <w:numId w:val="3"/>
-        </w:numPr>
-        <w:jc w:val="both"/>
-        <w:rPr>
-          <w:rFonts w:ascii="Arial" w:hAnsi="Arial" w:cs="Arial"/>
-          <w:lang w:val="es-ES"/>
-        </w:rPr>
-      </w:pPr>
-      <w:r>
-        <w:rPr>
-          <w:rFonts w:ascii="Arial" w:hAnsi="Arial" w:cs="Arial"/>
-          <w:lang w:val="es-ES"/>
-        </w:rPr>
-        <w:t>Usuarios del Producto</w:t>
       </w:r>
     </w:p>
     <w:p>
@@ -6199,7 +6936,7 @@
           <w:lang w:val="es-CO"/>
         </w:rPr>
       </w:pPr>
-      <w:bookmarkStart w:id="16" w:name="_Toc177775602"/>
+      <w:bookmarkStart w:id="16" w:name="_Toc179219207"/>
       <w:r>
         <w:rPr>
           <w:rFonts w:cs="Arial"/>
@@ -6283,7 +7020,7 @@
           <w:lang w:val="es-CO"/>
         </w:rPr>
       </w:pPr>
-      <w:bookmarkStart w:id="17" w:name="_Toc177775603"/>
+      <w:bookmarkStart w:id="17" w:name="_Toc179219208"/>
       <w:r>
         <w:rPr>
           <w:rFonts w:cs="Arial"/>
@@ -6419,7 +7156,7 @@
           <w:lang w:val="es-CO"/>
         </w:rPr>
       </w:pPr>
-      <w:bookmarkStart w:id="18" w:name="_Toc177775604"/>
+      <w:bookmarkStart w:id="18" w:name="_Toc179219209"/>
       <w:r>
         <w:rPr>
           <w:rFonts w:cs="Arial"/>
@@ -6514,7 +7251,7 @@
           <w:lang w:val="es-CO"/>
         </w:rPr>
       </w:pPr>
-      <w:bookmarkStart w:id="19" w:name="_Toc177775605"/>
+      <w:bookmarkStart w:id="19" w:name="_Toc179219210"/>
       <w:r>
         <w:rPr>
           <w:rFonts w:cs="Arial"/>
@@ -6838,7 +7575,7 @@
           <w:numId w:val="1"/>
         </w:numPr>
       </w:pPr>
-      <w:bookmarkStart w:id="20" w:name="_Toc177775606"/>
+      <w:bookmarkStart w:id="20" w:name="_Toc179219211"/>
       <w:r>
         <w:rPr>
           <w:lang w:val="es-419"/>
@@ -6880,7 +7617,7 @@
           <w:szCs w:val="24"/>
         </w:rPr>
       </w:pPr>
-      <w:bookmarkStart w:id="21" w:name="_Toc177775607"/>
+      <w:bookmarkStart w:id="21" w:name="_Toc179219212"/>
       <w:r>
         <w:rPr>
           <w:rFonts w:cs="Arial"/>
@@ -7097,7 +7834,7 @@
           <w:lang w:val="es-ES"/>
         </w:rPr>
       </w:pPr>
-      <w:bookmarkStart w:id="22" w:name="_Toc177775608"/>
+      <w:bookmarkStart w:id="22" w:name="_Toc179219213"/>
       <w:r>
         <w:rPr>
           <w:rFonts w:cs="Arial"/>
@@ -7310,7 +8047,7 @@
           <w:lang w:val="es-ES"/>
         </w:rPr>
       </w:pPr>
-      <w:bookmarkStart w:id="23" w:name="_Toc177775609"/>
+      <w:bookmarkStart w:id="23" w:name="_Toc179219214"/>
       <w:r>
         <w:rPr>
           <w:rFonts w:cs="Arial"/>
@@ -7414,7 +8151,7 @@
           <w:lang w:val="es-ES"/>
         </w:rPr>
       </w:pPr>
-      <w:bookmarkStart w:id="24" w:name="_Toc177775610"/>
+      <w:bookmarkStart w:id="24" w:name="_Toc179219215"/>
       <w:r>
         <w:rPr>
           <w:rFonts w:cs="Arial"/>
@@ -7495,7 +8232,7 @@
           <w14:ligatures w14:val="standardContextual"/>
         </w:rPr>
       </w:pPr>
-      <w:bookmarkStart w:id="25" w:name="_Toc177775611"/>
+      <w:bookmarkStart w:id="25" w:name="_Toc179219216"/>
       <w:r>
         <w:rPr>
           <w:lang w:val="es-ES"/>
@@ -7517,6 +8254,7 @@
           <w:lang w:val="es-ES"/>
         </w:rPr>
       </w:pPr>
+      <w:bookmarkStart w:id="26" w:name="_Toc179219217"/>
       <w:r>
         <w:rPr>
           <w:lang w:val="es-ES"/>
@@ -7529,7 +8267,6 @@
         </w:rPr>
         <w:tab/>
       </w:r>
-      <w:bookmarkStart w:id="26" w:name="_Toc177775612"/>
       <w:r>
         <w:rPr>
           <w:lang w:val="es-ES"/>
@@ -7797,7 +8534,7 @@
           <w:lang w:val="es-CO"/>
         </w:rPr>
       </w:pPr>
-      <w:bookmarkStart w:id="27" w:name="_Toc177775613"/>
+      <w:bookmarkStart w:id="27" w:name="_Toc179219218"/>
       <w:r>
         <w:rPr>
           <w:lang w:val="es-ES"/>
@@ -8005,7 +8742,7 @@
           <w:lang w:val="es-CO"/>
         </w:rPr>
       </w:pPr>
-      <w:bookmarkStart w:id="28" w:name="_Toc177775614"/>
+      <w:bookmarkStart w:id="28" w:name="_Toc179219219"/>
       <w:r>
         <w:rPr>
           <w:lang w:val="es-CO"/>
@@ -12023,7 +12760,7 @@
           <w:lang w:val="es-CO"/>
         </w:rPr>
       </w:pPr>
-      <w:bookmarkStart w:id="29" w:name="_Toc177775615"/>
+      <w:bookmarkStart w:id="29" w:name="_Toc179219220"/>
       <w:r>
         <w:rPr>
           <w:rFonts w:cs="Arial"/>
@@ -12060,7 +12797,7 @@
           <w:lang w:val="es-CO"/>
         </w:rPr>
       </w:pPr>
-      <w:bookmarkStart w:id="30" w:name="_Toc177775616"/>
+      <w:bookmarkStart w:id="30" w:name="_Toc179219221"/>
       <w:r>
         <w:rPr>
           <w:rFonts w:cs="Arial"/>
@@ -12746,7 +13483,7 @@
           <w:lang w:val="es-CO"/>
         </w:rPr>
       </w:pPr>
-      <w:bookmarkStart w:id="31" w:name="_Toc177775617"/>
+      <w:bookmarkStart w:id="31" w:name="_Toc179219222"/>
       <w:r>
         <w:rPr>
           <w:rFonts w:cs="Arial"/>
@@ -13300,7 +14037,7 @@
           <w:lang w:val="es-CO"/>
         </w:rPr>
       </w:pPr>
-      <w:bookmarkStart w:id="32" w:name="_Toc177775618"/>
+      <w:bookmarkStart w:id="32" w:name="_Toc179219223"/>
       <w:r>
         <w:rPr>
           <w:rFonts w:cs="Arial"/>
@@ -13605,7 +14342,7 @@
           <w:lang w:val="es-CO"/>
         </w:rPr>
       </w:pPr>
-      <w:bookmarkStart w:id="33" w:name="_Toc177775619"/>
+      <w:bookmarkStart w:id="33" w:name="_Toc179219224"/>
       <w:r>
         <w:rPr>
           <w:rFonts w:cs="Arial"/>
@@ -13794,6 +14531,19 @@
     </w:p>
     <w:p>
       <w:pPr>
+        <w:tabs>
+          <w:tab w:val="left" w:pos="2755"/>
+        </w:tabs>
+        <w:ind w:left="720"/>
+        <w:jc w:val="both"/>
+        <w:rPr>
+          <w:rFonts w:ascii="Arial" w:hAnsi="Arial" w:cs="Arial"/>
+          <w:lang w:val="es-ES"/>
+        </w:rPr>
+      </w:pPr>
+    </w:p>
+    <w:p>
+      <w:pPr>
         <w:numPr>
           <w:ilvl w:val="1"/>
           <w:numId w:val="25"/>
@@ -13855,6 +14605,42 @@
         </w:rPr>
         <w:t>No se requiere implementación de protocolos de red ni comunicación en tiempo real con servidores remotos.</w:t>
       </w:r>
+    </w:p>
+    <w:p>
+      <w:pPr>
+        <w:tabs>
+          <w:tab w:val="left" w:pos="2755"/>
+        </w:tabs>
+        <w:jc w:val="both"/>
+        <w:rPr>
+          <w:rFonts w:ascii="Arial" w:hAnsi="Arial" w:cs="Arial"/>
+          <w:lang w:val="es-ES"/>
+        </w:rPr>
+      </w:pPr>
+    </w:p>
+    <w:p>
+      <w:pPr>
+        <w:tabs>
+          <w:tab w:val="left" w:pos="2755"/>
+        </w:tabs>
+        <w:jc w:val="both"/>
+        <w:rPr>
+          <w:rFonts w:ascii="Arial" w:hAnsi="Arial" w:cs="Arial"/>
+          <w:lang w:val="es-ES"/>
+        </w:rPr>
+      </w:pPr>
+    </w:p>
+    <w:p>
+      <w:pPr>
+        <w:tabs>
+          <w:tab w:val="left" w:pos="2755"/>
+        </w:tabs>
+        <w:jc w:val="both"/>
+        <w:rPr>
+          <w:rFonts w:ascii="Arial" w:hAnsi="Arial" w:cs="Arial"/>
+          <w:lang w:val="es-ES"/>
+        </w:rPr>
+      </w:pPr>
     </w:p>
     <w:p>
       <w:pPr>
@@ -13894,13 +14680,14 @@
           <w:lang w:val="es-CO"/>
         </w:rPr>
       </w:pPr>
-      <w:bookmarkStart w:id="34" w:name="_Toc177775620"/>
+      <w:bookmarkStart w:id="34" w:name="_Toc179219225"/>
       <w:r>
         <w:rPr>
           <w:rFonts w:cs="Arial"/>
           <w:szCs w:val="24"/>
           <w:lang w:val="es-CO"/>
         </w:rPr>
+        <w:lastRenderedPageBreak/>
         <w:t>Requisitos Funcionales</w:t>
       </w:r>
       <w:bookmarkEnd w:id="34"/>
@@ -13959,7 +14746,6 @@
           <w:bCs/>
           <w:lang w:val="es-ES"/>
         </w:rPr>
-        <w:lastRenderedPageBreak/>
         <w:t>Descripción:</w:t>
       </w:r>
       <w:r>
@@ -14403,6 +15189,7 @@
           <w:rFonts w:ascii="Arial" w:hAnsi="Arial" w:cs="Arial"/>
           <w:lang w:val="es-ES"/>
         </w:rPr>
+        <w:lastRenderedPageBreak/>
         <w:t>Si las credenciales son incorrectas, el sistema debe mostrar un mensaje de error adecuado.</w:t>
       </w:r>
     </w:p>
@@ -14461,7 +15248,6 @@
           <w:rFonts w:ascii="Arial" w:hAnsi="Arial" w:cs="Arial"/>
           <w:lang w:val="es-ES"/>
         </w:rPr>
-        <w:lastRenderedPageBreak/>
         <w:br/>
       </w:r>
       <w:r>
@@ -15077,6 +15863,7 @@
           <w:bCs/>
           <w:lang w:val="es-ES"/>
         </w:rPr>
+        <w:lastRenderedPageBreak/>
         <w:t>RF-005: Eliminar Tarea</w:t>
       </w:r>
     </w:p>
@@ -15154,7 +15941,6 @@
           <w:bCs/>
           <w:lang w:val="es-ES"/>
         </w:rPr>
-        <w:lastRenderedPageBreak/>
         <w:t>Criterios de Aceptación:</w:t>
       </w:r>
     </w:p>
@@ -15772,14 +16558,14 @@
           <w:rFonts w:ascii="Arial" w:hAnsi="Arial" w:cs="Arial"/>
           <w:lang w:val="es-ES"/>
         </w:rPr>
-        <w:t xml:space="preserve"> en el escritorio y por correo</w:t>
-      </w:r>
-      <w:r>
-        <w:rPr>
-          <w:rFonts w:ascii="Arial" w:hAnsi="Arial" w:cs="Arial"/>
-          <w:lang w:val="es-ES"/>
-        </w:rPr>
-        <w:t xml:space="preserve"> en las fechas y horas configuradas para los recordatorios.</w:t>
+        <w:t xml:space="preserve"> en el escritorio </w:t>
+      </w:r>
+      <w:r>
+        <w:rPr>
+          <w:rFonts w:ascii="Arial" w:hAnsi="Arial" w:cs="Arial"/>
+          <w:lang w:val="es-ES"/>
+        </w:rPr>
+        <w:t>en las fechas y horas configuradas para los recordatorios.</w:t>
       </w:r>
     </w:p>
     <w:p>
@@ -15873,6 +16659,7 @@
           <w:bCs/>
           <w:lang w:val="es-ES"/>
         </w:rPr>
+        <w:lastRenderedPageBreak/>
         <w:t>RF-008: Etiquetar</w:t>
       </w:r>
       <w:r>
@@ -16296,15 +17083,13 @@
         </w:rPr>
         <w:t xml:space="preserve">una </w:t>
       </w:r>
-      <w:proofErr w:type="spellStart"/>
-      <w:r>
-        <w:rPr>
-          <w:rFonts w:ascii="Arial" w:hAnsi="Arial" w:cs="Arial"/>
-          <w:lang w:val="es-ES"/>
-        </w:rPr>
-        <w:t>categoria</w:t>
-      </w:r>
-      <w:proofErr w:type="spellEnd"/>
+      <w:r>
+        <w:rPr>
+          <w:rFonts w:ascii="Arial" w:hAnsi="Arial" w:cs="Arial"/>
+          <w:lang w:val="es-ES"/>
+        </w:rPr>
+        <w:t>categoría</w:t>
+      </w:r>
       <w:r>
         <w:rPr>
           <w:rFonts w:ascii="Arial" w:hAnsi="Arial" w:cs="Arial"/>
@@ -16818,6 +17603,7 @@
           <w:bCs/>
           <w:lang w:val="es-ES"/>
         </w:rPr>
+        <w:lastRenderedPageBreak/>
         <w:t>RF-0</w:t>
       </w:r>
       <w:r>
@@ -16904,14 +17690,7 @@
         <w:rPr>
           <w:rFonts w:ascii="Arial" w:hAnsi="Arial" w:cs="Arial"/>
         </w:rPr>
-        <w:t xml:space="preserve">El sistema debe establecer una conexión con una base de datos local (PostgreSQL) para gestionar y almacenar los datos relacionados con los usuarios y </w:t>
-      </w:r>
-      <w:r>
-        <w:rPr>
-          <w:rFonts w:ascii="Arial" w:hAnsi="Arial" w:cs="Arial"/>
-        </w:rPr>
-        <w:lastRenderedPageBreak/>
-        <w:t>sus tareas, permitiendo operaciones como la creación, edición, eliminación y consulta de dicha información.</w:t>
+        <w:t>El sistema debe establecer una conexión con una base de datos local (PostgreSQL) para gestionar y almacenar los datos relacionados con los usuarios y sus tareas, permitiendo operaciones como la creación, edición, eliminación y consulta de dicha información.</w:t>
       </w:r>
     </w:p>
     <w:p>
@@ -17502,6 +18281,7 @@
           <w:rFonts w:ascii="Arial" w:hAnsi="Arial" w:cs="Arial"/>
           <w:lang w:val="es-ES"/>
         </w:rPr>
+        <w:lastRenderedPageBreak/>
         <w:br/>
       </w:r>
       <w:r>
@@ -17631,7 +18411,7 @@
           <w:lang w:val="es-CO"/>
         </w:rPr>
       </w:pPr>
-      <w:bookmarkStart w:id="35" w:name="_Toc177775621"/>
+      <w:bookmarkStart w:id="35" w:name="_Toc179219226"/>
       <w:r>
         <w:rPr>
           <w:rFonts w:cs="Arial"/>
@@ -17981,7 +18761,7 @@
           <w:lang w:val="es-CO"/>
         </w:rPr>
       </w:pPr>
-      <w:bookmarkStart w:id="36" w:name="_Toc177775622"/>
+      <w:bookmarkStart w:id="36" w:name="_Toc179219227"/>
       <w:r>
         <w:rPr>
           <w:rFonts w:cs="Arial"/>
@@ -18224,6 +19004,7 @@
           <w:rFonts w:ascii="Arial" w:hAnsi="Arial" w:cs="Arial"/>
           <w:lang w:val="es-ES"/>
         </w:rPr>
+        <w:lastRenderedPageBreak/>
         <w:t xml:space="preserve">El sistema debe ser capaz de procesar hasta </w:t>
       </w:r>
       <w:r>
@@ -18274,7 +19055,6 @@
           <w:bCs/>
           <w:lang w:val="es-ES"/>
         </w:rPr>
-        <w:lastRenderedPageBreak/>
         <w:t>Velocidad de respuesta:</w:t>
       </w:r>
     </w:p>
@@ -18547,7 +19327,7 @@
           <w:lang w:val="es-CO"/>
         </w:rPr>
       </w:pPr>
-      <w:bookmarkStart w:id="37" w:name="_Toc177775623"/>
+      <w:bookmarkStart w:id="37" w:name="_Toc179219228"/>
       <w:r>
         <w:rPr>
           <w:rFonts w:cs="Arial"/>
@@ -18808,6 +19588,7 @@
           <w:rFonts w:ascii="Arial" w:hAnsi="Arial" w:cs="Arial"/>
           <w:lang w:val="es-ES"/>
         </w:rPr>
+        <w:lastRenderedPageBreak/>
         <w:t>Los iconos y elementos visuales deben ser fácilmente reconocibles y cumplir con las normas estándar de usabilidad (como un ícono de lápiz para editar y un ícono de papelera para eliminar).</w:t>
       </w:r>
     </w:p>
@@ -18843,7 +19624,6 @@
           <w:bCs/>
           <w:lang w:val="es-ES"/>
         </w:rPr>
-        <w:lastRenderedPageBreak/>
         <w:t>Accesibilidad:</w:t>
       </w:r>
     </w:p>
@@ -19185,7 +19965,7 @@
           <w:lang w:val="es-CO"/>
         </w:rPr>
       </w:pPr>
-      <w:bookmarkStart w:id="38" w:name="_Toc177775624"/>
+      <w:bookmarkStart w:id="38" w:name="_Toc179219229"/>
       <w:r>
         <w:rPr>
           <w:rFonts w:cs="Arial"/>
@@ -19300,6 +20080,7 @@
           <w:rFonts w:ascii="Arial" w:hAnsi="Arial" w:cs="Arial"/>
           <w:lang w:val="es-ES"/>
         </w:rPr>
+        <w:lastRenderedPageBreak/>
         <w:t>Se deben realizar respaldos automáticos para evitar la pérdida de información en caso de fallos técnicos o accidentes.</w:t>
       </w:r>
     </w:p>
@@ -19367,7 +20148,6 @@
           <w:rFonts w:ascii="Arial" w:hAnsi="Arial" w:cs="Arial"/>
           <w:lang w:val="es-ES"/>
         </w:rPr>
-        <w:lastRenderedPageBreak/>
         <w:t>Antes de realizar operaciones críticas, como la eliminación o modificación de tareas, el sistema debe realizar comprobaciones básicas para asegurar que los datos no hayan sido corrompidos o modificados accidentalmente.</w:t>
       </w:r>
     </w:p>
@@ -19450,15 +20230,13 @@
         </w:rPr>
         <w:t xml:space="preserve">Los usuarios no podrán ver o acceder a las tareas de otros usuarios </w:t>
       </w:r>
-      <w:proofErr w:type="gramStart"/>
-      <w:r>
-        <w:rPr>
-          <w:rFonts w:ascii="Arial" w:hAnsi="Arial" w:cs="Arial"/>
-          <w:lang w:val="es-ES"/>
-        </w:rPr>
-        <w:t>bajo ninguna circunstancia</w:t>
-      </w:r>
-      <w:proofErr w:type="gramEnd"/>
+      <w:r>
+        <w:rPr>
+          <w:rFonts w:ascii="Arial" w:hAnsi="Arial" w:cs="Arial"/>
+          <w:lang w:val="es-ES"/>
+        </w:rPr>
+        <w:t>en ninguna circunstancia</w:t>
+      </w:r>
       <w:r>
         <w:rPr>
           <w:rFonts w:ascii="Arial" w:hAnsi="Arial" w:cs="Arial"/>
@@ -19570,7 +20348,7 @@
           <w:lang w:val="es-CO"/>
         </w:rPr>
       </w:pPr>
-      <w:bookmarkStart w:id="39" w:name="_Toc177775625"/>
+      <w:bookmarkStart w:id="39" w:name="_Toc179219230"/>
       <w:r>
         <w:rPr>
           <w:rFonts w:cs="Arial"/>
@@ -19864,6 +20642,7 @@
           <w:rFonts w:ascii="Arial" w:hAnsi="Arial" w:cs="Arial"/>
           <w:lang w:val="es-ES"/>
         </w:rPr>
+        <w:lastRenderedPageBreak/>
         <w:t>El sistema debe estar documentado para que cualquier desarrollador futuro pueda comprender y realizar modificaciones sin dificultades, reduciendo el tiempo de aprendizaje a menos de 5 horas.</w:t>
       </w:r>
     </w:p>
@@ -19928,7 +20707,6 @@
           <w:rFonts w:ascii="Arial" w:hAnsi="Arial" w:cs="Arial"/>
           <w:lang w:val="es-ES"/>
         </w:rPr>
-        <w:lastRenderedPageBreak/>
         <w:t>El sistema debe ser ejecutable en cualquier computadora con sistema operativo Windows, sin requerir configuraciones especiales.</w:t>
       </w:r>
     </w:p>
@@ -20265,7 +21043,7 @@
           <w:numId w:val="1"/>
         </w:numPr>
       </w:pPr>
-      <w:bookmarkStart w:id="40" w:name="_Toc177775626"/>
+      <w:bookmarkStart w:id="40" w:name="_Toc179219231"/>
       <w:bookmarkEnd w:id="0"/>
       <w:r>
         <w:t>Diagramas</w:t>
@@ -20277,7 +21055,7 @@
         <w:pStyle w:val="Ttulo2"/>
         <w:ind w:firstLine="360"/>
       </w:pPr>
-      <w:bookmarkStart w:id="41" w:name="_Toc177775627"/>
+      <w:bookmarkStart w:id="41" w:name="_Toc179219232"/>
       <w:r>
         <w:t xml:space="preserve">6.1. </w:t>
       </w:r>
@@ -20302,14 +21080,13 @@
       <w:r>
         <w:rPr>
           <w:noProof/>
-          <w:lang w:val="en-US"/>
         </w:rPr>
         <w:lastRenderedPageBreak/>
         <w:drawing>
-          <wp:inline distT="0" distB="0" distL="0" distR="0" wp14:anchorId="13C5537D" wp14:editId="68656D2D">
-            <wp:extent cx="4958862" cy="3221573"/>
+          <wp:inline distT="0" distB="0" distL="0" distR="0" wp14:anchorId="6802ACA3" wp14:editId="382945AF">
+            <wp:extent cx="5334000" cy="3552379"/>
             <wp:effectExtent l="0" t="0" r="0" b="0"/>
-            <wp:docPr id="1146101715" name="Imagen 1"/>
+            <wp:docPr id="313907782" name="Imagen 2" descr="Diagrama, Esquemático&#10;&#10;Descripción generada automáticamente"/>
             <wp:cNvGraphicFramePr>
               <a:graphicFrameLocks xmlns:a="http://schemas.openxmlformats.org/drawingml/2006/main" noChangeAspect="1"/>
             </wp:cNvGraphicFramePr>
@@ -20317,13 +21094,13 @@
               <a:graphicData uri="http://schemas.openxmlformats.org/drawingml/2006/picture">
                 <pic:pic xmlns:pic="http://schemas.openxmlformats.org/drawingml/2006/picture">
                   <pic:nvPicPr>
-                    <pic:cNvPr id="0" name="Picture 1"/>
+                    <pic:cNvPr id="313907782" name="Imagen 2" descr="Diagrama, Esquemático&#10;&#10;Descripción generada automáticamente"/>
                     <pic:cNvPicPr>
                       <a:picLocks noChangeAspect="1" noChangeArrowheads="1"/>
                     </pic:cNvPicPr>
                   </pic:nvPicPr>
                   <pic:blipFill>
-                    <a:blip r:embed="rId10" cstate="print">
+                    <a:blip r:embed="rId12" cstate="print">
                       <a:extLst>
                         <a:ext uri="{28A0092B-C50C-407E-A947-70E740481C1C}">
                           <a14:useLocalDpi xmlns:a14="http://schemas.microsoft.com/office/drawing/2010/main" val="0"/>
@@ -20338,7 +21115,7 @@
                   <pic:spPr bwMode="auto">
                     <a:xfrm>
                       <a:off x="0" y="0"/>
-                      <a:ext cx="4965931" cy="3226165"/>
+                      <a:ext cx="5336727" cy="3554195"/>
                     </a:xfrm>
                     <a:prstGeom prst="rect">
                       <a:avLst/>
@@ -20366,17 +21143,19 @@
         <w:rPr>
           <w:b w:val="0"/>
           <w:bCs w:val="0"/>
+          <w:color w:val="0070C0"/>
           <w:sz w:val="18"/>
           <w:szCs w:val="18"/>
           <w:lang w:val="en-US"/>
         </w:rPr>
       </w:pPr>
-      <w:hyperlink r:id="rId11" w:history="1">
+      <w:hyperlink r:id="rId13" w:history="1">
         <w:r>
           <w:rPr>
             <w:rStyle w:val="Hipervnculo"/>
             <w:b w:val="0"/>
             <w:bCs w:val="0"/>
+            <w:color w:val="0070C0"/>
             <w:sz w:val="18"/>
             <w:szCs w:val="18"/>
             <w:lang w:val="en-US"/>
@@ -20406,9 +21185,12 @@
           <w:numId w:val="38"/>
         </w:numPr>
       </w:pPr>
-      <w:bookmarkStart w:id="42" w:name="_Toc177775628"/>
-      <w:r>
-        <w:t>Diagrama de UML</w:t>
+      <w:bookmarkStart w:id="42" w:name="_Toc179219233"/>
+      <w:r>
+        <w:t>Diagrama de</w:t>
+      </w:r>
+      <w:r>
+        <w:t xml:space="preserve"> clases</w:t>
       </w:r>
       <w:bookmarkEnd w:id="42"/>
     </w:p>
@@ -20428,13 +21210,12 @@
       <w:r>
         <w:rPr>
           <w:noProof/>
-          <w:lang w:val="en-US"/>
         </w:rPr>
         <w:drawing>
-          <wp:inline distT="0" distB="0" distL="0" distR="0" wp14:anchorId="42816EC7" wp14:editId="7B4D1657">
-            <wp:extent cx="5502363" cy="3868616"/>
-            <wp:effectExtent l="0" t="0" r="3175" b="0"/>
-            <wp:docPr id="1235048222" name="Imagen 2"/>
+          <wp:inline distT="0" distB="0" distL="0" distR="0" wp14:anchorId="5DDDE011" wp14:editId="4B9C1BB3">
+            <wp:extent cx="4314825" cy="3507809"/>
+            <wp:effectExtent l="0" t="0" r="0" b="0"/>
+            <wp:docPr id="35189434" name="Imagen 1" descr="Diagrama&#10;&#10;Descripción generada automáticamente"/>
             <wp:cNvGraphicFramePr>
               <a:graphicFrameLocks xmlns:a="http://schemas.openxmlformats.org/drawingml/2006/main" noChangeAspect="1"/>
             </wp:cNvGraphicFramePr>
@@ -20442,13 +21223,13 @@
               <a:graphicData uri="http://schemas.openxmlformats.org/drawingml/2006/picture">
                 <pic:pic xmlns:pic="http://schemas.openxmlformats.org/drawingml/2006/picture">
                   <pic:nvPicPr>
-                    <pic:cNvPr id="0" name="Picture 2"/>
+                    <pic:cNvPr id="35189434" name="Imagen 1" descr="Diagrama&#10;&#10;Descripción generada automáticamente"/>
                     <pic:cNvPicPr>
                       <a:picLocks noChangeAspect="1" noChangeArrowheads="1"/>
                     </pic:cNvPicPr>
                   </pic:nvPicPr>
                   <pic:blipFill>
-                    <a:blip r:embed="rId12">
+                    <a:blip r:embed="rId14" cstate="print">
                       <a:extLst>
                         <a:ext uri="{28A0092B-C50C-407E-A947-70E740481C1C}">
                           <a14:useLocalDpi xmlns:a14="http://schemas.microsoft.com/office/drawing/2010/main" val="0"/>
@@ -20463,7 +21244,7 @@
                   <pic:spPr bwMode="auto">
                     <a:xfrm>
                       <a:off x="0" y="0"/>
-                      <a:ext cx="5518797" cy="3880171"/>
+                      <a:ext cx="4327115" cy="3517800"/>
                     </a:xfrm>
                     <a:prstGeom prst="rect">
                       <a:avLst/>
@@ -20484,17 +21265,19 @@
       <w:pPr>
         <w:rPr>
           <w:rFonts w:ascii="Arial" w:hAnsi="Arial" w:cs="Arial"/>
+          <w:color w:val="0070C0"/>
           <w:sz w:val="18"/>
           <w:szCs w:val="18"/>
           <w:u w:val="single"/>
           <w:lang w:val="en-US"/>
         </w:rPr>
       </w:pPr>
-      <w:hyperlink r:id="rId13" w:history="1">
+      <w:hyperlink r:id="rId15" w:history="1">
         <w:r>
           <w:rPr>
             <w:rStyle w:val="Hipervnculo"/>
             <w:rFonts w:ascii="Arial" w:hAnsi="Arial" w:cs="Arial"/>
+            <w:color w:val="0070C0"/>
             <w:sz w:val="18"/>
             <w:szCs w:val="18"/>
             <w:lang w:val="en-US"/>
@@ -20518,7 +21301,7 @@
           <w:numId w:val="38"/>
         </w:numPr>
       </w:pPr>
-      <w:bookmarkStart w:id="43" w:name="_Toc177775629"/>
+      <w:bookmarkStart w:id="43" w:name="_Toc179219234"/>
       <w:r>
         <w:lastRenderedPageBreak/>
         <w:t>Diagrama Entidad-Relación.</w:t>
@@ -20561,7 +21344,7 @@
                     </pic:cNvPicPr>
                   </pic:nvPicPr>
                   <pic:blipFill>
-                    <a:blip r:embed="rId14">
+                    <a:blip r:embed="rId16">
                       <a:extLst>
                         <a:ext uri="{28A0092B-C50C-407E-A947-70E740481C1C}">
                           <a14:useLocalDpi xmlns:a14="http://schemas.microsoft.com/office/drawing/2010/main" val="0"/>
@@ -20597,16 +21380,18 @@
       <w:pPr>
         <w:rPr>
           <w:rFonts w:ascii="Arial" w:hAnsi="Arial" w:cs="Arial"/>
+          <w:color w:val="000000" w:themeColor="text1"/>
           <w:sz w:val="18"/>
           <w:szCs w:val="18"/>
           <w:lang w:val="en-US"/>
         </w:rPr>
       </w:pPr>
-      <w:hyperlink r:id="rId15" w:history="1">
+      <w:hyperlink r:id="rId17" w:history="1">
         <w:r>
           <w:rPr>
             <w:rStyle w:val="Hipervnculo"/>
             <w:rFonts w:ascii="Arial" w:hAnsi="Arial" w:cs="Arial"/>
+            <w:color w:val="0070C0"/>
             <w:sz w:val="18"/>
             <w:szCs w:val="18"/>
             <w:lang w:val="en-US"/>
@@ -20640,7 +21425,7 @@
         <w:pStyle w:val="Ttulo1"/>
         <w:jc w:val="left"/>
       </w:pPr>
-      <w:bookmarkStart w:id="44" w:name="_Toc177775630"/>
+      <w:bookmarkStart w:id="44" w:name="_Toc179219235"/>
       <w:r>
         <w:t>7. Mockup</w:t>
       </w:r>
@@ -20648,10 +21433,16 @@
     </w:p>
     <w:p>
       <w:pPr>
-        <w:rPr>
-          <w:lang w:val="en-US"/>
-        </w:rPr>
-      </w:pPr>
+        <w:pStyle w:val="Ttulo2"/>
+      </w:pPr>
+      <w:bookmarkStart w:id="45" w:name="_Toc179219236"/>
+      <w:r>
+        <w:t>7.1</w:t>
+      </w:r>
+      <w:bookmarkEnd w:id="45"/>
+      <w:r>
+        <w:t xml:space="preserve"> </w:t>
+      </w:r>
     </w:p>
     <w:p>
       <w:pPr>
@@ -20662,8 +21453,8 @@
           <w:noProof/>
         </w:rPr>
         <w:drawing>
-          <wp:inline distT="0" distB="0" distL="0" distR="0" wp14:anchorId="124E9905" wp14:editId="6AC6F4CC">
-            <wp:extent cx="3571354" cy="2533650"/>
+          <wp:inline distT="0" distB="0" distL="0" distR="0" wp14:anchorId="124E9905" wp14:editId="6E28F842">
+            <wp:extent cx="3390900" cy="2405629"/>
             <wp:effectExtent l="0" t="0" r="0" b="0"/>
             <wp:docPr id="366232855" name="Imagen 4"/>
             <wp:cNvGraphicFramePr>
@@ -20674,108 +21465,6 @@
                 <pic:pic xmlns:pic="http://schemas.openxmlformats.org/drawingml/2006/picture">
                   <pic:nvPicPr>
                     <pic:cNvPr id="0" name="Picture 4"/>
-                    <pic:cNvPicPr>
-                      <a:picLocks noChangeAspect="1" noChangeArrowheads="1"/>
-                    </pic:cNvPicPr>
-                  </pic:nvPicPr>
-                  <pic:blipFill>
-                    <a:blip r:embed="rId16" cstate="print">
-                      <a:extLst>
-                        <a:ext uri="{28A0092B-C50C-407E-A947-70E740481C1C}">
-                          <a14:useLocalDpi xmlns:a14="http://schemas.microsoft.com/office/drawing/2010/main" val="0"/>
-                        </a:ext>
-                      </a:extLst>
-                    </a:blip>
-                    <a:srcRect/>
-                    <a:stretch>
-                      <a:fillRect/>
-                    </a:stretch>
-                  </pic:blipFill>
-                  <pic:spPr bwMode="auto">
-                    <a:xfrm>
-                      <a:off x="0" y="0"/>
-                      <a:ext cx="3581800" cy="2541061"/>
-                    </a:xfrm>
-                    <a:prstGeom prst="rect">
-                      <a:avLst/>
-                    </a:prstGeom>
-                    <a:noFill/>
-                    <a:ln>
-                      <a:noFill/>
-                    </a:ln>
-                  </pic:spPr>
-                </pic:pic>
-              </a:graphicData>
-            </a:graphic>
-          </wp:inline>
-        </w:drawing>
-      </w:r>
-    </w:p>
-    <w:p>
-      <w:pPr>
-        <w:pStyle w:val="Descripcin"/>
-      </w:pPr>
-      <w:hyperlink r:id="rId17" w:history="1">
-        <w:r>
-          <w:rPr>
-            <w:rStyle w:val="Hipervnculo"/>
-          </w:rPr>
-          <w:fldChar w:fldCharType="begin"/>
-        </w:r>
-        <w:r>
-          <w:rPr>
-            <w:rStyle w:val="Hipervnculo"/>
-          </w:rPr>
-          <w:instrText xml:space="preserve"> SEQ Ilustración \* ROMAN </w:instrText>
-        </w:r>
-        <w:r>
-          <w:rPr>
-            <w:rStyle w:val="Hipervnculo"/>
-          </w:rPr>
-          <w:fldChar w:fldCharType="separate"/>
-        </w:r>
-        <w:r>
-          <w:rPr>
-            <w:rStyle w:val="Hipervnculo"/>
-            <w:noProof/>
-          </w:rPr>
-          <w:t>I</w:t>
-        </w:r>
-        <w:r>
-          <w:rPr>
-            <w:rStyle w:val="Hipervnculo"/>
-          </w:rPr>
-          <w:fldChar w:fldCharType="end"/>
-        </w:r>
-        <w:r>
-          <w:rPr>
-            <w:rStyle w:val="Hipervnculo"/>
-          </w:rPr>
-          <w:t xml:space="preserve"> Inicio de sesión</w:t>
-        </w:r>
-      </w:hyperlink>
-    </w:p>
-    <w:p>
-      <w:pPr>
-        <w:keepNext/>
-      </w:pPr>
-      <w:r>
-        <w:rPr>
-          <w:noProof/>
-        </w:rPr>
-        <w:drawing>
-          <wp:inline distT="0" distB="0" distL="0" distR="0" wp14:anchorId="3D497537" wp14:editId="639AA36D">
-            <wp:extent cx="3552825" cy="2551755"/>
-            <wp:effectExtent l="0" t="0" r="0" b="1270"/>
-            <wp:docPr id="22684664" name="Imagen 6" descr="Interfaz de usuario gráfica&#10;&#10;Descripción generada automáticamente"/>
-            <wp:cNvGraphicFramePr>
-              <a:graphicFrameLocks xmlns:a="http://schemas.openxmlformats.org/drawingml/2006/main" noChangeAspect="1"/>
-            </wp:cNvGraphicFramePr>
-            <a:graphic xmlns:a="http://schemas.openxmlformats.org/drawingml/2006/main">
-              <a:graphicData uri="http://schemas.openxmlformats.org/drawingml/2006/picture">
-                <pic:pic xmlns:pic="http://schemas.openxmlformats.org/drawingml/2006/picture">
-                  <pic:nvPicPr>
-                    <pic:cNvPr id="22684664" name="Imagen 6" descr="Interfaz de usuario gráfica&#10;&#10;Descripción generada automáticamente"/>
                     <pic:cNvPicPr>
                       <a:picLocks noChangeAspect="1" noChangeArrowheads="1"/>
                     </pic:cNvPicPr>
@@ -20796,7 +21485,7 @@
                   <pic:spPr bwMode="auto">
                     <a:xfrm>
                       <a:off x="0" y="0"/>
-                      <a:ext cx="3554747" cy="2553135"/>
+                      <a:ext cx="3406336" cy="2416580"/>
                     </a:xfrm>
                     <a:prstGeom prst="rect">
                       <a:avLst/>
@@ -20817,67 +21506,93 @@
       <w:pPr>
         <w:pStyle w:val="Descripcin"/>
         <w:rPr>
-          <w:noProof/>
+          <w:rStyle w:val="Hipervnculo"/>
+          <w:rFonts w:ascii="Arial" w:hAnsi="Arial" w:cs="Arial"/>
+          <w:i w:val="0"/>
+          <w:iCs w:val="0"/>
         </w:rPr>
       </w:pPr>
       <w:hyperlink r:id="rId19" w:history="1">
         <w:r>
           <w:rPr>
             <w:rStyle w:val="Hipervnculo"/>
-            <w:noProof/>
+            <w:rFonts w:ascii="Arial" w:hAnsi="Arial" w:cs="Arial"/>
+            <w:i w:val="0"/>
+            <w:iCs w:val="0"/>
           </w:rPr>
           <w:fldChar w:fldCharType="begin"/>
         </w:r>
         <w:r>
           <w:rPr>
             <w:rStyle w:val="Hipervnculo"/>
-            <w:noProof/>
+            <w:rFonts w:ascii="Arial" w:hAnsi="Arial" w:cs="Arial"/>
+            <w:i w:val="0"/>
+            <w:iCs w:val="0"/>
           </w:rPr>
           <w:instrText xml:space="preserve"> SEQ Ilustración \* ROMAN </w:instrText>
         </w:r>
         <w:r>
           <w:rPr>
             <w:rStyle w:val="Hipervnculo"/>
-            <w:noProof/>
+            <w:rFonts w:ascii="Arial" w:hAnsi="Arial" w:cs="Arial"/>
+            <w:i w:val="0"/>
+            <w:iCs w:val="0"/>
           </w:rPr>
           <w:fldChar w:fldCharType="separate"/>
         </w:r>
         <w:r>
           <w:rPr>
             <w:rStyle w:val="Hipervnculo"/>
+            <w:rFonts w:ascii="Arial" w:hAnsi="Arial" w:cs="Arial"/>
+            <w:i w:val="0"/>
+            <w:iCs w:val="0"/>
             <w:noProof/>
           </w:rPr>
-          <w:t>II</w:t>
+          <w:t>I</w:t>
         </w:r>
         <w:r>
           <w:rPr>
             <w:rStyle w:val="Hipervnculo"/>
-            <w:noProof/>
+            <w:rFonts w:ascii="Arial" w:hAnsi="Arial" w:cs="Arial"/>
+            <w:i w:val="0"/>
+            <w:iCs w:val="0"/>
           </w:rPr>
           <w:fldChar w:fldCharType="end"/>
         </w:r>
         <w:r>
           <w:rPr>
             <w:rStyle w:val="Hipervnculo"/>
+            <w:rFonts w:ascii="Arial" w:hAnsi="Arial" w:cs="Arial"/>
+            <w:i w:val="0"/>
+            <w:iCs w:val="0"/>
           </w:rPr>
-          <w:t xml:space="preserve"> Usuario no registrado</w:t>
+          <w:t xml:space="preserve"> Inicio de sesión</w:t>
         </w:r>
       </w:hyperlink>
     </w:p>
     <w:p>
       <w:pPr>
+        <w:pStyle w:val="Ttulo2"/>
+      </w:pPr>
+      <w:bookmarkStart w:id="46" w:name="_Toc179219237"/>
+      <w:r>
+        <w:t>7.2</w:t>
+      </w:r>
+      <w:bookmarkEnd w:id="46"/>
+    </w:p>
+    <w:p>
+      <w:pPr>
         <w:keepNext/>
       </w:pPr>
       <w:r>
         <w:rPr>
           <w:noProof/>
         </w:rPr>
-        <w:lastRenderedPageBreak/>
         <w:drawing>
-          <wp:inline distT="0" distB="0" distL="0" distR="0" wp14:anchorId="53DBF66B" wp14:editId="4585D63B">
-            <wp:extent cx="3560769" cy="2524125"/>
-            <wp:effectExtent l="0" t="0" r="1905" b="0"/>
-            <wp:docPr id="1650798179" name="Imagen 5" descr="Interfaz de usuario gráfica&#10;&#10;Descripción generada automáticamente"/>
+          <wp:inline distT="0" distB="0" distL="0" distR="0" wp14:anchorId="3D497537" wp14:editId="6B42224C">
+            <wp:extent cx="3448047" cy="2476500"/>
+            <wp:effectExtent l="0" t="0" r="635" b="0"/>
+            <wp:docPr id="22684664" name="Imagen 6" descr="Interfaz de usuario gráfica&#10;&#10;Descripción generada automáticamente"/>
             <wp:cNvGraphicFramePr>
               <a:graphicFrameLocks xmlns:a="http://schemas.openxmlformats.org/drawingml/2006/main" noChangeAspect="1"/>
             </wp:cNvGraphicFramePr>
@@ -20885,7 +21600,7 @@
               <a:graphicData uri="http://schemas.openxmlformats.org/drawingml/2006/picture">
                 <pic:pic xmlns:pic="http://schemas.openxmlformats.org/drawingml/2006/picture">
                   <pic:nvPicPr>
-                    <pic:cNvPr id="1650798179" name="Imagen 5" descr="Interfaz de usuario gráfica&#10;&#10;Descripción generada automáticamente"/>
+                    <pic:cNvPr id="22684664" name="Imagen 6" descr="Interfaz de usuario gráfica&#10;&#10;Descripción generada automáticamente"/>
                     <pic:cNvPicPr>
                       <a:picLocks noChangeAspect="1" noChangeArrowheads="1"/>
                     </pic:cNvPicPr>
@@ -20906,7 +21621,7 @@
                   <pic:spPr bwMode="auto">
                     <a:xfrm>
                       <a:off x="0" y="0"/>
-                      <a:ext cx="3597703" cy="2550307"/>
+                      <a:ext cx="3455149" cy="2481601"/>
                     </a:xfrm>
                     <a:prstGeom prst="rect">
                       <a:avLst/>
@@ -20926,49 +21641,88 @@
     <w:p>
       <w:pPr>
         <w:pStyle w:val="Descripcin"/>
+        <w:rPr>
+          <w:rStyle w:val="Hipervnculo"/>
+          <w:rFonts w:ascii="Arial" w:hAnsi="Arial" w:cs="Arial"/>
+          <w:i w:val="0"/>
+          <w:iCs w:val="0"/>
+        </w:rPr>
       </w:pPr>
       <w:hyperlink r:id="rId21" w:history="1">
         <w:r>
           <w:rPr>
             <w:rStyle w:val="Hipervnculo"/>
+            <w:rFonts w:ascii="Arial" w:hAnsi="Arial" w:cs="Arial"/>
+            <w:i w:val="0"/>
+            <w:iCs w:val="0"/>
+            <w:noProof/>
           </w:rPr>
           <w:fldChar w:fldCharType="begin"/>
         </w:r>
         <w:r>
           <w:rPr>
             <w:rStyle w:val="Hipervnculo"/>
+            <w:rFonts w:ascii="Arial" w:hAnsi="Arial" w:cs="Arial"/>
+            <w:i w:val="0"/>
+            <w:iCs w:val="0"/>
+            <w:noProof/>
           </w:rPr>
           <w:instrText xml:space="preserve"> SEQ Ilustración \* ROMAN </w:instrText>
         </w:r>
         <w:r>
           <w:rPr>
             <w:rStyle w:val="Hipervnculo"/>
+            <w:rFonts w:ascii="Arial" w:hAnsi="Arial" w:cs="Arial"/>
+            <w:i w:val="0"/>
+            <w:iCs w:val="0"/>
+            <w:noProof/>
           </w:rPr>
           <w:fldChar w:fldCharType="separate"/>
         </w:r>
         <w:r>
           <w:rPr>
             <w:rStyle w:val="Hipervnculo"/>
+            <w:rFonts w:ascii="Arial" w:hAnsi="Arial" w:cs="Arial"/>
+            <w:i w:val="0"/>
+            <w:iCs w:val="0"/>
             <w:noProof/>
           </w:rPr>
-          <w:t>III</w:t>
+          <w:t>II</w:t>
         </w:r>
         <w:r>
           <w:rPr>
             <w:rStyle w:val="Hipervnculo"/>
+            <w:rFonts w:ascii="Arial" w:hAnsi="Arial" w:cs="Arial"/>
+            <w:i w:val="0"/>
+            <w:iCs w:val="0"/>
+            <w:noProof/>
           </w:rPr>
           <w:fldChar w:fldCharType="end"/>
         </w:r>
         <w:r>
           <w:rPr>
             <w:rStyle w:val="Hipervnculo"/>
+            <w:rFonts w:ascii="Arial" w:hAnsi="Arial" w:cs="Arial"/>
+            <w:i w:val="0"/>
+            <w:iCs w:val="0"/>
           </w:rPr>
-          <w:t xml:space="preserve"> Registro</w:t>
+          <w:t xml:space="preserve"> Usuario no registrado</w:t>
         </w:r>
       </w:hyperlink>
     </w:p>
     <w:p>
       <w:pPr>
+        <w:pStyle w:val="Ttulo2"/>
+      </w:pPr>
+      <w:bookmarkStart w:id="47" w:name="_Toc179219238"/>
+      <w:r>
+        <w:lastRenderedPageBreak/>
+        <w:t>7.3</w:t>
+      </w:r>
+      <w:bookmarkEnd w:id="47"/>
+    </w:p>
+    <w:p>
+      <w:pPr>
         <w:keepNext/>
       </w:pPr>
       <w:r>
@@ -20976,10 +21730,10 @@
           <w:noProof/>
         </w:rPr>
         <w:drawing>
-          <wp:inline distT="0" distB="0" distL="0" distR="0" wp14:anchorId="5284880C" wp14:editId="121872BE">
-            <wp:extent cx="3557183" cy="2305050"/>
-            <wp:effectExtent l="0" t="0" r="5715" b="0"/>
-            <wp:docPr id="176691773" name="Imagen 8" descr="Interfaz de usuario gráfica&#10;&#10;Descripción generada automáticamente"/>
+          <wp:inline distT="0" distB="0" distL="0" distR="0" wp14:anchorId="53DBF66B" wp14:editId="7F016C06">
+            <wp:extent cx="3371850" cy="2390206"/>
+            <wp:effectExtent l="0" t="0" r="0" b="0"/>
+            <wp:docPr id="1650798179" name="Imagen 5" descr="Interfaz de usuario gráfica&#10;&#10;Descripción generada automáticamente"/>
             <wp:cNvGraphicFramePr>
               <a:graphicFrameLocks xmlns:a="http://schemas.openxmlformats.org/drawingml/2006/main" noChangeAspect="1"/>
             </wp:cNvGraphicFramePr>
@@ -20987,13 +21741,13 @@
               <a:graphicData uri="http://schemas.openxmlformats.org/drawingml/2006/picture">
                 <pic:pic xmlns:pic="http://schemas.openxmlformats.org/drawingml/2006/picture">
                   <pic:nvPicPr>
-                    <pic:cNvPr id="176691773" name="Imagen 8" descr="Interfaz de usuario gráfica&#10;&#10;Descripción generada automáticamente"/>
+                    <pic:cNvPr id="1650798179" name="Imagen 5" descr="Interfaz de usuario gráfica&#10;&#10;Descripción generada automáticamente"/>
                     <pic:cNvPicPr>
                       <a:picLocks noChangeAspect="1" noChangeArrowheads="1"/>
                     </pic:cNvPicPr>
                   </pic:nvPicPr>
                   <pic:blipFill>
-                    <a:blip r:embed="rId22">
+                    <a:blip r:embed="rId22" cstate="print">
                       <a:extLst>
                         <a:ext uri="{28A0092B-C50C-407E-A947-70E740481C1C}">
                           <a14:useLocalDpi xmlns:a14="http://schemas.microsoft.com/office/drawing/2010/main" val="0"/>
@@ -21008,7 +21762,7 @@
                   <pic:spPr bwMode="auto">
                     <a:xfrm>
                       <a:off x="0" y="0"/>
-                      <a:ext cx="3597716" cy="2331315"/>
+                      <a:ext cx="3410173" cy="2417372"/>
                     </a:xfrm>
                     <a:prstGeom prst="rect">
                       <a:avLst/>
@@ -21028,49 +21782,83 @@
     <w:p>
       <w:pPr>
         <w:pStyle w:val="Descripcin"/>
+        <w:rPr>
+          <w:rStyle w:val="Hipervnculo"/>
+          <w:rFonts w:ascii="Arial" w:hAnsi="Arial" w:cs="Arial"/>
+          <w:i w:val="0"/>
+          <w:iCs w:val="0"/>
+        </w:rPr>
       </w:pPr>
       <w:hyperlink r:id="rId23" w:history="1">
         <w:r>
           <w:rPr>
             <w:rStyle w:val="Hipervnculo"/>
+            <w:rFonts w:ascii="Arial" w:hAnsi="Arial" w:cs="Arial"/>
+            <w:i w:val="0"/>
+            <w:iCs w:val="0"/>
           </w:rPr>
           <w:fldChar w:fldCharType="begin"/>
         </w:r>
         <w:r>
           <w:rPr>
             <w:rStyle w:val="Hipervnculo"/>
+            <w:rFonts w:ascii="Arial" w:hAnsi="Arial" w:cs="Arial"/>
+            <w:i w:val="0"/>
+            <w:iCs w:val="0"/>
           </w:rPr>
           <w:instrText xml:space="preserve"> SEQ Ilustración \* ROMAN </w:instrText>
         </w:r>
         <w:r>
           <w:rPr>
             <w:rStyle w:val="Hipervnculo"/>
+            <w:rFonts w:ascii="Arial" w:hAnsi="Arial" w:cs="Arial"/>
+            <w:i w:val="0"/>
+            <w:iCs w:val="0"/>
           </w:rPr>
           <w:fldChar w:fldCharType="separate"/>
         </w:r>
         <w:r>
           <w:rPr>
             <w:rStyle w:val="Hipervnculo"/>
+            <w:rFonts w:ascii="Arial" w:hAnsi="Arial" w:cs="Arial"/>
+            <w:i w:val="0"/>
+            <w:iCs w:val="0"/>
             <w:noProof/>
           </w:rPr>
-          <w:t>IV</w:t>
+          <w:t>III</w:t>
         </w:r>
         <w:r>
           <w:rPr>
             <w:rStyle w:val="Hipervnculo"/>
+            <w:rFonts w:ascii="Arial" w:hAnsi="Arial" w:cs="Arial"/>
+            <w:i w:val="0"/>
+            <w:iCs w:val="0"/>
           </w:rPr>
           <w:fldChar w:fldCharType="end"/>
         </w:r>
         <w:r>
           <w:rPr>
             <w:rStyle w:val="Hipervnculo"/>
+            <w:rFonts w:ascii="Arial" w:hAnsi="Arial" w:cs="Arial"/>
+            <w:i w:val="0"/>
+            <w:iCs w:val="0"/>
           </w:rPr>
-          <w:t xml:space="preserve"> Página principal</w:t>
+          <w:t xml:space="preserve"> Registro</w:t>
         </w:r>
       </w:hyperlink>
     </w:p>
     <w:p>
       <w:pPr>
+        <w:pStyle w:val="Ttulo2"/>
+      </w:pPr>
+      <w:bookmarkStart w:id="48" w:name="_Toc179219239"/>
+      <w:r>
+        <w:t>7.4</w:t>
+      </w:r>
+      <w:bookmarkEnd w:id="48"/>
+    </w:p>
+    <w:p>
+      <w:pPr>
         <w:keepNext/>
       </w:pPr>
       <w:r>
@@ -21078,10 +21866,10 @@
           <w:noProof/>
         </w:rPr>
         <w:drawing>
-          <wp:inline distT="0" distB="0" distL="0" distR="0" wp14:anchorId="6037626C" wp14:editId="4137A7C3">
-            <wp:extent cx="3514725" cy="2179702"/>
+          <wp:inline distT="0" distB="0" distL="0" distR="0" wp14:anchorId="5284880C" wp14:editId="5B7918D9">
+            <wp:extent cx="3380794" cy="2190750"/>
             <wp:effectExtent l="0" t="0" r="0" b="0"/>
-            <wp:docPr id="1952333512" name="Imagen 11" descr="Interfaz de usuario gráfica&#10;&#10;Descripción generada automáticamente"/>
+            <wp:docPr id="176691773" name="Imagen 8" descr="Interfaz de usuario gráfica&#10;&#10;Descripción generada automáticamente"/>
             <wp:cNvGraphicFramePr>
               <a:graphicFrameLocks xmlns:a="http://schemas.openxmlformats.org/drawingml/2006/main" noChangeAspect="1"/>
             </wp:cNvGraphicFramePr>
@@ -21089,7 +21877,7 @@
               <a:graphicData uri="http://schemas.openxmlformats.org/drawingml/2006/picture">
                 <pic:pic xmlns:pic="http://schemas.openxmlformats.org/drawingml/2006/picture">
                   <pic:nvPicPr>
-                    <pic:cNvPr id="1952333512" name="Imagen 11" descr="Interfaz de usuario gráfica&#10;&#10;Descripción generada automáticamente"/>
+                    <pic:cNvPr id="176691773" name="Imagen 8" descr="Interfaz de usuario gráfica&#10;&#10;Descripción generada automáticamente"/>
                     <pic:cNvPicPr>
                       <a:picLocks noChangeAspect="1" noChangeArrowheads="1"/>
                     </pic:cNvPicPr>
@@ -21110,7 +21898,7 @@
                   <pic:spPr bwMode="auto">
                     <a:xfrm>
                       <a:off x="0" y="0"/>
-                      <a:ext cx="3532607" cy="2190792"/>
+                      <a:ext cx="3422774" cy="2217953"/>
                     </a:xfrm>
                     <a:prstGeom prst="rect">
                       <a:avLst/>
@@ -21130,29 +21918,183 @@
     <w:p>
       <w:pPr>
         <w:pStyle w:val="Descripcin"/>
+        <w:rPr>
+          <w:rStyle w:val="Hipervnculo"/>
+          <w:rFonts w:ascii="Arial" w:hAnsi="Arial" w:cs="Arial"/>
+          <w:i w:val="0"/>
+          <w:iCs w:val="0"/>
+        </w:rPr>
       </w:pPr>
       <w:hyperlink r:id="rId25" w:history="1">
         <w:r>
           <w:rPr>
             <w:rStyle w:val="Hipervnculo"/>
+            <w:rFonts w:ascii="Arial" w:hAnsi="Arial" w:cs="Arial"/>
+            <w:i w:val="0"/>
+            <w:iCs w:val="0"/>
           </w:rPr>
           <w:fldChar w:fldCharType="begin"/>
         </w:r>
         <w:r>
           <w:rPr>
             <w:rStyle w:val="Hipervnculo"/>
+            <w:rFonts w:ascii="Arial" w:hAnsi="Arial" w:cs="Arial"/>
+            <w:i w:val="0"/>
+            <w:iCs w:val="0"/>
           </w:rPr>
           <w:instrText xml:space="preserve"> SEQ Ilustración \* ROMAN </w:instrText>
         </w:r>
         <w:r>
           <w:rPr>
             <w:rStyle w:val="Hipervnculo"/>
+            <w:rFonts w:ascii="Arial" w:hAnsi="Arial" w:cs="Arial"/>
+            <w:i w:val="0"/>
+            <w:iCs w:val="0"/>
           </w:rPr>
           <w:fldChar w:fldCharType="separate"/>
         </w:r>
         <w:r>
           <w:rPr>
             <w:rStyle w:val="Hipervnculo"/>
+            <w:rFonts w:ascii="Arial" w:hAnsi="Arial" w:cs="Arial"/>
+            <w:i w:val="0"/>
+            <w:iCs w:val="0"/>
+            <w:noProof/>
+          </w:rPr>
+          <w:t>IV</w:t>
+        </w:r>
+        <w:r>
+          <w:rPr>
+            <w:rStyle w:val="Hipervnculo"/>
+            <w:rFonts w:ascii="Arial" w:hAnsi="Arial" w:cs="Arial"/>
+            <w:i w:val="0"/>
+            <w:iCs w:val="0"/>
+          </w:rPr>
+          <w:fldChar w:fldCharType="end"/>
+        </w:r>
+        <w:r>
+          <w:rPr>
+            <w:rStyle w:val="Hipervnculo"/>
+            <w:rFonts w:ascii="Arial" w:hAnsi="Arial" w:cs="Arial"/>
+            <w:i w:val="0"/>
+            <w:iCs w:val="0"/>
+          </w:rPr>
+          <w:t xml:space="preserve"> Página principal</w:t>
+        </w:r>
+      </w:hyperlink>
+    </w:p>
+    <w:p>
+      <w:pPr>
+        <w:pStyle w:val="Ttulo2"/>
+      </w:pPr>
+      <w:bookmarkStart w:id="49" w:name="_Toc179219240"/>
+      <w:r>
+        <w:t>7.5</w:t>
+      </w:r>
+      <w:bookmarkEnd w:id="49"/>
+    </w:p>
+    <w:p>
+      <w:pPr>
+        <w:keepNext/>
+      </w:pPr>
+      <w:r>
+        <w:rPr>
+          <w:noProof/>
+        </w:rPr>
+        <w:drawing>
+          <wp:inline distT="0" distB="0" distL="0" distR="0" wp14:anchorId="6037626C" wp14:editId="2A0C6069">
+            <wp:extent cx="3467100" cy="2150166"/>
+            <wp:effectExtent l="0" t="0" r="0" b="2540"/>
+            <wp:docPr id="1952333512" name="Imagen 11" descr="Interfaz de usuario gráfica&#10;&#10;Descripción generada automáticamente"/>
+            <wp:cNvGraphicFramePr>
+              <a:graphicFrameLocks xmlns:a="http://schemas.openxmlformats.org/drawingml/2006/main" noChangeAspect="1"/>
+            </wp:cNvGraphicFramePr>
+            <a:graphic xmlns:a="http://schemas.openxmlformats.org/drawingml/2006/main">
+              <a:graphicData uri="http://schemas.openxmlformats.org/drawingml/2006/picture">
+                <pic:pic xmlns:pic="http://schemas.openxmlformats.org/drawingml/2006/picture">
+                  <pic:nvPicPr>
+                    <pic:cNvPr id="1952333512" name="Imagen 11" descr="Interfaz de usuario gráfica&#10;&#10;Descripción generada automáticamente"/>
+                    <pic:cNvPicPr>
+                      <a:picLocks noChangeAspect="1" noChangeArrowheads="1"/>
+                    </pic:cNvPicPr>
+                  </pic:nvPicPr>
+                  <pic:blipFill>
+                    <a:blip r:embed="rId26">
+                      <a:extLst>
+                        <a:ext uri="{28A0092B-C50C-407E-A947-70E740481C1C}">
+                          <a14:useLocalDpi xmlns:a14="http://schemas.microsoft.com/office/drawing/2010/main" val="0"/>
+                        </a:ext>
+                      </a:extLst>
+                    </a:blip>
+                    <a:srcRect/>
+                    <a:stretch>
+                      <a:fillRect/>
+                    </a:stretch>
+                  </pic:blipFill>
+                  <pic:spPr bwMode="auto">
+                    <a:xfrm>
+                      <a:off x="0" y="0"/>
+                      <a:ext cx="3491120" cy="2165062"/>
+                    </a:xfrm>
+                    <a:prstGeom prst="rect">
+                      <a:avLst/>
+                    </a:prstGeom>
+                    <a:noFill/>
+                    <a:ln>
+                      <a:noFill/>
+                    </a:ln>
+                  </pic:spPr>
+                </pic:pic>
+              </a:graphicData>
+            </a:graphic>
+          </wp:inline>
+        </w:drawing>
+      </w:r>
+    </w:p>
+    <w:p>
+      <w:pPr>
+        <w:pStyle w:val="Descripcin"/>
+        <w:rPr>
+          <w:rStyle w:val="Hipervnculo"/>
+          <w:rFonts w:ascii="Arial" w:hAnsi="Arial" w:cs="Arial"/>
+          <w:i w:val="0"/>
+          <w:iCs w:val="0"/>
+        </w:rPr>
+      </w:pPr>
+      <w:hyperlink r:id="rId27" w:history="1">
+        <w:r>
+          <w:rPr>
+            <w:rStyle w:val="Hipervnculo"/>
+            <w:rFonts w:ascii="Arial" w:hAnsi="Arial" w:cs="Arial"/>
+            <w:i w:val="0"/>
+            <w:iCs w:val="0"/>
+          </w:rPr>
+          <w:fldChar w:fldCharType="begin"/>
+        </w:r>
+        <w:r>
+          <w:rPr>
+            <w:rStyle w:val="Hipervnculo"/>
+            <w:rFonts w:ascii="Arial" w:hAnsi="Arial" w:cs="Arial"/>
+            <w:i w:val="0"/>
+            <w:iCs w:val="0"/>
+          </w:rPr>
+          <w:instrText xml:space="preserve"> SEQ Ilustración \* ROMAN </w:instrText>
+        </w:r>
+        <w:r>
+          <w:rPr>
+            <w:rStyle w:val="Hipervnculo"/>
+            <w:rFonts w:ascii="Arial" w:hAnsi="Arial" w:cs="Arial"/>
+            <w:i w:val="0"/>
+            <w:iCs w:val="0"/>
+          </w:rPr>
+          <w:fldChar w:fldCharType="separate"/>
+        </w:r>
+        <w:r>
+          <w:rPr>
+            <w:rStyle w:val="Hipervnculo"/>
+            <w:rFonts w:ascii="Arial" w:hAnsi="Arial" w:cs="Arial"/>
+            <w:i w:val="0"/>
+            <w:iCs w:val="0"/>
             <w:noProof/>
           </w:rPr>
           <w:t>V</w:t>
@@ -21160,12 +22102,18 @@
         <w:r>
           <w:rPr>
             <w:rStyle w:val="Hipervnculo"/>
+            <w:rFonts w:ascii="Arial" w:hAnsi="Arial" w:cs="Arial"/>
+            <w:i w:val="0"/>
+            <w:iCs w:val="0"/>
           </w:rPr>
           <w:fldChar w:fldCharType="end"/>
         </w:r>
         <w:r>
           <w:rPr>
             <w:rStyle w:val="Hipervnculo"/>
+            <w:rFonts w:ascii="Arial" w:hAnsi="Arial" w:cs="Arial"/>
+            <w:i w:val="0"/>
+            <w:iCs w:val="0"/>
           </w:rPr>
           <w:t xml:space="preserve"> Categorías</w:t>
         </w:r>
@@ -21173,13 +22121,23 @@
     </w:p>
     <w:p>
       <w:pPr>
+        <w:pStyle w:val="Ttulo2"/>
+      </w:pPr>
+      <w:bookmarkStart w:id="50" w:name="_Toc179219241"/>
+      <w:r>
+        <w:lastRenderedPageBreak/>
+        <w:t>7.6</w:t>
+      </w:r>
+      <w:bookmarkEnd w:id="50"/>
+    </w:p>
+    <w:p>
+      <w:pPr>
         <w:keepNext/>
       </w:pPr>
       <w:r>
         <w:rPr>
           <w:noProof/>
         </w:rPr>
-        <w:lastRenderedPageBreak/>
         <w:drawing>
           <wp:inline distT="0" distB="0" distL="0" distR="0" wp14:anchorId="14396C09" wp14:editId="6233D56D">
             <wp:extent cx="3505200" cy="2166656"/>
@@ -21198,7 +22156,7 @@
                     </pic:cNvPicPr>
                   </pic:nvPicPr>
                   <pic:blipFill>
-                    <a:blip r:embed="rId26">
+                    <a:blip r:embed="rId28">
                       <a:extLst>
                         <a:ext uri="{28A0092B-C50C-407E-A947-70E740481C1C}">
                           <a14:useLocalDpi xmlns:a14="http://schemas.microsoft.com/office/drawing/2010/main" val="0"/>
@@ -21233,11 +22191,20 @@
     <w:p>
       <w:pPr>
         <w:pStyle w:val="Descripcin"/>
-      </w:pPr>
-      <w:hyperlink r:id="rId27" w:history="1">
+        <w:rPr>
+          <w:rStyle w:val="Hipervnculo"/>
+          <w:rFonts w:ascii="Arial" w:hAnsi="Arial" w:cs="Arial"/>
+          <w:i w:val="0"/>
+          <w:iCs w:val="0"/>
+        </w:rPr>
+      </w:pPr>
+      <w:hyperlink r:id="rId29" w:history="1">
         <w:r>
           <w:rPr>
             <w:rStyle w:val="Hipervnculo"/>
+            <w:rFonts w:ascii="Arial" w:hAnsi="Arial" w:cs="Arial"/>
+            <w:i w:val="0"/>
+            <w:iCs w:val="0"/>
             <w:lang w:val="en-US"/>
           </w:rPr>
           <w:fldChar w:fldCharType="begin"/>
@@ -21245,6 +22212,9 @@
         <w:r>
           <w:rPr>
             <w:rStyle w:val="Hipervnculo"/>
+            <w:rFonts w:ascii="Arial" w:hAnsi="Arial" w:cs="Arial"/>
+            <w:i w:val="0"/>
+            <w:iCs w:val="0"/>
             <w:lang w:val="en-US"/>
           </w:rPr>
           <w:instrText xml:space="preserve"> SEQ Ilustración \* ROMAN </w:instrText>
@@ -21252,6 +22222,9 @@
         <w:r>
           <w:rPr>
             <w:rStyle w:val="Hipervnculo"/>
+            <w:rFonts w:ascii="Arial" w:hAnsi="Arial" w:cs="Arial"/>
+            <w:i w:val="0"/>
+            <w:iCs w:val="0"/>
             <w:lang w:val="en-US"/>
           </w:rPr>
           <w:fldChar w:fldCharType="separate"/>
@@ -21259,6 +22232,9 @@
         <w:r>
           <w:rPr>
             <w:rStyle w:val="Hipervnculo"/>
+            <w:rFonts w:ascii="Arial" w:hAnsi="Arial" w:cs="Arial"/>
+            <w:i w:val="0"/>
+            <w:iCs w:val="0"/>
             <w:noProof/>
             <w:lang w:val="en-US"/>
           </w:rPr>
@@ -21267,6 +22243,9 @@
         <w:r>
           <w:rPr>
             <w:rStyle w:val="Hipervnculo"/>
+            <w:rFonts w:ascii="Arial" w:hAnsi="Arial" w:cs="Arial"/>
+            <w:i w:val="0"/>
+            <w:iCs w:val="0"/>
             <w:lang w:val="en-US"/>
           </w:rPr>
           <w:fldChar w:fldCharType="end"/>
@@ -21274,10 +22253,23 @@
         <w:r>
           <w:rPr>
             <w:rStyle w:val="Hipervnculo"/>
+            <w:rFonts w:ascii="Arial" w:hAnsi="Arial" w:cs="Arial"/>
+            <w:i w:val="0"/>
+            <w:iCs w:val="0"/>
           </w:rPr>
           <w:t xml:space="preserve"> Etiquetas</w:t>
         </w:r>
       </w:hyperlink>
+    </w:p>
+    <w:p>
+      <w:pPr>
+        <w:pStyle w:val="Ttulo2"/>
+      </w:pPr>
+      <w:bookmarkStart w:id="51" w:name="_Toc179219242"/>
+      <w:r>
+        <w:t>7.7</w:t>
+      </w:r>
+      <w:bookmarkEnd w:id="51"/>
     </w:p>
     <w:p>
       <w:pPr>
@@ -21306,7 +22298,7 @@
                     </pic:cNvPicPr>
                   </pic:nvPicPr>
                   <pic:blipFill>
-                    <a:blip r:embed="rId28">
+                    <a:blip r:embed="rId30">
                       <a:extLst>
                         <a:ext uri="{28A0092B-C50C-407E-A947-70E740481C1C}">
                           <a14:useLocalDpi xmlns:a14="http://schemas.microsoft.com/office/drawing/2010/main" val="0"/>
@@ -21341,11 +22333,20 @@
     <w:p>
       <w:pPr>
         <w:pStyle w:val="Descripcin"/>
-      </w:pPr>
-      <w:hyperlink r:id="rId29" w:history="1">
+        <w:rPr>
+          <w:rStyle w:val="Hipervnculo"/>
+          <w:rFonts w:ascii="Arial" w:hAnsi="Arial" w:cs="Arial"/>
+          <w:i w:val="0"/>
+          <w:iCs w:val="0"/>
+        </w:rPr>
+      </w:pPr>
+      <w:hyperlink r:id="rId31" w:history="1">
         <w:r>
           <w:rPr>
             <w:rStyle w:val="Hipervnculo"/>
+            <w:rFonts w:ascii="Arial" w:hAnsi="Arial" w:cs="Arial"/>
+            <w:i w:val="0"/>
+            <w:iCs w:val="0"/>
             <w:lang w:val="en-US"/>
           </w:rPr>
           <w:fldChar w:fldCharType="begin"/>
@@ -21353,6 +22354,9 @@
         <w:r>
           <w:rPr>
             <w:rStyle w:val="Hipervnculo"/>
+            <w:rFonts w:ascii="Arial" w:hAnsi="Arial" w:cs="Arial"/>
+            <w:i w:val="0"/>
+            <w:iCs w:val="0"/>
             <w:lang w:val="en-US"/>
           </w:rPr>
           <w:instrText xml:space="preserve"> SEQ Ilustración \* ROMAN </w:instrText>
@@ -21360,6 +22364,9 @@
         <w:r>
           <w:rPr>
             <w:rStyle w:val="Hipervnculo"/>
+            <w:rFonts w:ascii="Arial" w:hAnsi="Arial" w:cs="Arial"/>
+            <w:i w:val="0"/>
+            <w:iCs w:val="0"/>
             <w:lang w:val="en-US"/>
           </w:rPr>
           <w:fldChar w:fldCharType="separate"/>
@@ -21367,6 +22374,9 @@
         <w:r>
           <w:rPr>
             <w:rStyle w:val="Hipervnculo"/>
+            <w:rFonts w:ascii="Arial" w:hAnsi="Arial" w:cs="Arial"/>
+            <w:i w:val="0"/>
+            <w:iCs w:val="0"/>
             <w:noProof/>
             <w:lang w:val="en-US"/>
           </w:rPr>
@@ -21375,6 +22385,9 @@
         <w:r>
           <w:rPr>
             <w:rStyle w:val="Hipervnculo"/>
+            <w:rFonts w:ascii="Arial" w:hAnsi="Arial" w:cs="Arial"/>
+            <w:i w:val="0"/>
+            <w:iCs w:val="0"/>
             <w:lang w:val="en-US"/>
           </w:rPr>
           <w:fldChar w:fldCharType="end"/>
@@ -21382,10 +22395,23 @@
         <w:r>
           <w:rPr>
             <w:rStyle w:val="Hipervnculo"/>
+            <w:rFonts w:ascii="Arial" w:hAnsi="Arial" w:cs="Arial"/>
+            <w:i w:val="0"/>
+            <w:iCs w:val="0"/>
           </w:rPr>
           <w:t xml:space="preserve"> Agregar tarea</w:t>
         </w:r>
       </w:hyperlink>
+    </w:p>
+    <w:p>
+      <w:pPr>
+        <w:pStyle w:val="Ttulo2"/>
+      </w:pPr>
+      <w:bookmarkStart w:id="52" w:name="_Toc179219243"/>
+      <w:r>
+        <w:t>7.8</w:t>
+      </w:r>
+      <w:bookmarkEnd w:id="52"/>
     </w:p>
     <w:p>
       <w:pPr>
@@ -21413,7 +22439,7 @@
                     </pic:cNvPicPr>
                   </pic:nvPicPr>
                   <pic:blipFill>
-                    <a:blip r:embed="rId30">
+                    <a:blip r:embed="rId32">
                       <a:extLst>
                         <a:ext uri="{28A0092B-C50C-407E-A947-70E740481C1C}">
                           <a14:useLocalDpi xmlns:a14="http://schemas.microsoft.com/office/drawing/2010/main" val="0"/>
@@ -21449,13 +22475,19 @@
       <w:pPr>
         <w:pStyle w:val="Descripcin"/>
         <w:rPr>
-          <w:lang w:val="es-ES"/>
-        </w:rPr>
-      </w:pPr>
-      <w:hyperlink r:id="rId31" w:history="1">
+          <w:rFonts w:ascii="Arial" w:hAnsi="Arial" w:cs="Arial"/>
+          <w:i w:val="0"/>
+          <w:iCs w:val="0"/>
+          <w:lang w:val="es-ES"/>
+        </w:rPr>
+      </w:pPr>
+      <w:hyperlink r:id="rId33" w:history="1">
         <w:r>
           <w:rPr>
             <w:rStyle w:val="Hipervnculo"/>
+            <w:rFonts w:ascii="Arial" w:hAnsi="Arial" w:cs="Arial"/>
+            <w:i w:val="0"/>
+            <w:iCs w:val="0"/>
             <w:lang w:val="en-US"/>
           </w:rPr>
           <w:fldChar w:fldCharType="begin"/>
@@ -21463,6 +22495,9 @@
         <w:r>
           <w:rPr>
             <w:rStyle w:val="Hipervnculo"/>
+            <w:rFonts w:ascii="Arial" w:hAnsi="Arial" w:cs="Arial"/>
+            <w:i w:val="0"/>
+            <w:iCs w:val="0"/>
             <w:lang w:val="es-ES"/>
           </w:rPr>
           <w:instrText xml:space="preserve"> SEQ Ilustración \* ROMAN </w:instrText>
@@ -21470,6 +22505,9 @@
         <w:r>
           <w:rPr>
             <w:rStyle w:val="Hipervnculo"/>
+            <w:rFonts w:ascii="Arial" w:hAnsi="Arial" w:cs="Arial"/>
+            <w:i w:val="0"/>
+            <w:iCs w:val="0"/>
             <w:lang w:val="en-US"/>
           </w:rPr>
           <w:fldChar w:fldCharType="separate"/>
@@ -21477,6 +22515,9 @@
         <w:r>
           <w:rPr>
             <w:rStyle w:val="Hipervnculo"/>
+            <w:rFonts w:ascii="Arial" w:hAnsi="Arial" w:cs="Arial"/>
+            <w:i w:val="0"/>
+            <w:iCs w:val="0"/>
             <w:noProof/>
             <w:lang w:val="es-ES"/>
           </w:rPr>
@@ -21485,6 +22526,9 @@
         <w:r>
           <w:rPr>
             <w:rStyle w:val="Hipervnculo"/>
+            <w:rFonts w:ascii="Arial" w:hAnsi="Arial" w:cs="Arial"/>
+            <w:i w:val="0"/>
+            <w:iCs w:val="0"/>
             <w:lang w:val="en-US"/>
           </w:rPr>
           <w:fldChar w:fldCharType="end"/>
@@ -21492,6 +22536,9 @@
         <w:r>
           <w:rPr>
             <w:rStyle w:val="Hipervnculo"/>
+            <w:rFonts w:ascii="Arial" w:hAnsi="Arial" w:cs="Arial"/>
+            <w:i w:val="0"/>
+            <w:iCs w:val="0"/>
           </w:rPr>
           <w:t xml:space="preserve"> Error al agregar la tarea</w:t>
         </w:r>
@@ -21506,24 +22553,14 @@
     </w:p>
     <w:p>
       <w:pPr>
-        <w:rPr>
-          <w:lang w:val="es-ES"/>
-        </w:rPr>
-      </w:pPr>
-    </w:p>
-    <w:p>
-      <w:pPr>
-        <w:rPr>
-          <w:lang w:val="es-ES"/>
-        </w:rPr>
-      </w:pPr>
-    </w:p>
-    <w:p>
-      <w:pPr>
-        <w:rPr>
-          <w:lang w:val="es-ES"/>
-        </w:rPr>
-      </w:pPr>
+        <w:pStyle w:val="Ttulo2"/>
+      </w:pPr>
+      <w:bookmarkStart w:id="53" w:name="_Toc179219244"/>
+      <w:r>
+        <w:lastRenderedPageBreak/>
+        <w:t>7.9</w:t>
+      </w:r>
+      <w:bookmarkEnd w:id="53"/>
     </w:p>
     <w:p>
       <w:pPr>
@@ -21534,7 +22571,6 @@
           <w:noProof/>
           <w:lang w:val="en-US"/>
         </w:rPr>
-        <w:lastRenderedPageBreak/>
         <w:drawing>
           <wp:inline distT="0" distB="0" distL="0" distR="0" wp14:anchorId="2959891E" wp14:editId="2B4E8144">
             <wp:extent cx="3583424" cy="2220685"/>
@@ -21551,7 +22587,7 @@
                     <pic:cNvPicPr/>
                   </pic:nvPicPr>
                   <pic:blipFill>
-                    <a:blip r:embed="rId32"/>
+                    <a:blip r:embed="rId34"/>
                     <a:stretch>
                       <a:fillRect/>
                     </a:stretch>
@@ -21576,13 +22612,19 @@
       <w:pPr>
         <w:pStyle w:val="Descripcin"/>
         <w:rPr>
-          <w:lang w:val="en-US"/>
-        </w:rPr>
-      </w:pPr>
-      <w:hyperlink r:id="rId33" w:history="1">
+          <w:rStyle w:val="Hipervnculo"/>
+          <w:rFonts w:ascii="Arial" w:hAnsi="Arial" w:cs="Arial"/>
+          <w:i w:val="0"/>
+          <w:iCs w:val="0"/>
+        </w:rPr>
+      </w:pPr>
+      <w:hyperlink r:id="rId35" w:history="1">
         <w:r>
           <w:rPr>
             <w:rStyle w:val="Hipervnculo"/>
+            <w:rFonts w:ascii="Arial" w:hAnsi="Arial" w:cs="Arial"/>
+            <w:i w:val="0"/>
+            <w:iCs w:val="0"/>
             <w:lang w:val="en-US"/>
           </w:rPr>
           <w:fldChar w:fldCharType="begin"/>
@@ -21590,6 +22632,9 @@
         <w:r>
           <w:rPr>
             <w:rStyle w:val="Hipervnculo"/>
+            <w:rFonts w:ascii="Arial" w:hAnsi="Arial" w:cs="Arial"/>
+            <w:i w:val="0"/>
+            <w:iCs w:val="0"/>
             <w:lang w:val="en-US"/>
           </w:rPr>
           <w:instrText xml:space="preserve"> SEQ Ilustración \* ROMAN </w:instrText>
@@ -21597,6 +22642,9 @@
         <w:r>
           <w:rPr>
             <w:rStyle w:val="Hipervnculo"/>
+            <w:rFonts w:ascii="Arial" w:hAnsi="Arial" w:cs="Arial"/>
+            <w:i w:val="0"/>
+            <w:iCs w:val="0"/>
             <w:lang w:val="en-US"/>
           </w:rPr>
           <w:fldChar w:fldCharType="separate"/>
@@ -21604,6 +22652,9 @@
         <w:r>
           <w:rPr>
             <w:rStyle w:val="Hipervnculo"/>
+            <w:rFonts w:ascii="Arial" w:hAnsi="Arial" w:cs="Arial"/>
+            <w:i w:val="0"/>
+            <w:iCs w:val="0"/>
             <w:noProof/>
             <w:lang w:val="en-US"/>
           </w:rPr>
@@ -21612,6 +22663,9 @@
         <w:r>
           <w:rPr>
             <w:rStyle w:val="Hipervnculo"/>
+            <w:rFonts w:ascii="Arial" w:hAnsi="Arial" w:cs="Arial"/>
+            <w:i w:val="0"/>
+            <w:iCs w:val="0"/>
             <w:lang w:val="en-US"/>
           </w:rPr>
           <w:fldChar w:fldCharType="end"/>
@@ -21619,10 +22673,23 @@
         <w:r>
           <w:rPr>
             <w:rStyle w:val="Hipervnculo"/>
+            <w:rFonts w:ascii="Arial" w:hAnsi="Arial" w:cs="Arial"/>
+            <w:i w:val="0"/>
+            <w:iCs w:val="0"/>
           </w:rPr>
           <w:t xml:space="preserve"> Campo Titulo vacío</w:t>
         </w:r>
       </w:hyperlink>
+    </w:p>
+    <w:p>
+      <w:pPr>
+        <w:pStyle w:val="Ttulo2"/>
+      </w:pPr>
+      <w:bookmarkStart w:id="54" w:name="_Toc179219245"/>
+      <w:r>
+        <w:t>7.10</w:t>
+      </w:r>
+      <w:bookmarkEnd w:id="54"/>
     </w:p>
     <w:p>
       <w:pPr>
@@ -21650,7 +22717,7 @@
                     </pic:cNvPicPr>
                   </pic:nvPicPr>
                   <pic:blipFill>
-                    <a:blip r:embed="rId34">
+                    <a:blip r:embed="rId36">
                       <a:extLst>
                         <a:ext uri="{28A0092B-C50C-407E-A947-70E740481C1C}">
                           <a14:useLocalDpi xmlns:a14="http://schemas.microsoft.com/office/drawing/2010/main" val="0"/>
@@ -21685,11 +22752,20 @@
     <w:p>
       <w:pPr>
         <w:pStyle w:val="Descripcin"/>
-      </w:pPr>
-      <w:hyperlink r:id="rId35" w:history="1">
+        <w:rPr>
+          <w:rStyle w:val="Hipervnculo"/>
+          <w:rFonts w:ascii="Arial" w:hAnsi="Arial" w:cs="Arial"/>
+          <w:i w:val="0"/>
+          <w:iCs w:val="0"/>
+        </w:rPr>
+      </w:pPr>
+      <w:hyperlink r:id="rId37" w:history="1">
         <w:r>
           <w:rPr>
             <w:rStyle w:val="Hipervnculo"/>
+            <w:rFonts w:ascii="Arial" w:hAnsi="Arial" w:cs="Arial"/>
+            <w:i w:val="0"/>
+            <w:iCs w:val="0"/>
             <w:lang w:val="es-ES"/>
           </w:rPr>
           <w:fldChar w:fldCharType="begin"/>
@@ -21697,6 +22773,9 @@
         <w:r>
           <w:rPr>
             <w:rStyle w:val="Hipervnculo"/>
+            <w:rFonts w:ascii="Arial" w:hAnsi="Arial" w:cs="Arial"/>
+            <w:i w:val="0"/>
+            <w:iCs w:val="0"/>
             <w:lang w:val="es-ES"/>
           </w:rPr>
           <w:instrText xml:space="preserve"> SEQ Ilustración \* ROMAN </w:instrText>
@@ -21704,6 +22783,9 @@
         <w:r>
           <w:rPr>
             <w:rStyle w:val="Hipervnculo"/>
+            <w:rFonts w:ascii="Arial" w:hAnsi="Arial" w:cs="Arial"/>
+            <w:i w:val="0"/>
+            <w:iCs w:val="0"/>
             <w:lang w:val="es-ES"/>
           </w:rPr>
           <w:fldChar w:fldCharType="separate"/>
@@ -21711,6 +22793,9 @@
         <w:r>
           <w:rPr>
             <w:rStyle w:val="Hipervnculo"/>
+            <w:rFonts w:ascii="Arial" w:hAnsi="Arial" w:cs="Arial"/>
+            <w:i w:val="0"/>
+            <w:iCs w:val="0"/>
             <w:noProof/>
             <w:lang w:val="es-ES"/>
           </w:rPr>
@@ -21719,6 +22804,9 @@
         <w:r>
           <w:rPr>
             <w:rStyle w:val="Hipervnculo"/>
+            <w:rFonts w:ascii="Arial" w:hAnsi="Arial" w:cs="Arial"/>
+            <w:i w:val="0"/>
+            <w:iCs w:val="0"/>
             <w:lang w:val="es-ES"/>
           </w:rPr>
           <w:fldChar w:fldCharType="end"/>
@@ -21726,10 +22814,23 @@
         <w:r>
           <w:rPr>
             <w:rStyle w:val="Hipervnculo"/>
+            <w:rFonts w:ascii="Arial" w:hAnsi="Arial" w:cs="Arial"/>
+            <w:i w:val="0"/>
+            <w:iCs w:val="0"/>
           </w:rPr>
           <w:t xml:space="preserve"> Eliminar tarea</w:t>
         </w:r>
       </w:hyperlink>
+    </w:p>
+    <w:p>
+      <w:pPr>
+        <w:pStyle w:val="Ttulo2"/>
+      </w:pPr>
+      <w:bookmarkStart w:id="55" w:name="_Toc179219246"/>
+      <w:r>
+        <w:t>7.11</w:t>
+      </w:r>
+      <w:bookmarkEnd w:id="55"/>
     </w:p>
     <w:p>
       <w:pPr>
@@ -21757,7 +22858,7 @@
                     </pic:cNvPicPr>
                   </pic:nvPicPr>
                   <pic:blipFill>
-                    <a:blip r:embed="rId36">
+                    <a:blip r:embed="rId38">
                       <a:extLst>
                         <a:ext uri="{28A0092B-C50C-407E-A947-70E740481C1C}">
                           <a14:useLocalDpi xmlns:a14="http://schemas.microsoft.com/office/drawing/2010/main" val="0"/>
@@ -21792,11 +22893,20 @@
     <w:p>
       <w:pPr>
         <w:pStyle w:val="Descripcin"/>
-      </w:pPr>
-      <w:hyperlink r:id="rId37" w:history="1">
+        <w:rPr>
+          <w:rStyle w:val="Hipervnculo"/>
+          <w:rFonts w:ascii="Arial" w:hAnsi="Arial" w:cs="Arial"/>
+          <w:i w:val="0"/>
+          <w:iCs w:val="0"/>
+        </w:rPr>
+      </w:pPr>
+      <w:hyperlink r:id="rId39" w:history="1">
         <w:r>
           <w:rPr>
             <w:rStyle w:val="Hipervnculo"/>
+            <w:rFonts w:ascii="Arial" w:hAnsi="Arial" w:cs="Arial"/>
+            <w:i w:val="0"/>
+            <w:iCs w:val="0"/>
             <w:lang w:val="es-ES"/>
           </w:rPr>
           <w:fldChar w:fldCharType="begin"/>
@@ -21804,6 +22914,9 @@
         <w:r>
           <w:rPr>
             <w:rStyle w:val="Hipervnculo"/>
+            <w:rFonts w:ascii="Arial" w:hAnsi="Arial" w:cs="Arial"/>
+            <w:i w:val="0"/>
+            <w:iCs w:val="0"/>
             <w:lang w:val="es-ES"/>
           </w:rPr>
           <w:instrText xml:space="preserve"> SEQ Ilustración \* ROMAN </w:instrText>
@@ -21811,6 +22924,9 @@
         <w:r>
           <w:rPr>
             <w:rStyle w:val="Hipervnculo"/>
+            <w:rFonts w:ascii="Arial" w:hAnsi="Arial" w:cs="Arial"/>
+            <w:i w:val="0"/>
+            <w:iCs w:val="0"/>
             <w:lang w:val="es-ES"/>
           </w:rPr>
           <w:fldChar w:fldCharType="separate"/>
@@ -21818,6 +22934,9 @@
         <w:r>
           <w:rPr>
             <w:rStyle w:val="Hipervnculo"/>
+            <w:rFonts w:ascii="Arial" w:hAnsi="Arial" w:cs="Arial"/>
+            <w:i w:val="0"/>
+            <w:iCs w:val="0"/>
             <w:noProof/>
             <w:lang w:val="es-ES"/>
           </w:rPr>
@@ -21826,6 +22945,9 @@
         <w:r>
           <w:rPr>
             <w:rStyle w:val="Hipervnculo"/>
+            <w:rFonts w:ascii="Arial" w:hAnsi="Arial" w:cs="Arial"/>
+            <w:i w:val="0"/>
+            <w:iCs w:val="0"/>
             <w:lang w:val="es-ES"/>
           </w:rPr>
           <w:fldChar w:fldCharType="end"/>
@@ -21833,20 +22955,40 @@
         <w:r>
           <w:rPr>
             <w:rStyle w:val="Hipervnculo"/>
+            <w:rFonts w:ascii="Arial" w:hAnsi="Arial" w:cs="Arial"/>
+            <w:i w:val="0"/>
+            <w:iCs w:val="0"/>
           </w:rPr>
-          <w:t xml:space="preserve"> Editar tarea (botón)</w:t>
+          <w:t xml:space="preserve"> Editar tarea (bot</w:t>
+        </w:r>
+        <w:r>
+          <w:rPr>
+            <w:rStyle w:val="Hipervnculo"/>
+            <w:rFonts w:ascii="Arial" w:hAnsi="Arial" w:cs="Arial"/>
+            <w:i w:val="0"/>
+            <w:iCs w:val="0"/>
+          </w:rPr>
+          <w:t>ón)</w:t>
         </w:r>
       </w:hyperlink>
     </w:p>
     <w:p>
       <w:pPr>
+        <w:pStyle w:val="Ttulo2"/>
+      </w:pPr>
+      <w:r>
+        <w:lastRenderedPageBreak/>
+        <w:t xml:space="preserve">7.12 </w:t>
+      </w:r>
+    </w:p>
+    <w:p>
+      <w:pPr>
         <w:keepNext/>
       </w:pPr>
       <w:r>
         <w:rPr>
           <w:noProof/>
         </w:rPr>
-        <w:lastRenderedPageBreak/>
         <w:drawing>
           <wp:inline distT="0" distB="0" distL="0" distR="0" wp14:anchorId="33CF9C8D" wp14:editId="06DF318F">
             <wp:extent cx="3606393" cy="2227167"/>
@@ -21865,7 +23007,7 @@
                     </pic:cNvPicPr>
                   </pic:nvPicPr>
                   <pic:blipFill>
-                    <a:blip r:embed="rId38">
+                    <a:blip r:embed="rId40">
                       <a:extLst>
                         <a:ext uri="{28A0092B-C50C-407E-A947-70E740481C1C}">
                           <a14:useLocalDpi xmlns:a14="http://schemas.microsoft.com/office/drawing/2010/main" val="0"/>
@@ -21901,13 +23043,19 @@
       <w:pPr>
         <w:pStyle w:val="Descripcin"/>
         <w:rPr>
-          <w:lang w:val="es-ES"/>
-        </w:rPr>
-      </w:pPr>
-      <w:hyperlink r:id="rId39" w:history="1">
+          <w:rStyle w:val="Hipervnculo"/>
+          <w:rFonts w:ascii="Arial" w:hAnsi="Arial" w:cs="Arial"/>
+          <w:i w:val="0"/>
+          <w:iCs w:val="0"/>
+        </w:rPr>
+      </w:pPr>
+      <w:hyperlink r:id="rId41" w:history="1">
         <w:r>
           <w:rPr>
             <w:rStyle w:val="Hipervnculo"/>
+            <w:rFonts w:ascii="Arial" w:hAnsi="Arial" w:cs="Arial"/>
+            <w:i w:val="0"/>
+            <w:iCs w:val="0"/>
             <w:lang w:val="es-ES"/>
           </w:rPr>
           <w:fldChar w:fldCharType="begin"/>
@@ -21915,6 +23063,9 @@
         <w:r>
           <w:rPr>
             <w:rStyle w:val="Hipervnculo"/>
+            <w:rFonts w:ascii="Arial" w:hAnsi="Arial" w:cs="Arial"/>
+            <w:i w:val="0"/>
+            <w:iCs w:val="0"/>
             <w:lang w:val="es-ES"/>
           </w:rPr>
           <w:instrText xml:space="preserve"> SEQ Ilustración \* ROMAN </w:instrText>
@@ -21922,6 +23073,9 @@
         <w:r>
           <w:rPr>
             <w:rStyle w:val="Hipervnculo"/>
+            <w:rFonts w:ascii="Arial" w:hAnsi="Arial" w:cs="Arial"/>
+            <w:i w:val="0"/>
+            <w:iCs w:val="0"/>
             <w:lang w:val="es-ES"/>
           </w:rPr>
           <w:fldChar w:fldCharType="separate"/>
@@ -21929,6 +23083,9 @@
         <w:r>
           <w:rPr>
             <w:rStyle w:val="Hipervnculo"/>
+            <w:rFonts w:ascii="Arial" w:hAnsi="Arial" w:cs="Arial"/>
+            <w:i w:val="0"/>
+            <w:iCs w:val="0"/>
             <w:noProof/>
             <w:lang w:val="es-ES"/>
           </w:rPr>
@@ -21937,6 +23094,9 @@
         <w:r>
           <w:rPr>
             <w:rStyle w:val="Hipervnculo"/>
+            <w:rFonts w:ascii="Arial" w:hAnsi="Arial" w:cs="Arial"/>
+            <w:i w:val="0"/>
+            <w:iCs w:val="0"/>
             <w:lang w:val="es-ES"/>
           </w:rPr>
           <w:fldChar w:fldCharType="end"/>
@@ -21944,10 +23104,21 @@
         <w:r>
           <w:rPr>
             <w:rStyle w:val="Hipervnculo"/>
+            <w:rFonts w:ascii="Arial" w:hAnsi="Arial" w:cs="Arial"/>
+            <w:i w:val="0"/>
+            <w:iCs w:val="0"/>
           </w:rPr>
           <w:t xml:space="preserve"> Editar tarea</w:t>
         </w:r>
       </w:hyperlink>
+    </w:p>
+    <w:p>
+      <w:pPr>
+        <w:pStyle w:val="Ttulo2"/>
+      </w:pPr>
+      <w:r>
+        <w:t>7.13</w:t>
+      </w:r>
     </w:p>
     <w:p>
       <w:pPr>
@@ -21974,7 +23145,7 @@
                     <pic:cNvPicPr/>
                   </pic:nvPicPr>
                   <pic:blipFill>
-                    <a:blip r:embed="rId40"/>
+                    <a:blip r:embed="rId42"/>
                     <a:stretch>
                       <a:fillRect/>
                     </a:stretch>
@@ -21999,13 +23170,19 @@
       <w:pPr>
         <w:pStyle w:val="Descripcin"/>
         <w:rPr>
-          <w:lang w:val="es-ES"/>
-        </w:rPr>
-      </w:pPr>
-      <w:hyperlink r:id="rId41" w:history="1">
+          <w:rStyle w:val="Hipervnculo"/>
+          <w:rFonts w:ascii="Arial" w:hAnsi="Arial" w:cs="Arial"/>
+          <w:i w:val="0"/>
+          <w:iCs w:val="0"/>
+        </w:rPr>
+      </w:pPr>
+      <w:hyperlink r:id="rId43" w:history="1">
         <w:r>
           <w:rPr>
             <w:rStyle w:val="Hipervnculo"/>
+            <w:rFonts w:ascii="Arial" w:hAnsi="Arial" w:cs="Arial"/>
+            <w:i w:val="0"/>
+            <w:iCs w:val="0"/>
             <w:lang w:val="es-ES"/>
           </w:rPr>
           <w:fldChar w:fldCharType="begin"/>
@@ -22013,6 +23190,9 @@
         <w:r>
           <w:rPr>
             <w:rStyle w:val="Hipervnculo"/>
+            <w:rFonts w:ascii="Arial" w:hAnsi="Arial" w:cs="Arial"/>
+            <w:i w:val="0"/>
+            <w:iCs w:val="0"/>
             <w:lang w:val="es-ES"/>
           </w:rPr>
           <w:instrText xml:space="preserve"> SEQ Ilustración \* ROMAN </w:instrText>
@@ -22020,6 +23200,9 @@
         <w:r>
           <w:rPr>
             <w:rStyle w:val="Hipervnculo"/>
+            <w:rFonts w:ascii="Arial" w:hAnsi="Arial" w:cs="Arial"/>
+            <w:i w:val="0"/>
+            <w:iCs w:val="0"/>
             <w:lang w:val="es-ES"/>
           </w:rPr>
           <w:fldChar w:fldCharType="separate"/>
@@ -22027,6 +23210,9 @@
         <w:r>
           <w:rPr>
             <w:rStyle w:val="Hipervnculo"/>
+            <w:rFonts w:ascii="Arial" w:hAnsi="Arial" w:cs="Arial"/>
+            <w:i w:val="0"/>
+            <w:iCs w:val="0"/>
             <w:noProof/>
             <w:lang w:val="es-ES"/>
           </w:rPr>
@@ -22035,6 +23221,9 @@
         <w:r>
           <w:rPr>
             <w:rStyle w:val="Hipervnculo"/>
+            <w:rFonts w:ascii="Arial" w:hAnsi="Arial" w:cs="Arial"/>
+            <w:i w:val="0"/>
+            <w:iCs w:val="0"/>
             <w:lang w:val="es-ES"/>
           </w:rPr>
           <w:fldChar w:fldCharType="end"/>
@@ -22042,22 +23231,21 @@
         <w:r>
           <w:rPr>
             <w:rStyle w:val="Hipervnculo"/>
+            <w:rFonts w:ascii="Arial" w:hAnsi="Arial" w:cs="Arial"/>
+            <w:i w:val="0"/>
+            <w:iCs w:val="0"/>
           </w:rPr>
-          <w:t xml:space="preserve"> Error </w:t>
-        </w:r>
-        <w:r>
-          <w:rPr>
-            <w:rStyle w:val="Hipervnculo"/>
-          </w:rPr>
-          <w:t>recordatorio al</w:t>
-        </w:r>
-        <w:r>
-          <w:rPr>
-            <w:rStyle w:val="Hipervnculo"/>
-          </w:rPr>
-          <w:t xml:space="preserve"> editar</w:t>
+          <w:t xml:space="preserve"> Error recordatorio al editar</w:t>
         </w:r>
       </w:hyperlink>
+    </w:p>
+    <w:p>
+      <w:pPr>
+        <w:pStyle w:val="Ttulo2"/>
+      </w:pPr>
+      <w:r>
+        <w:t>7.14</w:t>
+      </w:r>
     </w:p>
     <w:p>
       <w:pPr>
@@ -22084,7 +23272,7 @@
                     <pic:cNvPicPr/>
                   </pic:nvPicPr>
                   <pic:blipFill>
-                    <a:blip r:embed="rId42"/>
+                    <a:blip r:embed="rId44"/>
                     <a:stretch>
                       <a:fillRect/>
                     </a:stretch>
@@ -22109,13 +23297,19 @@
       <w:pPr>
         <w:pStyle w:val="Descripcin"/>
         <w:rPr>
-          <w:lang w:val="es-ES"/>
-        </w:rPr>
-      </w:pPr>
-      <w:hyperlink r:id="rId43" w:history="1">
+          <w:rStyle w:val="Hipervnculo"/>
+          <w:rFonts w:ascii="Arial" w:hAnsi="Arial" w:cs="Arial"/>
+          <w:i w:val="0"/>
+          <w:iCs w:val="0"/>
+        </w:rPr>
+      </w:pPr>
+      <w:hyperlink r:id="rId45" w:history="1">
         <w:r>
           <w:rPr>
             <w:rStyle w:val="Hipervnculo"/>
+            <w:rFonts w:ascii="Arial" w:hAnsi="Arial" w:cs="Arial"/>
+            <w:i w:val="0"/>
+            <w:iCs w:val="0"/>
             <w:lang w:val="es-ES"/>
           </w:rPr>
           <w:fldChar w:fldCharType="begin"/>
@@ -22123,6 +23317,9 @@
         <w:r>
           <w:rPr>
             <w:rStyle w:val="Hipervnculo"/>
+            <w:rFonts w:ascii="Arial" w:hAnsi="Arial" w:cs="Arial"/>
+            <w:i w:val="0"/>
+            <w:iCs w:val="0"/>
             <w:lang w:val="es-ES"/>
           </w:rPr>
           <w:instrText xml:space="preserve"> SEQ Ilustración \* ROMAN </w:instrText>
@@ -22130,6 +23327,9 @@
         <w:r>
           <w:rPr>
             <w:rStyle w:val="Hipervnculo"/>
+            <w:rFonts w:ascii="Arial" w:hAnsi="Arial" w:cs="Arial"/>
+            <w:i w:val="0"/>
+            <w:iCs w:val="0"/>
             <w:lang w:val="es-ES"/>
           </w:rPr>
           <w:fldChar w:fldCharType="separate"/>
@@ -22137,6 +23337,9 @@
         <w:r>
           <w:rPr>
             <w:rStyle w:val="Hipervnculo"/>
+            <w:rFonts w:ascii="Arial" w:hAnsi="Arial" w:cs="Arial"/>
+            <w:i w:val="0"/>
+            <w:iCs w:val="0"/>
             <w:noProof/>
             <w:lang w:val="es-ES"/>
           </w:rPr>
@@ -22145,6 +23348,9 @@
         <w:r>
           <w:rPr>
             <w:rStyle w:val="Hipervnculo"/>
+            <w:rFonts w:ascii="Arial" w:hAnsi="Arial" w:cs="Arial"/>
+            <w:i w:val="0"/>
+            <w:iCs w:val="0"/>
             <w:lang w:val="es-ES"/>
           </w:rPr>
           <w:fldChar w:fldCharType="end"/>
@@ -22152,6 +23358,9 @@
         <w:r>
           <w:rPr>
             <w:rStyle w:val="Hipervnculo"/>
+            <w:rFonts w:ascii="Arial" w:hAnsi="Arial" w:cs="Arial"/>
+            <w:i w:val="0"/>
+            <w:iCs w:val="0"/>
           </w:rPr>
           <w:t xml:space="preserve"> Error fecha al editar</w:t>
         </w:r>
@@ -22159,13 +23368,21 @@
     </w:p>
     <w:p>
       <w:pPr>
+        <w:pStyle w:val="Ttulo2"/>
+      </w:pPr>
+      <w:r>
+        <w:lastRenderedPageBreak/>
+        <w:t>7.15</w:t>
+      </w:r>
+    </w:p>
+    <w:p>
+      <w:pPr>
         <w:keepNext/>
       </w:pPr>
       <w:r>
         <w:rPr>
           <w:noProof/>
         </w:rPr>
-        <w:lastRenderedPageBreak/>
         <w:drawing>
           <wp:inline distT="0" distB="0" distL="0" distR="0" wp14:anchorId="00FBB4B0" wp14:editId="1261DA3E">
             <wp:extent cx="3672172" cy="2276513"/>
@@ -22184,7 +23401,7 @@
                     </pic:cNvPicPr>
                   </pic:nvPicPr>
                   <pic:blipFill>
-                    <a:blip r:embed="rId44">
+                    <a:blip r:embed="rId46">
                       <a:extLst>
                         <a:ext uri="{28A0092B-C50C-407E-A947-70E740481C1C}">
                           <a14:useLocalDpi xmlns:a14="http://schemas.microsoft.com/office/drawing/2010/main" val="0"/>
@@ -22220,13 +23437,19 @@
       <w:pPr>
         <w:pStyle w:val="Descripcin"/>
         <w:rPr>
-          <w:lang w:val="es-ES"/>
-        </w:rPr>
-      </w:pPr>
-      <w:hyperlink r:id="rId45" w:history="1">
+          <w:rStyle w:val="Hipervnculo"/>
+          <w:rFonts w:ascii="Arial" w:hAnsi="Arial" w:cs="Arial"/>
+          <w:i w:val="0"/>
+          <w:iCs w:val="0"/>
+        </w:rPr>
+      </w:pPr>
+      <w:hyperlink r:id="rId47" w:history="1">
         <w:r>
           <w:rPr>
             <w:rStyle w:val="Hipervnculo"/>
+            <w:rFonts w:ascii="Arial" w:hAnsi="Arial" w:cs="Arial"/>
+            <w:i w:val="0"/>
+            <w:iCs w:val="0"/>
             <w:lang w:val="es-ES"/>
           </w:rPr>
           <w:fldChar w:fldCharType="begin"/>
@@ -22234,6 +23457,9 @@
         <w:r>
           <w:rPr>
             <w:rStyle w:val="Hipervnculo"/>
+            <w:rFonts w:ascii="Arial" w:hAnsi="Arial" w:cs="Arial"/>
+            <w:i w:val="0"/>
+            <w:iCs w:val="0"/>
             <w:lang w:val="es-ES"/>
           </w:rPr>
           <w:instrText xml:space="preserve"> SEQ Ilustración \* ROMAN </w:instrText>
@@ -22241,6 +23467,9 @@
         <w:r>
           <w:rPr>
             <w:rStyle w:val="Hipervnculo"/>
+            <w:rFonts w:ascii="Arial" w:hAnsi="Arial" w:cs="Arial"/>
+            <w:i w:val="0"/>
+            <w:iCs w:val="0"/>
             <w:lang w:val="es-ES"/>
           </w:rPr>
           <w:fldChar w:fldCharType="separate"/>
@@ -22248,6 +23477,9 @@
         <w:r>
           <w:rPr>
             <w:rStyle w:val="Hipervnculo"/>
+            <w:rFonts w:ascii="Arial" w:hAnsi="Arial" w:cs="Arial"/>
+            <w:i w:val="0"/>
+            <w:iCs w:val="0"/>
             <w:noProof/>
             <w:lang w:val="es-ES"/>
           </w:rPr>
@@ -22256,6 +23488,9 @@
         <w:r>
           <w:rPr>
             <w:rStyle w:val="Hipervnculo"/>
+            <w:rFonts w:ascii="Arial" w:hAnsi="Arial" w:cs="Arial"/>
+            <w:i w:val="0"/>
+            <w:iCs w:val="0"/>
             <w:lang w:val="es-ES"/>
           </w:rPr>
           <w:fldChar w:fldCharType="end"/>
@@ -22263,10 +23498,21 @@
         <w:r>
           <w:rPr>
             <w:rStyle w:val="Hipervnculo"/>
+            <w:rFonts w:ascii="Arial" w:hAnsi="Arial" w:cs="Arial"/>
+            <w:i w:val="0"/>
+            <w:iCs w:val="0"/>
           </w:rPr>
           <w:t xml:space="preserve"> Agregar recordatorio</w:t>
         </w:r>
       </w:hyperlink>
+    </w:p>
+    <w:p>
+      <w:pPr>
+        <w:pStyle w:val="Ttulo2"/>
+      </w:pPr>
+      <w:r>
+        <w:t>7.16</w:t>
+      </w:r>
     </w:p>
     <w:p>
       <w:pPr>
@@ -22293,7 +23539,7 @@
                     <pic:cNvPicPr/>
                   </pic:nvPicPr>
                   <pic:blipFill>
-                    <a:blip r:embed="rId46"/>
+                    <a:blip r:embed="rId48"/>
                     <a:stretch>
                       <a:fillRect/>
                     </a:stretch>
@@ -22318,13 +23564,19 @@
       <w:pPr>
         <w:pStyle w:val="Descripcin"/>
         <w:rPr>
-          <w:lang w:val="es-ES"/>
-        </w:rPr>
-      </w:pPr>
-      <w:hyperlink r:id="rId47" w:history="1">
+          <w:rFonts w:ascii="Arial" w:hAnsi="Arial" w:cs="Arial"/>
+          <w:i w:val="0"/>
+          <w:iCs w:val="0"/>
+          <w:lang w:val="es-ES"/>
+        </w:rPr>
+      </w:pPr>
+      <w:hyperlink r:id="rId49" w:history="1">
         <w:r>
           <w:rPr>
             <w:rStyle w:val="Hipervnculo"/>
+            <w:rFonts w:ascii="Arial" w:hAnsi="Arial" w:cs="Arial"/>
+            <w:i w:val="0"/>
+            <w:iCs w:val="0"/>
             <w:lang w:val="es-ES"/>
           </w:rPr>
           <w:fldChar w:fldCharType="begin"/>
@@ -22332,6 +23584,9 @@
         <w:r>
           <w:rPr>
             <w:rStyle w:val="Hipervnculo"/>
+            <w:rFonts w:ascii="Arial" w:hAnsi="Arial" w:cs="Arial"/>
+            <w:i w:val="0"/>
+            <w:iCs w:val="0"/>
             <w:lang w:val="es-ES"/>
           </w:rPr>
           <w:instrText xml:space="preserve"> SEQ Ilustración \* ROMAN </w:instrText>
@@ -22339,6 +23594,9 @@
         <w:r>
           <w:rPr>
             <w:rStyle w:val="Hipervnculo"/>
+            <w:rFonts w:ascii="Arial" w:hAnsi="Arial" w:cs="Arial"/>
+            <w:i w:val="0"/>
+            <w:iCs w:val="0"/>
             <w:lang w:val="es-ES"/>
           </w:rPr>
           <w:fldChar w:fldCharType="separate"/>
@@ -22346,6 +23604,9 @@
         <w:r>
           <w:rPr>
             <w:rStyle w:val="Hipervnculo"/>
+            <w:rFonts w:ascii="Arial" w:hAnsi="Arial" w:cs="Arial"/>
+            <w:i w:val="0"/>
+            <w:iCs w:val="0"/>
             <w:noProof/>
             <w:lang w:val="es-ES"/>
           </w:rPr>
@@ -22354,6 +23615,9 @@
         <w:r>
           <w:rPr>
             <w:rStyle w:val="Hipervnculo"/>
+            <w:rFonts w:ascii="Arial" w:hAnsi="Arial" w:cs="Arial"/>
+            <w:i w:val="0"/>
+            <w:iCs w:val="0"/>
             <w:lang w:val="es-ES"/>
           </w:rPr>
           <w:fldChar w:fldCharType="end"/>
@@ -22361,6 +23625,9 @@
         <w:r>
           <w:rPr>
             <w:rStyle w:val="Hipervnculo"/>
+            <w:rFonts w:ascii="Arial" w:hAnsi="Arial" w:cs="Arial"/>
+            <w:i w:val="0"/>
+            <w:iCs w:val="0"/>
           </w:rPr>
           <w:t xml:space="preserve"> Error al agregar recordatorio</w:t>
         </w:r>
@@ -22368,120 +23635,20 @@
     </w:p>
     <w:p>
       <w:pPr>
+        <w:pStyle w:val="Ttulo2"/>
+      </w:pPr>
+      <w:r>
+        <w:t>7.17</w:t>
+      </w:r>
+    </w:p>
+    <w:p>
+      <w:pPr>
         <w:keepNext/>
       </w:pPr>
       <w:r>
         <w:rPr>
           <w:noProof/>
         </w:rPr>
-        <w:drawing>
-          <wp:inline distT="0" distB="0" distL="0" distR="0" wp14:anchorId="793B094B" wp14:editId="56B7A1D6">
-            <wp:extent cx="3724015" cy="2311603"/>
-            <wp:effectExtent l="0" t="0" r="0" b="0"/>
-            <wp:docPr id="197114254" name="Imagen 19" descr="Interfaz de usuario gráfica, Texto, Aplicación, Chat o mensaje de texto&#10;&#10;Descripción generada automáticamente"/>
-            <wp:cNvGraphicFramePr>
-              <a:graphicFrameLocks xmlns:a="http://schemas.openxmlformats.org/drawingml/2006/main" noChangeAspect="1"/>
-            </wp:cNvGraphicFramePr>
-            <a:graphic xmlns:a="http://schemas.openxmlformats.org/drawingml/2006/main">
-              <a:graphicData uri="http://schemas.openxmlformats.org/drawingml/2006/picture">
-                <pic:pic xmlns:pic="http://schemas.openxmlformats.org/drawingml/2006/picture">
-                  <pic:nvPicPr>
-                    <pic:cNvPr id="197114254" name="Imagen 19" descr="Interfaz de usuario gráfica, Texto, Aplicación, Chat o mensaje de texto&#10;&#10;Descripción generada automáticamente"/>
-                    <pic:cNvPicPr>
-                      <a:picLocks noChangeAspect="1" noChangeArrowheads="1"/>
-                    </pic:cNvPicPr>
-                  </pic:nvPicPr>
-                  <pic:blipFill>
-                    <a:blip r:embed="rId48">
-                      <a:extLst>
-                        <a:ext uri="{28A0092B-C50C-407E-A947-70E740481C1C}">
-                          <a14:useLocalDpi xmlns:a14="http://schemas.microsoft.com/office/drawing/2010/main" val="0"/>
-                        </a:ext>
-                      </a:extLst>
-                    </a:blip>
-                    <a:srcRect/>
-                    <a:stretch>
-                      <a:fillRect/>
-                    </a:stretch>
-                  </pic:blipFill>
-                  <pic:spPr bwMode="auto">
-                    <a:xfrm>
-                      <a:off x="0" y="0"/>
-                      <a:ext cx="3734592" cy="2318168"/>
-                    </a:xfrm>
-                    <a:prstGeom prst="rect">
-                      <a:avLst/>
-                    </a:prstGeom>
-                    <a:noFill/>
-                    <a:ln>
-                      <a:noFill/>
-                    </a:ln>
-                  </pic:spPr>
-                </pic:pic>
-              </a:graphicData>
-            </a:graphic>
-          </wp:inline>
-        </w:drawing>
-      </w:r>
-    </w:p>
-    <w:p>
-      <w:pPr>
-        <w:pStyle w:val="Descripcin"/>
-      </w:pPr>
-      <w:hyperlink r:id="rId49" w:history="1">
-        <w:r>
-          <w:rPr>
-            <w:rStyle w:val="Hipervnculo"/>
-            <w:lang w:val="es-ES"/>
-          </w:rPr>
-          <w:fldChar w:fldCharType="begin"/>
-        </w:r>
-        <w:r>
-          <w:rPr>
-            <w:rStyle w:val="Hipervnculo"/>
-            <w:lang w:val="es-ES"/>
-          </w:rPr>
-          <w:instrText xml:space="preserve"> SEQ Ilustración \* ROMAN </w:instrText>
-        </w:r>
-        <w:r>
-          <w:rPr>
-            <w:rStyle w:val="Hipervnculo"/>
-            <w:lang w:val="es-ES"/>
-          </w:rPr>
-          <w:fldChar w:fldCharType="separate"/>
-        </w:r>
-        <w:r>
-          <w:rPr>
-            <w:rStyle w:val="Hipervnculo"/>
-            <w:noProof/>
-            <w:lang w:val="es-ES"/>
-          </w:rPr>
-          <w:t>XVII</w:t>
-        </w:r>
-        <w:r>
-          <w:rPr>
-            <w:rStyle w:val="Hipervnculo"/>
-            <w:lang w:val="es-ES"/>
-          </w:rPr>
-          <w:fldChar w:fldCharType="end"/>
-        </w:r>
-        <w:r>
-          <w:rPr>
-            <w:rStyle w:val="Hipervnculo"/>
-          </w:rPr>
-          <w:t xml:space="preserve"> Notificación correo electrónico</w:t>
-        </w:r>
-      </w:hyperlink>
-    </w:p>
-    <w:p>
-      <w:pPr>
-        <w:keepNext/>
-      </w:pPr>
-      <w:r>
-        <w:rPr>
-          <w:noProof/>
-        </w:rPr>
-        <w:lastRenderedPageBreak/>
         <w:drawing>
           <wp:inline distT="0" distB="0" distL="0" distR="0" wp14:anchorId="5D0DE1EE" wp14:editId="284F582E">
             <wp:extent cx="3726858" cy="2062887"/>
@@ -22535,11 +23702,20 @@
     <w:p>
       <w:pPr>
         <w:pStyle w:val="Descripcin"/>
+        <w:rPr>
+          <w:rStyle w:val="Hipervnculo"/>
+          <w:rFonts w:ascii="Arial" w:hAnsi="Arial" w:cs="Arial"/>
+          <w:i w:val="0"/>
+          <w:iCs w:val="0"/>
+        </w:rPr>
       </w:pPr>
       <w:hyperlink r:id="rId51" w:history="1">
         <w:r>
           <w:rPr>
             <w:rStyle w:val="Hipervnculo"/>
+            <w:rFonts w:ascii="Arial" w:hAnsi="Arial" w:cs="Arial"/>
+            <w:i w:val="0"/>
+            <w:iCs w:val="0"/>
             <w:lang w:val="es-ES"/>
           </w:rPr>
           <w:fldChar w:fldCharType="begin"/>
@@ -22547,6 +23723,9 @@
         <w:r>
           <w:rPr>
             <w:rStyle w:val="Hipervnculo"/>
+            <w:rFonts w:ascii="Arial" w:hAnsi="Arial" w:cs="Arial"/>
+            <w:i w:val="0"/>
+            <w:iCs w:val="0"/>
             <w:lang w:val="es-ES"/>
           </w:rPr>
           <w:instrText xml:space="preserve"> SEQ Ilustración \* ROMAN </w:instrText>
@@ -22554,6 +23733,9 @@
         <w:r>
           <w:rPr>
             <w:rStyle w:val="Hipervnculo"/>
+            <w:rFonts w:ascii="Arial" w:hAnsi="Arial" w:cs="Arial"/>
+            <w:i w:val="0"/>
+            <w:iCs w:val="0"/>
             <w:lang w:val="es-ES"/>
           </w:rPr>
           <w:fldChar w:fldCharType="separate"/>
@@ -22561,6 +23743,9 @@
         <w:r>
           <w:rPr>
             <w:rStyle w:val="Hipervnculo"/>
+            <w:rFonts w:ascii="Arial" w:hAnsi="Arial" w:cs="Arial"/>
+            <w:i w:val="0"/>
+            <w:iCs w:val="0"/>
             <w:noProof/>
             <w:lang w:val="es-ES"/>
           </w:rPr>
@@ -22569,6 +23754,9 @@
         <w:r>
           <w:rPr>
             <w:rStyle w:val="Hipervnculo"/>
+            <w:rFonts w:ascii="Arial" w:hAnsi="Arial" w:cs="Arial"/>
+            <w:i w:val="0"/>
+            <w:iCs w:val="0"/>
             <w:lang w:val="es-ES"/>
           </w:rPr>
           <w:fldChar w:fldCharType="end"/>
@@ -22576,10 +23764,23 @@
         <w:r>
           <w:rPr>
             <w:rStyle w:val="Hipervnculo"/>
+            <w:rFonts w:ascii="Arial" w:hAnsi="Arial" w:cs="Arial"/>
+            <w:i w:val="0"/>
+            <w:iCs w:val="0"/>
           </w:rPr>
           <w:t xml:space="preserve"> Notificación escritorio</w:t>
         </w:r>
       </w:hyperlink>
+    </w:p>
+    <w:p/>
+    <w:p>
+      <w:pPr>
+        <w:pStyle w:val="Ttulo2"/>
+      </w:pPr>
+      <w:r>
+        <w:lastRenderedPageBreak/>
+        <w:t>7.18</w:t>
+      </w:r>
     </w:p>
     <w:p>
       <w:pPr>
@@ -22642,11 +23843,20 @@
     <w:p>
       <w:pPr>
         <w:pStyle w:val="Descripcin"/>
+        <w:rPr>
+          <w:rStyle w:val="Hipervnculo"/>
+          <w:rFonts w:ascii="Arial" w:hAnsi="Arial" w:cs="Arial"/>
+          <w:i w:val="0"/>
+          <w:iCs w:val="0"/>
+        </w:rPr>
       </w:pPr>
       <w:hyperlink r:id="rId53" w:history="1">
         <w:r>
           <w:rPr>
             <w:rStyle w:val="Hipervnculo"/>
+            <w:rFonts w:ascii="Arial" w:hAnsi="Arial" w:cs="Arial"/>
+            <w:i w:val="0"/>
+            <w:iCs w:val="0"/>
             <w:lang w:val="es-ES"/>
           </w:rPr>
           <w:fldChar w:fldCharType="begin"/>
@@ -22654,6 +23864,9 @@
         <w:r>
           <w:rPr>
             <w:rStyle w:val="Hipervnculo"/>
+            <w:rFonts w:ascii="Arial" w:hAnsi="Arial" w:cs="Arial"/>
+            <w:i w:val="0"/>
+            <w:iCs w:val="0"/>
             <w:lang w:val="es-ES"/>
           </w:rPr>
           <w:instrText xml:space="preserve"> SEQ Ilustración \* ROMAN </w:instrText>
@@ -22661,6 +23874,9 @@
         <w:r>
           <w:rPr>
             <w:rStyle w:val="Hipervnculo"/>
+            <w:rFonts w:ascii="Arial" w:hAnsi="Arial" w:cs="Arial"/>
+            <w:i w:val="0"/>
+            <w:iCs w:val="0"/>
             <w:lang w:val="es-ES"/>
           </w:rPr>
           <w:fldChar w:fldCharType="separate"/>
@@ -22668,6 +23884,9 @@
         <w:r>
           <w:rPr>
             <w:rStyle w:val="Hipervnculo"/>
+            <w:rFonts w:ascii="Arial" w:hAnsi="Arial" w:cs="Arial"/>
+            <w:i w:val="0"/>
+            <w:iCs w:val="0"/>
             <w:noProof/>
             <w:lang w:val="es-ES"/>
           </w:rPr>
@@ -22676,6 +23895,9 @@
         <w:r>
           <w:rPr>
             <w:rStyle w:val="Hipervnculo"/>
+            <w:rFonts w:ascii="Arial" w:hAnsi="Arial" w:cs="Arial"/>
+            <w:i w:val="0"/>
+            <w:iCs w:val="0"/>
             <w:lang w:val="es-ES"/>
           </w:rPr>
           <w:fldChar w:fldCharType="end"/>
@@ -22683,10 +23905,21 @@
         <w:r>
           <w:rPr>
             <w:rStyle w:val="Hipervnculo"/>
+            <w:rFonts w:ascii="Arial" w:hAnsi="Arial" w:cs="Arial"/>
+            <w:i w:val="0"/>
+            <w:iCs w:val="0"/>
           </w:rPr>
           <w:t xml:space="preserve"> Búsqueda tarea</w:t>
         </w:r>
       </w:hyperlink>
+    </w:p>
+    <w:p>
+      <w:pPr>
+        <w:pStyle w:val="Ttulo2"/>
+      </w:pPr>
+      <w:r>
+        <w:t>7.20</w:t>
+      </w:r>
     </w:p>
     <w:p>
       <w:pPr>
@@ -22749,11 +23982,20 @@
     <w:p>
       <w:pPr>
         <w:pStyle w:val="Descripcin"/>
+        <w:rPr>
+          <w:rStyle w:val="Hipervnculo"/>
+          <w:rFonts w:ascii="Arial" w:hAnsi="Arial" w:cs="Arial"/>
+          <w:i w:val="0"/>
+          <w:iCs w:val="0"/>
+        </w:rPr>
       </w:pPr>
       <w:hyperlink r:id="rId55" w:history="1">
         <w:r>
           <w:rPr>
             <w:rStyle w:val="Hipervnculo"/>
+            <w:rFonts w:ascii="Arial" w:hAnsi="Arial" w:cs="Arial"/>
+            <w:i w:val="0"/>
+            <w:iCs w:val="0"/>
             <w:lang w:val="es-ES"/>
           </w:rPr>
           <w:fldChar w:fldCharType="begin"/>
@@ -22761,6 +24003,9 @@
         <w:r>
           <w:rPr>
             <w:rStyle w:val="Hipervnculo"/>
+            <w:rFonts w:ascii="Arial" w:hAnsi="Arial" w:cs="Arial"/>
+            <w:i w:val="0"/>
+            <w:iCs w:val="0"/>
             <w:lang w:val="es-ES"/>
           </w:rPr>
           <w:instrText xml:space="preserve"> SEQ Ilustración \* ROMAN </w:instrText>
@@ -22768,6 +24013,9 @@
         <w:r>
           <w:rPr>
             <w:rStyle w:val="Hipervnculo"/>
+            <w:rFonts w:ascii="Arial" w:hAnsi="Arial" w:cs="Arial"/>
+            <w:i w:val="0"/>
+            <w:iCs w:val="0"/>
             <w:lang w:val="es-ES"/>
           </w:rPr>
           <w:fldChar w:fldCharType="separate"/>
@@ -22775,6 +24023,9 @@
         <w:r>
           <w:rPr>
             <w:rStyle w:val="Hipervnculo"/>
+            <w:rFonts w:ascii="Arial" w:hAnsi="Arial" w:cs="Arial"/>
+            <w:i w:val="0"/>
+            <w:iCs w:val="0"/>
             <w:noProof/>
             <w:lang w:val="es-ES"/>
           </w:rPr>
@@ -22783,6 +24034,9 @@
         <w:r>
           <w:rPr>
             <w:rStyle w:val="Hipervnculo"/>
+            <w:rFonts w:ascii="Arial" w:hAnsi="Arial" w:cs="Arial"/>
+            <w:i w:val="0"/>
+            <w:iCs w:val="0"/>
             <w:lang w:val="es-ES"/>
           </w:rPr>
           <w:fldChar w:fldCharType="end"/>
@@ -22790,6 +24044,9 @@
         <w:r>
           <w:rPr>
             <w:rStyle w:val="Hipervnculo"/>
+            <w:rFonts w:ascii="Arial" w:hAnsi="Arial" w:cs="Arial"/>
+            <w:i w:val="0"/>
+            <w:iCs w:val="0"/>
           </w:rPr>
           <w:t xml:space="preserve"> Cerrar sesión</w:t>
         </w:r>
@@ -22797,13 +24054,20 @@
     </w:p>
     <w:p>
       <w:pPr>
+        <w:pStyle w:val="Ttulo2"/>
+      </w:pPr>
+      <w:r>
+        <w:t>7.21</w:t>
+      </w:r>
+    </w:p>
+    <w:p>
+      <w:pPr>
         <w:keepNext/>
       </w:pPr>
       <w:r>
         <w:rPr>
           <w:noProof/>
         </w:rPr>
-        <w:lastRenderedPageBreak/>
         <w:drawing>
           <wp:inline distT="0" distB="0" distL="0" distR="0" wp14:anchorId="00DBEB67" wp14:editId="0A61BDFE">
             <wp:extent cx="3649980" cy="2274320"/>
@@ -22857,11 +24121,19 @@
     <w:p>
       <w:pPr>
         <w:pStyle w:val="Descripcin"/>
+        <w:rPr>
+          <w:rFonts w:ascii="Arial" w:hAnsi="Arial" w:cs="Arial"/>
+          <w:i w:val="0"/>
+          <w:iCs w:val="0"/>
+        </w:rPr>
       </w:pPr>
       <w:hyperlink r:id="rId57" w:history="1">
         <w:r>
           <w:rPr>
             <w:rStyle w:val="Hipervnculo"/>
+            <w:rFonts w:ascii="Arial" w:hAnsi="Arial" w:cs="Arial"/>
+            <w:i w:val="0"/>
+            <w:iCs w:val="0"/>
             <w:lang w:val="es-ES"/>
           </w:rPr>
           <w:fldChar w:fldCharType="begin"/>
@@ -22869,6 +24141,9 @@
         <w:r>
           <w:rPr>
             <w:rStyle w:val="Hipervnculo"/>
+            <w:rFonts w:ascii="Arial" w:hAnsi="Arial" w:cs="Arial"/>
+            <w:i w:val="0"/>
+            <w:iCs w:val="0"/>
             <w:lang w:val="es-ES"/>
           </w:rPr>
           <w:instrText xml:space="preserve"> SEQ Ilustración \* ROMAN </w:instrText>
@@ -22876,6 +24151,9 @@
         <w:r>
           <w:rPr>
             <w:rStyle w:val="Hipervnculo"/>
+            <w:rFonts w:ascii="Arial" w:hAnsi="Arial" w:cs="Arial"/>
+            <w:i w:val="0"/>
+            <w:iCs w:val="0"/>
             <w:lang w:val="es-ES"/>
           </w:rPr>
           <w:fldChar w:fldCharType="separate"/>
@@ -22883,6 +24161,9 @@
         <w:r>
           <w:rPr>
             <w:rStyle w:val="Hipervnculo"/>
+            <w:rFonts w:ascii="Arial" w:hAnsi="Arial" w:cs="Arial"/>
+            <w:i w:val="0"/>
+            <w:iCs w:val="0"/>
             <w:noProof/>
             <w:lang w:val="es-ES"/>
           </w:rPr>
@@ -22891,6 +24172,9 @@
         <w:r>
           <w:rPr>
             <w:rStyle w:val="Hipervnculo"/>
+            <w:rFonts w:ascii="Arial" w:hAnsi="Arial" w:cs="Arial"/>
+            <w:i w:val="0"/>
+            <w:iCs w:val="0"/>
             <w:lang w:val="es-ES"/>
           </w:rPr>
           <w:fldChar w:fldCharType="end"/>
@@ -22898,6 +24182,9 @@
         <w:r>
           <w:rPr>
             <w:rStyle w:val="Hipervnculo"/>
+            <w:rFonts w:ascii="Arial" w:hAnsi="Arial" w:cs="Arial"/>
+            <w:i w:val="0"/>
+            <w:iCs w:val="0"/>
           </w:rPr>
           <w:t xml:space="preserve">  Error en la pagina</w:t>
         </w:r>
@@ -22911,14 +24198,14 @@
           <w:lang w:val="es-ES"/>
         </w:rPr>
       </w:pPr>
-      <w:bookmarkStart w:id="45" w:name="_Toc177775631"/>
+      <w:bookmarkStart w:id="56" w:name="_Toc179219247"/>
       <w:r>
         <w:rPr>
           <w:lang w:val="es-ES"/>
         </w:rPr>
         <w:t>8. Historias de usuario</w:t>
       </w:r>
-      <w:bookmarkEnd w:id="45"/>
+      <w:bookmarkEnd w:id="56"/>
       <w:r>
         <w:rPr>
           <w:lang w:val="es-ES"/>
@@ -23141,7 +24428,6 @@
           </w:tcPr>
           <w:p>
             <w:r>
-              <w:lastRenderedPageBreak/>
               <w:t>Mockups</w:t>
             </w:r>
           </w:p>
@@ -23489,7 +24775,6 @@
           </w:tcPr>
           <w:p>
             <w:r>
-              <w:lastRenderedPageBreak/>
               <w:t>Mockups</w:t>
             </w:r>
           </w:p>
@@ -24240,7 +25525,6 @@
               <w:rPr>
                 <w:noProof/>
               </w:rPr>
-              <w:lastRenderedPageBreak/>
               <w:drawing>
                 <wp:inline distT="0" distB="0" distL="0" distR="0" wp14:anchorId="21BA10F6" wp14:editId="1D1A032D">
                   <wp:extent cx="3829050" cy="2372317"/>
@@ -24288,7 +25572,6 @@
           </w:tcPr>
           <w:p>
             <w:r>
-              <w:lastRenderedPageBreak/>
               <w:t>Autor</w:t>
             </w:r>
           </w:p>
@@ -24504,6 +25787,7 @@
           </w:tcPr>
           <w:p>
             <w:r>
+              <w:lastRenderedPageBreak/>
               <w:t>Mockups</w:t>
             </w:r>
           </w:p>
@@ -24614,7 +25898,6 @@
           </w:tcPr>
           <w:p>
             <w:r>
-              <w:lastRenderedPageBreak/>
               <w:t>Identificador</w:t>
             </w:r>
           </w:p>
@@ -24924,6 +26207,7 @@
           </w:tcPr>
           <w:p>
             <w:r>
+              <w:lastRenderedPageBreak/>
               <w:t>Descripción</w:t>
             </w:r>
           </w:p>
@@ -24984,28 +26268,13 @@
           </w:tcPr>
           <w:p>
             <w:r>
-              <w:t>El sistema debe enviar notificaciones al usuario en el escritorio y por correo en las fechas y horas configuradas para los recordatorios.</w:t>
-            </w:r>
-          </w:p>
-        </w:tc>
-      </w:tr>
-      <w:tr>
-        <w:tc>
-          <w:tcPr>
-            <w:tcW w:w="1838" w:type="dxa"/>
-            <w:vMerge/>
-            <w:vAlign w:val="center"/>
-          </w:tcPr>
-          <w:p/>
-        </w:tc>
-        <w:tc>
-          <w:tcPr>
-            <w:tcW w:w="6650" w:type="dxa"/>
-            <w:vAlign w:val="center"/>
-          </w:tcPr>
-          <w:p>
-            <w:r>
-              <w:t>El recordatorio será un día antes de la entrega de la tarea.</w:t>
+              <w:t>El sistema debe enviar notificaciones al usuario en el escritorio</w:t>
+            </w:r>
+            <w:r>
+              <w:t xml:space="preserve"> </w:t>
+            </w:r>
+            <w:r>
+              <w:t>en las fechas y horas configuradas para los recordatorios.</w:t>
             </w:r>
           </w:p>
         </w:tc>
@@ -25021,7 +26290,6 @@
           </w:tcPr>
           <w:p>
             <w:r>
-              <w:lastRenderedPageBreak/>
               <w:t>Mockups</w:t>
             </w:r>
           </w:p>
@@ -25080,52 +26348,9 @@
                 <w:noProof/>
               </w:rPr>
               <w:drawing>
-                <wp:inline distT="0" distB="0" distL="0" distR="0" wp14:anchorId="79A50877" wp14:editId="35492048">
-                  <wp:extent cx="2948026" cy="1775130"/>
-                  <wp:effectExtent l="0" t="0" r="5080" b="0"/>
-                  <wp:docPr id="2121370505" name="Imagen 1"/>
-                  <wp:cNvGraphicFramePr>
-                    <a:graphicFrameLocks xmlns:a="http://schemas.openxmlformats.org/drawingml/2006/main" noChangeAspect="1"/>
-                  </wp:cNvGraphicFramePr>
-                  <a:graphic xmlns:a="http://schemas.openxmlformats.org/drawingml/2006/main">
-                    <a:graphicData uri="http://schemas.openxmlformats.org/drawingml/2006/picture">
-                      <pic:pic xmlns:pic="http://schemas.openxmlformats.org/drawingml/2006/picture">
-                        <pic:nvPicPr>
-                          <pic:cNvPr id="2121370505" name=""/>
-                          <pic:cNvPicPr/>
-                        </pic:nvPicPr>
-                        <pic:blipFill>
-                          <a:blip r:embed="rId68"/>
-                          <a:stretch>
-                            <a:fillRect/>
-                          </a:stretch>
-                        </pic:blipFill>
-                        <pic:spPr>
-                          <a:xfrm>
-                            <a:off x="0" y="0"/>
-                            <a:ext cx="2965241" cy="1785496"/>
-                          </a:xfrm>
-                          <a:prstGeom prst="rect">
-                            <a:avLst/>
-                          </a:prstGeom>
-                        </pic:spPr>
-                      </pic:pic>
-                    </a:graphicData>
-                  </a:graphic>
-                </wp:inline>
-              </w:drawing>
-            </w:r>
-          </w:p>
-          <w:p/>
-          <w:p>
-            <w:r>
-              <w:rPr>
-                <w:noProof/>
-              </w:rPr>
-              <w:drawing>
-                <wp:inline distT="0" distB="0" distL="0" distR="0" wp14:anchorId="5B80F073" wp14:editId="20420DB8">
-                  <wp:extent cx="2969972" cy="1649947"/>
-                  <wp:effectExtent l="0" t="0" r="1905" b="7620"/>
+                <wp:inline distT="0" distB="0" distL="0" distR="0" wp14:anchorId="5B80F073" wp14:editId="3D7F5DC8">
+                  <wp:extent cx="2969581" cy="1744980"/>
+                  <wp:effectExtent l="0" t="0" r="2540" b="7620"/>
                   <wp:docPr id="8903551" name="Imagen 1" descr="Interfaz de usuario gráfica, Texto, Aplicación&#10;&#10;Descripción generada automáticamente"/>
                   <wp:cNvGraphicFramePr>
                     <a:graphicFrameLocks xmlns:a="http://schemas.openxmlformats.org/drawingml/2006/main" noChangeAspect="1"/>
@@ -25138,7 +26363,7 @@
                           <pic:cNvPicPr/>
                         </pic:nvPicPr>
                         <pic:blipFill>
-                          <a:blip r:embed="rId69"/>
+                          <a:blip r:embed="rId68"/>
                           <a:stretch>
                             <a:fillRect/>
                           </a:stretch>
@@ -25146,7 +26371,7 @@
                         <pic:spPr>
                           <a:xfrm>
                             <a:off x="0" y="0"/>
-                            <a:ext cx="3005848" cy="1669878"/>
+                            <a:ext cx="3012678" cy="1770304"/>
                           </a:xfrm>
                           <a:prstGeom prst="rect">
                             <a:avLst/>
@@ -25383,6 +26608,7 @@
           </w:tcPr>
           <w:p>
             <w:r>
+              <w:lastRenderedPageBreak/>
               <w:t>Mockups</w:t>
             </w:r>
           </w:p>
@@ -25413,7 +26639,7 @@
                           <pic:cNvPicPr/>
                         </pic:nvPicPr>
                         <pic:blipFill>
-                          <a:blip r:embed="rId70"/>
+                          <a:blip r:embed="rId69"/>
                           <a:stretch>
                             <a:fillRect/>
                           </a:stretch>
@@ -25677,7 +26903,7 @@
                           <pic:cNvPicPr/>
                         </pic:nvPicPr>
                         <pic:blipFill>
-                          <a:blip r:embed="rId71"/>
+                          <a:blip r:embed="rId70"/>
                           <a:stretch>
                             <a:fillRect/>
                           </a:stretch>
@@ -25757,6 +26983,7 @@
           </w:tcPr>
           <w:p>
             <w:r>
+              <w:lastRenderedPageBreak/>
               <w:t>Identificador</w:t>
             </w:r>
           </w:p>
@@ -25953,7 +27180,7 @@
                           <pic:cNvPicPr/>
                         </pic:nvPicPr>
                         <pic:blipFill>
-                          <a:blip r:embed="rId72"/>
+                          <a:blip r:embed="rId71"/>
                           <a:stretch>
                             <a:fillRect/>
                           </a:stretch>
@@ -26529,7 +27756,7 @@
                           <pic:cNvPicPr/>
                         </pic:nvPicPr>
                         <pic:blipFill>
-                          <a:blip r:embed="rId72"/>
+                          <a:blip r:embed="rId71"/>
                           <a:stretch>
                             <a:fillRect/>
                           </a:stretch>
@@ -26606,12 +27833,12 @@
       <w:pPr>
         <w:pStyle w:val="Ttulo1"/>
       </w:pPr>
-      <w:bookmarkStart w:id="46" w:name="_Toc177775632"/>
+      <w:bookmarkStart w:id="57" w:name="_Toc179219248"/>
       <w:r>
         <w:lastRenderedPageBreak/>
         <w:t>9. Conclusiones</w:t>
       </w:r>
-      <w:bookmarkEnd w:id="46"/>
+      <w:bookmarkEnd w:id="57"/>
     </w:p>
     <w:p>
       <w:pPr>
@@ -26761,7 +27988,7 @@
       </w:r>
     </w:p>
     <w:sectPr>
-      <w:headerReference w:type="default" r:id="rId73"/>
+      <w:headerReference w:type="default" r:id="rId72"/>
       <w:pgSz w:w="12240" w:h="15840"/>
       <w:pgMar w:top="1417" w:right="1701" w:bottom="1417" w:left="1701" w:header="708" w:footer="708" w:gutter="0"/>
       <w:cols w:space="708"/>
@@ -36195,6 +37422,42 @@
       <w:u w:val="single"/>
     </w:rPr>
   </w:style>
+  <w:style w:type="paragraph" w:styleId="Textonotaalfinal">
+    <w:name w:val="endnote text"/>
+    <w:basedOn w:val="Normal"/>
+    <w:link w:val="TextonotaalfinalCar"/>
+    <w:uiPriority w:val="99"/>
+    <w:semiHidden/>
+    <w:unhideWhenUsed/>
+    <w:rsid w:val="0043309A"/>
+    <w:rPr>
+      <w:sz w:val="20"/>
+      <w:szCs w:val="20"/>
+    </w:rPr>
+  </w:style>
+  <w:style w:type="character" w:customStyle="1" w:styleId="TextonotaalfinalCar">
+    <w:name w:val="Texto nota al final Car"/>
+    <w:basedOn w:val="Fuentedeprrafopredeter"/>
+    <w:link w:val="Textonotaalfinal"/>
+    <w:uiPriority w:val="99"/>
+    <w:semiHidden/>
+    <w:rsid w:val="0043309A"/>
+    <w:rPr>
+      <w:sz w:val="20"/>
+      <w:szCs w:val="20"/>
+    </w:rPr>
+  </w:style>
+  <w:style w:type="character" w:styleId="Refdenotaalfinal">
+    <w:name w:val="endnote reference"/>
+    <w:basedOn w:val="Fuentedeprrafopredeter"/>
+    <w:uiPriority w:val="99"/>
+    <w:semiHidden/>
+    <w:unhideWhenUsed/>
+    <w:rsid w:val="0043309A"/>
+    <w:rPr>
+      <w:vertAlign w:val="superscript"/>
+    </w:rPr>
+  </w:style>
 </w:styles>
 </file>
 

--- a/Documentacion/Plantilla Requisitos Software.docx
+++ b/Documentacion/Plantilla Requisitos Software.docx
@@ -431,7 +431,7 @@
             </w:rPr>
             <w:fldChar w:fldCharType="separate"/>
           </w:r>
-          <w:hyperlink w:anchor="_Toc179219193" w:history="1">
+          <w:hyperlink w:anchor="_Toc179628529" w:history="1">
             <w:r>
               <w:rPr>
                 <w:rStyle w:val="Hipervnculo"/>
@@ -473,7 +473,7 @@
                 <w:noProof/>
                 <w:webHidden/>
               </w:rPr>
-              <w:instrText xml:space="preserve"> PAGEREF _Toc179219193 \h </w:instrText>
+              <w:instrText xml:space="preserve"> PAGEREF _Toc179628529 \h </w:instrText>
             </w:r>
             <w:r>
               <w:rPr>
@@ -493,7 +493,7 @@
                 <w:noProof/>
                 <w:webHidden/>
               </w:rPr>
-              <w:t>4</w:t>
+              <w:t>5</w:t>
             </w:r>
             <w:r>
               <w:rPr>
@@ -517,7 +517,7 @@
               <w:lang w:val="es-ES" w:eastAsia="es-ES"/>
             </w:rPr>
           </w:pPr>
-          <w:hyperlink w:anchor="_Toc179219194" w:history="1">
+          <w:hyperlink w:anchor="_Toc179628530" w:history="1">
             <w:r>
               <w:rPr>
                 <w:rStyle w:val="Hipervnculo"/>
@@ -561,7 +561,7 @@
                 <w:noProof/>
                 <w:webHidden/>
               </w:rPr>
-              <w:instrText xml:space="preserve"> PAGEREF _Toc179219194 \h </w:instrText>
+              <w:instrText xml:space="preserve"> PAGEREF _Toc179628530 \h </w:instrText>
             </w:r>
             <w:r>
               <w:rPr>
@@ -581,7 +581,7 @@
                 <w:noProof/>
                 <w:webHidden/>
               </w:rPr>
-              <w:t>4</w:t>
+              <w:t>5</w:t>
             </w:r>
             <w:r>
               <w:rPr>
@@ -605,7 +605,7 @@
               <w:lang w:val="es-ES" w:eastAsia="es-ES"/>
             </w:rPr>
           </w:pPr>
-          <w:hyperlink w:anchor="_Toc179219195" w:history="1">
+          <w:hyperlink w:anchor="_Toc179628531" w:history="1">
             <w:r>
               <w:rPr>
                 <w:rStyle w:val="Hipervnculo"/>
@@ -649,7 +649,7 @@
                 <w:noProof/>
                 <w:webHidden/>
               </w:rPr>
-              <w:instrText xml:space="preserve"> PAGEREF _Toc179219195 \h </w:instrText>
+              <w:instrText xml:space="preserve"> PAGEREF _Toc179628531 \h </w:instrText>
             </w:r>
             <w:r>
               <w:rPr>
@@ -669,7 +669,7 @@
                 <w:noProof/>
                 <w:webHidden/>
               </w:rPr>
-              <w:t>4</w:t>
+              <w:t>5</w:t>
             </w:r>
             <w:r>
               <w:rPr>
@@ -693,7 +693,7 @@
               <w:lang w:val="es-ES" w:eastAsia="es-ES"/>
             </w:rPr>
           </w:pPr>
-          <w:hyperlink w:anchor="_Toc179219196" w:history="1">
+          <w:hyperlink w:anchor="_Toc179628532" w:history="1">
             <w:r>
               <w:rPr>
                 <w:rStyle w:val="Hipervnculo"/>
@@ -738,7 +738,7 @@
                 <w:noProof/>
                 <w:webHidden/>
               </w:rPr>
-              <w:instrText xml:space="preserve"> PAGEREF _Toc179219196 \h </w:instrText>
+              <w:instrText xml:space="preserve"> PAGEREF _Toc179628532 \h </w:instrText>
             </w:r>
             <w:r>
               <w:rPr>
@@ -758,7 +758,7 @@
                 <w:noProof/>
                 <w:webHidden/>
               </w:rPr>
-              <w:t>4</w:t>
+              <w:t>5</w:t>
             </w:r>
             <w:r>
               <w:rPr>
@@ -782,7 +782,7 @@
               <w:lang w:val="es-ES" w:eastAsia="es-ES"/>
             </w:rPr>
           </w:pPr>
-          <w:hyperlink w:anchor="_Toc179219197" w:history="1">
+          <w:hyperlink w:anchor="_Toc179628533" w:history="1">
             <w:r>
               <w:rPr>
                 <w:rStyle w:val="Hipervnculo"/>
@@ -827,7 +827,7 @@
                 <w:noProof/>
                 <w:webHidden/>
               </w:rPr>
-              <w:instrText xml:space="preserve"> PAGEREF _Toc179219197 \h </w:instrText>
+              <w:instrText xml:space="preserve"> PAGEREF _Toc179628533 \h </w:instrText>
             </w:r>
             <w:r>
               <w:rPr>
@@ -847,7 +847,7 @@
                 <w:noProof/>
                 <w:webHidden/>
               </w:rPr>
-              <w:t>4</w:t>
+              <w:t>5</w:t>
             </w:r>
             <w:r>
               <w:rPr>
@@ -871,7 +871,7 @@
               <w:lang w:val="es-ES" w:eastAsia="es-ES"/>
             </w:rPr>
           </w:pPr>
-          <w:hyperlink w:anchor="_Toc179219198" w:history="1">
+          <w:hyperlink w:anchor="_Toc179628534" w:history="1">
             <w:r>
               <w:rPr>
                 <w:rStyle w:val="Hipervnculo"/>
@@ -915,7 +915,7 @@
                 <w:noProof/>
                 <w:webHidden/>
               </w:rPr>
-              <w:instrText xml:space="preserve"> PAGEREF _Toc179219198 \h </w:instrText>
+              <w:instrText xml:space="preserve"> PAGEREF _Toc179628534 \h </w:instrText>
             </w:r>
             <w:r>
               <w:rPr>
@@ -935,7 +935,7 @@
                 <w:noProof/>
                 <w:webHidden/>
               </w:rPr>
-              <w:t>5</w:t>
+              <w:t>6</w:t>
             </w:r>
             <w:r>
               <w:rPr>
@@ -959,7 +959,7 @@
               <w:lang w:val="es-ES" w:eastAsia="es-ES"/>
             </w:rPr>
           </w:pPr>
-          <w:hyperlink w:anchor="_Toc179219199" w:history="1">
+          <w:hyperlink w:anchor="_Toc179628535" w:history="1">
             <w:r>
               <w:rPr>
                 <w:rStyle w:val="Hipervnculo"/>
@@ -1003,7 +1003,7 @@
                 <w:noProof/>
                 <w:webHidden/>
               </w:rPr>
-              <w:instrText xml:space="preserve"> PAGEREF _Toc179219199 \h </w:instrText>
+              <w:instrText xml:space="preserve"> PAGEREF _Toc179628535 \h </w:instrText>
             </w:r>
             <w:r>
               <w:rPr>
@@ -1023,7 +1023,7 @@
                 <w:noProof/>
                 <w:webHidden/>
               </w:rPr>
-              <w:t>5</w:t>
+              <w:t>6</w:t>
             </w:r>
             <w:r>
               <w:rPr>
@@ -1047,7 +1047,7 @@
               <w:lang w:val="es-ES" w:eastAsia="es-ES"/>
             </w:rPr>
           </w:pPr>
-          <w:hyperlink w:anchor="_Toc179219200" w:history="1">
+          <w:hyperlink w:anchor="_Toc179628536" w:history="1">
             <w:r>
               <w:rPr>
                 <w:rStyle w:val="Hipervnculo"/>
@@ -1091,7 +1091,7 @@
                 <w:noProof/>
                 <w:webHidden/>
               </w:rPr>
-              <w:instrText xml:space="preserve"> PAGEREF _Toc179219200 \h </w:instrText>
+              <w:instrText xml:space="preserve"> PAGEREF _Toc179628536 \h </w:instrText>
             </w:r>
             <w:r>
               <w:rPr>
@@ -1111,7 +1111,7 @@
                 <w:noProof/>
                 <w:webHidden/>
               </w:rPr>
-              <w:t>5</w:t>
+              <w:t>6</w:t>
             </w:r>
             <w:r>
               <w:rPr>
@@ -1135,7 +1135,7 @@
               <w:lang w:val="es-ES" w:eastAsia="es-ES"/>
             </w:rPr>
           </w:pPr>
-          <w:hyperlink w:anchor="_Toc179219201" w:history="1">
+          <w:hyperlink w:anchor="_Toc179628537" w:history="1">
             <w:r>
               <w:rPr>
                 <w:rStyle w:val="Hipervnculo"/>
@@ -1179,7 +1179,7 @@
                 <w:noProof/>
                 <w:webHidden/>
               </w:rPr>
-              <w:instrText xml:space="preserve"> PAGEREF _Toc179219201 \h </w:instrText>
+              <w:instrText xml:space="preserve"> PAGEREF _Toc179628537 \h </w:instrText>
             </w:r>
             <w:r>
               <w:rPr>
@@ -1199,7 +1199,7 @@
                 <w:noProof/>
                 <w:webHidden/>
               </w:rPr>
-              <w:t>5</w:t>
+              <w:t>6</w:t>
             </w:r>
             <w:r>
               <w:rPr>
@@ -1223,7 +1223,7 @@
               <w:lang w:val="es-ES" w:eastAsia="es-ES"/>
             </w:rPr>
           </w:pPr>
-          <w:hyperlink w:anchor="_Toc179219202" w:history="1">
+          <w:hyperlink w:anchor="_Toc179628538" w:history="1">
             <w:r>
               <w:rPr>
                 <w:rStyle w:val="Hipervnculo"/>
@@ -1267,7 +1267,7 @@
                 <w:noProof/>
                 <w:webHidden/>
               </w:rPr>
-              <w:instrText xml:space="preserve"> PAGEREF _Toc179219202 \h </w:instrText>
+              <w:instrText xml:space="preserve"> PAGEREF _Toc179628538 \h </w:instrText>
             </w:r>
             <w:r>
               <w:rPr>
@@ -1287,7 +1287,7 @@
                 <w:noProof/>
                 <w:webHidden/>
               </w:rPr>
-              <w:t>6</w:t>
+              <w:t>7</w:t>
             </w:r>
             <w:r>
               <w:rPr>
@@ -1311,7 +1311,7 @@
               <w:lang w:val="es-ES" w:eastAsia="es-ES"/>
             </w:rPr>
           </w:pPr>
-          <w:hyperlink w:anchor="_Toc179219203" w:history="1">
+          <w:hyperlink w:anchor="_Toc179628539" w:history="1">
             <w:r>
               <w:rPr>
                 <w:rStyle w:val="Hipervnculo"/>
@@ -1355,7 +1355,7 @@
                 <w:noProof/>
                 <w:webHidden/>
               </w:rPr>
-              <w:instrText xml:space="preserve"> PAGEREF _Toc179219203 \h </w:instrText>
+              <w:instrText xml:space="preserve"> PAGEREF _Toc179628539 \h </w:instrText>
             </w:r>
             <w:r>
               <w:rPr>
@@ -1375,7 +1375,7 @@
                 <w:noProof/>
                 <w:webHidden/>
               </w:rPr>
-              <w:t>6</w:t>
+              <w:t>7</w:t>
             </w:r>
             <w:r>
               <w:rPr>
@@ -1399,7 +1399,7 @@
               <w:lang w:val="es-ES" w:eastAsia="es-ES"/>
             </w:rPr>
           </w:pPr>
-          <w:hyperlink w:anchor="_Toc179219204" w:history="1">
+          <w:hyperlink w:anchor="_Toc179628540" w:history="1">
             <w:r>
               <w:rPr>
                 <w:rStyle w:val="Hipervnculo"/>
@@ -1441,7 +1441,7 @@
                 <w:noProof/>
                 <w:webHidden/>
               </w:rPr>
-              <w:instrText xml:space="preserve"> PAGEREF _Toc179219204 \h </w:instrText>
+              <w:instrText xml:space="preserve"> PAGEREF _Toc179628540 \h </w:instrText>
             </w:r>
             <w:r>
               <w:rPr>
@@ -1461,7 +1461,7 @@
                 <w:noProof/>
                 <w:webHidden/>
               </w:rPr>
-              <w:t>6</w:t>
+              <w:t>7</w:t>
             </w:r>
             <w:r>
               <w:rPr>
@@ -1485,7 +1485,7 @@
               <w:lang w:val="es-ES" w:eastAsia="es-ES"/>
             </w:rPr>
           </w:pPr>
-          <w:hyperlink w:anchor="_Toc179219205" w:history="1">
+          <w:hyperlink w:anchor="_Toc179628541" w:history="1">
             <w:r>
               <w:rPr>
                 <w:rStyle w:val="Hipervnculo"/>
@@ -1529,7 +1529,7 @@
                 <w:noProof/>
                 <w:webHidden/>
               </w:rPr>
-              <w:instrText xml:space="preserve"> PAGEREF _Toc179219205 \h </w:instrText>
+              <w:instrText xml:space="preserve"> PAGEREF _Toc179628541 \h </w:instrText>
             </w:r>
             <w:r>
               <w:rPr>
@@ -1549,7 +1549,7 @@
                 <w:noProof/>
                 <w:webHidden/>
               </w:rPr>
-              <w:t>6</w:t>
+              <w:t>7</w:t>
             </w:r>
             <w:r>
               <w:rPr>
@@ -1573,7 +1573,7 @@
               <w:lang w:val="es-ES" w:eastAsia="es-ES"/>
             </w:rPr>
           </w:pPr>
-          <w:hyperlink w:anchor="_Toc179219206" w:history="1">
+          <w:hyperlink w:anchor="_Toc179628542" w:history="1">
             <w:r>
               <w:rPr>
                 <w:rStyle w:val="Hipervnculo"/>
@@ -1617,7 +1617,7 @@
                 <w:noProof/>
                 <w:webHidden/>
               </w:rPr>
-              <w:instrText xml:space="preserve"> PAGEREF _Toc179219206 \h </w:instrText>
+              <w:instrText xml:space="preserve"> PAGEREF _Toc179628542 \h </w:instrText>
             </w:r>
             <w:r>
               <w:rPr>
@@ -1637,7 +1637,7 @@
                 <w:noProof/>
                 <w:webHidden/>
               </w:rPr>
-              <w:t>7</w:t>
+              <w:t>8</w:t>
             </w:r>
             <w:r>
               <w:rPr>
@@ -1661,7 +1661,7 @@
               <w:lang w:val="es-ES" w:eastAsia="es-ES"/>
             </w:rPr>
           </w:pPr>
-          <w:hyperlink w:anchor="_Toc179219207" w:history="1">
+          <w:hyperlink w:anchor="_Toc179628543" w:history="1">
             <w:r>
               <w:rPr>
                 <w:rStyle w:val="Hipervnculo"/>
@@ -1705,7 +1705,7 @@
                 <w:noProof/>
                 <w:webHidden/>
               </w:rPr>
-              <w:instrText xml:space="preserve"> PAGEREF _Toc179219207 \h </w:instrText>
+              <w:instrText xml:space="preserve"> PAGEREF _Toc179628543 \h </w:instrText>
             </w:r>
             <w:r>
               <w:rPr>
@@ -1725,7 +1725,7 @@
                 <w:noProof/>
                 <w:webHidden/>
               </w:rPr>
-              <w:t>7</w:t>
+              <w:t>8</w:t>
             </w:r>
             <w:r>
               <w:rPr>
@@ -1749,7 +1749,7 @@
               <w:lang w:val="es-ES" w:eastAsia="es-ES"/>
             </w:rPr>
           </w:pPr>
-          <w:hyperlink w:anchor="_Toc179219208" w:history="1">
+          <w:hyperlink w:anchor="_Toc179628544" w:history="1">
             <w:r>
               <w:rPr>
                 <w:rStyle w:val="Hipervnculo"/>
@@ -1793,7 +1793,7 @@
                 <w:noProof/>
                 <w:webHidden/>
               </w:rPr>
-              <w:instrText xml:space="preserve"> PAGEREF _Toc179219208 \h </w:instrText>
+              <w:instrText xml:space="preserve"> PAGEREF _Toc179628544 \h </w:instrText>
             </w:r>
             <w:r>
               <w:rPr>
@@ -1813,7 +1813,7 @@
                 <w:noProof/>
                 <w:webHidden/>
               </w:rPr>
-              <w:t>7</w:t>
+              <w:t>8</w:t>
             </w:r>
             <w:r>
               <w:rPr>
@@ -1837,7 +1837,7 @@
               <w:lang w:val="es-ES" w:eastAsia="es-ES"/>
             </w:rPr>
           </w:pPr>
-          <w:hyperlink w:anchor="_Toc179219209" w:history="1">
+          <w:hyperlink w:anchor="_Toc179628545" w:history="1">
             <w:r>
               <w:rPr>
                 <w:rStyle w:val="Hipervnculo"/>
@@ -1881,7 +1881,7 @@
                 <w:noProof/>
                 <w:webHidden/>
               </w:rPr>
-              <w:instrText xml:space="preserve"> PAGEREF _Toc179219209 \h </w:instrText>
+              <w:instrText xml:space="preserve"> PAGEREF _Toc179628545 \h </w:instrText>
             </w:r>
             <w:r>
               <w:rPr>
@@ -1901,7 +1901,7 @@
                 <w:noProof/>
                 <w:webHidden/>
               </w:rPr>
-              <w:t>7</w:t>
+              <w:t>8</w:t>
             </w:r>
             <w:r>
               <w:rPr>
@@ -1925,7 +1925,7 @@
               <w:lang w:val="es-ES" w:eastAsia="es-ES"/>
             </w:rPr>
           </w:pPr>
-          <w:hyperlink w:anchor="_Toc179219210" w:history="1">
+          <w:hyperlink w:anchor="_Toc179628546" w:history="1">
             <w:r>
               <w:rPr>
                 <w:rStyle w:val="Hipervnculo"/>
@@ -1969,7 +1969,7 @@
                 <w:noProof/>
                 <w:webHidden/>
               </w:rPr>
-              <w:instrText xml:space="preserve"> PAGEREF _Toc179219210 \h </w:instrText>
+              <w:instrText xml:space="preserve"> PAGEREF _Toc179628546 \h </w:instrText>
             </w:r>
             <w:r>
               <w:rPr>
@@ -1989,7 +1989,7 @@
                 <w:noProof/>
                 <w:webHidden/>
               </w:rPr>
-              <w:t>7</w:t>
+              <w:t>8</w:t>
             </w:r>
             <w:r>
               <w:rPr>
@@ -2013,7 +2013,7 @@
               <w:lang w:val="es-ES" w:eastAsia="es-ES"/>
             </w:rPr>
           </w:pPr>
-          <w:hyperlink w:anchor="_Toc179219211" w:history="1">
+          <w:hyperlink w:anchor="_Toc179628547" w:history="1">
             <w:r>
               <w:rPr>
                 <w:rStyle w:val="Hipervnculo"/>
@@ -2086,7 +2086,7 @@
                 <w:noProof/>
                 <w:webHidden/>
               </w:rPr>
-              <w:instrText xml:space="preserve"> PAGEREF _Toc179219211 \h </w:instrText>
+              <w:instrText xml:space="preserve"> PAGEREF _Toc179628547 \h </w:instrText>
             </w:r>
             <w:r>
               <w:rPr>
@@ -2106,7 +2106,7 @@
                 <w:noProof/>
                 <w:webHidden/>
               </w:rPr>
-              <w:t>8</w:t>
+              <w:t>9</w:t>
             </w:r>
             <w:r>
               <w:rPr>
@@ -2130,7 +2130,7 @@
               <w:lang w:val="es-ES" w:eastAsia="es-ES"/>
             </w:rPr>
           </w:pPr>
-          <w:hyperlink w:anchor="_Toc179219212" w:history="1">
+          <w:hyperlink w:anchor="_Toc179628548" w:history="1">
             <w:r>
               <w:rPr>
                 <w:rStyle w:val="Hipervnculo"/>
@@ -2174,7 +2174,7 @@
                 <w:noProof/>
                 <w:webHidden/>
               </w:rPr>
-              <w:instrText xml:space="preserve"> PAGEREF _Toc179219212 \h </w:instrText>
+              <w:instrText xml:space="preserve"> PAGEREF _Toc179628548 \h </w:instrText>
             </w:r>
             <w:r>
               <w:rPr>
@@ -2194,7 +2194,7 @@
                 <w:noProof/>
                 <w:webHidden/>
               </w:rPr>
-              <w:t>8</w:t>
+              <w:t>9</w:t>
             </w:r>
             <w:r>
               <w:rPr>
@@ -2218,7 +2218,7 @@
               <w:lang w:val="es-ES" w:eastAsia="es-ES"/>
             </w:rPr>
           </w:pPr>
-          <w:hyperlink w:anchor="_Toc179219213" w:history="1">
+          <w:hyperlink w:anchor="_Toc179628549" w:history="1">
             <w:r>
               <w:rPr>
                 <w:rStyle w:val="Hipervnculo"/>
@@ -2264,7 +2264,7 @@
                 <w:noProof/>
                 <w:webHidden/>
               </w:rPr>
-              <w:instrText xml:space="preserve"> PAGEREF _Toc179219213 \h </w:instrText>
+              <w:instrText xml:space="preserve"> PAGEREF _Toc179628549 \h </w:instrText>
             </w:r>
             <w:r>
               <w:rPr>
@@ -2284,7 +2284,7 @@
                 <w:noProof/>
                 <w:webHidden/>
               </w:rPr>
-              <w:t>9</w:t>
+              <w:t>10</w:t>
             </w:r>
             <w:r>
               <w:rPr>
@@ -2307,7 +2307,7 @@
               <w:lang w:val="es-ES" w:eastAsia="es-ES"/>
             </w:rPr>
           </w:pPr>
-          <w:hyperlink w:anchor="_Toc179219214" w:history="1">
+          <w:hyperlink w:anchor="_Toc179628550" w:history="1">
             <w:r>
               <w:rPr>
                 <w:rStyle w:val="Hipervnculo"/>
@@ -2344,7 +2344,7 @@
                 <w:noProof/>
                 <w:webHidden/>
               </w:rPr>
-              <w:instrText xml:space="preserve"> PAGEREF _Toc179219214 \h </w:instrText>
+              <w:instrText xml:space="preserve"> PAGEREF _Toc179628550 \h </w:instrText>
             </w:r>
             <w:r>
               <w:rPr>
@@ -2364,7 +2364,7 @@
                 <w:noProof/>
                 <w:webHidden/>
               </w:rPr>
-              <w:t>9</w:t>
+              <w:t>10</w:t>
             </w:r>
             <w:r>
               <w:rPr>
@@ -2387,7 +2387,7 @@
               <w:lang w:val="es-ES" w:eastAsia="es-ES"/>
             </w:rPr>
           </w:pPr>
-          <w:hyperlink w:anchor="_Toc179219215" w:history="1">
+          <w:hyperlink w:anchor="_Toc179628551" w:history="1">
             <w:r>
               <w:rPr>
                 <w:rStyle w:val="Hipervnculo"/>
@@ -2416,7 +2416,7 @@
                 <w:noProof/>
                 <w:webHidden/>
               </w:rPr>
-              <w:instrText xml:space="preserve"> PAGEREF _Toc179219215 \h </w:instrText>
+              <w:instrText xml:space="preserve"> PAGEREF _Toc179628551 \h </w:instrText>
             </w:r>
             <w:r>
               <w:rPr>
@@ -2436,7 +2436,7 @@
                 <w:noProof/>
                 <w:webHidden/>
               </w:rPr>
-              <w:t>9</w:t>
+              <w:t>10</w:t>
             </w:r>
             <w:r>
               <w:rPr>
@@ -2460,7 +2460,7 @@
               <w:lang w:val="es-ES" w:eastAsia="es-ES"/>
             </w:rPr>
           </w:pPr>
-          <w:hyperlink w:anchor="_Toc179219216" w:history="1">
+          <w:hyperlink w:anchor="_Toc179628552" w:history="1">
             <w:r>
               <w:rPr>
                 <w:rStyle w:val="Hipervnculo"/>
@@ -2504,7 +2504,7 @@
                 <w:noProof/>
                 <w:webHidden/>
               </w:rPr>
-              <w:instrText xml:space="preserve"> PAGEREF _Toc179219216 \h </w:instrText>
+              <w:instrText xml:space="preserve"> PAGEREF _Toc179628552 \h </w:instrText>
             </w:r>
             <w:r>
               <w:rPr>
@@ -2524,7 +2524,7 @@
                 <w:noProof/>
                 <w:webHidden/>
               </w:rPr>
-              <w:t>9</w:t>
+              <w:t>10</w:t>
             </w:r>
             <w:r>
               <w:rPr>
@@ -2548,7 +2548,7 @@
               <w:lang w:val="es-ES" w:eastAsia="es-ES"/>
             </w:rPr>
           </w:pPr>
-          <w:hyperlink w:anchor="_Toc179219217" w:history="1">
+          <w:hyperlink w:anchor="_Toc179628553" w:history="1">
             <w:r>
               <w:rPr>
                 <w:rStyle w:val="Hipervnculo"/>
@@ -2592,7 +2592,7 @@
                 <w:noProof/>
                 <w:webHidden/>
               </w:rPr>
-              <w:instrText xml:space="preserve"> PAGEREF _Toc179219217 \h </w:instrText>
+              <w:instrText xml:space="preserve"> PAGEREF _Toc179628553 \h </w:instrText>
             </w:r>
             <w:r>
               <w:rPr>
@@ -2612,7 +2612,7 @@
                 <w:noProof/>
                 <w:webHidden/>
               </w:rPr>
-              <w:t>9</w:t>
+              <w:t>10</w:t>
             </w:r>
             <w:r>
               <w:rPr>
@@ -2636,7 +2636,7 @@
               <w:lang w:val="es-ES" w:eastAsia="es-ES"/>
             </w:rPr>
           </w:pPr>
-          <w:hyperlink w:anchor="_Toc179219218" w:history="1">
+          <w:hyperlink w:anchor="_Toc179628554" w:history="1">
             <w:r>
               <w:rPr>
                 <w:rStyle w:val="Hipervnculo"/>
@@ -2679,7 +2679,7 @@
                 <w:noProof/>
                 <w:webHidden/>
               </w:rPr>
-              <w:instrText xml:space="preserve"> PAGEREF _Toc179219218 \h </w:instrText>
+              <w:instrText xml:space="preserve"> PAGEREF _Toc179628554 \h </w:instrText>
             </w:r>
             <w:r>
               <w:rPr>
@@ -2699,7 +2699,7 @@
                 <w:noProof/>
                 <w:webHidden/>
               </w:rPr>
-              <w:t>10</w:t>
+              <w:t>11</w:t>
             </w:r>
             <w:r>
               <w:rPr>
@@ -2723,7 +2723,7 @@
               <w:lang w:val="es-ES" w:eastAsia="es-ES"/>
             </w:rPr>
           </w:pPr>
-          <w:hyperlink w:anchor="_Toc179219219" w:history="1">
+          <w:hyperlink w:anchor="_Toc179628555" w:history="1">
             <w:r>
               <w:rPr>
                 <w:rStyle w:val="Hipervnculo"/>
@@ -2765,7 +2765,7 @@
                 <w:noProof/>
                 <w:webHidden/>
               </w:rPr>
-              <w:instrText xml:space="preserve"> PAGEREF _Toc179219219 \h </w:instrText>
+              <w:instrText xml:space="preserve"> PAGEREF _Toc179628555 \h </w:instrText>
             </w:r>
             <w:r>
               <w:rPr>
@@ -2785,7 +2785,7 @@
                 <w:noProof/>
                 <w:webHidden/>
               </w:rPr>
-              <w:t>11</w:t>
+              <w:t>12</w:t>
             </w:r>
             <w:r>
               <w:rPr>
@@ -2809,7 +2809,7 @@
               <w:lang w:val="es-ES" w:eastAsia="es-ES"/>
             </w:rPr>
           </w:pPr>
-          <w:hyperlink w:anchor="_Toc179219220" w:history="1">
+          <w:hyperlink w:anchor="_Toc179628556" w:history="1">
             <w:r>
               <w:rPr>
                 <w:rStyle w:val="Hipervnculo"/>
@@ -2853,7 +2853,7 @@
                 <w:noProof/>
                 <w:webHidden/>
               </w:rPr>
-              <w:instrText xml:space="preserve"> PAGEREF _Toc179219220 \h </w:instrText>
+              <w:instrText xml:space="preserve"> PAGEREF _Toc179628556 \h </w:instrText>
             </w:r>
             <w:r>
               <w:rPr>
@@ -2873,7 +2873,7 @@
                 <w:noProof/>
                 <w:webHidden/>
               </w:rPr>
-              <w:t>12</w:t>
+              <w:t>13</w:t>
             </w:r>
             <w:r>
               <w:rPr>
@@ -2897,7 +2897,7 @@
               <w:lang w:val="es-ES" w:eastAsia="es-ES"/>
             </w:rPr>
           </w:pPr>
-          <w:hyperlink w:anchor="_Toc179219221" w:history="1">
+          <w:hyperlink w:anchor="_Toc179628557" w:history="1">
             <w:r>
               <w:rPr>
                 <w:rStyle w:val="Hipervnculo"/>
@@ -2941,7 +2941,7 @@
                 <w:noProof/>
                 <w:webHidden/>
               </w:rPr>
-              <w:instrText xml:space="preserve"> PAGEREF _Toc179219221 \h </w:instrText>
+              <w:instrText xml:space="preserve"> PAGEREF _Toc179628557 \h </w:instrText>
             </w:r>
             <w:r>
               <w:rPr>
@@ -2961,7 +2961,7 @@
                 <w:noProof/>
                 <w:webHidden/>
               </w:rPr>
-              <w:t>12</w:t>
+              <w:t>13</w:t>
             </w:r>
             <w:r>
               <w:rPr>
@@ -2985,7 +2985,7 @@
               <w:lang w:val="es-ES" w:eastAsia="es-ES"/>
             </w:rPr>
           </w:pPr>
-          <w:hyperlink w:anchor="_Toc179219222" w:history="1">
+          <w:hyperlink w:anchor="_Toc179628558" w:history="1">
             <w:r>
               <w:rPr>
                 <w:rStyle w:val="Hipervnculo"/>
@@ -3029,7 +3029,7 @@
                 <w:noProof/>
                 <w:webHidden/>
               </w:rPr>
-              <w:instrText xml:space="preserve"> PAGEREF _Toc179219222 \h </w:instrText>
+              <w:instrText xml:space="preserve"> PAGEREF _Toc179628558 \h </w:instrText>
             </w:r>
             <w:r>
               <w:rPr>
@@ -3049,7 +3049,7 @@
                 <w:noProof/>
                 <w:webHidden/>
               </w:rPr>
-              <w:t>13</w:t>
+              <w:t>14</w:t>
             </w:r>
             <w:r>
               <w:rPr>
@@ -3073,7 +3073,7 @@
               <w:lang w:val="es-ES" w:eastAsia="es-ES"/>
             </w:rPr>
           </w:pPr>
-          <w:hyperlink w:anchor="_Toc179219223" w:history="1">
+          <w:hyperlink w:anchor="_Toc179628559" w:history="1">
             <w:r>
               <w:rPr>
                 <w:rStyle w:val="Hipervnculo"/>
@@ -3117,7 +3117,7 @@
                 <w:noProof/>
                 <w:webHidden/>
               </w:rPr>
-              <w:instrText xml:space="preserve"> PAGEREF _Toc179219223 \h </w:instrText>
+              <w:instrText xml:space="preserve"> PAGEREF _Toc179628559 \h </w:instrText>
             </w:r>
             <w:r>
               <w:rPr>
@@ -3137,7 +3137,7 @@
                 <w:noProof/>
                 <w:webHidden/>
               </w:rPr>
-              <w:t>14</w:t>
+              <w:t>15</w:t>
             </w:r>
             <w:r>
               <w:rPr>
@@ -3161,7 +3161,7 @@
               <w:lang w:val="es-ES" w:eastAsia="es-ES"/>
             </w:rPr>
           </w:pPr>
-          <w:hyperlink w:anchor="_Toc179219224" w:history="1">
+          <w:hyperlink w:anchor="_Toc179628560" w:history="1">
             <w:r>
               <w:rPr>
                 <w:rStyle w:val="Hipervnculo"/>
@@ -3205,7 +3205,7 @@
                 <w:noProof/>
                 <w:webHidden/>
               </w:rPr>
-              <w:instrText xml:space="preserve"> PAGEREF _Toc179219224 \h </w:instrText>
+              <w:instrText xml:space="preserve"> PAGEREF _Toc179628560 \h </w:instrText>
             </w:r>
             <w:r>
               <w:rPr>
@@ -3225,7 +3225,7 @@
                 <w:noProof/>
                 <w:webHidden/>
               </w:rPr>
-              <w:t>15</w:t>
+              <w:t>16</w:t>
             </w:r>
             <w:r>
               <w:rPr>
@@ -3249,7 +3249,7 @@
               <w:lang w:val="es-ES" w:eastAsia="es-ES"/>
             </w:rPr>
           </w:pPr>
-          <w:hyperlink w:anchor="_Toc179219225" w:history="1">
+          <w:hyperlink w:anchor="_Toc179628561" w:history="1">
             <w:r>
               <w:rPr>
                 <w:rStyle w:val="Hipervnculo"/>
@@ -3293,7 +3293,7 @@
                 <w:noProof/>
                 <w:webHidden/>
               </w:rPr>
-              <w:instrText xml:space="preserve"> PAGEREF _Toc179219225 \h </w:instrText>
+              <w:instrText xml:space="preserve"> PAGEREF _Toc179628561 \h </w:instrText>
             </w:r>
             <w:r>
               <w:rPr>
@@ -3313,7 +3313,7 @@
                 <w:noProof/>
                 <w:webHidden/>
               </w:rPr>
-              <w:t>16</w:t>
+              <w:t>17</w:t>
             </w:r>
             <w:r>
               <w:rPr>
@@ -3337,7 +3337,7 @@
               <w:lang w:val="es-ES" w:eastAsia="es-ES"/>
             </w:rPr>
           </w:pPr>
-          <w:hyperlink w:anchor="_Toc179219226" w:history="1">
+          <w:hyperlink w:anchor="_Toc179628562" w:history="1">
             <w:r>
               <w:rPr>
                 <w:rStyle w:val="Hipervnculo"/>
@@ -3381,7 +3381,7 @@
                 <w:noProof/>
                 <w:webHidden/>
               </w:rPr>
-              <w:instrText xml:space="preserve"> PAGEREF _Toc179219226 \h </w:instrText>
+              <w:instrText xml:space="preserve"> PAGEREF _Toc179628562 \h </w:instrText>
             </w:r>
             <w:r>
               <w:rPr>
@@ -3401,7 +3401,7 @@
                 <w:noProof/>
                 <w:webHidden/>
               </w:rPr>
-              <w:t>21</w:t>
+              <w:t>22</w:t>
             </w:r>
             <w:r>
               <w:rPr>
@@ -3425,7 +3425,7 @@
               <w:lang w:val="es-ES" w:eastAsia="es-ES"/>
             </w:rPr>
           </w:pPr>
-          <w:hyperlink w:anchor="_Toc179219227" w:history="1">
+          <w:hyperlink w:anchor="_Toc179628563" w:history="1">
             <w:r>
               <w:rPr>
                 <w:rStyle w:val="Hipervnculo"/>
@@ -3469,7 +3469,7 @@
                 <w:noProof/>
                 <w:webHidden/>
               </w:rPr>
-              <w:instrText xml:space="preserve"> PAGEREF _Toc179219227 \h </w:instrText>
+              <w:instrText xml:space="preserve"> PAGEREF _Toc179628563 \h </w:instrText>
             </w:r>
             <w:r>
               <w:rPr>
@@ -3489,7 +3489,7 @@
                 <w:noProof/>
                 <w:webHidden/>
               </w:rPr>
-              <w:t>21</w:t>
+              <w:t>22</w:t>
             </w:r>
             <w:r>
               <w:rPr>
@@ -3513,7 +3513,7 @@
               <w:lang w:val="es-ES" w:eastAsia="es-ES"/>
             </w:rPr>
           </w:pPr>
-          <w:hyperlink w:anchor="_Toc179219228" w:history="1">
+          <w:hyperlink w:anchor="_Toc179628564" w:history="1">
             <w:r>
               <w:rPr>
                 <w:rStyle w:val="Hipervnculo"/>
@@ -3557,7 +3557,7 @@
                 <w:noProof/>
                 <w:webHidden/>
               </w:rPr>
-              <w:instrText xml:space="preserve"> PAGEREF _Toc179219228 \h </w:instrText>
+              <w:instrText xml:space="preserve"> PAGEREF _Toc179628564 \h </w:instrText>
             </w:r>
             <w:r>
               <w:rPr>
@@ -3577,7 +3577,7 @@
                 <w:noProof/>
                 <w:webHidden/>
               </w:rPr>
-              <w:t>22</w:t>
+              <w:t>23</w:t>
             </w:r>
             <w:r>
               <w:rPr>
@@ -3601,7 +3601,7 @@
               <w:lang w:val="es-ES" w:eastAsia="es-ES"/>
             </w:rPr>
           </w:pPr>
-          <w:hyperlink w:anchor="_Toc179219229" w:history="1">
+          <w:hyperlink w:anchor="_Toc179628565" w:history="1">
             <w:r>
               <w:rPr>
                 <w:rStyle w:val="Hipervnculo"/>
@@ -3645,7 +3645,7 @@
                 <w:noProof/>
                 <w:webHidden/>
               </w:rPr>
-              <w:instrText xml:space="preserve"> PAGEREF _Toc179219229 \h </w:instrText>
+              <w:instrText xml:space="preserve"> PAGEREF _Toc179628565 \h </w:instrText>
             </w:r>
             <w:r>
               <w:rPr>
@@ -3665,7 +3665,7 @@
                 <w:noProof/>
                 <w:webHidden/>
               </w:rPr>
-              <w:t>23</w:t>
+              <w:t>24</w:t>
             </w:r>
             <w:r>
               <w:rPr>
@@ -3689,7 +3689,7 @@
               <w:lang w:val="es-ES" w:eastAsia="es-ES"/>
             </w:rPr>
           </w:pPr>
-          <w:hyperlink w:anchor="_Toc179219230" w:history="1">
+          <w:hyperlink w:anchor="_Toc179628566" w:history="1">
             <w:r>
               <w:rPr>
                 <w:rStyle w:val="Hipervnculo"/>
@@ -3733,7 +3733,7 @@
                 <w:noProof/>
                 <w:webHidden/>
               </w:rPr>
-              <w:instrText xml:space="preserve"> PAGEREF _Toc179219230 \h </w:instrText>
+              <w:instrText xml:space="preserve"> PAGEREF _Toc179628566 \h </w:instrText>
             </w:r>
             <w:r>
               <w:rPr>
@@ -3753,7 +3753,7 @@
                 <w:noProof/>
                 <w:webHidden/>
               </w:rPr>
-              <w:t>24</w:t>
+              <w:t>25</w:t>
             </w:r>
             <w:r>
               <w:rPr>
@@ -3777,7 +3777,7 @@
               <w:lang w:val="es-ES" w:eastAsia="es-ES"/>
             </w:rPr>
           </w:pPr>
-          <w:hyperlink w:anchor="_Toc179219231" w:history="1">
+          <w:hyperlink w:anchor="_Toc179628567" w:history="1">
             <w:r>
               <w:rPr>
                 <w:rStyle w:val="Hipervnculo"/>
@@ -3819,7 +3819,7 @@
                 <w:noProof/>
                 <w:webHidden/>
               </w:rPr>
-              <w:instrText xml:space="preserve"> PAGEREF _Toc179219231 \h </w:instrText>
+              <w:instrText xml:space="preserve"> PAGEREF _Toc179628567 \h </w:instrText>
             </w:r>
             <w:r>
               <w:rPr>
@@ -3839,7 +3839,7 @@
                 <w:noProof/>
                 <w:webHidden/>
               </w:rPr>
-              <w:t>25</w:t>
+              <w:t>26</w:t>
             </w:r>
             <w:r>
               <w:rPr>
@@ -3862,7 +3862,7 @@
               <w:lang w:val="es-ES" w:eastAsia="es-ES"/>
             </w:rPr>
           </w:pPr>
-          <w:hyperlink w:anchor="_Toc179219232" w:history="1">
+          <w:hyperlink w:anchor="_Toc179628568" w:history="1">
             <w:r>
               <w:rPr>
                 <w:rStyle w:val="Hipervnculo"/>
@@ -3889,7 +3889,7 @@
                 <w:noProof/>
                 <w:webHidden/>
               </w:rPr>
-              <w:instrText xml:space="preserve"> PAGEREF _Toc179219232 \h </w:instrText>
+              <w:instrText xml:space="preserve"> PAGEREF _Toc179628568 \h </w:instrText>
             </w:r>
             <w:r>
               <w:rPr>
@@ -3909,7 +3909,7 @@
                 <w:noProof/>
                 <w:webHidden/>
               </w:rPr>
-              <w:t>25</w:t>
+              <w:t>26</w:t>
             </w:r>
             <w:r>
               <w:rPr>
@@ -3933,7 +3933,7 @@
               <w:lang w:val="es-ES" w:eastAsia="es-ES"/>
             </w:rPr>
           </w:pPr>
-          <w:hyperlink w:anchor="_Toc179219233" w:history="1">
+          <w:hyperlink w:anchor="_Toc179628569" w:history="1">
             <w:r>
               <w:rPr>
                 <w:rStyle w:val="Hipervnculo"/>
@@ -3975,7 +3975,7 @@
                 <w:noProof/>
                 <w:webHidden/>
               </w:rPr>
-              <w:instrText xml:space="preserve"> PAGEREF _Toc179219233 \h </w:instrText>
+              <w:instrText xml:space="preserve"> PAGEREF _Toc179628569 \h </w:instrText>
             </w:r>
             <w:r>
               <w:rPr>
@@ -3995,7 +3995,7 @@
                 <w:noProof/>
                 <w:webHidden/>
               </w:rPr>
-              <w:t>26</w:t>
+              <w:t>27</w:t>
             </w:r>
             <w:r>
               <w:rPr>
@@ -4019,7 +4019,7 @@
               <w:lang w:val="es-ES" w:eastAsia="es-ES"/>
             </w:rPr>
           </w:pPr>
-          <w:hyperlink w:anchor="_Toc179219234" w:history="1">
+          <w:hyperlink w:anchor="_Toc179628570" w:history="1">
             <w:r>
               <w:rPr>
                 <w:rStyle w:val="Hipervnculo"/>
@@ -4061,7 +4061,7 @@
                 <w:noProof/>
                 <w:webHidden/>
               </w:rPr>
-              <w:instrText xml:space="preserve"> PAGEREF _Toc179219234 \h </w:instrText>
+              <w:instrText xml:space="preserve"> PAGEREF _Toc179628570 \h </w:instrText>
             </w:r>
             <w:r>
               <w:rPr>
@@ -4081,7 +4081,7 @@
                 <w:noProof/>
                 <w:webHidden/>
               </w:rPr>
-              <w:t>27</w:t>
+              <w:t>28</w:t>
             </w:r>
             <w:r>
               <w:rPr>
@@ -4104,7 +4104,7 @@
               <w:lang w:val="es-ES" w:eastAsia="es-ES"/>
             </w:rPr>
           </w:pPr>
-          <w:hyperlink w:anchor="_Toc179219235" w:history="1">
+          <w:hyperlink w:anchor="_Toc179628571" w:history="1">
             <w:r>
               <w:rPr>
                 <w:rStyle w:val="Hipervnculo"/>
@@ -4131,7 +4131,7 @@
                 <w:noProof/>
                 <w:webHidden/>
               </w:rPr>
-              <w:instrText xml:space="preserve"> PAGEREF _Toc179219235 \h </w:instrText>
+              <w:instrText xml:space="preserve"> PAGEREF _Toc179628571 \h </w:instrText>
             </w:r>
             <w:r>
               <w:rPr>
@@ -4151,7 +4151,7 @@
                 <w:noProof/>
                 <w:webHidden/>
               </w:rPr>
-              <w:t>27</w:t>
+              <w:t>28</w:t>
             </w:r>
             <w:r>
               <w:rPr>
@@ -4174,7 +4174,7 @@
               <w:lang w:val="es-ES" w:eastAsia="es-ES"/>
             </w:rPr>
           </w:pPr>
-          <w:hyperlink w:anchor="_Toc179219236" w:history="1">
+          <w:hyperlink w:anchor="_Toc179628572" w:history="1">
             <w:r>
               <w:rPr>
                 <w:rStyle w:val="Hipervnculo"/>
@@ -4201,7 +4201,7 @@
                 <w:noProof/>
                 <w:webHidden/>
               </w:rPr>
-              <w:instrText xml:space="preserve"> PAGEREF _Toc179219236 \h </w:instrText>
+              <w:instrText xml:space="preserve"> PAGEREF _Toc179628572 \h </w:instrText>
             </w:r>
             <w:r>
               <w:rPr>
@@ -4221,7 +4221,7 @@
                 <w:noProof/>
                 <w:webHidden/>
               </w:rPr>
-              <w:t>27</w:t>
+              <w:t>28</w:t>
             </w:r>
             <w:r>
               <w:rPr>
@@ -4244,7 +4244,7 @@
               <w:lang w:val="es-ES" w:eastAsia="es-ES"/>
             </w:rPr>
           </w:pPr>
-          <w:hyperlink w:anchor="_Toc179219237" w:history="1">
+          <w:hyperlink w:anchor="_Toc179628573" w:history="1">
             <w:r>
               <w:rPr>
                 <w:rStyle w:val="Hipervnculo"/>
@@ -4271,7 +4271,7 @@
                 <w:noProof/>
                 <w:webHidden/>
               </w:rPr>
-              <w:instrText xml:space="preserve"> PAGEREF _Toc179219237 \h </w:instrText>
+              <w:instrText xml:space="preserve"> PAGEREF _Toc179628573 \h </w:instrText>
             </w:r>
             <w:r>
               <w:rPr>
@@ -4291,7 +4291,7 @@
                 <w:noProof/>
                 <w:webHidden/>
               </w:rPr>
-              <w:t>27</w:t>
+              <w:t>28</w:t>
             </w:r>
             <w:r>
               <w:rPr>
@@ -4314,7 +4314,7 @@
               <w:lang w:val="es-ES" w:eastAsia="es-ES"/>
             </w:rPr>
           </w:pPr>
-          <w:hyperlink w:anchor="_Toc179219238" w:history="1">
+          <w:hyperlink w:anchor="_Toc179628574" w:history="1">
             <w:r>
               <w:rPr>
                 <w:rStyle w:val="Hipervnculo"/>
@@ -4341,7 +4341,7 @@
                 <w:noProof/>
                 <w:webHidden/>
               </w:rPr>
-              <w:instrText xml:space="preserve"> PAGEREF _Toc179219238 \h </w:instrText>
+              <w:instrText xml:space="preserve"> PAGEREF _Toc179628574 \h </w:instrText>
             </w:r>
             <w:r>
               <w:rPr>
@@ -4361,7 +4361,7 @@
                 <w:noProof/>
                 <w:webHidden/>
               </w:rPr>
-              <w:t>28</w:t>
+              <w:t>29</w:t>
             </w:r>
             <w:r>
               <w:rPr>
@@ -4384,7 +4384,7 @@
               <w:lang w:val="es-ES" w:eastAsia="es-ES"/>
             </w:rPr>
           </w:pPr>
-          <w:hyperlink w:anchor="_Toc179219239" w:history="1">
+          <w:hyperlink w:anchor="_Toc179628575" w:history="1">
             <w:r>
               <w:rPr>
                 <w:rStyle w:val="Hipervnculo"/>
@@ -4411,7 +4411,7 @@
                 <w:noProof/>
                 <w:webHidden/>
               </w:rPr>
-              <w:instrText xml:space="preserve"> PAGEREF _Toc179219239 \h </w:instrText>
+              <w:instrText xml:space="preserve"> PAGEREF _Toc179628575 \h </w:instrText>
             </w:r>
             <w:r>
               <w:rPr>
@@ -4431,7 +4431,7 @@
                 <w:noProof/>
                 <w:webHidden/>
               </w:rPr>
-              <w:t>28</w:t>
+              <w:t>29</w:t>
             </w:r>
             <w:r>
               <w:rPr>
@@ -4454,7 +4454,7 @@
               <w:lang w:val="es-ES" w:eastAsia="es-ES"/>
             </w:rPr>
           </w:pPr>
-          <w:hyperlink w:anchor="_Toc179219240" w:history="1">
+          <w:hyperlink w:anchor="_Toc179628576" w:history="1">
             <w:r>
               <w:rPr>
                 <w:rStyle w:val="Hipervnculo"/>
@@ -4481,7 +4481,7 @@
                 <w:noProof/>
                 <w:webHidden/>
               </w:rPr>
-              <w:instrText xml:space="preserve"> PAGEREF _Toc179219240 \h </w:instrText>
+              <w:instrText xml:space="preserve"> PAGEREF _Toc179628576 \h </w:instrText>
             </w:r>
             <w:r>
               <w:rPr>
@@ -4501,7 +4501,7 @@
                 <w:noProof/>
                 <w:webHidden/>
               </w:rPr>
-              <w:t>28</w:t>
+              <w:t>29</w:t>
             </w:r>
             <w:r>
               <w:rPr>
@@ -4524,7 +4524,7 @@
               <w:lang w:val="es-ES" w:eastAsia="es-ES"/>
             </w:rPr>
           </w:pPr>
-          <w:hyperlink w:anchor="_Toc179219241" w:history="1">
+          <w:hyperlink w:anchor="_Toc179628577" w:history="1">
             <w:r>
               <w:rPr>
                 <w:rStyle w:val="Hipervnculo"/>
@@ -4551,7 +4551,7 @@
                 <w:noProof/>
                 <w:webHidden/>
               </w:rPr>
-              <w:instrText xml:space="preserve"> PAGEREF _Toc179219241 \h </w:instrText>
+              <w:instrText xml:space="preserve"> PAGEREF _Toc179628577 \h </w:instrText>
             </w:r>
             <w:r>
               <w:rPr>
@@ -4571,7 +4571,7 @@
                 <w:noProof/>
                 <w:webHidden/>
               </w:rPr>
-              <w:t>29</w:t>
+              <w:t>30</w:t>
             </w:r>
             <w:r>
               <w:rPr>
@@ -4594,7 +4594,7 @@
               <w:lang w:val="es-ES" w:eastAsia="es-ES"/>
             </w:rPr>
           </w:pPr>
-          <w:hyperlink w:anchor="_Toc179219242" w:history="1">
+          <w:hyperlink w:anchor="_Toc179628578" w:history="1">
             <w:r>
               <w:rPr>
                 <w:rStyle w:val="Hipervnculo"/>
@@ -4621,7 +4621,7 @@
                 <w:noProof/>
                 <w:webHidden/>
               </w:rPr>
-              <w:instrText xml:space="preserve"> PAGEREF _Toc179219242 \h </w:instrText>
+              <w:instrText xml:space="preserve"> PAGEREF _Toc179628578 \h </w:instrText>
             </w:r>
             <w:r>
               <w:rPr>
@@ -4641,7 +4641,7 @@
                 <w:noProof/>
                 <w:webHidden/>
               </w:rPr>
-              <w:t>29</w:t>
+              <w:t>30</w:t>
             </w:r>
             <w:r>
               <w:rPr>
@@ -4664,7 +4664,7 @@
               <w:lang w:val="es-ES" w:eastAsia="es-ES"/>
             </w:rPr>
           </w:pPr>
-          <w:hyperlink w:anchor="_Toc179219243" w:history="1">
+          <w:hyperlink w:anchor="_Toc179628579" w:history="1">
             <w:r>
               <w:rPr>
                 <w:rStyle w:val="Hipervnculo"/>
@@ -4691,7 +4691,7 @@
                 <w:noProof/>
                 <w:webHidden/>
               </w:rPr>
-              <w:instrText xml:space="preserve"> PAGEREF _Toc179219243 \h </w:instrText>
+              <w:instrText xml:space="preserve"> PAGEREF _Toc179628579 \h </w:instrText>
             </w:r>
             <w:r>
               <w:rPr>
@@ -4711,7 +4711,7 @@
                 <w:noProof/>
                 <w:webHidden/>
               </w:rPr>
-              <w:t>29</w:t>
+              <w:t>30</w:t>
             </w:r>
             <w:r>
               <w:rPr>
@@ -4734,7 +4734,7 @@
               <w:lang w:val="es-ES" w:eastAsia="es-ES"/>
             </w:rPr>
           </w:pPr>
-          <w:hyperlink w:anchor="_Toc179219244" w:history="1">
+          <w:hyperlink w:anchor="_Toc179628580" w:history="1">
             <w:r>
               <w:rPr>
                 <w:rStyle w:val="Hipervnculo"/>
@@ -4761,7 +4761,7 @@
                 <w:noProof/>
                 <w:webHidden/>
               </w:rPr>
-              <w:instrText xml:space="preserve"> PAGEREF _Toc179219244 \h </w:instrText>
+              <w:instrText xml:space="preserve"> PAGEREF _Toc179628580 \h </w:instrText>
             </w:r>
             <w:r>
               <w:rPr>
@@ -4781,7 +4781,7 @@
                 <w:noProof/>
                 <w:webHidden/>
               </w:rPr>
-              <w:t>30</w:t>
+              <w:t>31</w:t>
             </w:r>
             <w:r>
               <w:rPr>
@@ -4804,7 +4804,7 @@
               <w:lang w:val="es-ES" w:eastAsia="es-ES"/>
             </w:rPr>
           </w:pPr>
-          <w:hyperlink w:anchor="_Toc179219245" w:history="1">
+          <w:hyperlink w:anchor="_Toc179628581" w:history="1">
             <w:r>
               <w:rPr>
                 <w:rStyle w:val="Hipervnculo"/>
@@ -4831,7 +4831,7 @@
                 <w:noProof/>
                 <w:webHidden/>
               </w:rPr>
-              <w:instrText xml:space="preserve"> PAGEREF _Toc179219245 \h </w:instrText>
+              <w:instrText xml:space="preserve"> PAGEREF _Toc179628581 \h </w:instrText>
             </w:r>
             <w:r>
               <w:rPr>
@@ -4851,7 +4851,7 @@
                 <w:noProof/>
                 <w:webHidden/>
               </w:rPr>
-              <w:t>30</w:t>
+              <w:t>31</w:t>
             </w:r>
             <w:r>
               <w:rPr>
@@ -4874,7 +4874,7 @@
               <w:lang w:val="es-ES" w:eastAsia="es-ES"/>
             </w:rPr>
           </w:pPr>
-          <w:hyperlink w:anchor="_Toc179219246" w:history="1">
+          <w:hyperlink w:anchor="_Toc179628582" w:history="1">
             <w:r>
               <w:rPr>
                 <w:rStyle w:val="Hipervnculo"/>
@@ -4901,7 +4901,7 @@
                 <w:noProof/>
                 <w:webHidden/>
               </w:rPr>
-              <w:instrText xml:space="preserve"> PAGEREF _Toc179219246 \h </w:instrText>
+              <w:instrText xml:space="preserve"> PAGEREF _Toc179628582 \h </w:instrText>
             </w:r>
             <w:r>
               <w:rPr>
@@ -4921,7 +4921,637 @@
                 <w:noProof/>
                 <w:webHidden/>
               </w:rPr>
-              <w:t>30</w:t>
+              <w:t>31</w:t>
+            </w:r>
+            <w:r>
+              <w:rPr>
+                <w:noProof/>
+                <w:webHidden/>
+              </w:rPr>
+              <w:fldChar w:fldCharType="end"/>
+            </w:r>
+          </w:hyperlink>
+        </w:p>
+        <w:p>
+          <w:pPr>
+            <w:pStyle w:val="TDC2"/>
+            <w:tabs>
+              <w:tab w:val="right" w:leader="dot" w:pos="8828"/>
+            </w:tabs>
+            <w:rPr>
+              <w:rFonts w:eastAsiaTheme="minorEastAsia"/>
+              <w:noProof/>
+              <w:lang w:val="es-ES" w:eastAsia="es-ES"/>
+            </w:rPr>
+          </w:pPr>
+          <w:hyperlink w:anchor="_Toc179628583" w:history="1">
+            <w:r>
+              <w:rPr>
+                <w:rStyle w:val="Hipervnculo"/>
+                <w:noProof/>
+              </w:rPr>
+              <w:t>7.12</w:t>
+            </w:r>
+            <w:r>
+              <w:rPr>
+                <w:noProof/>
+                <w:webHidden/>
+              </w:rPr>
+              <w:tab/>
+            </w:r>
+            <w:r>
+              <w:rPr>
+                <w:noProof/>
+                <w:webHidden/>
+              </w:rPr>
+              <w:fldChar w:fldCharType="begin"/>
+            </w:r>
+            <w:r>
+              <w:rPr>
+                <w:noProof/>
+                <w:webHidden/>
+              </w:rPr>
+              <w:instrText xml:space="preserve"> PAGEREF _Toc179628583 \h </w:instrText>
+            </w:r>
+            <w:r>
+              <w:rPr>
+                <w:noProof/>
+                <w:webHidden/>
+              </w:rPr>
+            </w:r>
+            <w:r>
+              <w:rPr>
+                <w:noProof/>
+                <w:webHidden/>
+              </w:rPr>
+              <w:fldChar w:fldCharType="separate"/>
+            </w:r>
+            <w:r>
+              <w:rPr>
+                <w:noProof/>
+                <w:webHidden/>
+              </w:rPr>
+              <w:t>32</w:t>
+            </w:r>
+            <w:r>
+              <w:rPr>
+                <w:noProof/>
+                <w:webHidden/>
+              </w:rPr>
+              <w:fldChar w:fldCharType="end"/>
+            </w:r>
+          </w:hyperlink>
+        </w:p>
+        <w:p>
+          <w:pPr>
+            <w:pStyle w:val="TDC2"/>
+            <w:tabs>
+              <w:tab w:val="right" w:leader="dot" w:pos="8828"/>
+            </w:tabs>
+            <w:rPr>
+              <w:rFonts w:eastAsiaTheme="minorEastAsia"/>
+              <w:noProof/>
+              <w:lang w:val="es-ES" w:eastAsia="es-ES"/>
+            </w:rPr>
+          </w:pPr>
+          <w:hyperlink w:anchor="_Toc179628584" w:history="1">
+            <w:r>
+              <w:rPr>
+                <w:rStyle w:val="Hipervnculo"/>
+                <w:noProof/>
+              </w:rPr>
+              <w:t>7.13</w:t>
+            </w:r>
+            <w:r>
+              <w:rPr>
+                <w:noProof/>
+                <w:webHidden/>
+              </w:rPr>
+              <w:tab/>
+            </w:r>
+            <w:r>
+              <w:rPr>
+                <w:noProof/>
+                <w:webHidden/>
+              </w:rPr>
+              <w:fldChar w:fldCharType="begin"/>
+            </w:r>
+            <w:r>
+              <w:rPr>
+                <w:noProof/>
+                <w:webHidden/>
+              </w:rPr>
+              <w:instrText xml:space="preserve"> PAGEREF _Toc179628584 \h </w:instrText>
+            </w:r>
+            <w:r>
+              <w:rPr>
+                <w:noProof/>
+                <w:webHidden/>
+              </w:rPr>
+            </w:r>
+            <w:r>
+              <w:rPr>
+                <w:noProof/>
+                <w:webHidden/>
+              </w:rPr>
+              <w:fldChar w:fldCharType="separate"/>
+            </w:r>
+            <w:r>
+              <w:rPr>
+                <w:noProof/>
+                <w:webHidden/>
+              </w:rPr>
+              <w:t>32</w:t>
+            </w:r>
+            <w:r>
+              <w:rPr>
+                <w:noProof/>
+                <w:webHidden/>
+              </w:rPr>
+              <w:fldChar w:fldCharType="end"/>
+            </w:r>
+          </w:hyperlink>
+        </w:p>
+        <w:p>
+          <w:pPr>
+            <w:pStyle w:val="TDC2"/>
+            <w:tabs>
+              <w:tab w:val="right" w:leader="dot" w:pos="8828"/>
+            </w:tabs>
+            <w:rPr>
+              <w:rFonts w:eastAsiaTheme="minorEastAsia"/>
+              <w:noProof/>
+              <w:lang w:val="es-ES" w:eastAsia="es-ES"/>
+            </w:rPr>
+          </w:pPr>
+          <w:hyperlink w:anchor="_Toc179628585" w:history="1">
+            <w:r>
+              <w:rPr>
+                <w:rStyle w:val="Hipervnculo"/>
+                <w:noProof/>
+              </w:rPr>
+              <w:t>7.14</w:t>
+            </w:r>
+            <w:r>
+              <w:rPr>
+                <w:noProof/>
+                <w:webHidden/>
+              </w:rPr>
+              <w:tab/>
+            </w:r>
+            <w:r>
+              <w:rPr>
+                <w:noProof/>
+                <w:webHidden/>
+              </w:rPr>
+              <w:fldChar w:fldCharType="begin"/>
+            </w:r>
+            <w:r>
+              <w:rPr>
+                <w:noProof/>
+                <w:webHidden/>
+              </w:rPr>
+              <w:instrText xml:space="preserve"> PAGEREF _Toc179628585 \h </w:instrText>
+            </w:r>
+            <w:r>
+              <w:rPr>
+                <w:noProof/>
+                <w:webHidden/>
+              </w:rPr>
+            </w:r>
+            <w:r>
+              <w:rPr>
+                <w:noProof/>
+                <w:webHidden/>
+              </w:rPr>
+              <w:fldChar w:fldCharType="separate"/>
+            </w:r>
+            <w:r>
+              <w:rPr>
+                <w:noProof/>
+                <w:webHidden/>
+              </w:rPr>
+              <w:t>32</w:t>
+            </w:r>
+            <w:r>
+              <w:rPr>
+                <w:noProof/>
+                <w:webHidden/>
+              </w:rPr>
+              <w:fldChar w:fldCharType="end"/>
+            </w:r>
+          </w:hyperlink>
+        </w:p>
+        <w:p>
+          <w:pPr>
+            <w:pStyle w:val="TDC2"/>
+            <w:tabs>
+              <w:tab w:val="right" w:leader="dot" w:pos="8828"/>
+            </w:tabs>
+            <w:rPr>
+              <w:rFonts w:eastAsiaTheme="minorEastAsia"/>
+              <w:noProof/>
+              <w:lang w:val="es-ES" w:eastAsia="es-ES"/>
+            </w:rPr>
+          </w:pPr>
+          <w:hyperlink w:anchor="_Toc179628586" w:history="1">
+            <w:r>
+              <w:rPr>
+                <w:rStyle w:val="Hipervnculo"/>
+                <w:noProof/>
+              </w:rPr>
+              <w:t>7.15</w:t>
+            </w:r>
+            <w:r>
+              <w:rPr>
+                <w:noProof/>
+                <w:webHidden/>
+              </w:rPr>
+              <w:tab/>
+            </w:r>
+            <w:r>
+              <w:rPr>
+                <w:noProof/>
+                <w:webHidden/>
+              </w:rPr>
+              <w:fldChar w:fldCharType="begin"/>
+            </w:r>
+            <w:r>
+              <w:rPr>
+                <w:noProof/>
+                <w:webHidden/>
+              </w:rPr>
+              <w:instrText xml:space="preserve"> PAGEREF _Toc179628586 \h </w:instrText>
+            </w:r>
+            <w:r>
+              <w:rPr>
+                <w:noProof/>
+                <w:webHidden/>
+              </w:rPr>
+            </w:r>
+            <w:r>
+              <w:rPr>
+                <w:noProof/>
+                <w:webHidden/>
+              </w:rPr>
+              <w:fldChar w:fldCharType="separate"/>
+            </w:r>
+            <w:r>
+              <w:rPr>
+                <w:noProof/>
+                <w:webHidden/>
+              </w:rPr>
+              <w:t>33</w:t>
+            </w:r>
+            <w:r>
+              <w:rPr>
+                <w:noProof/>
+                <w:webHidden/>
+              </w:rPr>
+              <w:fldChar w:fldCharType="end"/>
+            </w:r>
+          </w:hyperlink>
+        </w:p>
+        <w:p>
+          <w:pPr>
+            <w:pStyle w:val="TDC2"/>
+            <w:tabs>
+              <w:tab w:val="right" w:leader="dot" w:pos="8828"/>
+            </w:tabs>
+            <w:rPr>
+              <w:rFonts w:eastAsiaTheme="minorEastAsia"/>
+              <w:noProof/>
+              <w:lang w:val="es-ES" w:eastAsia="es-ES"/>
+            </w:rPr>
+          </w:pPr>
+          <w:hyperlink w:anchor="_Toc179628587" w:history="1">
+            <w:r>
+              <w:rPr>
+                <w:rStyle w:val="Hipervnculo"/>
+                <w:noProof/>
+              </w:rPr>
+              <w:t>7.16</w:t>
+            </w:r>
+            <w:r>
+              <w:rPr>
+                <w:noProof/>
+                <w:webHidden/>
+              </w:rPr>
+              <w:tab/>
+            </w:r>
+            <w:r>
+              <w:rPr>
+                <w:noProof/>
+                <w:webHidden/>
+              </w:rPr>
+              <w:fldChar w:fldCharType="begin"/>
+            </w:r>
+            <w:r>
+              <w:rPr>
+                <w:noProof/>
+                <w:webHidden/>
+              </w:rPr>
+              <w:instrText xml:space="preserve"> PAGEREF _Toc179628587 \h </w:instrText>
+            </w:r>
+            <w:r>
+              <w:rPr>
+                <w:noProof/>
+                <w:webHidden/>
+              </w:rPr>
+            </w:r>
+            <w:r>
+              <w:rPr>
+                <w:noProof/>
+                <w:webHidden/>
+              </w:rPr>
+              <w:fldChar w:fldCharType="separate"/>
+            </w:r>
+            <w:r>
+              <w:rPr>
+                <w:noProof/>
+                <w:webHidden/>
+              </w:rPr>
+              <w:t>33</w:t>
+            </w:r>
+            <w:r>
+              <w:rPr>
+                <w:noProof/>
+                <w:webHidden/>
+              </w:rPr>
+              <w:fldChar w:fldCharType="end"/>
+            </w:r>
+          </w:hyperlink>
+        </w:p>
+        <w:p>
+          <w:pPr>
+            <w:pStyle w:val="TDC2"/>
+            <w:tabs>
+              <w:tab w:val="right" w:leader="dot" w:pos="8828"/>
+            </w:tabs>
+            <w:rPr>
+              <w:rFonts w:eastAsiaTheme="minorEastAsia"/>
+              <w:noProof/>
+              <w:lang w:val="es-ES" w:eastAsia="es-ES"/>
+            </w:rPr>
+          </w:pPr>
+          <w:hyperlink w:anchor="_Toc179628588" w:history="1">
+            <w:r>
+              <w:rPr>
+                <w:rStyle w:val="Hipervnculo"/>
+                <w:noProof/>
+              </w:rPr>
+              <w:t>7.17</w:t>
+            </w:r>
+            <w:r>
+              <w:rPr>
+                <w:noProof/>
+                <w:webHidden/>
+              </w:rPr>
+              <w:tab/>
+            </w:r>
+            <w:r>
+              <w:rPr>
+                <w:noProof/>
+                <w:webHidden/>
+              </w:rPr>
+              <w:fldChar w:fldCharType="begin"/>
+            </w:r>
+            <w:r>
+              <w:rPr>
+                <w:noProof/>
+                <w:webHidden/>
+              </w:rPr>
+              <w:instrText xml:space="preserve"> PAGEREF _Toc179628588 \h </w:instrText>
+            </w:r>
+            <w:r>
+              <w:rPr>
+                <w:noProof/>
+                <w:webHidden/>
+              </w:rPr>
+            </w:r>
+            <w:r>
+              <w:rPr>
+                <w:noProof/>
+                <w:webHidden/>
+              </w:rPr>
+              <w:fldChar w:fldCharType="separate"/>
+            </w:r>
+            <w:r>
+              <w:rPr>
+                <w:noProof/>
+                <w:webHidden/>
+              </w:rPr>
+              <w:t>33</w:t>
+            </w:r>
+            <w:r>
+              <w:rPr>
+                <w:noProof/>
+                <w:webHidden/>
+              </w:rPr>
+              <w:fldChar w:fldCharType="end"/>
+            </w:r>
+          </w:hyperlink>
+        </w:p>
+        <w:p>
+          <w:pPr>
+            <w:pStyle w:val="TDC2"/>
+            <w:tabs>
+              <w:tab w:val="right" w:leader="dot" w:pos="8828"/>
+            </w:tabs>
+            <w:rPr>
+              <w:rFonts w:eastAsiaTheme="minorEastAsia"/>
+              <w:noProof/>
+              <w:lang w:val="es-ES" w:eastAsia="es-ES"/>
+            </w:rPr>
+          </w:pPr>
+          <w:hyperlink w:anchor="_Toc179628589" w:history="1">
+            <w:r>
+              <w:rPr>
+                <w:rStyle w:val="Hipervnculo"/>
+                <w:noProof/>
+              </w:rPr>
+              <w:t>7.18</w:t>
+            </w:r>
+            <w:r>
+              <w:rPr>
+                <w:noProof/>
+                <w:webHidden/>
+              </w:rPr>
+              <w:tab/>
+            </w:r>
+            <w:r>
+              <w:rPr>
+                <w:noProof/>
+                <w:webHidden/>
+              </w:rPr>
+              <w:fldChar w:fldCharType="begin"/>
+            </w:r>
+            <w:r>
+              <w:rPr>
+                <w:noProof/>
+                <w:webHidden/>
+              </w:rPr>
+              <w:instrText xml:space="preserve"> PAGEREF _Toc179628589 \h </w:instrText>
+            </w:r>
+            <w:r>
+              <w:rPr>
+                <w:noProof/>
+                <w:webHidden/>
+              </w:rPr>
+            </w:r>
+            <w:r>
+              <w:rPr>
+                <w:noProof/>
+                <w:webHidden/>
+              </w:rPr>
+              <w:fldChar w:fldCharType="separate"/>
+            </w:r>
+            <w:r>
+              <w:rPr>
+                <w:noProof/>
+                <w:webHidden/>
+              </w:rPr>
+              <w:t>34</w:t>
+            </w:r>
+            <w:r>
+              <w:rPr>
+                <w:noProof/>
+                <w:webHidden/>
+              </w:rPr>
+              <w:fldChar w:fldCharType="end"/>
+            </w:r>
+          </w:hyperlink>
+        </w:p>
+        <w:p>
+          <w:pPr>
+            <w:pStyle w:val="TDC2"/>
+            <w:tabs>
+              <w:tab w:val="right" w:leader="dot" w:pos="8828"/>
+            </w:tabs>
+            <w:rPr>
+              <w:rFonts w:eastAsiaTheme="minorEastAsia"/>
+              <w:noProof/>
+              <w:lang w:val="es-ES" w:eastAsia="es-ES"/>
+            </w:rPr>
+          </w:pPr>
+          <w:hyperlink w:anchor="_Toc179628590" w:history="1">
+            <w:r>
+              <w:rPr>
+                <w:rStyle w:val="Hipervnculo"/>
+                <w:noProof/>
+              </w:rPr>
+              <w:t>7.20</w:t>
+            </w:r>
+            <w:r>
+              <w:rPr>
+                <w:noProof/>
+                <w:webHidden/>
+              </w:rPr>
+              <w:tab/>
+            </w:r>
+            <w:r>
+              <w:rPr>
+                <w:noProof/>
+                <w:webHidden/>
+              </w:rPr>
+              <w:fldChar w:fldCharType="begin"/>
+            </w:r>
+            <w:r>
+              <w:rPr>
+                <w:noProof/>
+                <w:webHidden/>
+              </w:rPr>
+              <w:instrText xml:space="preserve"> PAGEREF _Toc179628590 \h </w:instrText>
+            </w:r>
+            <w:r>
+              <w:rPr>
+                <w:noProof/>
+                <w:webHidden/>
+              </w:rPr>
+            </w:r>
+            <w:r>
+              <w:rPr>
+                <w:noProof/>
+                <w:webHidden/>
+              </w:rPr>
+              <w:fldChar w:fldCharType="separate"/>
+            </w:r>
+            <w:r>
+              <w:rPr>
+                <w:noProof/>
+                <w:webHidden/>
+              </w:rPr>
+              <w:t>34</w:t>
+            </w:r>
+            <w:r>
+              <w:rPr>
+                <w:noProof/>
+                <w:webHidden/>
+              </w:rPr>
+              <w:fldChar w:fldCharType="end"/>
+            </w:r>
+          </w:hyperlink>
+        </w:p>
+        <w:p>
+          <w:pPr>
+            <w:pStyle w:val="TDC2"/>
+            <w:tabs>
+              <w:tab w:val="right" w:leader="dot" w:pos="8828"/>
+            </w:tabs>
+            <w:rPr>
+              <w:rFonts w:eastAsiaTheme="minorEastAsia"/>
+              <w:noProof/>
+              <w:lang w:val="es-ES" w:eastAsia="es-ES"/>
+            </w:rPr>
+          </w:pPr>
+          <w:hyperlink w:anchor="_Toc179628591" w:history="1">
+            <w:r>
+              <w:rPr>
+                <w:rStyle w:val="Hipervnculo"/>
+                <w:noProof/>
+              </w:rPr>
+              <w:t>7.21</w:t>
+            </w:r>
+            <w:r>
+              <w:rPr>
+                <w:noProof/>
+                <w:webHidden/>
+              </w:rPr>
+              <w:tab/>
+            </w:r>
+            <w:r>
+              <w:rPr>
+                <w:noProof/>
+                <w:webHidden/>
+              </w:rPr>
+              <w:fldChar w:fldCharType="begin"/>
+            </w:r>
+            <w:r>
+              <w:rPr>
+                <w:noProof/>
+                <w:webHidden/>
+              </w:rPr>
+              <w:instrText xml:space="preserve"> PAGEREF _Toc179628591 \h </w:instrText>
+            </w:r>
+            <w:r>
+              <w:rPr>
+                <w:noProof/>
+                <w:webHidden/>
+              </w:rPr>
+            </w:r>
+            <w:r>
+              <w:rPr>
+                <w:noProof/>
+                <w:webHidden/>
+              </w:rPr>
+              <w:fldChar w:fldCharType="separate"/>
+            </w:r>
+            <w:r>
+              <w:rPr>
+                <w:noProof/>
+                <w:webHidden/>
+              </w:rPr>
+              <w:t>34</w:t>
             </w:r>
             <w:r>
               <w:rPr>
@@ -4944,7 +5574,7 @@
               <w:lang w:val="es-ES" w:eastAsia="es-ES"/>
             </w:rPr>
           </w:pPr>
-          <w:hyperlink w:anchor="_Toc179219247" w:history="1">
+          <w:hyperlink w:anchor="_Toc179628592" w:history="1">
             <w:r>
               <w:rPr>
                 <w:rStyle w:val="Hipervnculo"/>
@@ -4972,7 +5602,7 @@
                 <w:noProof/>
                 <w:webHidden/>
               </w:rPr>
-              <w:instrText xml:space="preserve"> PAGEREF _Toc179219247 \h </w:instrText>
+              <w:instrText xml:space="preserve"> PAGEREF _Toc179628592 \h </w:instrText>
             </w:r>
             <w:r>
               <w:rPr>
@@ -4992,7 +5622,7 @@
                 <w:noProof/>
                 <w:webHidden/>
               </w:rPr>
-              <w:t>34</w:t>
+              <w:t>35</w:t>
             </w:r>
             <w:r>
               <w:rPr>
@@ -5015,7 +5645,7 @@
               <w:lang w:val="es-ES" w:eastAsia="es-ES"/>
             </w:rPr>
           </w:pPr>
-          <w:hyperlink w:anchor="_Toc179219248" w:history="1">
+          <w:hyperlink w:anchor="_Toc179628593" w:history="1">
             <w:r>
               <w:rPr>
                 <w:rStyle w:val="Hipervnculo"/>
@@ -5042,7 +5672,7 @@
                 <w:noProof/>
                 <w:webHidden/>
               </w:rPr>
-              <w:instrText xml:space="preserve"> PAGEREF _Toc179219248 \h </w:instrText>
+              <w:instrText xml:space="preserve"> PAGEREF _Toc179628593 \h </w:instrText>
             </w:r>
             <w:r>
               <w:rPr>
@@ -5111,7 +5741,7 @@
           <w:lang w:val="es-CO"/>
         </w:rPr>
       </w:pPr>
-      <w:bookmarkStart w:id="2" w:name="_Toc179219193"/>
+      <w:bookmarkStart w:id="2" w:name="_Toc179628529"/>
       <w:r>
         <w:rPr>
           <w:lang w:val="es-CO"/>
@@ -5144,7 +5774,7 @@
           <w:szCs w:val="24"/>
         </w:rPr>
       </w:pPr>
-      <w:bookmarkStart w:id="3" w:name="_Toc179219194"/>
+      <w:bookmarkStart w:id="3" w:name="_Toc179628530"/>
       <w:r>
         <w:rPr>
           <w:rStyle w:val="Textoennegrita"/>
@@ -5479,7 +6109,7 @@
           <w:szCs w:val="24"/>
         </w:rPr>
       </w:pPr>
-      <w:bookmarkStart w:id="4" w:name="_Toc179219195"/>
+      <w:bookmarkStart w:id="4" w:name="_Toc179628531"/>
       <w:r>
         <w:rPr>
           <w:rFonts w:cs="Arial"/>
@@ -5508,7 +6138,7 @@
           <w:lang w:val="es-ES"/>
         </w:rPr>
       </w:pPr>
-      <w:bookmarkStart w:id="5" w:name="_Toc179219196"/>
+      <w:bookmarkStart w:id="5" w:name="_Toc179628532"/>
       <w:r>
         <w:rPr>
           <w:lang w:val="es-ES"/>
@@ -5565,7 +6195,7 @@
           <w:lang w:val="es-ES"/>
         </w:rPr>
       </w:pPr>
-      <w:bookmarkStart w:id="6" w:name="_Toc179219197"/>
+      <w:bookmarkStart w:id="6" w:name="_Toc179628533"/>
       <w:r>
         <w:rPr>
           <w:lang w:val="es-ES"/>
@@ -5779,7 +6409,7 @@
           <w:lang w:val="es-CO"/>
         </w:rPr>
       </w:pPr>
-      <w:bookmarkStart w:id="7" w:name="_Toc179219198"/>
+      <w:bookmarkStart w:id="7" w:name="_Toc179628534"/>
       <w:r>
         <w:rPr>
           <w:rFonts w:cs="Arial"/>
@@ -5836,7 +6466,7 @@
           <w:lang w:val="es-CO"/>
         </w:rPr>
       </w:pPr>
-      <w:bookmarkStart w:id="8" w:name="_Toc179219199"/>
+      <w:bookmarkStart w:id="8" w:name="_Toc179628535"/>
       <w:r>
         <w:rPr>
           <w:rFonts w:cs="Arial"/>
@@ -5898,7 +6528,7 @@
           <w:lang w:val="es-CO"/>
         </w:rPr>
       </w:pPr>
-      <w:bookmarkStart w:id="9" w:name="_Toc179219200"/>
+      <w:bookmarkStart w:id="9" w:name="_Toc179628536"/>
       <w:r>
         <w:rPr>
           <w:rFonts w:cs="Arial"/>
@@ -5976,7 +6606,7 @@
           <w:lang w:val="es-CO"/>
         </w:rPr>
       </w:pPr>
-      <w:bookmarkStart w:id="10" w:name="_Toc179219201"/>
+      <w:bookmarkStart w:id="10" w:name="_Toc179628537"/>
       <w:r>
         <w:rPr>
           <w:rFonts w:cs="Arial"/>
@@ -6332,7 +6962,7 @@
           <w:lang w:val="es-CO"/>
         </w:rPr>
       </w:pPr>
-      <w:bookmarkStart w:id="11" w:name="_Toc179219202"/>
+      <w:bookmarkStart w:id="11" w:name="_Toc179628538"/>
       <w:r>
         <w:rPr>
           <w:rFonts w:cs="Arial"/>
@@ -6629,7 +7259,7 @@
           <w:lang w:val="es-CO"/>
         </w:rPr>
       </w:pPr>
-      <w:bookmarkStart w:id="12" w:name="_Toc179219203"/>
+      <w:bookmarkStart w:id="12" w:name="_Toc179628539"/>
       <w:r>
         <w:rPr>
           <w:rFonts w:cs="Arial"/>
@@ -6678,7 +7308,7 @@
           <w:lang w:val="es-CO"/>
         </w:rPr>
       </w:pPr>
-      <w:bookmarkStart w:id="13" w:name="_Toc179219204"/>
+      <w:bookmarkStart w:id="13" w:name="_Toc179628540"/>
       <w:r>
         <w:rPr>
           <w:lang w:val="es-CO"/>
@@ -6710,7 +7340,7 @@
           <w:lang w:val="es-CO"/>
         </w:rPr>
       </w:pPr>
-      <w:bookmarkStart w:id="14" w:name="_Toc179219205"/>
+      <w:bookmarkStart w:id="14" w:name="_Toc179628541"/>
       <w:r>
         <w:rPr>
           <w:rFonts w:cs="Arial"/>
@@ -6766,7 +7396,7 @@
           <w:lang w:val="es-CO"/>
         </w:rPr>
       </w:pPr>
-      <w:bookmarkStart w:id="15" w:name="_Toc179219206"/>
+      <w:bookmarkStart w:id="15" w:name="_Toc179628542"/>
       <w:r>
         <w:rPr>
           <w:rFonts w:cs="Arial"/>
@@ -6936,7 +7566,7 @@
           <w:lang w:val="es-CO"/>
         </w:rPr>
       </w:pPr>
-      <w:bookmarkStart w:id="16" w:name="_Toc179219207"/>
+      <w:bookmarkStart w:id="16" w:name="_Toc179628543"/>
       <w:r>
         <w:rPr>
           <w:rFonts w:cs="Arial"/>
@@ -7020,7 +7650,7 @@
           <w:lang w:val="es-CO"/>
         </w:rPr>
       </w:pPr>
-      <w:bookmarkStart w:id="17" w:name="_Toc179219208"/>
+      <w:bookmarkStart w:id="17" w:name="_Toc179628544"/>
       <w:r>
         <w:rPr>
           <w:rFonts w:cs="Arial"/>
@@ -7156,7 +7786,7 @@
           <w:lang w:val="es-CO"/>
         </w:rPr>
       </w:pPr>
-      <w:bookmarkStart w:id="18" w:name="_Toc179219209"/>
+      <w:bookmarkStart w:id="18" w:name="_Toc179628545"/>
       <w:r>
         <w:rPr>
           <w:rFonts w:cs="Arial"/>
@@ -7251,7 +7881,7 @@
           <w:lang w:val="es-CO"/>
         </w:rPr>
       </w:pPr>
-      <w:bookmarkStart w:id="19" w:name="_Toc179219210"/>
+      <w:bookmarkStart w:id="19" w:name="_Toc179628546"/>
       <w:r>
         <w:rPr>
           <w:rFonts w:cs="Arial"/>
@@ -7575,7 +8205,7 @@
           <w:numId w:val="1"/>
         </w:numPr>
       </w:pPr>
-      <w:bookmarkStart w:id="20" w:name="_Toc179219211"/>
+      <w:bookmarkStart w:id="20" w:name="_Toc179628547"/>
       <w:r>
         <w:rPr>
           <w:lang w:val="es-419"/>
@@ -7617,7 +8247,7 @@
           <w:szCs w:val="24"/>
         </w:rPr>
       </w:pPr>
-      <w:bookmarkStart w:id="21" w:name="_Toc179219212"/>
+      <w:bookmarkStart w:id="21" w:name="_Toc179628548"/>
       <w:r>
         <w:rPr>
           <w:rFonts w:cs="Arial"/>
@@ -7834,7 +8464,7 @@
           <w:lang w:val="es-ES"/>
         </w:rPr>
       </w:pPr>
-      <w:bookmarkStart w:id="22" w:name="_Toc179219213"/>
+      <w:bookmarkStart w:id="22" w:name="_Toc179628549"/>
       <w:r>
         <w:rPr>
           <w:rFonts w:cs="Arial"/>
@@ -8047,7 +8677,7 @@
           <w:lang w:val="es-ES"/>
         </w:rPr>
       </w:pPr>
-      <w:bookmarkStart w:id="23" w:name="_Toc179219214"/>
+      <w:bookmarkStart w:id="23" w:name="_Toc179628550"/>
       <w:r>
         <w:rPr>
           <w:rFonts w:cs="Arial"/>
@@ -8151,7 +8781,7 @@
           <w:lang w:val="es-ES"/>
         </w:rPr>
       </w:pPr>
-      <w:bookmarkStart w:id="24" w:name="_Toc179219215"/>
+      <w:bookmarkStart w:id="24" w:name="_Toc179628551"/>
       <w:r>
         <w:rPr>
           <w:rFonts w:cs="Arial"/>
@@ -8232,7 +8862,7 @@
           <w14:ligatures w14:val="standardContextual"/>
         </w:rPr>
       </w:pPr>
-      <w:bookmarkStart w:id="25" w:name="_Toc179219216"/>
+      <w:bookmarkStart w:id="25" w:name="_Toc179628552"/>
       <w:r>
         <w:rPr>
           <w:lang w:val="es-ES"/>
@@ -8254,7 +8884,7 @@
           <w:lang w:val="es-ES"/>
         </w:rPr>
       </w:pPr>
-      <w:bookmarkStart w:id="26" w:name="_Toc179219217"/>
+      <w:bookmarkStart w:id="26" w:name="_Toc179628553"/>
       <w:r>
         <w:rPr>
           <w:lang w:val="es-ES"/>
@@ -8534,7 +9164,7 @@
           <w:lang w:val="es-CO"/>
         </w:rPr>
       </w:pPr>
-      <w:bookmarkStart w:id="27" w:name="_Toc179219218"/>
+      <w:bookmarkStart w:id="27" w:name="_Toc179628554"/>
       <w:r>
         <w:rPr>
           <w:lang w:val="es-ES"/>
@@ -8742,7 +9372,7 @@
           <w:lang w:val="es-CO"/>
         </w:rPr>
       </w:pPr>
-      <w:bookmarkStart w:id="28" w:name="_Toc179219219"/>
+      <w:bookmarkStart w:id="28" w:name="_Toc179628555"/>
       <w:r>
         <w:rPr>
           <w:lang w:val="es-CO"/>
@@ -12760,7 +13390,7 @@
           <w:lang w:val="es-CO"/>
         </w:rPr>
       </w:pPr>
-      <w:bookmarkStart w:id="29" w:name="_Toc179219220"/>
+      <w:bookmarkStart w:id="29" w:name="_Toc179628556"/>
       <w:r>
         <w:rPr>
           <w:rFonts w:cs="Arial"/>
@@ -12797,7 +13427,7 @@
           <w:lang w:val="es-CO"/>
         </w:rPr>
       </w:pPr>
-      <w:bookmarkStart w:id="30" w:name="_Toc179219221"/>
+      <w:bookmarkStart w:id="30" w:name="_Toc179628557"/>
       <w:r>
         <w:rPr>
           <w:rFonts w:cs="Arial"/>
@@ -13483,7 +14113,7 @@
           <w:lang w:val="es-CO"/>
         </w:rPr>
       </w:pPr>
-      <w:bookmarkStart w:id="31" w:name="_Toc179219222"/>
+      <w:bookmarkStart w:id="31" w:name="_Toc179628558"/>
       <w:r>
         <w:rPr>
           <w:rFonts w:cs="Arial"/>
@@ -14037,7 +14667,7 @@
           <w:lang w:val="es-CO"/>
         </w:rPr>
       </w:pPr>
-      <w:bookmarkStart w:id="32" w:name="_Toc179219223"/>
+      <w:bookmarkStart w:id="32" w:name="_Toc179628559"/>
       <w:r>
         <w:rPr>
           <w:rFonts w:cs="Arial"/>
@@ -14342,7 +14972,7 @@
           <w:lang w:val="es-CO"/>
         </w:rPr>
       </w:pPr>
-      <w:bookmarkStart w:id="33" w:name="_Toc179219224"/>
+      <w:bookmarkStart w:id="33" w:name="_Toc179628560"/>
       <w:r>
         <w:rPr>
           <w:rFonts w:cs="Arial"/>
@@ -14680,7 +15310,7 @@
           <w:lang w:val="es-CO"/>
         </w:rPr>
       </w:pPr>
-      <w:bookmarkStart w:id="34" w:name="_Toc179219225"/>
+      <w:bookmarkStart w:id="34" w:name="_Toc179628561"/>
       <w:r>
         <w:rPr>
           <w:rFonts w:cs="Arial"/>
@@ -18411,7 +19041,7 @@
           <w:lang w:val="es-CO"/>
         </w:rPr>
       </w:pPr>
-      <w:bookmarkStart w:id="35" w:name="_Toc179219226"/>
+      <w:bookmarkStart w:id="35" w:name="_Toc179628562"/>
       <w:r>
         <w:rPr>
           <w:rFonts w:cs="Arial"/>
@@ -18761,7 +19391,7 @@
           <w:lang w:val="es-CO"/>
         </w:rPr>
       </w:pPr>
-      <w:bookmarkStart w:id="36" w:name="_Toc179219227"/>
+      <w:bookmarkStart w:id="36" w:name="_Toc179628563"/>
       <w:r>
         <w:rPr>
           <w:rFonts w:cs="Arial"/>
@@ -19327,7 +19957,7 @@
           <w:lang w:val="es-CO"/>
         </w:rPr>
       </w:pPr>
-      <w:bookmarkStart w:id="37" w:name="_Toc179219228"/>
+      <w:bookmarkStart w:id="37" w:name="_Toc179628564"/>
       <w:r>
         <w:rPr>
           <w:rFonts w:cs="Arial"/>
@@ -19965,7 +20595,7 @@
           <w:lang w:val="es-CO"/>
         </w:rPr>
       </w:pPr>
-      <w:bookmarkStart w:id="38" w:name="_Toc179219229"/>
+      <w:bookmarkStart w:id="38" w:name="_Toc179628565"/>
       <w:r>
         <w:rPr>
           <w:rFonts w:cs="Arial"/>
@@ -20348,7 +20978,7 @@
           <w:lang w:val="es-CO"/>
         </w:rPr>
       </w:pPr>
-      <w:bookmarkStart w:id="39" w:name="_Toc179219230"/>
+      <w:bookmarkStart w:id="39" w:name="_Toc179628566"/>
       <w:r>
         <w:rPr>
           <w:rFonts w:cs="Arial"/>
@@ -21043,7 +21673,7 @@
           <w:numId w:val="1"/>
         </w:numPr>
       </w:pPr>
-      <w:bookmarkStart w:id="40" w:name="_Toc179219231"/>
+      <w:bookmarkStart w:id="40" w:name="_Toc179628567"/>
       <w:bookmarkEnd w:id="0"/>
       <w:r>
         <w:t>Diagramas</w:t>
@@ -21055,7 +21685,7 @@
         <w:pStyle w:val="Ttulo2"/>
         <w:ind w:firstLine="360"/>
       </w:pPr>
-      <w:bookmarkStart w:id="41" w:name="_Toc179219232"/>
+      <w:bookmarkStart w:id="41" w:name="_Toc179628568"/>
       <w:r>
         <w:t xml:space="preserve">6.1. </w:t>
       </w:r>
@@ -21185,7 +21815,7 @@
           <w:numId w:val="38"/>
         </w:numPr>
       </w:pPr>
-      <w:bookmarkStart w:id="42" w:name="_Toc179219233"/>
+      <w:bookmarkStart w:id="42" w:name="_Toc179628569"/>
       <w:r>
         <w:t>Diagrama de</w:t>
       </w:r>
@@ -21212,10 +21842,10 @@
           <w:noProof/>
         </w:rPr>
         <w:drawing>
-          <wp:inline distT="0" distB="0" distL="0" distR="0" wp14:anchorId="5DDDE011" wp14:editId="4B9C1BB3">
-            <wp:extent cx="4314825" cy="3507809"/>
+          <wp:inline distT="0" distB="0" distL="0" distR="0" wp14:anchorId="36F19FFD" wp14:editId="1A8106A2">
+            <wp:extent cx="4560124" cy="3544183"/>
             <wp:effectExtent l="0" t="0" r="0" b="0"/>
-            <wp:docPr id="35189434" name="Imagen 1" descr="Diagrama&#10;&#10;Descripción generada automáticamente"/>
+            <wp:docPr id="1853228931" name="Imagen 2" descr="Diagrama, Esquemático&#10;&#10;Descripción generada automáticamente"/>
             <wp:cNvGraphicFramePr>
               <a:graphicFrameLocks xmlns:a="http://schemas.openxmlformats.org/drawingml/2006/main" noChangeAspect="1"/>
             </wp:cNvGraphicFramePr>
@@ -21223,7 +21853,7 @@
               <a:graphicData uri="http://schemas.openxmlformats.org/drawingml/2006/picture">
                 <pic:pic xmlns:pic="http://schemas.openxmlformats.org/drawingml/2006/picture">
                   <pic:nvPicPr>
-                    <pic:cNvPr id="35189434" name="Imagen 1" descr="Diagrama&#10;&#10;Descripción generada automáticamente"/>
+                    <pic:cNvPr id="1853228931" name="Imagen 2" descr="Diagrama, Esquemático&#10;&#10;Descripción generada automáticamente"/>
                     <pic:cNvPicPr>
                       <a:picLocks noChangeAspect="1" noChangeArrowheads="1"/>
                     </pic:cNvPicPr>
@@ -21244,7 +21874,7 @@
                   <pic:spPr bwMode="auto">
                     <a:xfrm>
                       <a:off x="0" y="0"/>
-                      <a:ext cx="4327115" cy="3517800"/>
+                      <a:ext cx="4578964" cy="3558826"/>
                     </a:xfrm>
                     <a:prstGeom prst="rect">
                       <a:avLst/>
@@ -21301,7 +21931,7 @@
           <w:numId w:val="38"/>
         </w:numPr>
       </w:pPr>
-      <w:bookmarkStart w:id="43" w:name="_Toc179219234"/>
+      <w:bookmarkStart w:id="43" w:name="_Toc179628570"/>
       <w:r>
         <w:lastRenderedPageBreak/>
         <w:t>Diagrama Entidad-Relación.</w:t>
@@ -21425,7 +22055,7 @@
         <w:pStyle w:val="Ttulo1"/>
         <w:jc w:val="left"/>
       </w:pPr>
-      <w:bookmarkStart w:id="44" w:name="_Toc179219235"/>
+      <w:bookmarkStart w:id="44" w:name="_Toc179628571"/>
       <w:r>
         <w:t>7. Mockup</w:t>
       </w:r>
@@ -21435,7 +22065,7 @@
       <w:pPr>
         <w:pStyle w:val="Ttulo2"/>
       </w:pPr>
-      <w:bookmarkStart w:id="45" w:name="_Toc179219236"/>
+      <w:bookmarkStart w:id="45" w:name="_Toc179628572"/>
       <w:r>
         <w:t>7.1</w:t>
       </w:r>
@@ -21574,7 +22204,7 @@
       <w:pPr>
         <w:pStyle w:val="Ttulo2"/>
       </w:pPr>
-      <w:bookmarkStart w:id="46" w:name="_Toc179219237"/>
+      <w:bookmarkStart w:id="46" w:name="_Toc179628573"/>
       <w:r>
         <w:t>7.2</w:t>
       </w:r>
@@ -21714,7 +22344,7 @@
       <w:pPr>
         <w:pStyle w:val="Ttulo2"/>
       </w:pPr>
-      <w:bookmarkStart w:id="47" w:name="_Toc179219238"/>
+      <w:bookmarkStart w:id="47" w:name="_Toc179628574"/>
       <w:r>
         <w:lastRenderedPageBreak/>
         <w:t>7.3</w:t>
@@ -21851,7 +22481,7 @@
       <w:pPr>
         <w:pStyle w:val="Ttulo2"/>
       </w:pPr>
-      <w:bookmarkStart w:id="48" w:name="_Toc179219239"/>
+      <w:bookmarkStart w:id="48" w:name="_Toc179628575"/>
       <w:r>
         <w:t>7.4</w:t>
       </w:r>
@@ -21987,7 +22617,7 @@
       <w:pPr>
         <w:pStyle w:val="Ttulo2"/>
       </w:pPr>
-      <w:bookmarkStart w:id="49" w:name="_Toc179219240"/>
+      <w:bookmarkStart w:id="49" w:name="_Toc179628576"/>
       <w:r>
         <w:t>7.5</w:t>
       </w:r>
@@ -22123,7 +22753,7 @@
       <w:pPr>
         <w:pStyle w:val="Ttulo2"/>
       </w:pPr>
-      <w:bookmarkStart w:id="50" w:name="_Toc179219241"/>
+      <w:bookmarkStart w:id="50" w:name="_Toc179628577"/>
       <w:r>
         <w:lastRenderedPageBreak/>
         <w:t>7.6</w:t>
@@ -22265,7 +22895,7 @@
       <w:pPr>
         <w:pStyle w:val="Ttulo2"/>
       </w:pPr>
-      <w:bookmarkStart w:id="51" w:name="_Toc179219242"/>
+      <w:bookmarkStart w:id="51" w:name="_Toc179628578"/>
       <w:r>
         <w:t>7.7</w:t>
       </w:r>
@@ -22407,7 +23037,7 @@
       <w:pPr>
         <w:pStyle w:val="Ttulo2"/>
       </w:pPr>
-      <w:bookmarkStart w:id="52" w:name="_Toc179219243"/>
+      <w:bookmarkStart w:id="52" w:name="_Toc179628579"/>
       <w:r>
         <w:t>7.8</w:t>
       </w:r>
@@ -22554,9 +23184,15 @@
     <w:p>
       <w:pPr>
         <w:pStyle w:val="Ttulo2"/>
-      </w:pPr>
-      <w:bookmarkStart w:id="53" w:name="_Toc179219244"/>
-      <w:r>
+        <w:rPr>
+          <w:lang w:val="es-ES"/>
+        </w:rPr>
+      </w:pPr>
+      <w:bookmarkStart w:id="53" w:name="_Toc179628580"/>
+      <w:r>
+        <w:rPr>
+          <w:lang w:val="es-ES"/>
+        </w:rPr>
         <w:lastRenderedPageBreak/>
         <w:t>7.9</w:t>
       </w:r>
@@ -22685,7 +23321,7 @@
       <w:pPr>
         <w:pStyle w:val="Ttulo2"/>
       </w:pPr>
-      <w:bookmarkStart w:id="54" w:name="_Toc179219245"/>
+      <w:bookmarkStart w:id="54" w:name="_Toc179628581"/>
       <w:r>
         <w:t>7.10</w:t>
       </w:r>
@@ -22826,7 +23462,7 @@
       <w:pPr>
         <w:pStyle w:val="Ttulo2"/>
       </w:pPr>
-      <w:bookmarkStart w:id="55" w:name="_Toc179219246"/>
+      <w:bookmarkStart w:id="55" w:name="_Toc179628582"/>
       <w:r>
         <w:t>7.11</w:t>
       </w:r>
@@ -22959,16 +23595,7 @@
             <w:i w:val="0"/>
             <w:iCs w:val="0"/>
           </w:rPr>
-          <w:t xml:space="preserve"> Editar tarea (bot</w:t>
-        </w:r>
-        <w:r>
-          <w:rPr>
-            <w:rStyle w:val="Hipervnculo"/>
-            <w:rFonts w:ascii="Arial" w:hAnsi="Arial" w:cs="Arial"/>
-            <w:i w:val="0"/>
-            <w:iCs w:val="0"/>
-          </w:rPr>
-          <w:t>ón)</w:t>
+          <w:t xml:space="preserve"> Editar tarea (botón)</w:t>
         </w:r>
       </w:hyperlink>
     </w:p>
@@ -22976,9 +23603,14 @@
       <w:pPr>
         <w:pStyle w:val="Ttulo2"/>
       </w:pPr>
+      <w:bookmarkStart w:id="56" w:name="_Toc179628583"/>
       <w:r>
         <w:lastRenderedPageBreak/>
-        <w:t xml:space="preserve">7.12 </w:t>
+        <w:t>7.12</w:t>
+      </w:r>
+      <w:bookmarkEnd w:id="56"/>
+      <w:r>
+        <w:t xml:space="preserve"> </w:t>
       </w:r>
     </w:p>
     <w:p>
@@ -23116,9 +23748,11 @@
       <w:pPr>
         <w:pStyle w:val="Ttulo2"/>
       </w:pPr>
+      <w:bookmarkStart w:id="57" w:name="_Toc179628584"/>
       <w:r>
         <w:t>7.13</w:t>
       </w:r>
+      <w:bookmarkEnd w:id="57"/>
     </w:p>
     <w:p>
       <w:pPr>
@@ -23243,9 +23877,11 @@
       <w:pPr>
         <w:pStyle w:val="Ttulo2"/>
       </w:pPr>
+      <w:bookmarkStart w:id="58" w:name="_Toc179628585"/>
       <w:r>
         <w:t>7.14</w:t>
       </w:r>
+      <w:bookmarkEnd w:id="58"/>
     </w:p>
     <w:p>
       <w:pPr>
@@ -23370,10 +24006,12 @@
       <w:pPr>
         <w:pStyle w:val="Ttulo2"/>
       </w:pPr>
+      <w:bookmarkStart w:id="59" w:name="_Toc179628586"/>
       <w:r>
         <w:lastRenderedPageBreak/>
         <w:t>7.15</w:t>
       </w:r>
+      <w:bookmarkEnd w:id="59"/>
     </w:p>
     <w:p>
       <w:pPr>
@@ -23510,9 +24148,11 @@
       <w:pPr>
         <w:pStyle w:val="Ttulo2"/>
       </w:pPr>
+      <w:bookmarkStart w:id="60" w:name="_Toc179628587"/>
       <w:r>
         <w:t>7.16</w:t>
       </w:r>
+      <w:bookmarkEnd w:id="60"/>
     </w:p>
     <w:p>
       <w:pPr>
@@ -23637,9 +24277,11 @@
       <w:pPr>
         <w:pStyle w:val="Ttulo2"/>
       </w:pPr>
+      <w:bookmarkStart w:id="61" w:name="_Toc179628588"/>
       <w:r>
         <w:t>7.17</w:t>
       </w:r>
+      <w:bookmarkEnd w:id="61"/>
     </w:p>
     <w:p>
       <w:pPr>
@@ -23650,10 +24292,10 @@
           <w:noProof/>
         </w:rPr>
         <w:drawing>
-          <wp:inline distT="0" distB="0" distL="0" distR="0" wp14:anchorId="5D0DE1EE" wp14:editId="284F582E">
-            <wp:extent cx="3726858" cy="2062887"/>
-            <wp:effectExtent l="0" t="0" r="6985" b="0"/>
-            <wp:docPr id="608364970" name="Imagen 20" descr="Interfaz de usuario gráfica, Texto, Aplicación&#10;&#10;Descripción generada automáticamente"/>
+          <wp:inline distT="0" distB="0" distL="0" distR="0" wp14:anchorId="45022E75" wp14:editId="2993E4B2">
+            <wp:extent cx="3823854" cy="1334083"/>
+            <wp:effectExtent l="0" t="0" r="5715" b="0"/>
+            <wp:docPr id="167337486" name="Imagen 3" descr="Interfaz de usuario gráfica, Texto&#10;&#10;Descripción generada automáticamente"/>
             <wp:cNvGraphicFramePr>
               <a:graphicFrameLocks xmlns:a="http://schemas.openxmlformats.org/drawingml/2006/main" noChangeAspect="1"/>
             </wp:cNvGraphicFramePr>
@@ -23661,7 +24303,7 @@
               <a:graphicData uri="http://schemas.openxmlformats.org/drawingml/2006/picture">
                 <pic:pic xmlns:pic="http://schemas.openxmlformats.org/drawingml/2006/picture">
                   <pic:nvPicPr>
-                    <pic:cNvPr id="608364970" name="Imagen 20" descr="Interfaz de usuario gráfica, Texto, Aplicación&#10;&#10;Descripción generada automáticamente"/>
+                    <pic:cNvPr id="167337486" name="Imagen 3" descr="Interfaz de usuario gráfica, Texto&#10;&#10;Descripción generada automáticamente"/>
                     <pic:cNvPicPr>
                       <a:picLocks noChangeAspect="1" noChangeArrowheads="1"/>
                     </pic:cNvPicPr>
@@ -23682,7 +24324,7 @@
                   <pic:spPr bwMode="auto">
                     <a:xfrm>
                       <a:off x="0" y="0"/>
-                      <a:ext cx="3741473" cy="2070977"/>
+                      <a:ext cx="3849579" cy="1343058"/>
                     </a:xfrm>
                     <a:prstGeom prst="rect">
                       <a:avLst/>
@@ -23777,10 +24419,12 @@
       <w:pPr>
         <w:pStyle w:val="Ttulo2"/>
       </w:pPr>
+      <w:bookmarkStart w:id="62" w:name="_Toc179628589"/>
       <w:r>
         <w:lastRenderedPageBreak/>
         <w:t>7.18</w:t>
       </w:r>
+      <w:bookmarkEnd w:id="62"/>
     </w:p>
     <w:p>
       <w:pPr>
@@ -23917,9 +24561,11 @@
       <w:pPr>
         <w:pStyle w:val="Ttulo2"/>
       </w:pPr>
+      <w:bookmarkStart w:id="63" w:name="_Toc179628590"/>
       <w:r>
         <w:t>7.20</w:t>
       </w:r>
+      <w:bookmarkEnd w:id="63"/>
     </w:p>
     <w:p>
       <w:pPr>
@@ -24056,9 +24702,11 @@
       <w:pPr>
         <w:pStyle w:val="Ttulo2"/>
       </w:pPr>
+      <w:bookmarkStart w:id="64" w:name="_Toc179628591"/>
       <w:r>
         <w:t>7.21</w:t>
       </w:r>
+      <w:bookmarkEnd w:id="64"/>
     </w:p>
     <w:p>
       <w:pPr>
@@ -24198,14 +24846,14 @@
           <w:lang w:val="es-ES"/>
         </w:rPr>
       </w:pPr>
-      <w:bookmarkStart w:id="56" w:name="_Toc179219247"/>
+      <w:bookmarkStart w:id="65" w:name="_Toc179628592"/>
       <w:r>
         <w:rPr>
           <w:lang w:val="es-ES"/>
         </w:rPr>
         <w:t>8. Historias de usuario</w:t>
       </w:r>
-      <w:bookmarkEnd w:id="56"/>
+      <w:bookmarkEnd w:id="65"/>
       <w:r>
         <w:rPr>
           <w:lang w:val="es-ES"/>
@@ -26348,10 +26996,10 @@
                 <w:noProof/>
               </w:rPr>
               <w:drawing>
-                <wp:inline distT="0" distB="0" distL="0" distR="0" wp14:anchorId="5B80F073" wp14:editId="3D7F5DC8">
-                  <wp:extent cx="2969581" cy="1744980"/>
-                  <wp:effectExtent l="0" t="0" r="2540" b="7620"/>
-                  <wp:docPr id="8903551" name="Imagen 1" descr="Interfaz de usuario gráfica, Texto, Aplicación&#10;&#10;Descripción generada automáticamente"/>
+                <wp:inline distT="0" distB="0" distL="0" distR="0" wp14:anchorId="7B2134EF" wp14:editId="48CA7897">
+                  <wp:extent cx="3455670" cy="1175657"/>
+                  <wp:effectExtent l="0" t="0" r="0" b="5715"/>
+                  <wp:docPr id="312293558" name="Imagen 4"/>
                   <wp:cNvGraphicFramePr>
                     <a:graphicFrameLocks xmlns:a="http://schemas.openxmlformats.org/drawingml/2006/main" noChangeAspect="1"/>
                   </wp:cNvGraphicFramePr>
@@ -26359,23 +27007,36 @@
                     <a:graphicData uri="http://schemas.openxmlformats.org/drawingml/2006/picture">
                       <pic:pic xmlns:pic="http://schemas.openxmlformats.org/drawingml/2006/picture">
                         <pic:nvPicPr>
-                          <pic:cNvPr id="8903551" name="Imagen 1" descr="Interfaz de usuario gráfica, Texto, Aplicación&#10;&#10;Descripción generada automáticamente"/>
-                          <pic:cNvPicPr/>
+                          <pic:cNvPr id="0" name="Picture 10"/>
+                          <pic:cNvPicPr>
+                            <a:picLocks noChangeAspect="1" noChangeArrowheads="1"/>
+                          </pic:cNvPicPr>
                         </pic:nvPicPr>
                         <pic:blipFill>
-                          <a:blip r:embed="rId68"/>
+                          <a:blip r:embed="rId50">
+                            <a:extLst>
+                              <a:ext uri="{28A0092B-C50C-407E-A947-70E740481C1C}">
+                                <a14:useLocalDpi xmlns:a14="http://schemas.microsoft.com/office/drawing/2010/main" val="0"/>
+                              </a:ext>
+                            </a:extLst>
+                          </a:blip>
+                          <a:srcRect/>
                           <a:stretch>
                             <a:fillRect/>
                           </a:stretch>
                         </pic:blipFill>
-                        <pic:spPr>
+                        <pic:spPr bwMode="auto">
                           <a:xfrm>
                             <a:off x="0" y="0"/>
-                            <a:ext cx="3012678" cy="1770304"/>
+                            <a:ext cx="3487202" cy="1186384"/>
                           </a:xfrm>
                           <a:prstGeom prst="rect">
                             <a:avLst/>
                           </a:prstGeom>
+                          <a:noFill/>
+                          <a:ln>
+                            <a:noFill/>
+                          </a:ln>
                         </pic:spPr>
                       </pic:pic>
                     </a:graphicData>
@@ -26639,7 +27300,7 @@
                           <pic:cNvPicPr/>
                         </pic:nvPicPr>
                         <pic:blipFill>
-                          <a:blip r:embed="rId69"/>
+                          <a:blip r:embed="rId68"/>
                           <a:stretch>
                             <a:fillRect/>
                           </a:stretch>
@@ -26903,7 +27564,7 @@
                           <pic:cNvPicPr/>
                         </pic:nvPicPr>
                         <pic:blipFill>
-                          <a:blip r:embed="rId70"/>
+                          <a:blip r:embed="rId69"/>
                           <a:stretch>
                             <a:fillRect/>
                           </a:stretch>
@@ -27180,7 +27841,7 @@
                           <pic:cNvPicPr/>
                         </pic:nvPicPr>
                         <pic:blipFill>
-                          <a:blip r:embed="rId71"/>
+                          <a:blip r:embed="rId70"/>
                           <a:stretch>
                             <a:fillRect/>
                           </a:stretch>
@@ -27756,7 +28417,7 @@
                           <pic:cNvPicPr/>
                         </pic:nvPicPr>
                         <pic:blipFill>
-                          <a:blip r:embed="rId71"/>
+                          <a:blip r:embed="rId70"/>
                           <a:stretch>
                             <a:fillRect/>
                           </a:stretch>
@@ -27833,12 +28494,12 @@
       <w:pPr>
         <w:pStyle w:val="Ttulo1"/>
       </w:pPr>
-      <w:bookmarkStart w:id="57" w:name="_Toc179219248"/>
+      <w:bookmarkStart w:id="66" w:name="_Toc179628593"/>
       <w:r>
         <w:lastRenderedPageBreak/>
         <w:t>9. Conclusiones</w:t>
       </w:r>
-      <w:bookmarkEnd w:id="57"/>
+      <w:bookmarkEnd w:id="66"/>
     </w:p>
     <w:p>
       <w:pPr>
@@ -27988,7 +28649,7 @@
       </w:r>
     </w:p>
     <w:sectPr>
-      <w:headerReference w:type="default" r:id="rId72"/>
+      <w:headerReference w:type="default" r:id="rId71"/>
       <w:pgSz w:w="12240" w:h="15840"/>
       <w:pgMar w:top="1417" w:right="1701" w:bottom="1417" w:left="1701" w:header="708" w:footer="708" w:gutter="0"/>
       <w:cols w:space="708"/>
